--- a/Расчёт параметров цепи.docx
+++ b/Расчёт параметров цепи.docx
@@ -670,7 +670,6 @@
             </m:r>
           </m:e>
           <m:sub>
-            <w:proofErr w:type="gramStart"/>
             <m:r>
               <w:rPr>
                 <w:rFonts w:ascii="Cambria Math" w:hAnsi="Cambria Math"/>
@@ -679,7 +678,6 @@
               </w:rPr>
               <m:t>р</m:t>
             </m:r>
-            <w:proofErr w:type="gramEnd"/>
           </m:sub>
         </m:sSub>
         <m:r>
@@ -688,15 +686,7 @@
             <w:sz w:val="28"/>
             <w:szCs w:val="28"/>
           </w:rPr>
-          <m:t>=</m:t>
-        </m:r>
-        <m:r>
-          <w:rPr>
-            <w:rFonts w:ascii="Cambria Math" w:hAnsi="Cambria Math"/>
-            <w:sz w:val="28"/>
-            <w:szCs w:val="28"/>
-          </w:rPr>
-          <m:t>434</m:t>
+          <m:t>=434</m:t>
         </m:r>
         <m:r>
           <m:rPr>
@@ -1719,7 +1709,6 @@
             </m:r>
           </m:e>
           <m:sub>
-            <w:proofErr w:type="spellStart"/>
             <m:r>
               <m:rPr>
                 <m:nor/>
@@ -1730,7 +1719,6 @@
               </w:rPr>
               <m:t>кор</m:t>
             </m:r>
-            <w:proofErr w:type="spellEnd"/>
           </m:sub>
         </m:sSub>
         <m:r>
@@ -1773,7 +1761,6 @@
                 </m:ctrlPr>
               </m:sSubPr>
               <m:e>
-                <w:proofErr w:type="spellStart"/>
                 <m:r>
                   <m:rPr>
                     <m:nor/>
@@ -1784,7 +1771,6 @@
                   </w:rPr>
                   <m:t>r</m:t>
                 </m:r>
-                <w:proofErr w:type="spellEnd"/>
               </m:e>
               <m:sub>
                 <m:r>
@@ -1895,7 +1881,6 @@
                                 </m:ctrlPr>
                               </m:sSubPr>
                               <m:e>
-                                <w:proofErr w:type="spellStart"/>
                                 <m:r>
                                   <m:rPr>
                                     <m:nor/>
@@ -1906,10 +1891,8 @@
                                   </w:rPr>
                                   <m:t>f</m:t>
                                 </m:r>
-                                <w:proofErr w:type="spellEnd"/>
                               </m:e>
                               <m:sub>
-                                <w:proofErr w:type="spellStart"/>
                                 <m:r>
                                   <m:rPr>
                                     <m:nor/>
@@ -1920,7 +1903,6 @@
                                   </w:rPr>
                                   <m:t>р</m:t>
                                 </m:r>
-                                <w:proofErr w:type="spellEnd"/>
                               </m:sub>
                             </m:sSub>
                           </m:num>
@@ -1935,7 +1917,6 @@
                                 </m:ctrlPr>
                               </m:sSubPr>
                               <m:e>
-                                <w:proofErr w:type="spellStart"/>
                                 <m:r>
                                   <m:rPr>
                                     <m:nor/>
@@ -1946,7 +1927,6 @@
                                   </w:rPr>
                                   <m:t>f</m:t>
                                 </m:r>
-                                <w:proofErr w:type="spellEnd"/>
                               </m:e>
                               <m:sub>
                                 <m:r>
@@ -2107,17 +2087,7 @@
                                 <w:sz w:val="28"/>
                                 <w:szCs w:val="28"/>
                               </w:rPr>
-                              <m:t>433</m:t>
-                            </m:r>
-                            <m:r>
-                              <m:rPr>
-                                <m:nor/>
-                              </m:rPr>
-                              <w:rPr>
-                                <w:sz w:val="28"/>
-                                <w:szCs w:val="28"/>
-                              </w:rPr>
-                              <m:t>*</m:t>
+                              <m:t>433*</m:t>
                             </m:r>
                             <m:sSup>
                               <m:sSupPr>
@@ -2237,15 +2207,7 @@
             <w:sz w:val="28"/>
             <w:szCs w:val="28"/>
           </w:rPr>
-          <m:t>34</m:t>
-        </m:r>
-        <m:r>
-          <w:rPr>
-            <w:rFonts w:ascii="Cambria Math" w:hAnsi="Cambria Math"/>
-            <w:sz w:val="28"/>
-            <w:szCs w:val="28"/>
-          </w:rPr>
-          <m:t xml:space="preserve"> </m:t>
+          <m:t xml:space="preserve">34 </m:t>
         </m:r>
         <m:r>
           <m:rPr>
@@ -2309,7 +2271,6 @@
             </m:r>
           </m:e>
           <m:sub>
-            <w:proofErr w:type="spellStart"/>
             <m:r>
               <m:rPr>
                 <m:nor/>
@@ -2320,7 +2281,6 @@
               </w:rPr>
               <m:t>Сэ</m:t>
             </m:r>
-            <w:proofErr w:type="spellEnd"/>
           </m:sub>
         </m:sSub>
         <m:r>
@@ -2485,17 +2445,7 @@
                 <w:sz w:val="28"/>
                 <w:szCs w:val="28"/>
               </w:rPr>
-              <m:t>2*3.14*434,79</m:t>
-            </m:r>
-            <m:r>
-              <m:rPr>
-                <m:nor/>
-              </m:rPr>
-              <w:rPr>
-                <w:sz w:val="28"/>
-                <w:szCs w:val="28"/>
-              </w:rPr>
-              <m:t>*</m:t>
+              <m:t>2*3.14*434,79*</m:t>
             </m:r>
             <m:sSup>
               <m:sSupPr>
@@ -2593,15 +2543,7 @@
             <w:sz w:val="28"/>
             <w:szCs w:val="28"/>
           </w:rPr>
-          <m:t>122,</m:t>
-        </m:r>
-        <m:r>
-          <w:rPr>
-            <w:rFonts w:ascii="Cambria Math" w:hAnsi="Cambria Math"/>
-            <w:sz w:val="28"/>
-            <w:szCs w:val="28"/>
-          </w:rPr>
-          <m:t>02</m:t>
+          <m:t>122,02</m:t>
         </m:r>
         <m:r>
           <m:rPr>
@@ -2655,7 +2597,6 @@
             </m:r>
           </m:e>
           <m:sub>
-            <w:proofErr w:type="spellStart"/>
             <m:r>
               <m:rPr>
                 <m:nor/>
@@ -2666,7 +2607,6 @@
               </w:rPr>
               <m:t>кор</m:t>
             </m:r>
-            <w:proofErr w:type="spellEnd"/>
           </m:sub>
           <m:sup>
             <m:r>
@@ -2726,7 +2666,6 @@
                 </m:r>
               </m:e>
               <m:sub>
-                <w:proofErr w:type="spellStart"/>
                 <m:r>
                   <m:rPr>
                     <m:nor/>
@@ -2737,7 +2676,6 @@
                   </w:rPr>
                   <m:t>кор</m:t>
                 </m:r>
-                <w:proofErr w:type="spellEnd"/>
               </m:sub>
             </m:sSub>
             <m:r>
@@ -2774,7 +2712,6 @@
                 </m:r>
               </m:e>
               <m:sub>
-                <w:proofErr w:type="spellStart"/>
                 <m:r>
                   <m:rPr>
                     <m:nor/>
@@ -2785,7 +2722,6 @@
                   </w:rPr>
                   <m:t>Сэ</m:t>
                 </m:r>
-                <w:proofErr w:type="spellEnd"/>
               </m:sub>
             </m:sSub>
           </m:num>
@@ -2814,7 +2750,6 @@
                 </m:r>
               </m:e>
               <m:sub>
-                <w:proofErr w:type="spellStart"/>
                 <m:r>
                   <m:rPr>
                     <m:nor/>
@@ -2825,7 +2760,6 @@
                   </w:rPr>
                   <m:t>кор</m:t>
                 </m:r>
-                <w:proofErr w:type="spellEnd"/>
               </m:sub>
             </m:sSub>
             <m:r>
@@ -2862,7 +2796,6 @@
                 </m:r>
               </m:e>
               <m:sub>
-                <w:proofErr w:type="spellStart"/>
                 <m:r>
                   <m:rPr>
                     <m:nor/>
@@ -2873,7 +2806,6 @@
                   </w:rPr>
                   <m:t>Сэ</m:t>
                 </m:r>
-                <w:proofErr w:type="spellEnd"/>
               </m:sub>
             </m:sSub>
           </m:den>
@@ -2907,8 +2839,10 @@
                 <w:sz w:val="28"/>
                 <w:szCs w:val="28"/>
               </w:rPr>
-              <m:t>34</m:t>
-            </m:r>
+              <m:t>34*122,02</m:t>
+            </m:r>
+          </m:num>
+          <m:den>
             <m:r>
               <m:rPr>
                 <m:nor/>
@@ -2917,69 +2851,7 @@
                 <w:sz w:val="28"/>
                 <w:szCs w:val="28"/>
               </w:rPr>
-              <m:t>*</m:t>
-            </m:r>
-            <m:r>
-              <m:rPr>
-                <m:nor/>
-              </m:rPr>
-              <w:rPr>
-                <w:sz w:val="28"/>
-                <w:szCs w:val="28"/>
-              </w:rPr>
-              <m:t>122,</m:t>
-            </m:r>
-            <m:r>
-              <m:rPr>
-                <m:nor/>
-              </m:rPr>
-              <w:rPr>
-                <w:sz w:val="28"/>
-                <w:szCs w:val="28"/>
-              </w:rPr>
-              <m:t>02</m:t>
-            </m:r>
-          </m:num>
-          <m:den>
-            <m:r>
-              <m:rPr>
-                <m:nor/>
-              </m:rPr>
-              <w:rPr>
-                <w:sz w:val="28"/>
-                <w:szCs w:val="28"/>
-              </w:rPr>
-              <m:t>34</m:t>
-            </m:r>
-            <m:r>
-              <m:rPr>
-                <m:nor/>
-              </m:rPr>
-              <w:rPr>
-                <w:sz w:val="28"/>
-                <w:szCs w:val="28"/>
-              </w:rPr>
-              <m:t>+</m:t>
-            </m:r>
-            <m:r>
-              <m:rPr>
-                <m:nor/>
-              </m:rPr>
-              <w:rPr>
-                <w:sz w:val="28"/>
-                <w:szCs w:val="28"/>
-              </w:rPr>
-              <m:t>122,</m:t>
-            </m:r>
-            <m:r>
-              <m:rPr>
-                <m:nor/>
-              </m:rPr>
-              <w:rPr>
-                <w:sz w:val="28"/>
-                <w:szCs w:val="28"/>
-              </w:rPr>
-              <m:t>02</m:t>
+              <m:t>34+122,02</m:t>
             </m:r>
           </m:den>
         </m:f>
@@ -2991,17 +2863,7 @@
             <w:sz w:val="28"/>
             <w:szCs w:val="28"/>
           </w:rPr>
-          <m:t>=26,59</m:t>
-        </m:r>
-        <m:r>
-          <m:rPr>
-            <m:nor/>
-          </m:rPr>
-          <w:rPr>
-            <w:sz w:val="28"/>
-            <w:szCs w:val="28"/>
-          </w:rPr>
-          <m:t xml:space="preserve"> (Ом)</m:t>
+          <m:t>=26,59 (Ом)</m:t>
         </m:r>
       </m:oMath>
       <w:r>
@@ -3045,7 +2907,6 @@
             </m:r>
           </m:e>
           <m:sub>
-            <w:proofErr w:type="spellStart"/>
             <m:r>
               <m:rPr>
                 <m:nor/>
@@ -3056,7 +2917,6 @@
               </w:rPr>
               <m:t>кор</m:t>
             </m:r>
-            <w:proofErr w:type="spellEnd"/>
           </m:sub>
         </m:sSub>
         <m:r>
@@ -3147,7 +3007,6 @@
                 </m:r>
               </m:e>
               <m:sub>
-                <w:proofErr w:type="spellStart"/>
                 <m:r>
                   <m:rPr>
                     <m:nor/>
@@ -3158,7 +3017,6 @@
                   </w:rPr>
                   <m:t>р</m:t>
                 </m:r>
-                <w:proofErr w:type="spellEnd"/>
               </m:sub>
             </m:sSub>
             <m:r>
@@ -3195,7 +3053,6 @@
                 </m:r>
               </m:e>
               <m:sub>
-                <w:proofErr w:type="spellStart"/>
                 <m:r>
                   <m:rPr>
                     <m:nor/>
@@ -3206,7 +3063,6 @@
                   </w:rPr>
                   <m:t>кор</m:t>
                 </m:r>
-                <w:proofErr w:type="spellEnd"/>
               </m:sub>
             </m:sSub>
           </m:den>
@@ -3252,17 +3108,7 @@
                 <w:sz w:val="28"/>
                 <w:szCs w:val="28"/>
               </w:rPr>
-              <m:t>2*3.14*434,79</m:t>
-            </m:r>
-            <m:r>
-              <m:rPr>
-                <m:nor/>
-              </m:rPr>
-              <w:rPr>
-                <w:sz w:val="28"/>
-                <w:szCs w:val="28"/>
-              </w:rPr>
-              <m:t>*</m:t>
+              <m:t>2*3.14*434,79*</m:t>
             </m:r>
             <m:sSup>
               <m:sSupPr>
@@ -3307,17 +3153,7 @@
                 <w:sz w:val="28"/>
                 <w:szCs w:val="28"/>
               </w:rPr>
-              <m:t>*</m:t>
-            </m:r>
-            <m:r>
-              <m:rPr>
-                <m:nor/>
-              </m:rPr>
-              <w:rPr>
-                <w:sz w:val="28"/>
-                <w:szCs w:val="28"/>
-              </w:rPr>
-              <m:t>34</m:t>
+              <m:t>*34</m:t>
             </m:r>
           </m:den>
         </m:f>
@@ -3329,17 +3165,7 @@
             <w:sz w:val="28"/>
             <w:szCs w:val="28"/>
           </w:rPr>
-          <m:t>=0.1</m:t>
-        </m:r>
-        <m:r>
-          <m:rPr>
-            <m:nor/>
-          </m:rPr>
-          <w:rPr>
-            <w:sz w:val="28"/>
-            <w:szCs w:val="28"/>
-          </w:rPr>
-          <m:t xml:space="preserve"> (пФ)</m:t>
+          <m:t>=0.1 (пФ)</m:t>
         </m:r>
       </m:oMath>
       <w:r>
@@ -3486,7 +3312,6 @@
                 </m:r>
               </m:e>
               <m:sub>
-                <w:proofErr w:type="spellStart"/>
                 <m:r>
                   <m:rPr>
                     <m:nor/>
@@ -3497,7 +3322,6 @@
                   </w:rPr>
                   <m:t>кор</m:t>
                 </m:r>
-                <w:proofErr w:type="spellEnd"/>
               </m:sub>
               <m:sup>
                 <m:r>
@@ -3555,17 +3379,7 @@
                 <w:sz w:val="28"/>
                 <w:szCs w:val="28"/>
               </w:rPr>
-              <m:t>26,</m:t>
-            </m:r>
-            <m:r>
-              <m:rPr>
-                <m:nor/>
-              </m:rPr>
-              <w:rPr>
-                <w:sz w:val="28"/>
-                <w:szCs w:val="28"/>
-              </w:rPr>
-              <m:t>59</m:t>
+              <m:t>26,59</m:t>
             </m:r>
           </m:den>
         </m:f>
@@ -3577,17 +3391,7 @@
             <w:sz w:val="28"/>
             <w:szCs w:val="28"/>
           </w:rPr>
-          <m:t>=0.038</m:t>
-        </m:r>
-        <m:r>
-          <m:rPr>
-            <m:nor/>
-          </m:rPr>
-          <w:rPr>
-            <w:sz w:val="28"/>
-            <w:szCs w:val="28"/>
-          </w:rPr>
-          <m:t xml:space="preserve"> (</m:t>
+          <m:t>=0.038 (</m:t>
         </m:r>
         <m:r>
           <m:rPr>
@@ -3997,7 +3801,6 @@
                 </m:ctrlPr>
               </m:funcPr>
               <m:fName>
-                <w:proofErr w:type="spellStart"/>
                 <m:r>
                   <m:rPr>
                     <m:nor/>
@@ -4009,7 +3812,6 @@
                   </w:rPr>
                   <m:t>cos</m:t>
                 </m:r>
-                <w:proofErr w:type="spellEnd"/>
               </m:fName>
               <m:e>
                 <m:d>
@@ -4103,21 +3905,8 @@
                         <w:szCs w:val="28"/>
                         <w:lang w:val="en-US"/>
                       </w:rPr>
-                      <m:t xml:space="preserve"> </m:t>
+                      <m:t xml:space="preserve"> cos</m:t>
                     </m:r>
-                    <w:proofErr w:type="spellStart"/>
-                    <m:r>
-                      <m:rPr>
-                        <m:nor/>
-                      </m:rPr>
-                      <w:rPr>
-                        <w:sz w:val="28"/>
-                        <w:szCs w:val="28"/>
-                        <w:lang w:val="en-US"/>
-                      </w:rPr>
-                      <m:t>cos</m:t>
-                    </m:r>
-                    <w:proofErr w:type="spellEnd"/>
                   </m:fName>
                   <m:e>
                     <m:d>
@@ -4299,7 +4088,6 @@
                 </m:ctrlPr>
               </m:funcPr>
               <m:fName>
-                <w:proofErr w:type="spellStart"/>
                 <m:r>
                   <m:rPr>
                     <m:nor/>
@@ -4311,7 +4099,6 @@
                   </w:rPr>
                   <m:t>cos</m:t>
                 </m:r>
-                <w:proofErr w:type="spellEnd"/>
               </m:fName>
               <m:e>
                 <m:d>
@@ -4386,7 +4173,6 @@
                     </m:ctrlPr>
                   </m:funcPr>
                   <m:fName>
-                    <w:proofErr w:type="spellStart"/>
                     <m:r>
                       <m:rPr>
                         <m:nor/>
@@ -4398,7 +4184,6 @@
                       </w:rPr>
                       <m:t>cos</m:t>
                     </m:r>
-                    <w:proofErr w:type="spellEnd"/>
                   </m:fName>
                   <m:e>
                     <m:d>
@@ -4583,7 +4368,6 @@
                 </m:ctrlPr>
               </m:funcPr>
               <m:fName>
-                <w:proofErr w:type="spellStart"/>
                 <m:r>
                   <m:rPr>
                     <m:nor/>
@@ -4595,7 +4379,6 @@
                   </w:rPr>
                   <m:t>cos</m:t>
                 </m:r>
-                <w:proofErr w:type="spellEnd"/>
               </m:fName>
               <m:e>
                 <m:d>
@@ -4680,7 +4463,6 @@
                     </m:ctrlPr>
                   </m:funcPr>
                   <m:fName>
-                    <w:proofErr w:type="spellStart"/>
                     <m:r>
                       <m:rPr>
                         <m:nor/>
@@ -4692,7 +4474,6 @@
                       </w:rPr>
                       <m:t>cos</m:t>
                     </m:r>
-                    <w:proofErr w:type="spellEnd"/>
                   </m:fName>
                   <m:e>
                     <m:d>
@@ -4863,7 +4644,6 @@
                 </m:ctrlPr>
               </m:funcPr>
               <m:fName>
-                <w:proofErr w:type="spellStart"/>
                 <m:r>
                   <m:rPr>
                     <m:nor/>
@@ -4875,7 +4655,6 @@
                   </w:rPr>
                   <m:t>cos</m:t>
                 </m:r>
-                <w:proofErr w:type="spellEnd"/>
               </m:fName>
               <m:e>
                 <m:d>
@@ -4950,7 +4729,6 @@
                     </m:ctrlPr>
                   </m:funcPr>
                   <m:fName>
-                    <w:proofErr w:type="spellStart"/>
                     <m:r>
                       <m:rPr>
                         <m:nor/>
@@ -4962,7 +4740,6 @@
                       </w:rPr>
                       <m:t>cos</m:t>
                     </m:r>
-                    <w:proofErr w:type="spellEnd"/>
                   </m:fName>
                   <m:e>
                     <m:d>
@@ -5101,7 +4878,6 @@
                 </m:ctrlPr>
               </m:funcPr>
               <m:fName>
-                <w:proofErr w:type="spellStart"/>
                 <m:r>
                   <m:rPr>
                     <m:nor/>
@@ -5113,7 +4889,6 @@
                   </w:rPr>
                   <m:t>cos</m:t>
                 </m:r>
-                <w:proofErr w:type="spellEnd"/>
               </m:fName>
               <m:e>
                 <m:d>
@@ -5188,7 +4963,6 @@
                 </m:ctrlPr>
               </m:funcPr>
               <m:fName>
-                <w:proofErr w:type="spellStart"/>
                 <m:r>
                   <m:rPr>
                     <m:nor/>
@@ -5200,7 +4974,6 @@
                   </w:rPr>
                   <m:t>cos</m:t>
                 </m:r>
-                <w:proofErr w:type="spellEnd"/>
               </m:fName>
               <m:e>
                 <m:d>
@@ -5337,7 +5110,6 @@
                 </m:ctrlPr>
               </m:funcPr>
               <m:fName>
-                <w:proofErr w:type="spellStart"/>
                 <m:r>
                   <m:rPr>
                     <m:nor/>
@@ -5349,7 +5121,6 @@
                   </w:rPr>
                   <m:t>cos</m:t>
                 </m:r>
-                <w:proofErr w:type="spellEnd"/>
               </m:fName>
               <m:e>
                 <m:d>
@@ -5424,7 +5195,6 @@
                 </m:ctrlPr>
               </m:funcPr>
               <m:fName>
-                <w:proofErr w:type="spellStart"/>
                 <m:r>
                   <m:rPr>
                     <m:nor/>
@@ -5436,7 +5206,6 @@
                   </w:rPr>
                   <m:t>cos</m:t>
                 </m:r>
-                <w:proofErr w:type="spellEnd"/>
               </m:fName>
               <m:e>
                 <m:d>
@@ -5650,7 +5419,6 @@
             </m:ctrlPr>
           </m:sSubPr>
           <m:e>
-            <w:proofErr w:type="spellStart"/>
             <m:r>
               <m:rPr>
                 <m:nor/>
@@ -5662,7 +5430,6 @@
               </w:rPr>
               <m:t>i</m:t>
             </m:r>
-            <w:proofErr w:type="spellEnd"/>
           </m:e>
           <m:sub>
             <m:r>
@@ -5828,7 +5595,6 @@
             </m:ctrlPr>
           </m:sSubPr>
           <m:e>
-            <w:proofErr w:type="spellStart"/>
             <m:r>
               <m:rPr>
                 <m:nor/>
@@ -5840,7 +5606,6 @@
               </w:rPr>
               <m:t>i</m:t>
             </m:r>
-            <w:proofErr w:type="spellEnd"/>
           </m:e>
           <m:sub>
             <m:r>
@@ -6008,7 +5773,6 @@
                 </m:ctrlPr>
               </m:sSubPr>
               <m:e>
-                <w:proofErr w:type="spellStart"/>
                 <m:r>
                   <m:rPr>
                     <m:nor/>
@@ -6020,7 +5784,6 @@
                   </w:rPr>
                   <m:t>i</m:t>
                 </m:r>
-                <w:proofErr w:type="spellEnd"/>
               </m:e>
               <m:sub>
                 <m:r>
@@ -6115,7 +5878,6 @@
                     </m:ctrlPr>
                   </m:funcPr>
                   <m:fName>
-                    <w:proofErr w:type="spellStart"/>
                     <m:r>
                       <m:rPr>
                         <m:nor/>
@@ -6127,7 +5889,6 @@
                       </w:rPr>
                       <m:t>cos</m:t>
                     </m:r>
-                    <w:proofErr w:type="spellEnd"/>
                   </m:fName>
                   <m:e>
                     <m:r>
@@ -6223,17 +5984,7 @@
                 <w:sz w:val="28"/>
                 <w:szCs w:val="28"/>
               </w:rPr>
-              <m:t>0.038</m:t>
-            </m:r>
-            <m:r>
-              <m:rPr>
-                <m:nor/>
-              </m:rPr>
-              <w:rPr>
-                <w:sz w:val="28"/>
-                <w:szCs w:val="28"/>
-              </w:rPr>
-              <m:t>*</m:t>
+              <m:t>0.038*</m:t>
             </m:r>
             <m:d>
               <m:dPr>
@@ -6267,7 +6018,6 @@
                     </m:ctrlPr>
                   </m:funcPr>
                   <m:fName>
-                    <w:proofErr w:type="spellStart"/>
                     <m:r>
                       <m:rPr>
                         <m:nor/>
@@ -6279,7 +6029,6 @@
                       </w:rPr>
                       <m:t>cos</m:t>
                     </m:r>
-                    <w:proofErr w:type="spellEnd"/>
                   </m:fName>
                   <m:e>
                     <m:r>
@@ -6306,17 +6055,7 @@
             <w:sz w:val="28"/>
             <w:szCs w:val="28"/>
           </w:rPr>
-          <m:t>=1,26</m:t>
-        </m:r>
-        <m:r>
-          <m:rPr>
-            <m:nor/>
-          </m:rPr>
-          <w:rPr>
-            <w:sz w:val="28"/>
-            <w:szCs w:val="28"/>
-          </w:rPr>
-          <m:t xml:space="preserve"> (В)</m:t>
+          <m:t>=1,26 (В)</m:t>
         </m:r>
       </m:oMath>
       <w:r>
@@ -6534,17 +6273,7 @@
             <w:sz w:val="28"/>
             <w:szCs w:val="28"/>
           </w:rPr>
-          <m:t>=1,26</m:t>
-        </m:r>
-        <m:r>
-          <m:rPr>
-            <m:nor/>
-          </m:rPr>
-          <w:rPr>
-            <w:sz w:val="28"/>
-            <w:szCs w:val="28"/>
-          </w:rPr>
-          <m:t>(В)</m:t>
+          <m:t>=1,26(В)</m:t>
         </m:r>
       </m:oMath>
       <w:r>
@@ -6785,17 +6514,7 @@
             <w:sz w:val="28"/>
             <w:szCs w:val="28"/>
           </w:rPr>
-          <m:t>=134,33</m:t>
-        </m:r>
-        <m:r>
-          <m:rPr>
-            <m:nor/>
-          </m:rPr>
-          <w:rPr>
-            <w:sz w:val="28"/>
-            <w:szCs w:val="28"/>
-          </w:rPr>
-          <m:t>(Ом)</m:t>
+          <m:t>=134,33(Ом)</m:t>
         </m:r>
       </m:oMath>
       <w:r>
@@ -7196,29 +6915,7 @@
             <w:sz w:val="28"/>
             <w:szCs w:val="28"/>
           </w:rPr>
-          <m:t>*</m:t>
-        </m:r>
-        <m:r>
-          <m:rPr>
-            <m:sty m:val="p"/>
-          </m:rPr>
-          <w:rPr>
-            <w:rFonts w:ascii="Cambria Math" w:hAnsi="Cambria Math"/>
-            <w:sz w:val="28"/>
-            <w:szCs w:val="28"/>
-          </w:rPr>
-          <m:t>1,26=5,91</m:t>
-        </m:r>
-        <m:r>
-          <m:rPr>
-            <m:sty m:val="p"/>
-          </m:rPr>
-          <w:rPr>
-            <w:rFonts w:ascii="Cambria Math" w:hAnsi="Cambria Math"/>
-            <w:sz w:val="28"/>
-            <w:szCs w:val="28"/>
-          </w:rPr>
-          <m:t xml:space="preserve"> </m:t>
+          <m:t xml:space="preserve">*1,26=5,91 </m:t>
         </m:r>
         <m:r>
           <m:rPr>
@@ -7378,18 +7075,7 @@
             <w:sz w:val="28"/>
             <w:szCs w:val="28"/>
           </w:rPr>
-          <m:t>=23.54-5,91=17,63</m:t>
-        </m:r>
-        <m:r>
-          <m:rPr>
-            <m:sty m:val="p"/>
-          </m:rPr>
-          <w:rPr>
-            <w:rFonts w:ascii="Cambria Math" w:hAnsi="Cambria Math"/>
-            <w:sz w:val="28"/>
-            <w:szCs w:val="28"/>
-          </w:rPr>
-          <m:t xml:space="preserve"> </m:t>
+          <m:t xml:space="preserve">=23.54-5,91=17,63 </m:t>
         </m:r>
         <m:r>
           <m:rPr>
@@ -7655,19 +7341,7 @@
             <w:szCs w:val="28"/>
             <w:lang w:val="en-US"/>
           </w:rPr>
-          <m:t>=25,1</m:t>
-        </m:r>
-        <m:r>
-          <m:rPr>
-            <m:sty m:val="p"/>
-          </m:rPr>
-          <w:rPr>
-            <w:rFonts w:ascii="Cambria Math" w:hAnsi="Cambria Math"/>
-            <w:sz w:val="28"/>
-            <w:szCs w:val="28"/>
-            <w:lang w:val="en-US"/>
-          </w:rPr>
-          <m:t>%</m:t>
+          <m:t>=25,1%</m:t>
         </m:r>
       </m:oMath>
       <w:r>
@@ -7899,19 +7573,7 @@
                 <w:szCs w:val="28"/>
                 <w:lang w:val="en-US"/>
               </w:rPr>
-              <m:t>=0.5-1,26</m:t>
-            </m:r>
-            <m:r>
-              <m:rPr>
-                <m:sty m:val="p"/>
-              </m:rPr>
-              <w:rPr>
-                <w:rFonts w:ascii="Cambria Math" w:hAnsi="Cambria Math"/>
-                <w:sz w:val="28"/>
-                <w:szCs w:val="28"/>
-                <w:lang w:val="en-US"/>
-              </w:rPr>
-              <m:t>*</m:t>
+              <m:t>=0.5-1,26*</m:t>
             </m:r>
             <m:func>
               <m:funcPr>
@@ -7964,43 +7626,7 @@
             <w:szCs w:val="28"/>
             <w:lang w:val="en-US"/>
           </w:rPr>
-          <m:t>-</m:t>
-        </m:r>
-        <m:r>
-          <m:rPr>
-            <m:sty m:val="p"/>
-          </m:rPr>
-          <w:rPr>
-            <w:rFonts w:ascii="Cambria Math" w:hAnsi="Cambria Math"/>
-            <w:sz w:val="28"/>
-            <w:szCs w:val="28"/>
-            <w:lang w:val="en-US"/>
-          </w:rPr>
-          <m:t>0.</m:t>
-        </m:r>
-        <m:r>
-          <m:rPr>
-            <m:sty m:val="p"/>
-          </m:rPr>
-          <w:rPr>
-            <w:rFonts w:ascii="Cambria Math" w:hAnsi="Cambria Math"/>
-            <w:sz w:val="28"/>
-            <w:szCs w:val="28"/>
-            <w:lang w:val="en-US"/>
-          </w:rPr>
-          <m:t>13</m:t>
-        </m:r>
-        <m:r>
-          <m:rPr>
-            <m:sty m:val="p"/>
-          </m:rPr>
-          <w:rPr>
-            <w:rFonts w:ascii="Cambria Math" w:hAnsi="Cambria Math"/>
-            <w:sz w:val="28"/>
-            <w:szCs w:val="28"/>
-            <w:lang w:val="en-US"/>
-          </w:rPr>
-          <m:t xml:space="preserve"> </m:t>
+          <m:t xml:space="preserve">-0.13 </m:t>
         </m:r>
         <m:r>
           <m:rPr>
@@ -8168,39 +7794,7 @@
                 <w:sz w:val="28"/>
                 <w:szCs w:val="28"/>
               </w:rPr>
-              <m:t>-</m:t>
-            </m:r>
-            <m:r>
-              <w:rPr>
-                <w:rFonts w:ascii="Cambria Math" w:hAnsi="Cambria Math"/>
-                <w:sz w:val="28"/>
-                <w:szCs w:val="28"/>
-              </w:rPr>
-              <m:t>0.</m:t>
-            </m:r>
-            <m:r>
-              <w:rPr>
-                <w:rFonts w:ascii="Cambria Math" w:hAnsi="Cambria Math"/>
-                <w:sz w:val="28"/>
-                <w:szCs w:val="28"/>
-              </w:rPr>
-              <m:t>13</m:t>
-            </m:r>
-            <m:r>
-              <w:rPr>
-                <w:rFonts w:ascii="Cambria Math" w:hAnsi="Cambria Math"/>
-                <w:sz w:val="28"/>
-                <w:szCs w:val="28"/>
-              </w:rPr>
-              <m:t>-</m:t>
-            </m:r>
-            <m:r>
-              <w:rPr>
-                <w:rFonts w:ascii="Cambria Math" w:hAnsi="Cambria Math"/>
-                <w:sz w:val="28"/>
-                <w:szCs w:val="28"/>
-              </w:rPr>
-              <m:t>1,26</m:t>
+              <m:t>-0.13-1,26</m:t>
             </m:r>
           </m:e>
         </m:d>
@@ -8210,15 +7804,7 @@
             <w:sz w:val="28"/>
             <w:szCs w:val="28"/>
           </w:rPr>
-          <m:t>=1,39</m:t>
-        </m:r>
-        <m:r>
-          <w:rPr>
-            <w:rFonts w:ascii="Cambria Math" w:hAnsi="Cambria Math"/>
-            <w:sz w:val="28"/>
-            <w:szCs w:val="28"/>
-          </w:rPr>
-          <m:t xml:space="preserve"> </m:t>
+          <m:t xml:space="preserve">=1,39 </m:t>
         </m:r>
         <m:r>
           <m:rPr>
@@ -8426,18 +8012,7 @@
               <w:sz w:val="28"/>
               <w:szCs w:val="28"/>
             </w:rPr>
-            <m:t>=</m:t>
-          </m:r>
-          <m:r>
-            <m:rPr>
-              <m:sty m:val="p"/>
-            </m:rPr>
-            <w:rPr>
-              <w:rFonts w:ascii="Cambria Math" w:hAnsi="Cambria Math"/>
-              <w:sz w:val="28"/>
-              <w:szCs w:val="28"/>
-            </w:rPr>
-            <m:t>0,28</m:t>
+            <m:t>=0,28</m:t>
           </m:r>
         </m:oMath>
       </m:oMathPara>
@@ -8808,18 +8383,7 @@
             <w:sz w:val="28"/>
             <w:szCs w:val="28"/>
           </w:rPr>
-          <m:t>=0.28</m:t>
-        </m:r>
-        <m:r>
-          <m:rPr>
-            <m:sty m:val="p"/>
-          </m:rPr>
-          <w:rPr>
-            <w:rFonts w:ascii="Cambria Math" w:hAnsi="Cambria Math"/>
-            <w:sz w:val="28"/>
-            <w:szCs w:val="28"/>
-          </w:rPr>
-          <m:t xml:space="preserve"> </m:t>
+          <m:t xml:space="preserve">=0.28 </m:t>
         </m:r>
         <m:r>
           <w:rPr>
@@ -9183,8 +8747,45 @@
             <w:sz w:val="28"/>
             <w:szCs w:val="28"/>
           </w:rPr>
-          <m:t>=2*3.14*434,79</m:t>
-        </m:r>
+          <m:t>=2*3.14*434,79*</m:t>
+        </m:r>
+        <m:sSup>
+          <m:sSupPr>
+            <m:ctrlPr>
+              <w:rPr>
+                <w:rFonts w:ascii="Cambria Math" w:hAnsi="Cambria Math"/>
+                <w:sz w:val="28"/>
+                <w:lang w:val="en-US"/>
+              </w:rPr>
+            </m:ctrlPr>
+          </m:sSupPr>
+          <m:e>
+            <m:r>
+              <m:rPr>
+                <m:sty m:val="p"/>
+              </m:rPr>
+              <w:rPr>
+                <w:rFonts w:ascii="Cambria Math" w:hAnsi="Cambria Math"/>
+                <w:sz w:val="28"/>
+                <w:szCs w:val="28"/>
+              </w:rPr>
+              <m:t>10</m:t>
+            </m:r>
+          </m:e>
+          <m:sup>
+            <m:r>
+              <m:rPr>
+                <m:sty m:val="p"/>
+              </m:rPr>
+              <w:rPr>
+                <w:rFonts w:ascii="Cambria Math" w:hAnsi="Cambria Math"/>
+                <w:sz w:val="28"/>
+                <w:szCs w:val="28"/>
+              </w:rPr>
+              <m:t>6</m:t>
+            </m:r>
+          </m:sup>
+        </m:sSup>
         <m:r>
           <m:rPr>
             <m:sty m:val="p"/>
@@ -9194,7 +8795,7 @@
             <w:sz w:val="28"/>
             <w:szCs w:val="28"/>
           </w:rPr>
-          <m:t>*</m:t>
+          <m:t>*100*</m:t>
         </m:r>
         <m:sSup>
           <m:sSupPr>
@@ -9229,7 +8830,7 @@
                 <w:sz w:val="28"/>
                 <w:szCs w:val="28"/>
               </w:rPr>
-              <m:t>6</m:t>
+              <m:t>-9</m:t>
             </m:r>
           </m:sup>
         </m:sSup>
@@ -9242,88 +8843,7 @@
             <w:sz w:val="28"/>
             <w:szCs w:val="28"/>
           </w:rPr>
-          <m:t>*</m:t>
-        </m:r>
-        <m:r>
-          <m:rPr>
-            <m:sty m:val="p"/>
-          </m:rPr>
-          <w:rPr>
-            <w:rFonts w:ascii="Cambria Math" w:hAnsi="Cambria Math"/>
-            <w:sz w:val="28"/>
-            <w:szCs w:val="28"/>
-          </w:rPr>
-          <m:t>10</m:t>
-        </m:r>
-        <m:r>
-          <m:rPr>
-            <m:sty m:val="p"/>
-          </m:rPr>
-          <w:rPr>
-            <w:rFonts w:ascii="Cambria Math" w:hAnsi="Cambria Math"/>
-            <w:sz w:val="28"/>
-            <w:szCs w:val="28"/>
-          </w:rPr>
-          <m:t>0*</m:t>
-        </m:r>
-        <m:sSup>
-          <m:sSupPr>
-            <m:ctrlPr>
-              <w:rPr>
-                <w:rFonts w:ascii="Cambria Math" w:hAnsi="Cambria Math"/>
-                <w:sz w:val="28"/>
-                <w:lang w:val="en-US"/>
-              </w:rPr>
-            </m:ctrlPr>
-          </m:sSupPr>
-          <m:e>
-            <m:r>
-              <m:rPr>
-                <m:sty m:val="p"/>
-              </m:rPr>
-              <w:rPr>
-                <w:rFonts w:ascii="Cambria Math" w:hAnsi="Cambria Math"/>
-                <w:sz w:val="28"/>
-                <w:szCs w:val="28"/>
-              </w:rPr>
-              <m:t>10</m:t>
-            </m:r>
-          </m:e>
-          <m:sup>
-            <m:r>
-              <m:rPr>
-                <m:sty m:val="p"/>
-              </m:rPr>
-              <w:rPr>
-                <w:rFonts w:ascii="Cambria Math" w:hAnsi="Cambria Math"/>
-                <w:sz w:val="28"/>
-                <w:szCs w:val="28"/>
-              </w:rPr>
-              <m:t>-9</m:t>
-            </m:r>
-          </m:sup>
-        </m:sSup>
-        <m:r>
-          <m:rPr>
-            <m:sty m:val="p"/>
-          </m:rPr>
-          <w:rPr>
-            <w:rFonts w:ascii="Cambria Math" w:hAnsi="Cambria Math"/>
-            <w:sz w:val="28"/>
-            <w:szCs w:val="28"/>
-          </w:rPr>
-          <m:t>=200</m:t>
-        </m:r>
-        <m:r>
-          <m:rPr>
-            <m:sty m:val="p"/>
-          </m:rPr>
-          <w:rPr>
-            <w:rFonts w:ascii="Cambria Math" w:hAnsi="Cambria Math"/>
-            <w:sz w:val="28"/>
-            <w:szCs w:val="28"/>
-          </w:rPr>
-          <m:t xml:space="preserve"> </m:t>
+          <m:t xml:space="preserve">=200 </m:t>
         </m:r>
         <m:r>
           <m:rPr>
@@ -9551,18 +9071,7 @@
                         <w:sz w:val="28"/>
                         <w:szCs w:val="28"/>
                       </w:rPr>
-                      <m:t>2*3.14*434,79</m:t>
-                    </m:r>
-                    <m:r>
-                      <m:rPr>
-                        <m:sty m:val="p"/>
-                      </m:rPr>
-                      <w:rPr>
-                        <w:rFonts w:ascii="Cambria Math" w:hAnsi="Cambria Math"/>
-                        <w:sz w:val="28"/>
-                        <w:szCs w:val="28"/>
-                      </w:rPr>
-                      <m:t>*</m:t>
+                      <m:t>2*3.14*434,79*</m:t>
                     </m:r>
                     <m:sSup>
                       <m:sSupPr>
@@ -9627,29 +9136,7 @@
                 <w:sz w:val="28"/>
                 <w:szCs w:val="28"/>
               </w:rPr>
-              <m:t>*</m:t>
-            </m:r>
-            <m:r>
-              <m:rPr>
-                <m:sty m:val="p"/>
-              </m:rPr>
-              <w:rPr>
-                <w:rFonts w:ascii="Cambria Math" w:hAnsi="Cambria Math"/>
-                <w:sz w:val="28"/>
-                <w:szCs w:val="28"/>
-              </w:rPr>
-              <m:t>10</m:t>
-            </m:r>
-            <m:r>
-              <m:rPr>
-                <m:sty m:val="p"/>
-              </m:rPr>
-              <w:rPr>
-                <w:rFonts w:ascii="Cambria Math" w:hAnsi="Cambria Math"/>
-                <w:sz w:val="28"/>
-                <w:szCs w:val="28"/>
-              </w:rPr>
-              <m:t>0*</m:t>
+              <m:t>*100*</m:t>
             </m:r>
             <m:sSup>
               <m:sSupPr>
@@ -9698,18 +9185,7 @@
             <w:sz w:val="28"/>
             <w:szCs w:val="28"/>
           </w:rPr>
-          <m:t>=1,34</m:t>
-        </m:r>
-        <m:r>
-          <m:rPr>
-            <m:sty m:val="p"/>
-          </m:rPr>
-          <w:rPr>
-            <w:rFonts w:ascii="Cambria Math" w:hAnsi="Cambria Math"/>
-            <w:sz w:val="28"/>
-            <w:szCs w:val="28"/>
-          </w:rPr>
-          <m:t xml:space="preserve"> </m:t>
+          <m:t xml:space="preserve">=1,34 </m:t>
         </m:r>
         <m:r>
           <m:rPr>
@@ -9834,31 +9310,7 @@
             <w:sz w:val="28"/>
             <w:szCs w:val="28"/>
           </w:rPr>
-          <m:t>=200</m:t>
-        </m:r>
-        <m:r>
-          <w:rPr>
-            <w:rFonts w:ascii="Cambria Math" w:hAnsi="Cambria Math"/>
-            <w:sz w:val="28"/>
-            <w:szCs w:val="28"/>
-          </w:rPr>
-          <m:t>*</m:t>
-        </m:r>
-        <m:r>
-          <w:rPr>
-            <w:rFonts w:ascii="Cambria Math" w:hAnsi="Cambria Math"/>
-            <w:sz w:val="28"/>
-            <w:szCs w:val="28"/>
-          </w:rPr>
-          <m:t>130=26</m:t>
-        </m:r>
-        <m:r>
-          <w:rPr>
-            <w:rFonts w:ascii="Cambria Math" w:hAnsi="Cambria Math"/>
-            <w:sz w:val="28"/>
-            <w:szCs w:val="28"/>
-          </w:rPr>
-          <m:t xml:space="preserve"> </m:t>
+          <m:t xml:space="preserve">=200*130=26 </m:t>
         </m:r>
         <m:r>
           <m:rPr>
@@ -10060,18 +9512,7 @@
                     <w:sz w:val="28"/>
                     <w:szCs w:val="28"/>
                   </w:rPr>
-                  <m:t>26</m:t>
-                </m:r>
-                <m:r>
-                  <m:rPr>
-                    <m:sty m:val="p"/>
-                  </m:rPr>
-                  <w:rPr>
-                    <w:rFonts w:ascii="Cambria Math" w:hAnsi="Cambria Math"/>
-                    <w:sz w:val="28"/>
-                    <w:szCs w:val="28"/>
-                  </w:rPr>
-                  <m:t>*</m:t>
+                  <m:t>26*</m:t>
                 </m:r>
                 <m:sSup>
                   <m:sSupPr>
@@ -10122,18 +9563,7 @@
             <w:sz w:val="28"/>
             <w:szCs w:val="28"/>
           </w:rPr>
-          <m:t>=0</m:t>
-        </m:r>
-        <m:r>
-          <m:rPr>
-            <m:sty m:val="p"/>
-          </m:rPr>
-          <w:rPr>
-            <w:rFonts w:ascii="Cambria Math" w:hAnsi="Cambria Math"/>
-            <w:sz w:val="28"/>
-            <w:szCs w:val="28"/>
-          </w:rPr>
-          <m:t>,055</m:t>
+          <m:t>=0,055</m:t>
         </m:r>
       </m:oMath>
       <w:r>
@@ -10296,18 +9726,7 @@
                 <w:sz w:val="28"/>
                 <w:szCs w:val="28"/>
               </w:rPr>
-              <m:t>1,34</m:t>
-            </m:r>
-            <m:r>
-              <m:rPr>
-                <m:sty m:val="p"/>
-              </m:rPr>
-              <w:rPr>
-                <w:rFonts w:ascii="Cambria Math" w:hAnsi="Cambria Math"/>
-                <w:sz w:val="28"/>
-                <w:szCs w:val="28"/>
-              </w:rPr>
-              <m:t>*</m:t>
+              <m:t>1,34*</m:t>
             </m:r>
             <m:sSup>
               <m:sSupPr>
@@ -10369,18 +9788,7 @@
             <w:sz w:val="28"/>
             <w:szCs w:val="28"/>
           </w:rPr>
-          <m:t>=24,36</m:t>
-        </m:r>
-        <m:r>
-          <m:rPr>
-            <m:sty m:val="p"/>
-          </m:rPr>
-          <w:rPr>
-            <w:rFonts w:ascii="Cambria Math" w:hAnsi="Cambria Math"/>
-            <w:sz w:val="28"/>
-            <w:szCs w:val="28"/>
-          </w:rPr>
-          <m:t xml:space="preserve"> </m:t>
+          <m:t xml:space="preserve">=24,36 </m:t>
         </m:r>
         <m:r>
           <m:rPr>
@@ -10581,18 +9989,7 @@
                 <w:sz w:val="28"/>
                 <w:szCs w:val="28"/>
               </w:rPr>
-              <m:t>24,36</m:t>
-            </m:r>
-            <m:r>
-              <m:rPr>
-                <m:sty m:val="p"/>
-              </m:rPr>
-              <w:rPr>
-                <w:rFonts w:ascii="Cambria Math" w:hAnsi="Cambria Math"/>
-                <w:sz w:val="28"/>
-                <w:szCs w:val="28"/>
-              </w:rPr>
-              <m:t>*</m:t>
+              <m:t>24,36*</m:t>
             </m:r>
             <m:sSup>
               <m:sSupPr>
@@ -10655,18 +10052,7 @@
             <w:sz w:val="28"/>
             <w:szCs w:val="28"/>
           </w:rPr>
-          <m:t>=24,36</m:t>
-        </m:r>
-        <m:r>
-          <m:rPr>
-            <m:sty m:val="p"/>
-          </m:rPr>
-          <w:rPr>
-            <w:rFonts w:ascii="Cambria Math" w:hAnsi="Cambria Math"/>
-            <w:sz w:val="28"/>
-            <w:szCs w:val="28"/>
-          </w:rPr>
-          <m:t xml:space="preserve"> </m:t>
+          <m:t xml:space="preserve">=24,36 </m:t>
         </m:r>
         <m:r>
           <m:rPr>
@@ -11066,18 +10452,7 @@
                         <w:sz w:val="28"/>
                         <w:szCs w:val="28"/>
                       </w:rPr>
-                      <m:t>1,34</m:t>
-                    </m:r>
-                    <m:r>
-                      <m:rPr>
-                        <m:sty m:val="p"/>
-                      </m:rPr>
-                      <w:rPr>
-                        <w:rFonts w:ascii="Cambria Math" w:hAnsi="Cambria Math"/>
-                        <w:sz w:val="28"/>
-                        <w:szCs w:val="28"/>
-                      </w:rPr>
-                      <m:t>*</m:t>
+                      <m:t>1,34*</m:t>
                     </m:r>
                     <m:sSup>
                       <m:sSupPr>
@@ -11161,18 +10536,7 @@
                         <w:sz w:val="28"/>
                         <w:szCs w:val="28"/>
                       </w:rPr>
-                      <m:t>24,36</m:t>
-                    </m:r>
-                    <m:r>
-                      <m:rPr>
-                        <m:sty m:val="p"/>
-                      </m:rPr>
-                      <w:rPr>
-                        <w:rFonts w:ascii="Cambria Math" w:hAnsi="Cambria Math"/>
-                        <w:sz w:val="28"/>
-                        <w:szCs w:val="28"/>
-                      </w:rPr>
-                      <m:t>*</m:t>
+                      <m:t>24,36*</m:t>
                     </m:r>
                     <m:sSup>
                       <m:sSupPr>
@@ -11256,18 +10620,7 @@
                         <w:sz w:val="28"/>
                         <w:szCs w:val="28"/>
                       </w:rPr>
-                      <m:t>24,36</m:t>
-                    </m:r>
-                    <m:r>
-                      <m:rPr>
-                        <m:sty m:val="p"/>
-                      </m:rPr>
-                      <w:rPr>
-                        <w:rFonts w:ascii="Cambria Math" w:hAnsi="Cambria Math"/>
-                        <w:sz w:val="28"/>
-                        <w:szCs w:val="28"/>
-                      </w:rPr>
-                      <m:t>*</m:t>
+                      <m:t>24,36*</m:t>
                     </m:r>
                     <m:sSup>
                       <m:sSupPr>
@@ -11333,18 +10686,7 @@
             <w:sz w:val="28"/>
             <w:szCs w:val="28"/>
           </w:rPr>
-          <m:t>=</m:t>
-        </m:r>
-        <m:r>
-          <m:rPr>
-            <m:sty m:val="p"/>
-          </m:rPr>
-          <w:rPr>
-            <w:rFonts w:ascii="Cambria Math" w:hAnsi="Cambria Math"/>
-            <w:sz w:val="28"/>
-            <w:szCs w:val="28"/>
-          </w:rPr>
-          <m:t>1,5</m:t>
+          <m:t>=1,5</m:t>
         </m:r>
         <m:r>
           <m:rPr>
@@ -12052,29 +11394,7 @@
                 <w:sz w:val="28"/>
                 <w:szCs w:val="28"/>
               </w:rPr>
-              <m:t>2*3.14*434</m:t>
-            </m:r>
-            <m:r>
-              <m:rPr>
-                <m:sty m:val="p"/>
-              </m:rPr>
-              <w:rPr>
-                <w:rFonts w:ascii="Cambria Math" w:hAnsi="Cambria Math"/>
-                <w:sz w:val="28"/>
-                <w:szCs w:val="28"/>
-              </w:rPr>
-              <m:t>,79</m:t>
-            </m:r>
-            <m:r>
-              <m:rPr>
-                <m:sty m:val="p"/>
-              </m:rPr>
-              <w:rPr>
-                <w:rFonts w:ascii="Cambria Math" w:hAnsi="Cambria Math"/>
-                <w:sz w:val="28"/>
-                <w:szCs w:val="28"/>
-              </w:rPr>
-              <m:t>*</m:t>
+              <m:t>2*3.14*434,79*</m:t>
             </m:r>
             <m:sSup>
               <m:sSupPr>
@@ -12122,18 +11442,7 @@
                 <w:sz w:val="28"/>
                 <w:szCs w:val="28"/>
               </w:rPr>
-              <m:t>*</m:t>
-            </m:r>
-            <m:r>
-              <m:rPr>
-                <m:sty m:val="p"/>
-              </m:rPr>
-              <w:rPr>
-                <w:rFonts w:ascii="Cambria Math" w:hAnsi="Cambria Math"/>
-                <w:sz w:val="28"/>
-                <w:szCs w:val="28"/>
-              </w:rPr>
-              <m:t>75*2,18</m:t>
+              <m:t>*75*2,18</m:t>
             </m:r>
           </m:den>
         </m:f>
@@ -12146,18 +11455,7 @@
             <w:sz w:val="28"/>
             <w:szCs w:val="28"/>
           </w:rPr>
-          <m:t>=2,23</m:t>
-        </m:r>
-        <m:r>
-          <m:rPr>
-            <m:sty m:val="p"/>
-          </m:rPr>
-          <w:rPr>
-            <w:rFonts w:ascii="Cambria Math" w:hAnsi="Cambria Math"/>
-            <w:sz w:val="28"/>
-            <w:szCs w:val="28"/>
-          </w:rPr>
-          <m:t xml:space="preserve"> </m:t>
+          <m:t xml:space="preserve">=2,23 </m:t>
         </m:r>
         <m:r>
           <m:rPr>
@@ -12431,18 +11729,7 @@
                 <w:sz w:val="28"/>
                 <w:szCs w:val="28"/>
               </w:rPr>
-              <m:t>2,23</m:t>
-            </m:r>
-            <m:r>
-              <m:rPr>
-                <m:sty m:val="p"/>
-              </m:rPr>
-              <w:rPr>
-                <w:rFonts w:ascii="Cambria Math" w:hAnsi="Cambria Math"/>
-                <w:sz w:val="28"/>
-                <w:szCs w:val="28"/>
-              </w:rPr>
-              <m:t>*</m:t>
+              <m:t>2,23*</m:t>
             </m:r>
             <m:sSup>
               <m:sSupPr>
@@ -12542,18 +11829,7 @@
             <w:sz w:val="28"/>
             <w:szCs w:val="28"/>
           </w:rPr>
-          <m:t>=1,53</m:t>
-        </m:r>
-        <m:r>
-          <m:rPr>
-            <m:sty m:val="p"/>
-          </m:rPr>
-          <w:rPr>
-            <w:rFonts w:ascii="Cambria Math" w:hAnsi="Cambria Math"/>
-            <w:sz w:val="28"/>
-            <w:szCs w:val="28"/>
-          </w:rPr>
-          <m:t xml:space="preserve"> </m:t>
+          <m:t xml:space="preserve">=1,53 </m:t>
         </m:r>
         <m:r>
           <m:rPr>
@@ -12743,8 +12019,45 @@
             <w:sz w:val="28"/>
             <w:szCs w:val="28"/>
           </w:rPr>
-          <m:t>=24,36</m:t>
-        </m:r>
+          <m:t>=24,36*</m:t>
+        </m:r>
+        <m:sSup>
+          <m:sSupPr>
+            <m:ctrlPr>
+              <w:rPr>
+                <w:rFonts w:ascii="Cambria Math" w:hAnsi="Cambria Math"/>
+                <w:sz w:val="28"/>
+                <w:lang w:val="en-US"/>
+              </w:rPr>
+            </m:ctrlPr>
+          </m:sSupPr>
+          <m:e>
+            <m:r>
+              <m:rPr>
+                <m:sty m:val="p"/>
+              </m:rPr>
+              <w:rPr>
+                <w:rFonts w:ascii="Cambria Math" w:hAnsi="Cambria Math"/>
+                <w:sz w:val="28"/>
+                <w:szCs w:val="28"/>
+              </w:rPr>
+              <m:t>10</m:t>
+            </m:r>
+          </m:e>
+          <m:sup>
+            <m:r>
+              <m:rPr>
+                <m:sty m:val="p"/>
+              </m:rPr>
+              <w:rPr>
+                <w:rFonts w:ascii="Cambria Math" w:hAnsi="Cambria Math"/>
+                <w:sz w:val="28"/>
+                <w:szCs w:val="28"/>
+              </w:rPr>
+              <m:t>-12</m:t>
+            </m:r>
+          </m:sup>
+        </m:sSup>
         <m:r>
           <m:rPr>
             <m:sty m:val="p"/>
@@ -12754,7 +12067,7 @@
             <w:sz w:val="28"/>
             <w:szCs w:val="28"/>
           </w:rPr>
-          <m:t>*</m:t>
+          <m:t>-1,53*</m:t>
         </m:r>
         <m:sSup>
           <m:sSupPr>
@@ -12802,88 +12115,7 @@
             <w:sz w:val="28"/>
             <w:szCs w:val="28"/>
           </w:rPr>
-          <m:t>-</m:t>
-        </m:r>
-        <m:r>
-          <m:rPr>
-            <m:sty m:val="p"/>
-          </m:rPr>
-          <w:rPr>
-            <w:rFonts w:ascii="Cambria Math" w:hAnsi="Cambria Math"/>
-            <w:sz w:val="28"/>
-            <w:szCs w:val="28"/>
-          </w:rPr>
-          <m:t>1,53</m:t>
-        </m:r>
-        <m:r>
-          <m:rPr>
-            <m:sty m:val="p"/>
-          </m:rPr>
-          <w:rPr>
-            <w:rFonts w:ascii="Cambria Math" w:hAnsi="Cambria Math"/>
-            <w:sz w:val="28"/>
-            <w:szCs w:val="28"/>
-          </w:rPr>
-          <m:t>*</m:t>
-        </m:r>
-        <m:sSup>
-          <m:sSupPr>
-            <m:ctrlPr>
-              <w:rPr>
-                <w:rFonts w:ascii="Cambria Math" w:hAnsi="Cambria Math"/>
-                <w:sz w:val="28"/>
-                <w:lang w:val="en-US"/>
-              </w:rPr>
-            </m:ctrlPr>
-          </m:sSupPr>
-          <m:e>
-            <m:r>
-              <m:rPr>
-                <m:sty m:val="p"/>
-              </m:rPr>
-              <w:rPr>
-                <w:rFonts w:ascii="Cambria Math" w:hAnsi="Cambria Math"/>
-                <w:sz w:val="28"/>
-                <w:szCs w:val="28"/>
-              </w:rPr>
-              <m:t>10</m:t>
-            </m:r>
-          </m:e>
-          <m:sup>
-            <m:r>
-              <m:rPr>
-                <m:sty m:val="p"/>
-              </m:rPr>
-              <w:rPr>
-                <w:rFonts w:ascii="Cambria Math" w:hAnsi="Cambria Math"/>
-                <w:sz w:val="28"/>
-                <w:szCs w:val="28"/>
-              </w:rPr>
-              <m:t>-12</m:t>
-            </m:r>
-          </m:sup>
-        </m:sSup>
-        <m:r>
-          <m:rPr>
-            <m:sty m:val="p"/>
-          </m:rPr>
-          <w:rPr>
-            <w:rFonts w:ascii="Cambria Math" w:hAnsi="Cambria Math"/>
-            <w:sz w:val="28"/>
-            <w:szCs w:val="28"/>
-          </w:rPr>
-          <m:t>=22,83≈23</m:t>
-        </m:r>
-        <m:r>
-          <m:rPr>
-            <m:sty m:val="p"/>
-          </m:rPr>
-          <w:rPr>
-            <w:rFonts w:ascii="Cambria Math" w:hAnsi="Cambria Math"/>
-            <w:sz w:val="28"/>
-            <w:szCs w:val="28"/>
-          </w:rPr>
-          <m:t xml:space="preserve"> </m:t>
+          <m:t xml:space="preserve">=22,83≈23 </m:t>
         </m:r>
         <m:r>
           <m:rPr>
@@ -13190,7 +12422,6 @@
             </m:r>
           </m:e>
           <m:sub>
-            <w:proofErr w:type="gramStart"/>
             <m:r>
               <m:rPr>
                 <m:sty m:val="p"/>
@@ -13200,19 +12431,7 @@
                 <w:sz w:val="28"/>
                 <w:szCs w:val="28"/>
               </w:rPr>
-              <m:t>св</m:t>
-            </m:r>
-            <w:proofErr w:type="gramEnd"/>
-            <m:r>
-              <m:rPr>
-                <m:sty m:val="p"/>
-              </m:rPr>
-              <w:rPr>
-                <w:rFonts w:ascii="Cambria Math" w:hAnsi="Cambria Math"/>
-                <w:sz w:val="28"/>
-                <w:szCs w:val="28"/>
-              </w:rPr>
-              <m:t xml:space="preserve"> </m:t>
+              <m:t xml:space="preserve">св </m:t>
             </m:r>
           </m:sub>
         </m:sSub>
@@ -14400,15 +13619,7 @@
               <w:sz w:val="28"/>
               <w:szCs w:val="28"/>
             </w:rPr>
-            <m:t>=</m:t>
-          </m:r>
-          <m:r>
-            <w:rPr>
-              <w:rFonts w:ascii="Cambria Math" w:hAnsi="Cambria Math"/>
-              <w:sz w:val="28"/>
-              <w:szCs w:val="28"/>
-            </w:rPr>
-            <m:t>1,581*</m:t>
+            <m:t>=1,581*</m:t>
           </m:r>
           <m:sSup>
             <m:sSupPr>
@@ -15239,23 +14450,7 @@
             <w:sz w:val="28"/>
             <w:szCs w:val="28"/>
           </w:rPr>
-          <m:t>=</m:t>
-        </m:r>
-        <m:r>
-          <w:rPr>
-            <w:rFonts w:ascii="Cambria Math" w:hAnsi="Cambria Math"/>
-            <w:sz w:val="28"/>
-            <w:szCs w:val="28"/>
-          </w:rPr>
-          <m:t>330,78≈331</m:t>
-        </m:r>
-        <m:r>
-          <w:rPr>
-            <w:rFonts w:ascii="Cambria Math" w:hAnsi="Cambria Math"/>
-            <w:sz w:val="28"/>
-            <w:szCs w:val="28"/>
-          </w:rPr>
-          <m:t xml:space="preserve"> </m:t>
+          <m:t xml:space="preserve">=330,78≈331 </m:t>
         </m:r>
         <m:r>
           <m:rPr>
@@ -15466,23 +14661,7 @@
             <w:sz w:val="28"/>
             <w:szCs w:val="28"/>
           </w:rPr>
-          <m:t>15,4≈15</m:t>
-        </m:r>
-        <m:r>
-          <w:rPr>
-            <w:rFonts w:ascii="Cambria Math" w:hAnsi="Cambria Math"/>
-            <w:sz w:val="28"/>
-            <w:szCs w:val="28"/>
-          </w:rPr>
-          <m:t>.</m:t>
-        </m:r>
-        <m:r>
-          <w:rPr>
-            <w:rFonts w:ascii="Cambria Math" w:hAnsi="Cambria Math"/>
-            <w:sz w:val="28"/>
-            <w:szCs w:val="28"/>
-          </w:rPr>
-          <m:t>4</m:t>
+          <m:t>15,4≈15.4</m:t>
         </m:r>
         <m:r>
           <m:rPr>
@@ -20758,8 +19937,5212 @@
     </w:p>
     <w:p>
       <w:pPr>
+        <w:pStyle w:val="a6"/>
+        <w:keepNext w:val="0"/>
         <w:spacing w:line="360" w:lineRule="auto"/>
-        <w:rPr>
+        <w:ind w:firstLine="709"/>
+        <w:jc w:val="both"/>
+        <w:rPr>
+          <w:i w:val="0"/>
+          <w:szCs w:val="28"/>
+        </w:rPr>
+      </w:pPr>
+      <w:bookmarkStart w:id="6" w:name="_Toc437567117"/>
+      <w:bookmarkStart w:id="7" w:name="_Toc437569985"/>
+      <w:r>
+        <w:rPr>
+          <w:i w:val="0"/>
+          <w:szCs w:val="28"/>
+        </w:rPr>
+        <w:t>3.4 Выбор фильтра</w:t>
+      </w:r>
+      <w:bookmarkEnd w:id="6"/>
+      <w:bookmarkEnd w:id="7"/>
+      <w:r>
+        <w:rPr>
+          <w:i w:val="0"/>
+          <w:szCs w:val="28"/>
+        </w:rPr>
+        <w:t xml:space="preserve"> </w:t>
+      </w:r>
+    </w:p>
+    <w:p>
+      <w:pPr>
+        <w:pStyle w:val="a6"/>
+        <w:keepNext w:val="0"/>
+        <w:spacing w:line="360" w:lineRule="auto"/>
+        <w:ind w:firstLine="709"/>
+        <w:jc w:val="both"/>
+        <w:rPr>
+          <w:szCs w:val="28"/>
+        </w:rPr>
+      </w:pPr>
+    </w:p>
+    <w:p>
+      <w:pPr>
+        <w:spacing w:line="360" w:lineRule="auto"/>
+        <w:rPr>
+          <w:sz w:val="28"/>
+          <w:szCs w:val="28"/>
+        </w:rPr>
+      </w:pPr>
+      <w:bookmarkStart w:id="8" w:name="_Toc437567118"/>
+      <w:r>
+        <w:rPr>
+          <w:sz w:val="28"/>
+          <w:szCs w:val="28"/>
+        </w:rPr>
+        <w:t xml:space="preserve">Для обеспечения уровня внеполосного излучения -45дБ, выберем </w:t>
+      </w:r>
+      <w:r>
+        <w:rPr>
+          <w:sz w:val="28"/>
+          <w:szCs w:val="28"/>
+        </w:rPr>
+        <w:t>ПАВ</w:t>
+      </w:r>
+      <w:r>
+        <w:rPr>
+          <w:sz w:val="28"/>
+          <w:szCs w:val="28"/>
+        </w:rPr>
+        <w:t xml:space="preserve"> фильтр</w:t>
+      </w:r>
+      <w:r>
+        <w:rPr>
+          <w:rFonts w:ascii="Arial" w:hAnsi="Arial" w:cs="Arial"/>
+          <w:b/>
+          <w:bCs/>
+          <w:color w:val="000000"/>
+          <w:sz w:val="48"/>
+          <w:szCs w:val="48"/>
+        </w:rPr>
+        <w:t xml:space="preserve"> </w:t>
+      </w:r>
+      <w:r>
+        <w:rPr>
+          <w:rFonts w:cstheme="minorHAnsi"/>
+          <w:bCs/>
+          <w:color w:val="000000"/>
+          <w:sz w:val="28"/>
+          <w:szCs w:val="48"/>
+        </w:rPr>
+        <w:t>3PHDF434MTO39</w:t>
+      </w:r>
+      <w:r>
+        <w:rPr>
+          <w:sz w:val="28"/>
+          <w:szCs w:val="28"/>
+        </w:rPr>
+        <w:t xml:space="preserve">. </w:t>
+      </w:r>
+    </w:p>
+    <w:p>
+      <w:pPr>
+        <w:spacing w:line="360" w:lineRule="auto"/>
+        <w:rPr>
+          <w:sz w:val="28"/>
+          <w:szCs w:val="28"/>
+        </w:rPr>
+      </w:pPr>
+      <w:r>
+        <w:rPr>
+          <w:sz w:val="28"/>
+          <w:szCs w:val="28"/>
+        </w:rPr>
+        <w:t>Эксплуатационные параметры представлены ниже.</w:t>
+      </w:r>
+      <w:bookmarkEnd w:id="8"/>
+    </w:p>
+    <w:p>
+      <w:pPr>
+        <w:spacing w:line="360" w:lineRule="auto"/>
+        <w:rPr>
+          <w:sz w:val="28"/>
+          <w:szCs w:val="28"/>
+        </w:rPr>
+      </w:pPr>
+      <w:r>
+        <w:rPr>
+          <w:sz w:val="28"/>
+          <w:szCs w:val="28"/>
+        </w:rPr>
+        <w:t xml:space="preserve"> </w:t>
+      </w:r>
+    </w:p>
+    <w:p>
+      <w:pPr>
+        <w:spacing w:line="360" w:lineRule="auto"/>
+        <w:rPr>
+          <w:sz w:val="28"/>
+          <w:szCs w:val="28"/>
+        </w:rPr>
+      </w:pPr>
+      <w:r>
+        <w:rPr>
+          <w:noProof/>
+          <w:sz w:val="28"/>
+          <w:szCs w:val="28"/>
+        </w:rPr>
+        <w:drawing>
+          <wp:inline distT="0" distB="0" distL="0" distR="0">
+            <wp:extent cx="5940425" cy="3316930"/>
+            <wp:effectExtent l="19050" t="0" r="3175" b="0"/>
+            <wp:docPr id="1" name="Рисунок 1"/>
+            <wp:cNvGraphicFramePr>
+              <a:graphicFrameLocks xmlns:a="http://schemas.openxmlformats.org/drawingml/2006/main" noChangeAspect="1"/>
+            </wp:cNvGraphicFramePr>
+            <a:graphic xmlns:a="http://schemas.openxmlformats.org/drawingml/2006/main">
+              <a:graphicData uri="http://schemas.openxmlformats.org/drawingml/2006/picture">
+                <pic:pic xmlns:pic="http://schemas.openxmlformats.org/drawingml/2006/picture">
+                  <pic:nvPicPr>
+                    <pic:cNvPr id="0" name="Picture 1"/>
+                    <pic:cNvPicPr>
+                      <a:picLocks noChangeAspect="1" noChangeArrowheads="1"/>
+                    </pic:cNvPicPr>
+                  </pic:nvPicPr>
+                  <pic:blipFill>
+                    <a:blip r:embed="rId12"/>
+                    <a:srcRect/>
+                    <a:stretch>
+                      <a:fillRect/>
+                    </a:stretch>
+                  </pic:blipFill>
+                  <pic:spPr bwMode="auto">
+                    <a:xfrm>
+                      <a:off x="0" y="0"/>
+                      <a:ext cx="5940425" cy="3316930"/>
+                    </a:xfrm>
+                    <a:prstGeom prst="rect">
+                      <a:avLst/>
+                    </a:prstGeom>
+                    <a:noFill/>
+                    <a:ln w="9525">
+                      <a:noFill/>
+                      <a:miter lim="800000"/>
+                      <a:headEnd/>
+                      <a:tailEnd/>
+                    </a:ln>
+                  </pic:spPr>
+                </pic:pic>
+              </a:graphicData>
+            </a:graphic>
+          </wp:inline>
+        </w:drawing>
+      </w:r>
+    </w:p>
+    <w:p>
+      <w:pPr>
+        <w:spacing w:line="360" w:lineRule="auto"/>
+        <w:rPr>
+          <w:sz w:val="28"/>
+          <w:szCs w:val="28"/>
+        </w:rPr>
+      </w:pPr>
+      <w:bookmarkStart w:id="9" w:name="_Toc437567120"/>
+      <w:r>
+        <w:rPr>
+          <w:sz w:val="28"/>
+          <w:szCs w:val="28"/>
+        </w:rPr>
+        <w:t xml:space="preserve">Рис.7. Эксплуатационные параметры фильтра </w:t>
+      </w:r>
+      <w:bookmarkEnd w:id="9"/>
+      <w:r>
+        <w:rPr>
+          <w:rFonts w:cstheme="minorHAnsi"/>
+          <w:bCs/>
+          <w:color w:val="000000"/>
+          <w:sz w:val="28"/>
+          <w:szCs w:val="48"/>
+        </w:rPr>
+        <w:t>3PHDF434MTO39</w:t>
+      </w:r>
+      <w:r>
+        <w:rPr>
+          <w:rFonts w:cstheme="minorHAnsi"/>
+          <w:bCs/>
+          <w:color w:val="000000"/>
+          <w:sz w:val="28"/>
+          <w:szCs w:val="48"/>
+        </w:rPr>
+        <w:t>.</w:t>
+      </w:r>
+    </w:p>
+    <w:p>
+      <w:pPr>
+        <w:spacing w:line="360" w:lineRule="auto"/>
+        <w:rPr>
+          <w:sz w:val="28"/>
+          <w:szCs w:val="28"/>
+        </w:rPr>
+      </w:pPr>
+    </w:p>
+    <w:p>
+      <w:pPr>
+        <w:spacing w:line="360" w:lineRule="auto"/>
+        <w:rPr>
+          <w:sz w:val="28"/>
+          <w:szCs w:val="28"/>
+        </w:rPr>
+      </w:pPr>
+      <w:bookmarkStart w:id="10" w:name="_Toc437567121"/>
+      <w:r>
+        <w:rPr>
+          <w:sz w:val="28"/>
+          <w:szCs w:val="28"/>
+        </w:rPr>
+        <w:t xml:space="preserve">Полоса пропускания данного фильтра по уровню -3дБ составляет </w:t>
+      </w:r>
+    </w:p>
+    <w:p>
+      <w:pPr>
+        <w:spacing w:line="360" w:lineRule="auto"/>
+        <w:rPr>
+          <w:i/>
+          <w:sz w:val="28"/>
+          <w:szCs w:val="28"/>
+        </w:rPr>
+      </w:pPr>
+      <m:oMathPara>
+        <m:oMath>
+          <m:sSub>
+            <m:sSubPr>
+              <m:ctrlPr>
+                <w:rPr>
+                  <w:rFonts w:ascii="Cambria Math" w:hAnsi="Cambria Math"/>
+                  <w:i/>
+                  <w:sz w:val="28"/>
+                  <w:szCs w:val="28"/>
+                </w:rPr>
+              </m:ctrlPr>
+            </m:sSubPr>
+            <m:e>
+              <m:r>
+                <w:rPr>
+                  <w:rFonts w:ascii="Cambria Math" w:hAnsi="Cambria Math"/>
+                  <w:sz w:val="28"/>
+                  <w:szCs w:val="28"/>
+                  <w:lang w:val="en-US"/>
+                </w:rPr>
+                <m:t>f</m:t>
+              </m:r>
+            </m:e>
+            <m:sub>
+              <m:r>
+                <w:rPr>
+                  <w:rFonts w:ascii="Cambria Math" w:hAnsi="Cambria Math"/>
+                  <w:sz w:val="28"/>
+                  <w:szCs w:val="28"/>
+                </w:rPr>
+                <m:t>min</m:t>
+              </m:r>
+            </m:sub>
+          </m:sSub>
+          <m:r>
+            <w:rPr>
+              <w:rFonts w:ascii="Cambria Math" w:hAnsi="Cambria Math"/>
+              <w:sz w:val="28"/>
+              <w:szCs w:val="28"/>
+            </w:rPr>
+            <m:t>=433.94 МГц</m:t>
+          </m:r>
+        </m:oMath>
+      </m:oMathPara>
+    </w:p>
+    <w:p>
+      <w:pPr>
+        <w:spacing w:line="360" w:lineRule="auto"/>
+        <w:rPr>
+          <w:i/>
+          <w:sz w:val="28"/>
+          <w:szCs w:val="28"/>
+        </w:rPr>
+      </w:pPr>
+      <m:oMathPara>
+        <m:oMath>
+          <m:sSub>
+            <m:sSubPr>
+              <m:ctrlPr>
+                <w:rPr>
+                  <w:rFonts w:ascii="Cambria Math" w:hAnsi="Cambria Math"/>
+                  <w:i/>
+                  <w:sz w:val="28"/>
+                  <w:szCs w:val="28"/>
+                </w:rPr>
+              </m:ctrlPr>
+            </m:sSubPr>
+            <m:e>
+              <m:r>
+                <w:rPr>
+                  <w:rFonts w:ascii="Cambria Math" w:hAnsi="Cambria Math"/>
+                  <w:sz w:val="28"/>
+                  <w:szCs w:val="28"/>
+                  <w:lang w:val="en-US"/>
+                </w:rPr>
+                <m:t>f</m:t>
+              </m:r>
+            </m:e>
+            <m:sub>
+              <m:r>
+                <w:rPr>
+                  <w:rFonts w:ascii="Cambria Math" w:hAnsi="Cambria Math"/>
+                  <w:sz w:val="28"/>
+                  <w:szCs w:val="28"/>
+                </w:rPr>
+                <m:t>max</m:t>
+              </m:r>
+            </m:sub>
+          </m:sSub>
+          <m:r>
+            <w:rPr>
+              <w:rFonts w:ascii="Cambria Math" w:hAnsi="Cambria Math"/>
+              <w:sz w:val="28"/>
+              <w:szCs w:val="28"/>
+            </w:rPr>
+            <m:t>=434.10МГц</m:t>
+          </m:r>
+        </m:oMath>
+      </m:oMathPara>
+    </w:p>
+    <w:p>
+      <w:pPr>
+        <w:spacing w:line="360" w:lineRule="auto"/>
+        <w:rPr>
+          <w:sz w:val="28"/>
+          <w:szCs w:val="28"/>
+        </w:rPr>
+      </w:pPr>
+      <w:r>
+        <w:rPr>
+          <w:sz w:val="28"/>
+          <w:szCs w:val="28"/>
+        </w:rPr>
+        <w:t xml:space="preserve">. </w:t>
+      </w:r>
+    </w:p>
+    <w:p>
+      <w:pPr>
+        <w:spacing w:line="360" w:lineRule="auto"/>
+        <w:rPr>
+          <w:sz w:val="28"/>
+          <w:szCs w:val="28"/>
+        </w:rPr>
+      </w:pPr>
+      <w:r>
+        <w:rPr>
+          <w:sz w:val="28"/>
+          <w:szCs w:val="28"/>
+        </w:rPr>
+        <w:t>График вносимых потерь приведен ниже.</w:t>
+      </w:r>
+      <w:bookmarkEnd w:id="10"/>
+    </w:p>
+    <w:p>
+      <w:pPr>
+        <w:rPr>
+          <w:sz w:val="28"/>
+          <w:szCs w:val="28"/>
+        </w:rPr>
+      </w:pPr>
+    </w:p>
+    <w:p>
+      <w:pPr>
+        <w:spacing w:line="360" w:lineRule="auto"/>
+        <w:rPr>
+          <w:sz w:val="28"/>
+          <w:szCs w:val="28"/>
+        </w:rPr>
+      </w:pPr>
+      <w:r>
+        <w:rPr>
+          <w:noProof/>
+          <w:sz w:val="28"/>
+          <w:szCs w:val="28"/>
+        </w:rPr>
+        <w:drawing>
+          <wp:inline distT="0" distB="0" distL="0" distR="0">
+            <wp:extent cx="5940425" cy="2749090"/>
+            <wp:effectExtent l="19050" t="0" r="3175" b="0"/>
+            <wp:docPr id="2" name="Рисунок 1"/>
+            <wp:cNvGraphicFramePr>
+              <a:graphicFrameLocks xmlns:a="http://schemas.openxmlformats.org/drawingml/2006/main" noChangeAspect="1"/>
+            </wp:cNvGraphicFramePr>
+            <a:graphic xmlns:a="http://schemas.openxmlformats.org/drawingml/2006/main">
+              <a:graphicData uri="http://schemas.openxmlformats.org/drawingml/2006/picture">
+                <pic:pic xmlns:pic="http://schemas.openxmlformats.org/drawingml/2006/picture">
+                  <pic:nvPicPr>
+                    <pic:cNvPr id="0" name="Picture 1"/>
+                    <pic:cNvPicPr>
+                      <a:picLocks noChangeAspect="1" noChangeArrowheads="1"/>
+                    </pic:cNvPicPr>
+                  </pic:nvPicPr>
+                  <pic:blipFill>
+                    <a:blip r:embed="rId13"/>
+                    <a:srcRect/>
+                    <a:stretch>
+                      <a:fillRect/>
+                    </a:stretch>
+                  </pic:blipFill>
+                  <pic:spPr bwMode="auto">
+                    <a:xfrm>
+                      <a:off x="0" y="0"/>
+                      <a:ext cx="5940425" cy="2749090"/>
+                    </a:xfrm>
+                    <a:prstGeom prst="rect">
+                      <a:avLst/>
+                    </a:prstGeom>
+                    <a:noFill/>
+                    <a:ln w="9525">
+                      <a:noFill/>
+                      <a:miter lim="800000"/>
+                      <a:headEnd/>
+                      <a:tailEnd/>
+                    </a:ln>
+                  </pic:spPr>
+                </pic:pic>
+              </a:graphicData>
+            </a:graphic>
+          </wp:inline>
+        </w:drawing>
+      </w:r>
+    </w:p>
+    <w:p>
+      <w:pPr>
+        <w:spacing w:line="360" w:lineRule="auto"/>
+        <w:rPr>
+          <w:sz w:val="28"/>
+          <w:szCs w:val="28"/>
+        </w:rPr>
+      </w:pPr>
+      <w:bookmarkStart w:id="11" w:name="_Toc437567123"/>
+      <w:r>
+        <w:rPr>
+          <w:sz w:val="28"/>
+          <w:szCs w:val="28"/>
+        </w:rPr>
+        <w:t>Рис.8. Вносимые потери фильтра</w:t>
+      </w:r>
+      <w:bookmarkEnd w:id="11"/>
+    </w:p>
+    <w:p>
+      <w:pPr>
+        <w:spacing w:line="360" w:lineRule="auto"/>
+        <w:rPr>
+          <w:sz w:val="28"/>
+          <w:szCs w:val="28"/>
+        </w:rPr>
+      </w:pPr>
+    </w:p>
+    <w:p>
+      <w:pPr>
+        <w:spacing w:line="360" w:lineRule="auto"/>
+        <w:rPr>
+          <w:sz w:val="28"/>
+          <w:szCs w:val="28"/>
+        </w:rPr>
+      </w:pPr>
+      <w:bookmarkStart w:id="12" w:name="_Toc437567124"/>
+      <w:r>
+        <w:rPr>
+          <w:sz w:val="28"/>
+          <w:szCs w:val="28"/>
+        </w:rPr>
+        <w:t>Как видно из графика полоса пропускания фильтра нас полностью устраивает, поэтому этот фильтр можно применить в нашей схеме.</w:t>
+      </w:r>
+      <w:bookmarkEnd w:id="12"/>
+    </w:p>
+    <w:p>
+      <w:pPr>
+        <w:pStyle w:val="a6"/>
+        <w:keepNext w:val="0"/>
+        <w:spacing w:line="360" w:lineRule="auto"/>
+        <w:ind w:firstLine="709"/>
+        <w:jc w:val="both"/>
+        <w:rPr>
+          <w:i w:val="0"/>
+          <w:szCs w:val="28"/>
+        </w:rPr>
+      </w:pPr>
+      <w:bookmarkStart w:id="13" w:name="_Toc437567174"/>
+      <w:bookmarkStart w:id="14" w:name="_Toc437569989"/>
+      <w:r>
+        <w:rPr>
+          <w:i w:val="0"/>
+          <w:szCs w:val="28"/>
+        </w:rPr>
+        <w:t>3.6 Расчет оконечного каскада</w:t>
+      </w:r>
+      <w:bookmarkEnd w:id="13"/>
+      <w:bookmarkEnd w:id="14"/>
+      <w:r>
+        <w:rPr>
+          <w:i w:val="0"/>
+          <w:szCs w:val="28"/>
+        </w:rPr>
+        <w:t xml:space="preserve"> </w:t>
+      </w:r>
+    </w:p>
+    <w:p>
+      <w:pPr>
+        <w:spacing w:line="360" w:lineRule="auto"/>
+        <w:rPr>
+          <w:sz w:val="28"/>
+          <w:szCs w:val="28"/>
+        </w:rPr>
+      </w:pPr>
+    </w:p>
+    <w:p>
+      <w:pPr>
+        <w:spacing w:line="360" w:lineRule="auto"/>
+        <w:rPr>
+          <w:sz w:val="28"/>
+          <w:szCs w:val="28"/>
+        </w:rPr>
+      </w:pPr>
+      <w:r>
+        <w:rPr>
+          <w:sz w:val="28"/>
+          <w:szCs w:val="28"/>
+        </w:rPr>
+        <w:t>Усилитель собран на одном транзисторе по схеме с общим эмиттером. Эквивалентная схема усилителя с общим эмиттером для токов и напряжений первой гармоники представлена на рисунке 2.1</w:t>
+      </w:r>
+    </w:p>
+    <w:p>
+      <w:pPr>
+        <w:spacing w:line="360" w:lineRule="auto"/>
+        <w:rPr>
+          <w:sz w:val="28"/>
+          <w:szCs w:val="28"/>
+        </w:rPr>
+      </w:pPr>
+      <w:r>
+        <w:rPr>
+          <w:sz w:val="28"/>
+          <w:szCs w:val="28"/>
+        </w:rPr>
+        <w:t>По условию мощность на антенне должна составлять 10</w:t>
+      </w:r>
+      <w:r>
+        <w:rPr>
+          <w:sz w:val="28"/>
+          <w:szCs w:val="28"/>
+        </w:rPr>
+        <w:t>мВт.</w:t>
+      </w:r>
+      <w:r>
+        <w:rPr>
+          <w:sz w:val="28"/>
+          <w:szCs w:val="28"/>
+        </w:rPr>
+        <w:t xml:space="preserve"> </w:t>
+      </w:r>
+    </w:p>
+    <w:p>
+      <w:pPr>
+        <w:spacing w:line="360" w:lineRule="auto"/>
+        <w:rPr>
+          <w:sz w:val="28"/>
+          <w:szCs w:val="28"/>
+        </w:rPr>
+      </w:pPr>
+      <w:r>
+        <w:rPr>
+          <w:sz w:val="28"/>
+          <w:szCs w:val="28"/>
+        </w:rPr>
+        <w:t>На основе этого сформируем исходные данные для расчета усилителя:</w:t>
+      </w:r>
+    </w:p>
+    <w:p>
+      <w:pPr>
+        <w:spacing w:line="360" w:lineRule="auto"/>
+        <w:rPr>
+          <w:sz w:val="28"/>
+          <w:szCs w:val="28"/>
+        </w:rPr>
+      </w:pPr>
+      <w:r>
+        <w:rPr>
+          <w:sz w:val="28"/>
+          <w:szCs w:val="28"/>
+        </w:rPr>
+        <w:t>1. Выходная мощность 10м</w:t>
+      </w:r>
+      <w:r>
+        <w:rPr>
+          <w:sz w:val="28"/>
+          <w:szCs w:val="28"/>
+        </w:rPr>
+        <w:t>Вт</w:t>
+      </w:r>
+    </w:p>
+    <w:p>
+      <w:pPr>
+        <w:spacing w:line="360" w:lineRule="auto"/>
+        <w:rPr>
+          <w:sz w:val="28"/>
+          <w:szCs w:val="28"/>
+        </w:rPr>
+      </w:pPr>
+      <w:r>
+        <w:rPr>
+          <w:sz w:val="28"/>
+          <w:szCs w:val="28"/>
+        </w:rPr>
+        <w:t xml:space="preserve">2. Рабочая частота </w:t>
+      </w:r>
+      <w:r>
+        <w:rPr>
+          <w:sz w:val="28"/>
+          <w:szCs w:val="28"/>
+        </w:rPr>
+        <w:t>434</w:t>
+      </w:r>
+      <w:r>
+        <w:rPr>
+          <w:sz w:val="28"/>
+          <w:szCs w:val="28"/>
+        </w:rPr>
+        <w:t xml:space="preserve"> МГц</w:t>
+      </w:r>
+    </w:p>
+    <w:p>
+      <w:pPr>
+        <w:spacing w:line="360" w:lineRule="auto"/>
+        <w:rPr>
+          <w:sz w:val="28"/>
+          <w:szCs w:val="28"/>
+        </w:rPr>
+      </w:pPr>
+      <w:r>
+        <w:rPr>
+          <w:sz w:val="28"/>
+          <w:szCs w:val="28"/>
+        </w:rPr>
+        <w:t>3. Мощность, развиваемая эквивалентным генератором 10.5 Вт</w:t>
+      </w:r>
+    </w:p>
+    <w:p>
+      <w:pPr>
+        <w:spacing w:line="360" w:lineRule="auto"/>
+        <w:rPr>
+          <w:sz w:val="28"/>
+          <w:szCs w:val="28"/>
+        </w:rPr>
+      </w:pPr>
+    </w:p>
+    <w:p>
+      <w:pPr>
+        <w:spacing w:line="360" w:lineRule="auto"/>
+        <w:rPr>
+          <w:sz w:val="28"/>
+          <w:szCs w:val="28"/>
+        </w:rPr>
+      </w:pPr>
+      <w:r>
+        <w:rPr>
+          <w:noProof/>
+          <w:sz w:val="28"/>
+          <w:szCs w:val="28"/>
+        </w:rPr>
+        <w:drawing>
+          <wp:inline distT="0" distB="0" distL="0" distR="0">
+            <wp:extent cx="5288280" cy="3268980"/>
+            <wp:effectExtent l="19050" t="0" r="7620" b="0"/>
+            <wp:docPr id="17" name="Рисунок 633"/>
+            <wp:cNvGraphicFramePr>
+              <a:graphicFrameLocks xmlns:a="http://schemas.openxmlformats.org/drawingml/2006/main" noChangeAspect="1"/>
+            </wp:cNvGraphicFramePr>
+            <a:graphic xmlns:a="http://schemas.openxmlformats.org/drawingml/2006/main">
+              <a:graphicData uri="http://schemas.openxmlformats.org/drawingml/2006/picture">
+                <pic:pic xmlns:pic="http://schemas.openxmlformats.org/drawingml/2006/picture">
+                  <pic:nvPicPr>
+                    <pic:cNvPr id="0" name="Рисунок 633"/>
+                    <pic:cNvPicPr>
+                      <a:picLocks noChangeAspect="1" noChangeArrowheads="1"/>
+                    </pic:cNvPicPr>
+                  </pic:nvPicPr>
+                  <pic:blipFill>
+                    <a:blip r:embed="rId14"/>
+                    <a:srcRect/>
+                    <a:stretch>
+                      <a:fillRect/>
+                    </a:stretch>
+                  </pic:blipFill>
+                  <pic:spPr bwMode="auto">
+                    <a:xfrm>
+                      <a:off x="0" y="0"/>
+                      <a:ext cx="5288280" cy="3268980"/>
+                    </a:xfrm>
+                    <a:prstGeom prst="rect">
+                      <a:avLst/>
+                    </a:prstGeom>
+                    <a:noFill/>
+                    <a:ln w="9525">
+                      <a:noFill/>
+                      <a:miter lim="800000"/>
+                      <a:headEnd/>
+                      <a:tailEnd/>
+                    </a:ln>
+                  </pic:spPr>
+                </pic:pic>
+              </a:graphicData>
+            </a:graphic>
+          </wp:inline>
+        </w:drawing>
+      </w:r>
+    </w:p>
+    <w:p>
+      <w:pPr>
+        <w:spacing w:line="360" w:lineRule="auto"/>
+        <w:rPr>
+          <w:sz w:val="28"/>
+          <w:szCs w:val="28"/>
+        </w:rPr>
+      </w:pPr>
+      <w:r>
+        <w:rPr>
+          <w:sz w:val="28"/>
+          <w:szCs w:val="28"/>
+        </w:rPr>
+        <w:t>Рис.2.1. Эквивалентная схема усилителя</w:t>
+      </w:r>
+    </w:p>
+    <w:p>
+      <w:pPr>
+        <w:spacing w:line="360" w:lineRule="auto"/>
+        <w:rPr>
+          <w:sz w:val="28"/>
+          <w:szCs w:val="28"/>
+        </w:rPr>
+      </w:pPr>
+    </w:p>
+    <w:p>
+      <w:pPr>
+        <w:spacing w:line="360" w:lineRule="auto"/>
+        <w:rPr>
+          <w:sz w:val="28"/>
+          <w:szCs w:val="28"/>
+        </w:rPr>
+      </w:pPr>
+      <w:r>
+        <w:rPr>
+          <w:sz w:val="28"/>
+          <w:szCs w:val="28"/>
+        </w:rPr>
+        <w:t xml:space="preserve">По исходным данным выбираем транзистор. Для данного усилителя </w:t>
+      </w:r>
+    </w:p>
+    <w:p>
+      <w:pPr>
+        <w:spacing w:line="360" w:lineRule="auto"/>
+        <w:rPr>
+          <w:sz w:val="28"/>
+          <w:szCs w:val="28"/>
+        </w:rPr>
+      </w:pPr>
+      <w:r>
+        <w:rPr>
+          <w:sz w:val="28"/>
+          <w:szCs w:val="28"/>
+        </w:rPr>
+        <w:t>подходит транзистор КТ909А. Его справочные параметры следующие:</w:t>
+      </w:r>
+    </w:p>
+    <w:p>
+      <w:pPr>
+        <w:spacing w:line="360" w:lineRule="auto"/>
+        <w:rPr>
+          <w:sz w:val="28"/>
+          <w:szCs w:val="28"/>
+        </w:rPr>
+      </w:pPr>
+      <w:r>
+        <w:rPr>
+          <w:sz w:val="28"/>
+          <w:szCs w:val="28"/>
+        </w:rPr>
+        <w:t xml:space="preserve">1. Граничная частота </w:t>
+      </w:r>
+      <w:r>
+        <w:rPr>
+          <w:noProof/>
+          <w:position w:val="-14"/>
+          <w:sz w:val="28"/>
+          <w:szCs w:val="28"/>
+        </w:rPr>
+        <w:drawing>
+          <wp:inline distT="0" distB="0" distL="0" distR="0">
+            <wp:extent cx="891540" cy="228600"/>
+            <wp:effectExtent l="0" t="0" r="3810" b="0"/>
+            <wp:docPr id="18" name="Рисунок 5777"/>
+            <wp:cNvGraphicFramePr>
+              <a:graphicFrameLocks xmlns:a="http://schemas.openxmlformats.org/drawingml/2006/main" noChangeAspect="1"/>
+            </wp:cNvGraphicFramePr>
+            <a:graphic xmlns:a="http://schemas.openxmlformats.org/drawingml/2006/main">
+              <a:graphicData uri="http://schemas.openxmlformats.org/drawingml/2006/picture">
+                <pic:pic xmlns:pic="http://schemas.openxmlformats.org/drawingml/2006/picture">
+                  <pic:nvPicPr>
+                    <pic:cNvPr id="0" name="Рисунок 5777"/>
+                    <pic:cNvPicPr>
+                      <a:picLocks noChangeAspect="1" noChangeArrowheads="1"/>
+                    </pic:cNvPicPr>
+                  </pic:nvPicPr>
+                  <pic:blipFill>
+                    <a:blip r:embed="rId15"/>
+                    <a:srcRect/>
+                    <a:stretch>
+                      <a:fillRect/>
+                    </a:stretch>
+                  </pic:blipFill>
+                  <pic:spPr bwMode="auto">
+                    <a:xfrm>
+                      <a:off x="0" y="0"/>
+                      <a:ext cx="891540" cy="228600"/>
+                    </a:xfrm>
+                    <a:prstGeom prst="rect">
+                      <a:avLst/>
+                    </a:prstGeom>
+                    <a:noFill/>
+                    <a:ln w="9525">
+                      <a:noFill/>
+                      <a:miter lim="800000"/>
+                      <a:headEnd/>
+                      <a:tailEnd/>
+                    </a:ln>
+                  </pic:spPr>
+                </pic:pic>
+              </a:graphicData>
+            </a:graphic>
+          </wp:inline>
+        </w:drawing>
+      </w:r>
+      <w:r>
+        <w:rPr>
+          <w:sz w:val="28"/>
+          <w:szCs w:val="28"/>
+        </w:rPr>
+        <w:t xml:space="preserve"> </w:t>
+      </w:r>
+    </w:p>
+    <w:p>
+      <w:pPr>
+        <w:spacing w:line="360" w:lineRule="auto"/>
+        <w:rPr>
+          <w:sz w:val="28"/>
+          <w:szCs w:val="28"/>
+        </w:rPr>
+      </w:pPr>
+      <w:r>
+        <w:rPr>
+          <w:sz w:val="28"/>
+          <w:szCs w:val="28"/>
+        </w:rPr>
+        <w:t xml:space="preserve">2. Мощность </w:t>
+      </w:r>
+      <w:r>
+        <w:rPr>
+          <w:noProof/>
+          <w:position w:val="-12"/>
+          <w:sz w:val="28"/>
+          <w:szCs w:val="28"/>
+        </w:rPr>
+        <w:drawing>
+          <wp:inline distT="0" distB="0" distL="0" distR="0">
+            <wp:extent cx="739140" cy="228600"/>
+            <wp:effectExtent l="0" t="0" r="3810" b="0"/>
+            <wp:docPr id="19" name="Рисунок 5776"/>
+            <wp:cNvGraphicFramePr>
+              <a:graphicFrameLocks xmlns:a="http://schemas.openxmlformats.org/drawingml/2006/main" noChangeAspect="1"/>
+            </wp:cNvGraphicFramePr>
+            <a:graphic xmlns:a="http://schemas.openxmlformats.org/drawingml/2006/main">
+              <a:graphicData uri="http://schemas.openxmlformats.org/drawingml/2006/picture">
+                <pic:pic xmlns:pic="http://schemas.openxmlformats.org/drawingml/2006/picture">
+                  <pic:nvPicPr>
+                    <pic:cNvPr id="0" name="Рисунок 5776"/>
+                    <pic:cNvPicPr>
+                      <a:picLocks noChangeAspect="1" noChangeArrowheads="1"/>
+                    </pic:cNvPicPr>
+                  </pic:nvPicPr>
+                  <pic:blipFill>
+                    <a:blip r:embed="rId16"/>
+                    <a:srcRect/>
+                    <a:stretch>
+                      <a:fillRect/>
+                    </a:stretch>
+                  </pic:blipFill>
+                  <pic:spPr bwMode="auto">
+                    <a:xfrm>
+                      <a:off x="0" y="0"/>
+                      <a:ext cx="739140" cy="228600"/>
+                    </a:xfrm>
+                    <a:prstGeom prst="rect">
+                      <a:avLst/>
+                    </a:prstGeom>
+                    <a:noFill/>
+                    <a:ln w="9525">
+                      <a:noFill/>
+                      <a:miter lim="800000"/>
+                      <a:headEnd/>
+                      <a:tailEnd/>
+                    </a:ln>
+                  </pic:spPr>
+                </pic:pic>
+              </a:graphicData>
+            </a:graphic>
+          </wp:inline>
+        </w:drawing>
+      </w:r>
+      <w:r>
+        <w:rPr>
+          <w:sz w:val="28"/>
+          <w:szCs w:val="28"/>
+        </w:rPr>
+        <w:t xml:space="preserve"> </w:t>
+      </w:r>
+    </w:p>
+    <w:p>
+      <w:pPr>
+        <w:spacing w:line="360" w:lineRule="auto"/>
+        <w:rPr>
+          <w:sz w:val="28"/>
+          <w:szCs w:val="28"/>
+        </w:rPr>
+      </w:pPr>
+      <w:r>
+        <w:rPr>
+          <w:sz w:val="28"/>
+          <w:szCs w:val="28"/>
+        </w:rPr>
+        <w:t xml:space="preserve">3. Коэффициент усиления по току, на частоте 1ГГц </w:t>
+      </w:r>
+      <w:r>
+        <w:rPr>
+          <w:noProof/>
+          <w:position w:val="-12"/>
+          <w:sz w:val="28"/>
+          <w:szCs w:val="28"/>
+        </w:rPr>
+        <w:drawing>
+          <wp:inline distT="0" distB="0" distL="0" distR="0">
+            <wp:extent cx="533400" cy="228600"/>
+            <wp:effectExtent l="19050" t="0" r="0" b="0"/>
+            <wp:docPr id="20" name="Рисунок 5775"/>
+            <wp:cNvGraphicFramePr>
+              <a:graphicFrameLocks xmlns:a="http://schemas.openxmlformats.org/drawingml/2006/main" noChangeAspect="1"/>
+            </wp:cNvGraphicFramePr>
+            <a:graphic xmlns:a="http://schemas.openxmlformats.org/drawingml/2006/main">
+              <a:graphicData uri="http://schemas.openxmlformats.org/drawingml/2006/picture">
+                <pic:pic xmlns:pic="http://schemas.openxmlformats.org/drawingml/2006/picture">
+                  <pic:nvPicPr>
+                    <pic:cNvPr id="0" name="Рисунок 5775"/>
+                    <pic:cNvPicPr>
+                      <a:picLocks noChangeAspect="1" noChangeArrowheads="1"/>
+                    </pic:cNvPicPr>
+                  </pic:nvPicPr>
+                  <pic:blipFill>
+                    <a:blip r:embed="rId17"/>
+                    <a:srcRect/>
+                    <a:stretch>
+                      <a:fillRect/>
+                    </a:stretch>
+                  </pic:blipFill>
+                  <pic:spPr bwMode="auto">
+                    <a:xfrm>
+                      <a:off x="0" y="0"/>
+                      <a:ext cx="533400" cy="228600"/>
+                    </a:xfrm>
+                    <a:prstGeom prst="rect">
+                      <a:avLst/>
+                    </a:prstGeom>
+                    <a:noFill/>
+                    <a:ln w="9525">
+                      <a:noFill/>
+                      <a:miter lim="800000"/>
+                      <a:headEnd/>
+                      <a:tailEnd/>
+                    </a:ln>
+                  </pic:spPr>
+                </pic:pic>
+              </a:graphicData>
+            </a:graphic>
+          </wp:inline>
+        </w:drawing>
+      </w:r>
+      <w:r>
+        <w:rPr>
+          <w:sz w:val="28"/>
+          <w:szCs w:val="28"/>
+        </w:rPr>
+        <w:t xml:space="preserve"> </w:t>
+      </w:r>
+    </w:p>
+    <w:p>
+      <w:pPr>
+        <w:spacing w:line="360" w:lineRule="auto"/>
+        <w:rPr>
+          <w:sz w:val="28"/>
+          <w:szCs w:val="28"/>
+        </w:rPr>
+      </w:pPr>
+      <w:r>
+        <w:rPr>
+          <w:sz w:val="28"/>
+          <w:szCs w:val="28"/>
+        </w:rPr>
+        <w:t xml:space="preserve">4. Граничная крутизна </w:t>
+      </w:r>
+      <w:r>
+        <w:rPr>
+          <w:noProof/>
+          <w:position w:val="-14"/>
+          <w:sz w:val="28"/>
+          <w:szCs w:val="28"/>
+        </w:rPr>
+        <w:drawing>
+          <wp:inline distT="0" distB="0" distL="0" distR="0">
+            <wp:extent cx="670560" cy="228600"/>
+            <wp:effectExtent l="19050" t="0" r="0" b="0"/>
+            <wp:docPr id="21" name="Рисунок 5774"/>
+            <wp:cNvGraphicFramePr>
+              <a:graphicFrameLocks xmlns:a="http://schemas.openxmlformats.org/drawingml/2006/main" noChangeAspect="1"/>
+            </wp:cNvGraphicFramePr>
+            <a:graphic xmlns:a="http://schemas.openxmlformats.org/drawingml/2006/main">
+              <a:graphicData uri="http://schemas.openxmlformats.org/drawingml/2006/picture">
+                <pic:pic xmlns:pic="http://schemas.openxmlformats.org/drawingml/2006/picture">
+                  <pic:nvPicPr>
+                    <pic:cNvPr id="0" name="Рисунок 5774"/>
+                    <pic:cNvPicPr>
+                      <a:picLocks noChangeAspect="1" noChangeArrowheads="1"/>
+                    </pic:cNvPicPr>
+                  </pic:nvPicPr>
+                  <pic:blipFill>
+                    <a:blip r:embed="rId18"/>
+                    <a:srcRect/>
+                    <a:stretch>
+                      <a:fillRect/>
+                    </a:stretch>
+                  </pic:blipFill>
+                  <pic:spPr bwMode="auto">
+                    <a:xfrm>
+                      <a:off x="0" y="0"/>
+                      <a:ext cx="670560" cy="228600"/>
+                    </a:xfrm>
+                    <a:prstGeom prst="rect">
+                      <a:avLst/>
+                    </a:prstGeom>
+                    <a:noFill/>
+                    <a:ln w="9525">
+                      <a:noFill/>
+                      <a:miter lim="800000"/>
+                      <a:headEnd/>
+                      <a:tailEnd/>
+                    </a:ln>
+                  </pic:spPr>
+                </pic:pic>
+              </a:graphicData>
+            </a:graphic>
+          </wp:inline>
+        </w:drawing>
+      </w:r>
+      <w:r>
+        <w:rPr>
+          <w:sz w:val="28"/>
+          <w:szCs w:val="28"/>
+        </w:rPr>
+        <w:t xml:space="preserve"> </w:t>
+      </w:r>
+    </w:p>
+    <w:p>
+      <w:pPr>
+        <w:spacing w:line="360" w:lineRule="auto"/>
+        <w:rPr>
+          <w:sz w:val="28"/>
+          <w:szCs w:val="28"/>
+        </w:rPr>
+      </w:pPr>
+      <w:r>
+        <w:rPr>
+          <w:sz w:val="28"/>
+          <w:szCs w:val="28"/>
+        </w:rPr>
+        <w:t xml:space="preserve">5. Емкость коллекторного перехода </w:t>
+      </w:r>
+      <w:r>
+        <w:rPr>
+          <w:noProof/>
+          <w:position w:val="-12"/>
+          <w:sz w:val="28"/>
+          <w:szCs w:val="28"/>
+        </w:rPr>
+        <w:drawing>
+          <wp:inline distT="0" distB="0" distL="0" distR="0">
+            <wp:extent cx="609600" cy="228600"/>
+            <wp:effectExtent l="0" t="0" r="0" b="0"/>
+            <wp:docPr id="22" name="Рисунок 5773"/>
+            <wp:cNvGraphicFramePr>
+              <a:graphicFrameLocks xmlns:a="http://schemas.openxmlformats.org/drawingml/2006/main" noChangeAspect="1"/>
+            </wp:cNvGraphicFramePr>
+            <a:graphic xmlns:a="http://schemas.openxmlformats.org/drawingml/2006/main">
+              <a:graphicData uri="http://schemas.openxmlformats.org/drawingml/2006/picture">
+                <pic:pic xmlns:pic="http://schemas.openxmlformats.org/drawingml/2006/picture">
+                  <pic:nvPicPr>
+                    <pic:cNvPr id="0" name="Рисунок 5773"/>
+                    <pic:cNvPicPr>
+                      <a:picLocks noChangeAspect="1" noChangeArrowheads="1"/>
+                    </pic:cNvPicPr>
+                  </pic:nvPicPr>
+                  <pic:blipFill>
+                    <a:blip r:embed="rId19"/>
+                    <a:srcRect/>
+                    <a:stretch>
+                      <a:fillRect/>
+                    </a:stretch>
+                  </pic:blipFill>
+                  <pic:spPr bwMode="auto">
+                    <a:xfrm>
+                      <a:off x="0" y="0"/>
+                      <a:ext cx="609600" cy="228600"/>
+                    </a:xfrm>
+                    <a:prstGeom prst="rect">
+                      <a:avLst/>
+                    </a:prstGeom>
+                    <a:noFill/>
+                    <a:ln w="9525">
+                      <a:noFill/>
+                      <a:miter lim="800000"/>
+                      <a:headEnd/>
+                      <a:tailEnd/>
+                    </a:ln>
+                  </pic:spPr>
+                </pic:pic>
+              </a:graphicData>
+            </a:graphic>
+          </wp:inline>
+        </w:drawing>
+      </w:r>
+      <w:r>
+        <w:rPr>
+          <w:sz w:val="28"/>
+          <w:szCs w:val="28"/>
+        </w:rPr>
+        <w:t xml:space="preserve"> </w:t>
+      </w:r>
+    </w:p>
+    <w:p>
+      <w:pPr>
+        <w:spacing w:line="360" w:lineRule="auto"/>
+        <w:rPr>
+          <w:sz w:val="28"/>
+          <w:szCs w:val="28"/>
+        </w:rPr>
+      </w:pPr>
+      <w:r>
+        <w:rPr>
+          <w:sz w:val="28"/>
+          <w:szCs w:val="28"/>
+        </w:rPr>
+        <w:t xml:space="preserve">6. Емкость </w:t>
+      </w:r>
+      <w:proofErr w:type="spellStart"/>
+      <w:r>
+        <w:rPr>
+          <w:sz w:val="28"/>
+          <w:szCs w:val="28"/>
+        </w:rPr>
+        <w:t>эмиттерного</w:t>
+      </w:r>
+      <w:proofErr w:type="spellEnd"/>
+      <w:r>
+        <w:rPr>
+          <w:sz w:val="28"/>
+          <w:szCs w:val="28"/>
+        </w:rPr>
+        <w:t xml:space="preserve"> перехода </w:t>
+      </w:r>
+      <w:r>
+        <w:rPr>
+          <w:noProof/>
+          <w:position w:val="-12"/>
+          <w:sz w:val="28"/>
+          <w:szCs w:val="28"/>
+        </w:rPr>
+        <w:drawing>
+          <wp:inline distT="0" distB="0" distL="0" distR="0">
+            <wp:extent cx="754380" cy="228600"/>
+            <wp:effectExtent l="0" t="0" r="0" b="0"/>
+            <wp:docPr id="23" name="Рисунок 5772"/>
+            <wp:cNvGraphicFramePr>
+              <a:graphicFrameLocks xmlns:a="http://schemas.openxmlformats.org/drawingml/2006/main" noChangeAspect="1"/>
+            </wp:cNvGraphicFramePr>
+            <a:graphic xmlns:a="http://schemas.openxmlformats.org/drawingml/2006/main">
+              <a:graphicData uri="http://schemas.openxmlformats.org/drawingml/2006/picture">
+                <pic:pic xmlns:pic="http://schemas.openxmlformats.org/drawingml/2006/picture">
+                  <pic:nvPicPr>
+                    <pic:cNvPr id="0" name="Рисунок 5772"/>
+                    <pic:cNvPicPr>
+                      <a:picLocks noChangeAspect="1" noChangeArrowheads="1"/>
+                    </pic:cNvPicPr>
+                  </pic:nvPicPr>
+                  <pic:blipFill>
+                    <a:blip r:embed="rId20"/>
+                    <a:srcRect/>
+                    <a:stretch>
+                      <a:fillRect/>
+                    </a:stretch>
+                  </pic:blipFill>
+                  <pic:spPr bwMode="auto">
+                    <a:xfrm>
+                      <a:off x="0" y="0"/>
+                      <a:ext cx="754380" cy="228600"/>
+                    </a:xfrm>
+                    <a:prstGeom prst="rect">
+                      <a:avLst/>
+                    </a:prstGeom>
+                    <a:noFill/>
+                    <a:ln w="9525">
+                      <a:noFill/>
+                      <a:miter lim="800000"/>
+                      <a:headEnd/>
+                      <a:tailEnd/>
+                    </a:ln>
+                  </pic:spPr>
+                </pic:pic>
+              </a:graphicData>
+            </a:graphic>
+          </wp:inline>
+        </w:drawing>
+      </w:r>
+      <w:r>
+        <w:rPr>
+          <w:sz w:val="28"/>
+          <w:szCs w:val="28"/>
+        </w:rPr>
+        <w:t xml:space="preserve"> </w:t>
+      </w:r>
+    </w:p>
+    <w:p>
+      <w:pPr>
+        <w:spacing w:line="360" w:lineRule="auto"/>
+        <w:rPr>
+          <w:sz w:val="28"/>
+          <w:szCs w:val="28"/>
+        </w:rPr>
+      </w:pPr>
+      <w:r>
+        <w:rPr>
+          <w:sz w:val="28"/>
+          <w:szCs w:val="28"/>
+        </w:rPr>
+        <w:t xml:space="preserve">7. Сопротивление базы </w:t>
+      </w:r>
+      <w:r>
+        <w:rPr>
+          <w:noProof/>
+          <w:position w:val="-12"/>
+          <w:sz w:val="28"/>
+          <w:szCs w:val="28"/>
+        </w:rPr>
+        <w:drawing>
+          <wp:inline distT="0" distB="0" distL="0" distR="0">
+            <wp:extent cx="662940" cy="228600"/>
+            <wp:effectExtent l="0" t="0" r="3810" b="0"/>
+            <wp:docPr id="24" name="Рисунок 5771"/>
+            <wp:cNvGraphicFramePr>
+              <a:graphicFrameLocks xmlns:a="http://schemas.openxmlformats.org/drawingml/2006/main" noChangeAspect="1"/>
+            </wp:cNvGraphicFramePr>
+            <a:graphic xmlns:a="http://schemas.openxmlformats.org/drawingml/2006/main">
+              <a:graphicData uri="http://schemas.openxmlformats.org/drawingml/2006/picture">
+                <pic:pic xmlns:pic="http://schemas.openxmlformats.org/drawingml/2006/picture">
+                  <pic:nvPicPr>
+                    <pic:cNvPr id="0" name="Рисунок 5771"/>
+                    <pic:cNvPicPr>
+                      <a:picLocks noChangeAspect="1" noChangeArrowheads="1"/>
+                    </pic:cNvPicPr>
+                  </pic:nvPicPr>
+                  <pic:blipFill>
+                    <a:blip r:embed="rId21"/>
+                    <a:srcRect/>
+                    <a:stretch>
+                      <a:fillRect/>
+                    </a:stretch>
+                  </pic:blipFill>
+                  <pic:spPr bwMode="auto">
+                    <a:xfrm>
+                      <a:off x="0" y="0"/>
+                      <a:ext cx="662940" cy="228600"/>
+                    </a:xfrm>
+                    <a:prstGeom prst="rect">
+                      <a:avLst/>
+                    </a:prstGeom>
+                    <a:noFill/>
+                    <a:ln w="9525">
+                      <a:noFill/>
+                      <a:miter lim="800000"/>
+                      <a:headEnd/>
+                      <a:tailEnd/>
+                    </a:ln>
+                  </pic:spPr>
+                </pic:pic>
+              </a:graphicData>
+            </a:graphic>
+          </wp:inline>
+        </w:drawing>
+      </w:r>
+      <w:r>
+        <w:rPr>
+          <w:sz w:val="28"/>
+          <w:szCs w:val="28"/>
+        </w:rPr>
+        <w:t xml:space="preserve"> </w:t>
+      </w:r>
+    </w:p>
+    <w:p>
+      <w:pPr>
+        <w:spacing w:line="360" w:lineRule="auto"/>
+        <w:rPr>
+          <w:sz w:val="28"/>
+          <w:szCs w:val="28"/>
+        </w:rPr>
+      </w:pPr>
+      <w:r>
+        <w:rPr>
+          <w:sz w:val="28"/>
+          <w:szCs w:val="28"/>
+        </w:rPr>
+        <w:t xml:space="preserve">8. Сопротивление эмиттера </w:t>
+      </w:r>
+      <w:r>
+        <w:rPr>
+          <w:noProof/>
+          <w:position w:val="-12"/>
+          <w:sz w:val="28"/>
+          <w:szCs w:val="28"/>
+        </w:rPr>
+        <w:drawing>
+          <wp:inline distT="0" distB="0" distL="0" distR="0">
+            <wp:extent cx="754380" cy="228600"/>
+            <wp:effectExtent l="0" t="0" r="0" b="0"/>
+            <wp:docPr id="25" name="Рисунок 5770"/>
+            <wp:cNvGraphicFramePr>
+              <a:graphicFrameLocks xmlns:a="http://schemas.openxmlformats.org/drawingml/2006/main" noChangeAspect="1"/>
+            </wp:cNvGraphicFramePr>
+            <a:graphic xmlns:a="http://schemas.openxmlformats.org/drawingml/2006/main">
+              <a:graphicData uri="http://schemas.openxmlformats.org/drawingml/2006/picture">
+                <pic:pic xmlns:pic="http://schemas.openxmlformats.org/drawingml/2006/picture">
+                  <pic:nvPicPr>
+                    <pic:cNvPr id="0" name="Рисунок 5770"/>
+                    <pic:cNvPicPr>
+                      <a:picLocks noChangeAspect="1" noChangeArrowheads="1"/>
+                    </pic:cNvPicPr>
+                  </pic:nvPicPr>
+                  <pic:blipFill>
+                    <a:blip r:embed="rId22"/>
+                    <a:srcRect/>
+                    <a:stretch>
+                      <a:fillRect/>
+                    </a:stretch>
+                  </pic:blipFill>
+                  <pic:spPr bwMode="auto">
+                    <a:xfrm>
+                      <a:off x="0" y="0"/>
+                      <a:ext cx="754380" cy="228600"/>
+                    </a:xfrm>
+                    <a:prstGeom prst="rect">
+                      <a:avLst/>
+                    </a:prstGeom>
+                    <a:noFill/>
+                    <a:ln w="9525">
+                      <a:noFill/>
+                      <a:miter lim="800000"/>
+                      <a:headEnd/>
+                      <a:tailEnd/>
+                    </a:ln>
+                  </pic:spPr>
+                </pic:pic>
+              </a:graphicData>
+            </a:graphic>
+          </wp:inline>
+        </w:drawing>
+      </w:r>
+      <w:r>
+        <w:rPr>
+          <w:sz w:val="28"/>
+          <w:szCs w:val="28"/>
+        </w:rPr>
+        <w:t xml:space="preserve"> </w:t>
+      </w:r>
+    </w:p>
+    <w:p>
+      <w:pPr>
+        <w:spacing w:line="360" w:lineRule="auto"/>
+        <w:rPr>
+          <w:sz w:val="28"/>
+          <w:szCs w:val="28"/>
+        </w:rPr>
+      </w:pPr>
+      <w:r>
+        <w:rPr>
+          <w:sz w:val="28"/>
+          <w:szCs w:val="28"/>
+        </w:rPr>
+        <w:t xml:space="preserve">9. Сопротивление коллектора </w:t>
+      </w:r>
+      <w:r>
+        <w:rPr>
+          <w:noProof/>
+          <w:position w:val="-12"/>
+          <w:sz w:val="28"/>
+          <w:szCs w:val="28"/>
+        </w:rPr>
+        <w:drawing>
+          <wp:inline distT="0" distB="0" distL="0" distR="0">
+            <wp:extent cx="670560" cy="228600"/>
+            <wp:effectExtent l="0" t="0" r="0" b="0"/>
+            <wp:docPr id="26" name="Рисунок 5769"/>
+            <wp:cNvGraphicFramePr>
+              <a:graphicFrameLocks xmlns:a="http://schemas.openxmlformats.org/drawingml/2006/main" noChangeAspect="1"/>
+            </wp:cNvGraphicFramePr>
+            <a:graphic xmlns:a="http://schemas.openxmlformats.org/drawingml/2006/main">
+              <a:graphicData uri="http://schemas.openxmlformats.org/drawingml/2006/picture">
+                <pic:pic xmlns:pic="http://schemas.openxmlformats.org/drawingml/2006/picture">
+                  <pic:nvPicPr>
+                    <pic:cNvPr id="0" name="Рисунок 5769"/>
+                    <pic:cNvPicPr>
+                      <a:picLocks noChangeAspect="1" noChangeArrowheads="1"/>
+                    </pic:cNvPicPr>
+                  </pic:nvPicPr>
+                  <pic:blipFill>
+                    <a:blip r:embed="rId23"/>
+                    <a:srcRect/>
+                    <a:stretch>
+                      <a:fillRect/>
+                    </a:stretch>
+                  </pic:blipFill>
+                  <pic:spPr bwMode="auto">
+                    <a:xfrm>
+                      <a:off x="0" y="0"/>
+                      <a:ext cx="670560" cy="228600"/>
+                    </a:xfrm>
+                    <a:prstGeom prst="rect">
+                      <a:avLst/>
+                    </a:prstGeom>
+                    <a:noFill/>
+                    <a:ln w="9525">
+                      <a:noFill/>
+                      <a:miter lim="800000"/>
+                      <a:headEnd/>
+                      <a:tailEnd/>
+                    </a:ln>
+                  </pic:spPr>
+                </pic:pic>
+              </a:graphicData>
+            </a:graphic>
+          </wp:inline>
+        </w:drawing>
+      </w:r>
+      <w:r>
+        <w:rPr>
+          <w:sz w:val="28"/>
+          <w:szCs w:val="28"/>
+        </w:rPr>
+        <w:t xml:space="preserve"> </w:t>
+      </w:r>
+    </w:p>
+    <w:p>
+      <w:pPr>
+        <w:spacing w:line="360" w:lineRule="auto"/>
+        <w:rPr>
+          <w:sz w:val="28"/>
+          <w:szCs w:val="28"/>
+        </w:rPr>
+      </w:pPr>
+      <w:r>
+        <w:rPr>
+          <w:sz w:val="28"/>
+          <w:szCs w:val="28"/>
+        </w:rPr>
+        <w:t xml:space="preserve">10. Индуктивность базы </w:t>
+      </w:r>
+      <w:r>
+        <w:rPr>
+          <w:noProof/>
+          <w:position w:val="-12"/>
+          <w:sz w:val="28"/>
+          <w:szCs w:val="28"/>
+        </w:rPr>
+        <w:drawing>
+          <wp:inline distT="0" distB="0" distL="0" distR="0">
+            <wp:extent cx="739140" cy="228600"/>
+            <wp:effectExtent l="0" t="0" r="3810" b="0"/>
+            <wp:docPr id="27" name="Рисунок 5768"/>
+            <wp:cNvGraphicFramePr>
+              <a:graphicFrameLocks xmlns:a="http://schemas.openxmlformats.org/drawingml/2006/main" noChangeAspect="1"/>
+            </wp:cNvGraphicFramePr>
+            <a:graphic xmlns:a="http://schemas.openxmlformats.org/drawingml/2006/main">
+              <a:graphicData uri="http://schemas.openxmlformats.org/drawingml/2006/picture">
+                <pic:pic xmlns:pic="http://schemas.openxmlformats.org/drawingml/2006/picture">
+                  <pic:nvPicPr>
+                    <pic:cNvPr id="0" name="Рисунок 5768"/>
+                    <pic:cNvPicPr>
+                      <a:picLocks noChangeAspect="1" noChangeArrowheads="1"/>
+                    </pic:cNvPicPr>
+                  </pic:nvPicPr>
+                  <pic:blipFill>
+                    <a:blip r:embed="rId24"/>
+                    <a:srcRect/>
+                    <a:stretch>
+                      <a:fillRect/>
+                    </a:stretch>
+                  </pic:blipFill>
+                  <pic:spPr bwMode="auto">
+                    <a:xfrm>
+                      <a:off x="0" y="0"/>
+                      <a:ext cx="739140" cy="228600"/>
+                    </a:xfrm>
+                    <a:prstGeom prst="rect">
+                      <a:avLst/>
+                    </a:prstGeom>
+                    <a:noFill/>
+                    <a:ln w="9525">
+                      <a:noFill/>
+                      <a:miter lim="800000"/>
+                      <a:headEnd/>
+                      <a:tailEnd/>
+                    </a:ln>
+                  </pic:spPr>
+                </pic:pic>
+              </a:graphicData>
+            </a:graphic>
+          </wp:inline>
+        </w:drawing>
+      </w:r>
+      <w:r>
+        <w:rPr>
+          <w:sz w:val="28"/>
+          <w:szCs w:val="28"/>
+        </w:rPr>
+        <w:t xml:space="preserve"> </w:t>
+      </w:r>
+    </w:p>
+    <w:p>
+      <w:pPr>
+        <w:spacing w:line="360" w:lineRule="auto"/>
+        <w:rPr>
+          <w:sz w:val="28"/>
+          <w:szCs w:val="28"/>
+        </w:rPr>
+      </w:pPr>
+      <w:r>
+        <w:rPr>
+          <w:sz w:val="28"/>
+          <w:szCs w:val="28"/>
+        </w:rPr>
+        <w:t xml:space="preserve">11. Индуктивность эмиттера </w:t>
+      </w:r>
+      <w:r>
+        <w:rPr>
+          <w:noProof/>
+          <w:position w:val="-12"/>
+          <w:sz w:val="28"/>
+          <w:szCs w:val="28"/>
+        </w:rPr>
+        <w:drawing>
+          <wp:inline distT="0" distB="0" distL="0" distR="0">
+            <wp:extent cx="830580" cy="228600"/>
+            <wp:effectExtent l="0" t="0" r="7620" b="0"/>
+            <wp:docPr id="28" name="Рисунок 5767"/>
+            <wp:cNvGraphicFramePr>
+              <a:graphicFrameLocks xmlns:a="http://schemas.openxmlformats.org/drawingml/2006/main" noChangeAspect="1"/>
+            </wp:cNvGraphicFramePr>
+            <a:graphic xmlns:a="http://schemas.openxmlformats.org/drawingml/2006/main">
+              <a:graphicData uri="http://schemas.openxmlformats.org/drawingml/2006/picture">
+                <pic:pic xmlns:pic="http://schemas.openxmlformats.org/drawingml/2006/picture">
+                  <pic:nvPicPr>
+                    <pic:cNvPr id="0" name="Рисунок 5767"/>
+                    <pic:cNvPicPr>
+                      <a:picLocks noChangeAspect="1" noChangeArrowheads="1"/>
+                    </pic:cNvPicPr>
+                  </pic:nvPicPr>
+                  <pic:blipFill>
+                    <a:blip r:embed="rId25"/>
+                    <a:srcRect/>
+                    <a:stretch>
+                      <a:fillRect/>
+                    </a:stretch>
+                  </pic:blipFill>
+                  <pic:spPr bwMode="auto">
+                    <a:xfrm>
+                      <a:off x="0" y="0"/>
+                      <a:ext cx="830580" cy="228600"/>
+                    </a:xfrm>
+                    <a:prstGeom prst="rect">
+                      <a:avLst/>
+                    </a:prstGeom>
+                    <a:noFill/>
+                    <a:ln w="9525">
+                      <a:noFill/>
+                      <a:miter lim="800000"/>
+                      <a:headEnd/>
+                      <a:tailEnd/>
+                    </a:ln>
+                  </pic:spPr>
+                </pic:pic>
+              </a:graphicData>
+            </a:graphic>
+          </wp:inline>
+        </w:drawing>
+      </w:r>
+    </w:p>
+    <w:p>
+      <w:pPr>
+        <w:spacing w:line="360" w:lineRule="auto"/>
+        <w:rPr>
+          <w:sz w:val="28"/>
+          <w:szCs w:val="28"/>
+        </w:rPr>
+      </w:pPr>
+      <w:r>
+        <w:rPr>
+          <w:sz w:val="28"/>
+          <w:szCs w:val="28"/>
+        </w:rPr>
+        <w:t xml:space="preserve">12. Индуктивность коллектора </w:t>
+      </w:r>
+      <w:r>
+        <w:rPr>
+          <w:noProof/>
+          <w:position w:val="-12"/>
+          <w:sz w:val="28"/>
+          <w:szCs w:val="28"/>
+        </w:rPr>
+        <w:drawing>
+          <wp:inline distT="0" distB="0" distL="0" distR="0">
+            <wp:extent cx="662940" cy="228600"/>
+            <wp:effectExtent l="0" t="0" r="3810" b="0"/>
+            <wp:docPr id="29" name="Рисунок 5766"/>
+            <wp:cNvGraphicFramePr>
+              <a:graphicFrameLocks xmlns:a="http://schemas.openxmlformats.org/drawingml/2006/main" noChangeAspect="1"/>
+            </wp:cNvGraphicFramePr>
+            <a:graphic xmlns:a="http://schemas.openxmlformats.org/drawingml/2006/main">
+              <a:graphicData uri="http://schemas.openxmlformats.org/drawingml/2006/picture">
+                <pic:pic xmlns:pic="http://schemas.openxmlformats.org/drawingml/2006/picture">
+                  <pic:nvPicPr>
+                    <pic:cNvPr id="0" name="Рисунок 5766"/>
+                    <pic:cNvPicPr>
+                      <a:picLocks noChangeAspect="1" noChangeArrowheads="1"/>
+                    </pic:cNvPicPr>
+                  </pic:nvPicPr>
+                  <pic:blipFill>
+                    <a:blip r:embed="rId26"/>
+                    <a:srcRect/>
+                    <a:stretch>
+                      <a:fillRect/>
+                    </a:stretch>
+                  </pic:blipFill>
+                  <pic:spPr bwMode="auto">
+                    <a:xfrm>
+                      <a:off x="0" y="0"/>
+                      <a:ext cx="662940" cy="228600"/>
+                    </a:xfrm>
+                    <a:prstGeom prst="rect">
+                      <a:avLst/>
+                    </a:prstGeom>
+                    <a:noFill/>
+                    <a:ln w="9525">
+                      <a:noFill/>
+                      <a:miter lim="800000"/>
+                      <a:headEnd/>
+                      <a:tailEnd/>
+                    </a:ln>
+                  </pic:spPr>
+                </pic:pic>
+              </a:graphicData>
+            </a:graphic>
+          </wp:inline>
+        </w:drawing>
+      </w:r>
+    </w:p>
+    <w:p>
+      <w:pPr>
+        <w:spacing w:line="360" w:lineRule="auto"/>
+        <w:rPr>
+          <w:sz w:val="28"/>
+          <w:szCs w:val="28"/>
+        </w:rPr>
+      </w:pPr>
+      <w:r>
+        <w:rPr>
+          <w:sz w:val="28"/>
+          <w:szCs w:val="28"/>
+        </w:rPr>
+        <w:t>13.Тепловое сопротивление перехода коллектор-корпус транзистора</w:t>
+      </w:r>
+    </w:p>
+    <w:p>
+      <w:pPr>
+        <w:spacing w:line="360" w:lineRule="auto"/>
+        <w:rPr>
+          <w:sz w:val="28"/>
+          <w:szCs w:val="28"/>
+        </w:rPr>
+      </w:pPr>
+      <w:r>
+        <w:rPr>
+          <w:noProof/>
+          <w:position w:val="-12"/>
+          <w:sz w:val="28"/>
+          <w:szCs w:val="28"/>
+        </w:rPr>
+        <w:drawing>
+          <wp:inline distT="0" distB="0" distL="0" distR="0">
+            <wp:extent cx="1120140" cy="228600"/>
+            <wp:effectExtent l="0" t="0" r="3810" b="0"/>
+            <wp:docPr id="30" name="Рисунок 5765"/>
+            <wp:cNvGraphicFramePr>
+              <a:graphicFrameLocks xmlns:a="http://schemas.openxmlformats.org/drawingml/2006/main" noChangeAspect="1"/>
+            </wp:cNvGraphicFramePr>
+            <a:graphic xmlns:a="http://schemas.openxmlformats.org/drawingml/2006/main">
+              <a:graphicData uri="http://schemas.openxmlformats.org/drawingml/2006/picture">
+                <pic:pic xmlns:pic="http://schemas.openxmlformats.org/drawingml/2006/picture">
+                  <pic:nvPicPr>
+                    <pic:cNvPr id="0" name="Рисунок 5765"/>
+                    <pic:cNvPicPr>
+                      <a:picLocks noChangeAspect="1" noChangeArrowheads="1"/>
+                    </pic:cNvPicPr>
+                  </pic:nvPicPr>
+                  <pic:blipFill>
+                    <a:blip r:embed="rId27"/>
+                    <a:srcRect/>
+                    <a:stretch>
+                      <a:fillRect/>
+                    </a:stretch>
+                  </pic:blipFill>
+                  <pic:spPr bwMode="auto">
+                    <a:xfrm>
+                      <a:off x="0" y="0"/>
+                      <a:ext cx="1120140" cy="228600"/>
+                    </a:xfrm>
+                    <a:prstGeom prst="rect">
+                      <a:avLst/>
+                    </a:prstGeom>
+                    <a:noFill/>
+                    <a:ln w="9525">
+                      <a:noFill/>
+                      <a:miter lim="800000"/>
+                      <a:headEnd/>
+                      <a:tailEnd/>
+                    </a:ln>
+                  </pic:spPr>
+                </pic:pic>
+              </a:graphicData>
+            </a:graphic>
+          </wp:inline>
+        </w:drawing>
+      </w:r>
+      <w:r>
+        <w:rPr>
+          <w:sz w:val="28"/>
+          <w:szCs w:val="28"/>
+          <w:shd w:val="clear" w:color="auto" w:fill="FDFDFD"/>
+        </w:rPr>
+        <w:t xml:space="preserve"> </w:t>
+      </w:r>
+    </w:p>
+    <w:p>
+      <w:pPr>
+        <w:spacing w:line="360" w:lineRule="auto"/>
+        <w:rPr>
+          <w:sz w:val="28"/>
+          <w:szCs w:val="28"/>
+        </w:rPr>
+      </w:pPr>
+      <w:r>
+        <w:rPr>
+          <w:sz w:val="28"/>
+          <w:szCs w:val="28"/>
+        </w:rPr>
+        <w:t xml:space="preserve">14. Напряжение смещения </w:t>
+      </w:r>
+      <w:r>
+        <w:rPr>
+          <w:noProof/>
+          <w:position w:val="-12"/>
+          <w:sz w:val="28"/>
+          <w:szCs w:val="28"/>
+        </w:rPr>
+        <w:drawing>
+          <wp:inline distT="0" distB="0" distL="0" distR="0">
+            <wp:extent cx="441960" cy="228600"/>
+            <wp:effectExtent l="19050" t="0" r="0" b="0"/>
+            <wp:docPr id="31" name="Рисунок 5764"/>
+            <wp:cNvGraphicFramePr>
+              <a:graphicFrameLocks xmlns:a="http://schemas.openxmlformats.org/drawingml/2006/main" noChangeAspect="1"/>
+            </wp:cNvGraphicFramePr>
+            <a:graphic xmlns:a="http://schemas.openxmlformats.org/drawingml/2006/main">
+              <a:graphicData uri="http://schemas.openxmlformats.org/drawingml/2006/picture">
+                <pic:pic xmlns:pic="http://schemas.openxmlformats.org/drawingml/2006/picture">
+                  <pic:nvPicPr>
+                    <pic:cNvPr id="0" name="Рисунок 5764"/>
+                    <pic:cNvPicPr>
+                      <a:picLocks noChangeAspect="1" noChangeArrowheads="1"/>
+                    </pic:cNvPicPr>
+                  </pic:nvPicPr>
+                  <pic:blipFill>
+                    <a:blip r:embed="rId28"/>
+                    <a:srcRect/>
+                    <a:stretch>
+                      <a:fillRect/>
+                    </a:stretch>
+                  </pic:blipFill>
+                  <pic:spPr bwMode="auto">
+                    <a:xfrm>
+                      <a:off x="0" y="0"/>
+                      <a:ext cx="441960" cy="228600"/>
+                    </a:xfrm>
+                    <a:prstGeom prst="rect">
+                      <a:avLst/>
+                    </a:prstGeom>
+                    <a:noFill/>
+                    <a:ln w="9525">
+                      <a:noFill/>
+                      <a:miter lim="800000"/>
+                      <a:headEnd/>
+                      <a:tailEnd/>
+                    </a:ln>
+                  </pic:spPr>
+                </pic:pic>
+              </a:graphicData>
+            </a:graphic>
+          </wp:inline>
+        </w:drawing>
+      </w:r>
+    </w:p>
+    <w:p>
+      <w:pPr>
+        <w:spacing w:line="360" w:lineRule="auto"/>
+        <w:rPr>
+          <w:sz w:val="28"/>
+          <w:szCs w:val="28"/>
+        </w:rPr>
+      </w:pPr>
+      <w:r>
+        <w:rPr>
+          <w:sz w:val="28"/>
+          <w:szCs w:val="28"/>
+        </w:rPr>
+        <w:t xml:space="preserve">15. Напряжение на коллекторе </w:t>
+      </w:r>
+      <w:r>
+        <w:rPr>
+          <w:noProof/>
+          <w:position w:val="-12"/>
+          <w:sz w:val="28"/>
+          <w:szCs w:val="28"/>
+        </w:rPr>
+        <w:drawing>
+          <wp:inline distT="0" distB="0" distL="0" distR="0">
+            <wp:extent cx="662940" cy="228600"/>
+            <wp:effectExtent l="19050" t="0" r="3810" b="0"/>
+            <wp:docPr id="32" name="Рисунок 5763"/>
+            <wp:cNvGraphicFramePr>
+              <a:graphicFrameLocks xmlns:a="http://schemas.openxmlformats.org/drawingml/2006/main" noChangeAspect="1"/>
+            </wp:cNvGraphicFramePr>
+            <a:graphic xmlns:a="http://schemas.openxmlformats.org/drawingml/2006/main">
+              <a:graphicData uri="http://schemas.openxmlformats.org/drawingml/2006/picture">
+                <pic:pic xmlns:pic="http://schemas.openxmlformats.org/drawingml/2006/picture">
+                  <pic:nvPicPr>
+                    <pic:cNvPr id="0" name="Рисунок 5763"/>
+                    <pic:cNvPicPr>
+                      <a:picLocks noChangeAspect="1" noChangeArrowheads="1"/>
+                    </pic:cNvPicPr>
+                  </pic:nvPicPr>
+                  <pic:blipFill>
+                    <a:blip r:embed="rId29"/>
+                    <a:srcRect/>
+                    <a:stretch>
+                      <a:fillRect/>
+                    </a:stretch>
+                  </pic:blipFill>
+                  <pic:spPr bwMode="auto">
+                    <a:xfrm>
+                      <a:off x="0" y="0"/>
+                      <a:ext cx="662940" cy="228600"/>
+                    </a:xfrm>
+                    <a:prstGeom prst="rect">
+                      <a:avLst/>
+                    </a:prstGeom>
+                    <a:noFill/>
+                    <a:ln w="9525">
+                      <a:noFill/>
+                      <a:miter lim="800000"/>
+                      <a:headEnd/>
+                      <a:tailEnd/>
+                    </a:ln>
+                  </pic:spPr>
+                </pic:pic>
+              </a:graphicData>
+            </a:graphic>
+          </wp:inline>
+        </w:drawing>
+      </w:r>
+      <w:r>
+        <w:rPr>
+          <w:sz w:val="28"/>
+          <w:szCs w:val="28"/>
+        </w:rPr>
+        <w:t xml:space="preserve"> </w:t>
+      </w:r>
+    </w:p>
+    <w:p>
+      <w:pPr>
+        <w:spacing w:line="360" w:lineRule="auto"/>
+        <w:rPr>
+          <w:sz w:val="28"/>
+          <w:szCs w:val="28"/>
+        </w:rPr>
+      </w:pPr>
+      <w:r>
+        <w:rPr>
+          <w:sz w:val="28"/>
+          <w:szCs w:val="28"/>
+        </w:rPr>
+        <w:t xml:space="preserve">16. Температура окружающей среды </w:t>
+      </w:r>
+      <w:r>
+        <w:rPr>
+          <w:noProof/>
+          <w:position w:val="-14"/>
+          <w:sz w:val="28"/>
+          <w:szCs w:val="28"/>
+        </w:rPr>
+        <w:drawing>
+          <wp:inline distT="0" distB="0" distL="0" distR="0">
+            <wp:extent cx="670560" cy="228600"/>
+            <wp:effectExtent l="19050" t="0" r="0" b="0"/>
+            <wp:docPr id="33" name="Рисунок 5762"/>
+            <wp:cNvGraphicFramePr>
+              <a:graphicFrameLocks xmlns:a="http://schemas.openxmlformats.org/drawingml/2006/main" noChangeAspect="1"/>
+            </wp:cNvGraphicFramePr>
+            <a:graphic xmlns:a="http://schemas.openxmlformats.org/drawingml/2006/main">
+              <a:graphicData uri="http://schemas.openxmlformats.org/drawingml/2006/picture">
+                <pic:pic xmlns:pic="http://schemas.openxmlformats.org/drawingml/2006/picture">
+                  <pic:nvPicPr>
+                    <pic:cNvPr id="0" name="Рисунок 5762"/>
+                    <pic:cNvPicPr>
+                      <a:picLocks noChangeAspect="1" noChangeArrowheads="1"/>
+                    </pic:cNvPicPr>
+                  </pic:nvPicPr>
+                  <pic:blipFill>
+                    <a:blip r:embed="rId30"/>
+                    <a:srcRect/>
+                    <a:stretch>
+                      <a:fillRect/>
+                    </a:stretch>
+                  </pic:blipFill>
+                  <pic:spPr bwMode="auto">
+                    <a:xfrm>
+                      <a:off x="0" y="0"/>
+                      <a:ext cx="670560" cy="228600"/>
+                    </a:xfrm>
+                    <a:prstGeom prst="rect">
+                      <a:avLst/>
+                    </a:prstGeom>
+                    <a:noFill/>
+                    <a:ln w="9525">
+                      <a:noFill/>
+                      <a:miter lim="800000"/>
+                      <a:headEnd/>
+                      <a:tailEnd/>
+                    </a:ln>
+                  </pic:spPr>
+                </pic:pic>
+              </a:graphicData>
+            </a:graphic>
+          </wp:inline>
+        </w:drawing>
+      </w:r>
+      <w:r>
+        <w:rPr>
+          <w:sz w:val="28"/>
+          <w:szCs w:val="28"/>
+        </w:rPr>
+        <w:t xml:space="preserve"> </w:t>
+      </w:r>
+    </w:p>
+    <w:p>
+      <w:pPr>
+        <w:spacing w:line="360" w:lineRule="auto"/>
+        <w:rPr>
+          <w:sz w:val="28"/>
+          <w:szCs w:val="28"/>
+        </w:rPr>
+      </w:pPr>
+      <w:r>
+        <w:rPr>
+          <w:sz w:val="28"/>
+          <w:szCs w:val="28"/>
+        </w:rPr>
+        <w:t xml:space="preserve">Расчет велся с использованием программы </w:t>
+      </w:r>
+      <w:proofErr w:type="spellStart"/>
+      <w:r>
+        <w:rPr>
+          <w:sz w:val="28"/>
+          <w:szCs w:val="28"/>
+          <w:lang w:val="en-US"/>
+        </w:rPr>
+        <w:t>Mathcad</w:t>
+      </w:r>
+      <w:proofErr w:type="spellEnd"/>
+      <w:r>
+        <w:rPr>
+          <w:sz w:val="28"/>
+          <w:szCs w:val="28"/>
+        </w:rPr>
+        <w:t>:</w:t>
+      </w:r>
+    </w:p>
+    <w:p>
+      <w:pPr>
+        <w:spacing w:line="360" w:lineRule="auto"/>
+        <w:rPr>
+          <w:sz w:val="28"/>
+          <w:szCs w:val="28"/>
+        </w:rPr>
+      </w:pPr>
+      <w:r>
+        <w:rPr>
+          <w:sz w:val="28"/>
+          <w:szCs w:val="28"/>
+        </w:rPr>
+        <w:t>Коэффициент использования коллекторного напряжения:</w:t>
+      </w:r>
+    </w:p>
+    <w:p>
+      <w:pPr>
+        <w:spacing w:line="360" w:lineRule="auto"/>
+        <w:rPr>
+          <w:sz w:val="28"/>
+          <w:szCs w:val="28"/>
+        </w:rPr>
+      </w:pPr>
+      <w:r>
+        <w:rPr>
+          <w:noProof/>
+          <w:position w:val="-36"/>
+          <w:sz w:val="28"/>
+          <w:szCs w:val="28"/>
+        </w:rPr>
+        <w:drawing>
+          <wp:inline distT="0" distB="0" distL="0" distR="0">
+            <wp:extent cx="2362200" cy="563880"/>
+            <wp:effectExtent l="19050" t="0" r="0" b="0"/>
+            <wp:docPr id="34" name="Рисунок 5761"/>
+            <wp:cNvGraphicFramePr>
+              <a:graphicFrameLocks xmlns:a="http://schemas.openxmlformats.org/drawingml/2006/main" noChangeAspect="1"/>
+            </wp:cNvGraphicFramePr>
+            <a:graphic xmlns:a="http://schemas.openxmlformats.org/drawingml/2006/main">
+              <a:graphicData uri="http://schemas.openxmlformats.org/drawingml/2006/picture">
+                <pic:pic xmlns:pic="http://schemas.openxmlformats.org/drawingml/2006/picture">
+                  <pic:nvPicPr>
+                    <pic:cNvPr id="0" name="Рисунок 5761"/>
+                    <pic:cNvPicPr>
+                      <a:picLocks noChangeAspect="1" noChangeArrowheads="1"/>
+                    </pic:cNvPicPr>
+                  </pic:nvPicPr>
+                  <pic:blipFill>
+                    <a:blip r:embed="rId31"/>
+                    <a:srcRect/>
+                    <a:stretch>
+                      <a:fillRect/>
+                    </a:stretch>
+                  </pic:blipFill>
+                  <pic:spPr bwMode="auto">
+                    <a:xfrm>
+                      <a:off x="0" y="0"/>
+                      <a:ext cx="2362200" cy="563880"/>
+                    </a:xfrm>
+                    <a:prstGeom prst="rect">
+                      <a:avLst/>
+                    </a:prstGeom>
+                    <a:noFill/>
+                    <a:ln w="9525">
+                      <a:noFill/>
+                      <a:miter lim="800000"/>
+                      <a:headEnd/>
+                      <a:tailEnd/>
+                    </a:ln>
+                  </pic:spPr>
+                </pic:pic>
+              </a:graphicData>
+            </a:graphic>
+          </wp:inline>
+        </w:drawing>
+      </w:r>
+      <w:r>
+        <w:rPr>
+          <w:sz w:val="28"/>
+          <w:szCs w:val="28"/>
+        </w:rPr>
+        <w:t xml:space="preserve"> </w:t>
+      </w:r>
+    </w:p>
+    <w:p>
+      <w:pPr>
+        <w:spacing w:line="360" w:lineRule="auto"/>
+        <w:rPr>
+          <w:sz w:val="28"/>
+          <w:szCs w:val="28"/>
+        </w:rPr>
+      </w:pPr>
+      <w:r>
+        <w:rPr>
+          <w:sz w:val="28"/>
+          <w:szCs w:val="28"/>
+        </w:rPr>
+        <w:t>Амплитуда напряжения и тока первой гармоники эквивалентного генератора:</w:t>
+      </w:r>
+    </w:p>
+    <w:p>
+      <w:pPr>
+        <w:spacing w:line="360" w:lineRule="auto"/>
+        <w:rPr>
+          <w:sz w:val="28"/>
+          <w:szCs w:val="28"/>
+        </w:rPr>
+      </w:pPr>
+      <w:r>
+        <w:rPr>
+          <w:noProof/>
+          <w:position w:val="-14"/>
+          <w:sz w:val="28"/>
+          <w:szCs w:val="28"/>
+        </w:rPr>
+        <w:drawing>
+          <wp:inline distT="0" distB="0" distL="0" distR="0">
+            <wp:extent cx="1645920" cy="274320"/>
+            <wp:effectExtent l="19050" t="0" r="0" b="0"/>
+            <wp:docPr id="35" name="Рисунок 5760"/>
+            <wp:cNvGraphicFramePr>
+              <a:graphicFrameLocks xmlns:a="http://schemas.openxmlformats.org/drawingml/2006/main" noChangeAspect="1"/>
+            </wp:cNvGraphicFramePr>
+            <a:graphic xmlns:a="http://schemas.openxmlformats.org/drawingml/2006/main">
+              <a:graphicData uri="http://schemas.openxmlformats.org/drawingml/2006/picture">
+                <pic:pic xmlns:pic="http://schemas.openxmlformats.org/drawingml/2006/picture">
+                  <pic:nvPicPr>
+                    <pic:cNvPr id="0" name="Рисунок 5760"/>
+                    <pic:cNvPicPr>
+                      <a:picLocks noChangeAspect="1" noChangeArrowheads="1"/>
+                    </pic:cNvPicPr>
+                  </pic:nvPicPr>
+                  <pic:blipFill>
+                    <a:blip r:embed="rId32"/>
+                    <a:srcRect/>
+                    <a:stretch>
+                      <a:fillRect/>
+                    </a:stretch>
+                  </pic:blipFill>
+                  <pic:spPr bwMode="auto">
+                    <a:xfrm>
+                      <a:off x="0" y="0"/>
+                      <a:ext cx="1645920" cy="274320"/>
+                    </a:xfrm>
+                    <a:prstGeom prst="rect">
+                      <a:avLst/>
+                    </a:prstGeom>
+                    <a:noFill/>
+                    <a:ln w="9525">
+                      <a:noFill/>
+                      <a:miter lim="800000"/>
+                      <a:headEnd/>
+                      <a:tailEnd/>
+                    </a:ln>
+                  </pic:spPr>
+                </pic:pic>
+              </a:graphicData>
+            </a:graphic>
+          </wp:inline>
+        </w:drawing>
+      </w:r>
+      <w:r>
+        <w:rPr>
+          <w:sz w:val="28"/>
+          <w:szCs w:val="28"/>
+        </w:rPr>
+        <w:t xml:space="preserve"> </w:t>
+      </w:r>
+    </w:p>
+    <w:p>
+      <w:pPr>
+        <w:spacing w:line="360" w:lineRule="auto"/>
+        <w:rPr>
+          <w:sz w:val="28"/>
+          <w:szCs w:val="28"/>
+        </w:rPr>
+      </w:pPr>
+      <w:r>
+        <w:rPr>
+          <w:noProof/>
+          <w:position w:val="-30"/>
+          <w:sz w:val="28"/>
+          <w:szCs w:val="28"/>
+        </w:rPr>
+        <w:drawing>
+          <wp:inline distT="0" distB="0" distL="0" distR="0">
+            <wp:extent cx="1303020" cy="502920"/>
+            <wp:effectExtent l="0" t="0" r="0" b="0"/>
+            <wp:docPr id="36" name="Рисунок 5759"/>
+            <wp:cNvGraphicFramePr>
+              <a:graphicFrameLocks xmlns:a="http://schemas.openxmlformats.org/drawingml/2006/main" noChangeAspect="1"/>
+            </wp:cNvGraphicFramePr>
+            <a:graphic xmlns:a="http://schemas.openxmlformats.org/drawingml/2006/main">
+              <a:graphicData uri="http://schemas.openxmlformats.org/drawingml/2006/picture">
+                <pic:pic xmlns:pic="http://schemas.openxmlformats.org/drawingml/2006/picture">
+                  <pic:nvPicPr>
+                    <pic:cNvPr id="0" name="Рисунок 5759"/>
+                    <pic:cNvPicPr>
+                      <a:picLocks noChangeAspect="1" noChangeArrowheads="1"/>
+                    </pic:cNvPicPr>
+                  </pic:nvPicPr>
+                  <pic:blipFill>
+                    <a:blip r:embed="rId33"/>
+                    <a:srcRect/>
+                    <a:stretch>
+                      <a:fillRect/>
+                    </a:stretch>
+                  </pic:blipFill>
+                  <pic:spPr bwMode="auto">
+                    <a:xfrm>
+                      <a:off x="0" y="0"/>
+                      <a:ext cx="1303020" cy="502920"/>
+                    </a:xfrm>
+                    <a:prstGeom prst="rect">
+                      <a:avLst/>
+                    </a:prstGeom>
+                    <a:noFill/>
+                    <a:ln w="9525">
+                      <a:noFill/>
+                      <a:miter lim="800000"/>
+                      <a:headEnd/>
+                      <a:tailEnd/>
+                    </a:ln>
+                  </pic:spPr>
+                </pic:pic>
+              </a:graphicData>
+            </a:graphic>
+          </wp:inline>
+        </w:drawing>
+      </w:r>
+      <w:r>
+        <w:rPr>
+          <w:sz w:val="28"/>
+          <w:szCs w:val="28"/>
+        </w:rPr>
+        <w:t xml:space="preserve"> </w:t>
+      </w:r>
+    </w:p>
+    <w:p>
+      <w:pPr>
+        <w:spacing w:line="360" w:lineRule="auto"/>
+        <w:rPr>
+          <w:sz w:val="28"/>
+          <w:szCs w:val="28"/>
+        </w:rPr>
+      </w:pPr>
+      <w:r>
+        <w:rPr>
+          <w:sz w:val="28"/>
+          <w:szCs w:val="28"/>
+        </w:rPr>
+        <w:t>Пиковое напряжение на коллекторе:</w:t>
+      </w:r>
+    </w:p>
+    <w:p>
+      <w:pPr>
+        <w:spacing w:line="360" w:lineRule="auto"/>
+        <w:rPr>
+          <w:sz w:val="28"/>
+          <w:szCs w:val="28"/>
+        </w:rPr>
+      </w:pPr>
+      <w:r>
+        <w:rPr>
+          <w:noProof/>
+          <w:position w:val="-14"/>
+          <w:sz w:val="28"/>
+          <w:szCs w:val="28"/>
+        </w:rPr>
+        <w:drawing>
+          <wp:inline distT="0" distB="0" distL="0" distR="0">
+            <wp:extent cx="1645920" cy="243840"/>
+            <wp:effectExtent l="0" t="0" r="0" b="0"/>
+            <wp:docPr id="37" name="Рисунок 5758"/>
+            <wp:cNvGraphicFramePr>
+              <a:graphicFrameLocks xmlns:a="http://schemas.openxmlformats.org/drawingml/2006/main" noChangeAspect="1"/>
+            </wp:cNvGraphicFramePr>
+            <a:graphic xmlns:a="http://schemas.openxmlformats.org/drawingml/2006/main">
+              <a:graphicData uri="http://schemas.openxmlformats.org/drawingml/2006/picture">
+                <pic:pic xmlns:pic="http://schemas.openxmlformats.org/drawingml/2006/picture">
+                  <pic:nvPicPr>
+                    <pic:cNvPr id="0" name="Рисунок 5758"/>
+                    <pic:cNvPicPr>
+                      <a:picLocks noChangeAspect="1" noChangeArrowheads="1"/>
+                    </pic:cNvPicPr>
+                  </pic:nvPicPr>
+                  <pic:blipFill>
+                    <a:blip r:embed="rId34"/>
+                    <a:srcRect/>
+                    <a:stretch>
+                      <a:fillRect/>
+                    </a:stretch>
+                  </pic:blipFill>
+                  <pic:spPr bwMode="auto">
+                    <a:xfrm>
+                      <a:off x="0" y="0"/>
+                      <a:ext cx="1645920" cy="243840"/>
+                    </a:xfrm>
+                    <a:prstGeom prst="rect">
+                      <a:avLst/>
+                    </a:prstGeom>
+                    <a:noFill/>
+                    <a:ln w="9525">
+                      <a:noFill/>
+                      <a:miter lim="800000"/>
+                      <a:headEnd/>
+                      <a:tailEnd/>
+                    </a:ln>
+                  </pic:spPr>
+                </pic:pic>
+              </a:graphicData>
+            </a:graphic>
+          </wp:inline>
+        </w:drawing>
+      </w:r>
+      <w:r>
+        <w:rPr>
+          <w:sz w:val="28"/>
+          <w:szCs w:val="28"/>
+        </w:rPr>
+        <w:t xml:space="preserve"> </w:t>
+      </w:r>
+    </w:p>
+    <w:p>
+      <w:pPr>
+        <w:spacing w:line="360" w:lineRule="auto"/>
+        <w:rPr>
+          <w:sz w:val="28"/>
+          <w:szCs w:val="28"/>
+        </w:rPr>
+      </w:pPr>
+      <w:r>
+        <w:rPr>
+          <w:sz w:val="28"/>
+          <w:szCs w:val="28"/>
+        </w:rPr>
+        <w:t xml:space="preserve">где </w:t>
+      </w:r>
+      <w:r>
+        <w:rPr>
+          <w:noProof/>
+          <w:position w:val="-14"/>
+          <w:sz w:val="28"/>
+          <w:szCs w:val="28"/>
+        </w:rPr>
+        <w:drawing>
+          <wp:inline distT="0" distB="0" distL="0" distR="0">
+            <wp:extent cx="937260" cy="266700"/>
+            <wp:effectExtent l="0" t="0" r="0" b="0"/>
+            <wp:docPr id="38" name="Рисунок 5757"/>
+            <wp:cNvGraphicFramePr>
+              <a:graphicFrameLocks xmlns:a="http://schemas.openxmlformats.org/drawingml/2006/main" noChangeAspect="1"/>
+            </wp:cNvGraphicFramePr>
+            <a:graphic xmlns:a="http://schemas.openxmlformats.org/drawingml/2006/main">
+              <a:graphicData uri="http://schemas.openxmlformats.org/drawingml/2006/picture">
+                <pic:pic xmlns:pic="http://schemas.openxmlformats.org/drawingml/2006/picture">
+                  <pic:nvPicPr>
+                    <pic:cNvPr id="0" name="Рисунок 5757"/>
+                    <pic:cNvPicPr>
+                      <a:picLocks noChangeAspect="1" noChangeArrowheads="1"/>
+                    </pic:cNvPicPr>
+                  </pic:nvPicPr>
+                  <pic:blipFill>
+                    <a:blip r:embed="rId35"/>
+                    <a:srcRect/>
+                    <a:stretch>
+                      <a:fillRect/>
+                    </a:stretch>
+                  </pic:blipFill>
+                  <pic:spPr bwMode="auto">
+                    <a:xfrm>
+                      <a:off x="0" y="0"/>
+                      <a:ext cx="937260" cy="266700"/>
+                    </a:xfrm>
+                    <a:prstGeom prst="rect">
+                      <a:avLst/>
+                    </a:prstGeom>
+                    <a:noFill/>
+                    <a:ln w="9525">
+                      <a:noFill/>
+                      <a:miter lim="800000"/>
+                      <a:headEnd/>
+                      <a:tailEnd/>
+                    </a:ln>
+                  </pic:spPr>
+                </pic:pic>
+              </a:graphicData>
+            </a:graphic>
+          </wp:inline>
+        </w:drawing>
+      </w:r>
+      <w:r>
+        <w:rPr>
+          <w:sz w:val="28"/>
+          <w:szCs w:val="28"/>
+        </w:rPr>
+        <w:t>.</w:t>
+      </w:r>
+    </w:p>
+    <w:p>
+      <w:pPr>
+        <w:spacing w:line="360" w:lineRule="auto"/>
+        <w:rPr>
+          <w:sz w:val="28"/>
+          <w:szCs w:val="28"/>
+        </w:rPr>
+      </w:pPr>
+      <w:r>
+        <w:rPr>
+          <w:noProof/>
+          <w:position w:val="-14"/>
+          <w:sz w:val="28"/>
+          <w:szCs w:val="28"/>
+        </w:rPr>
+        <w:drawing>
+          <wp:inline distT="0" distB="0" distL="0" distR="0">
+            <wp:extent cx="1874520" cy="228600"/>
+            <wp:effectExtent l="19050" t="0" r="0" b="0"/>
+            <wp:docPr id="39" name="Рисунок 5756"/>
+            <wp:cNvGraphicFramePr>
+              <a:graphicFrameLocks xmlns:a="http://schemas.openxmlformats.org/drawingml/2006/main" noChangeAspect="1"/>
+            </wp:cNvGraphicFramePr>
+            <a:graphic xmlns:a="http://schemas.openxmlformats.org/drawingml/2006/main">
+              <a:graphicData uri="http://schemas.openxmlformats.org/drawingml/2006/picture">
+                <pic:pic xmlns:pic="http://schemas.openxmlformats.org/drawingml/2006/picture">
+                  <pic:nvPicPr>
+                    <pic:cNvPr id="0" name="Рисунок 5756"/>
+                    <pic:cNvPicPr>
+                      <a:picLocks noChangeAspect="1" noChangeArrowheads="1"/>
+                    </pic:cNvPicPr>
+                  </pic:nvPicPr>
+                  <pic:blipFill>
+                    <a:blip r:embed="rId36"/>
+                    <a:srcRect/>
+                    <a:stretch>
+                      <a:fillRect/>
+                    </a:stretch>
+                  </pic:blipFill>
+                  <pic:spPr bwMode="auto">
+                    <a:xfrm>
+                      <a:off x="0" y="0"/>
+                      <a:ext cx="1874520" cy="228600"/>
+                    </a:xfrm>
+                    <a:prstGeom prst="rect">
+                      <a:avLst/>
+                    </a:prstGeom>
+                    <a:noFill/>
+                    <a:ln w="9525">
+                      <a:noFill/>
+                      <a:miter lim="800000"/>
+                      <a:headEnd/>
+                      <a:tailEnd/>
+                    </a:ln>
+                  </pic:spPr>
+                </pic:pic>
+              </a:graphicData>
+            </a:graphic>
+          </wp:inline>
+        </w:drawing>
+      </w:r>
+      <w:r>
+        <w:rPr>
+          <w:sz w:val="28"/>
+          <w:szCs w:val="28"/>
+        </w:rPr>
+        <w:t xml:space="preserve"> </w:t>
+      </w:r>
+    </w:p>
+    <w:p>
+      <w:pPr>
+        <w:spacing w:line="360" w:lineRule="auto"/>
+        <w:rPr>
+          <w:sz w:val="28"/>
+          <w:szCs w:val="28"/>
+        </w:rPr>
+      </w:pPr>
+      <w:r>
+        <w:rPr>
+          <w:sz w:val="28"/>
+          <w:szCs w:val="28"/>
+        </w:rPr>
+        <w:t>Оп</w:t>
+      </w:r>
+      <w:r>
+        <w:rPr>
+          <w:sz w:val="28"/>
+          <w:szCs w:val="28"/>
+        </w:rPr>
+        <w:t>ределяем параметры транзистора:</w:t>
+      </w:r>
+    </w:p>
+    <w:p>
+      <w:pPr>
+        <w:spacing w:line="360" w:lineRule="auto"/>
+        <w:rPr>
+          <w:sz w:val="28"/>
+          <w:szCs w:val="28"/>
+        </w:rPr>
+      </w:pPr>
+      <w:r>
+        <w:rPr>
+          <w:noProof/>
+          <w:position w:val="-30"/>
+          <w:sz w:val="28"/>
+          <w:szCs w:val="28"/>
+        </w:rPr>
+        <w:drawing>
+          <wp:inline distT="0" distB="0" distL="0" distR="0">
+            <wp:extent cx="1798320" cy="457200"/>
+            <wp:effectExtent l="19050" t="0" r="0" b="0"/>
+            <wp:docPr id="40" name="Рисунок 5755"/>
+            <wp:cNvGraphicFramePr>
+              <a:graphicFrameLocks xmlns:a="http://schemas.openxmlformats.org/drawingml/2006/main" noChangeAspect="1"/>
+            </wp:cNvGraphicFramePr>
+            <a:graphic xmlns:a="http://schemas.openxmlformats.org/drawingml/2006/main">
+              <a:graphicData uri="http://schemas.openxmlformats.org/drawingml/2006/picture">
+                <pic:pic xmlns:pic="http://schemas.openxmlformats.org/drawingml/2006/picture">
+                  <pic:nvPicPr>
+                    <pic:cNvPr id="0" name="Рисунок 5755"/>
+                    <pic:cNvPicPr>
+                      <a:picLocks noChangeAspect="1" noChangeArrowheads="1"/>
+                    </pic:cNvPicPr>
+                  </pic:nvPicPr>
+                  <pic:blipFill>
+                    <a:blip r:embed="rId37"/>
+                    <a:srcRect/>
+                    <a:stretch>
+                      <a:fillRect/>
+                    </a:stretch>
+                  </pic:blipFill>
+                  <pic:spPr bwMode="auto">
+                    <a:xfrm>
+                      <a:off x="0" y="0"/>
+                      <a:ext cx="1798320" cy="457200"/>
+                    </a:xfrm>
+                    <a:prstGeom prst="rect">
+                      <a:avLst/>
+                    </a:prstGeom>
+                    <a:noFill/>
+                    <a:ln w="9525">
+                      <a:noFill/>
+                      <a:miter lim="800000"/>
+                      <a:headEnd/>
+                      <a:tailEnd/>
+                    </a:ln>
+                  </pic:spPr>
+                </pic:pic>
+              </a:graphicData>
+            </a:graphic>
+          </wp:inline>
+        </w:drawing>
+      </w:r>
+      <w:r>
+        <w:rPr>
+          <w:sz w:val="28"/>
+          <w:szCs w:val="28"/>
+        </w:rPr>
+        <w:t xml:space="preserve"> </w:t>
+      </w:r>
+    </w:p>
+    <w:p>
+      <w:pPr>
+        <w:spacing w:line="360" w:lineRule="auto"/>
+        <w:rPr>
+          <w:sz w:val="28"/>
+          <w:szCs w:val="28"/>
+        </w:rPr>
+      </w:pPr>
+      <w:r>
+        <w:rPr>
+          <w:noProof/>
+          <w:position w:val="-30"/>
+          <w:sz w:val="28"/>
+          <w:szCs w:val="28"/>
+        </w:rPr>
+        <w:drawing>
+          <wp:inline distT="0" distB="0" distL="0" distR="0">
+            <wp:extent cx="1066800" cy="457200"/>
+            <wp:effectExtent l="0" t="0" r="0" b="0"/>
+            <wp:docPr id="41" name="Рисунок 5754"/>
+            <wp:cNvGraphicFramePr>
+              <a:graphicFrameLocks xmlns:a="http://schemas.openxmlformats.org/drawingml/2006/main" noChangeAspect="1"/>
+            </wp:cNvGraphicFramePr>
+            <a:graphic xmlns:a="http://schemas.openxmlformats.org/drawingml/2006/main">
+              <a:graphicData uri="http://schemas.openxmlformats.org/drawingml/2006/picture">
+                <pic:pic xmlns:pic="http://schemas.openxmlformats.org/drawingml/2006/picture">
+                  <pic:nvPicPr>
+                    <pic:cNvPr id="0" name="Рисунок 5754"/>
+                    <pic:cNvPicPr>
+                      <a:picLocks noChangeAspect="1" noChangeArrowheads="1"/>
+                    </pic:cNvPicPr>
+                  </pic:nvPicPr>
+                  <pic:blipFill>
+                    <a:blip r:embed="rId38"/>
+                    <a:srcRect/>
+                    <a:stretch>
+                      <a:fillRect/>
+                    </a:stretch>
+                  </pic:blipFill>
+                  <pic:spPr bwMode="auto">
+                    <a:xfrm>
+                      <a:off x="0" y="0"/>
+                      <a:ext cx="1066800" cy="457200"/>
+                    </a:xfrm>
+                    <a:prstGeom prst="rect">
+                      <a:avLst/>
+                    </a:prstGeom>
+                    <a:noFill/>
+                    <a:ln w="9525">
+                      <a:noFill/>
+                      <a:miter lim="800000"/>
+                      <a:headEnd/>
+                      <a:tailEnd/>
+                    </a:ln>
+                  </pic:spPr>
+                </pic:pic>
+              </a:graphicData>
+            </a:graphic>
+          </wp:inline>
+        </w:drawing>
+      </w:r>
+      <w:r>
+        <w:rPr>
+          <w:sz w:val="28"/>
+          <w:szCs w:val="28"/>
+        </w:rPr>
+        <w:t xml:space="preserve"> </w:t>
+      </w:r>
+    </w:p>
+    <w:p>
+      <w:pPr>
+        <w:spacing w:line="360" w:lineRule="auto"/>
+        <w:rPr>
+          <w:sz w:val="28"/>
+          <w:szCs w:val="28"/>
+        </w:rPr>
+      </w:pPr>
+      <w:r>
+        <w:rPr>
+          <w:noProof/>
+          <w:position w:val="-16"/>
+          <w:sz w:val="28"/>
+          <w:szCs w:val="28"/>
+        </w:rPr>
+        <w:drawing>
+          <wp:inline distT="0" distB="0" distL="0" distR="0">
+            <wp:extent cx="2423160" cy="289560"/>
+            <wp:effectExtent l="19050" t="0" r="0" b="0"/>
+            <wp:docPr id="42" name="Рисунок 5753"/>
+            <wp:cNvGraphicFramePr>
+              <a:graphicFrameLocks xmlns:a="http://schemas.openxmlformats.org/drawingml/2006/main" noChangeAspect="1"/>
+            </wp:cNvGraphicFramePr>
+            <a:graphic xmlns:a="http://schemas.openxmlformats.org/drawingml/2006/main">
+              <a:graphicData uri="http://schemas.openxmlformats.org/drawingml/2006/picture">
+                <pic:pic xmlns:pic="http://schemas.openxmlformats.org/drawingml/2006/picture">
+                  <pic:nvPicPr>
+                    <pic:cNvPr id="0" name="Рисунок 5753"/>
+                    <pic:cNvPicPr>
+                      <a:picLocks noChangeAspect="1" noChangeArrowheads="1"/>
+                    </pic:cNvPicPr>
+                  </pic:nvPicPr>
+                  <pic:blipFill>
+                    <a:blip r:embed="rId39"/>
+                    <a:srcRect/>
+                    <a:stretch>
+                      <a:fillRect/>
+                    </a:stretch>
+                  </pic:blipFill>
+                  <pic:spPr bwMode="auto">
+                    <a:xfrm>
+                      <a:off x="0" y="0"/>
+                      <a:ext cx="2423160" cy="289560"/>
+                    </a:xfrm>
+                    <a:prstGeom prst="rect">
+                      <a:avLst/>
+                    </a:prstGeom>
+                    <a:noFill/>
+                    <a:ln w="9525">
+                      <a:noFill/>
+                      <a:miter lim="800000"/>
+                      <a:headEnd/>
+                      <a:tailEnd/>
+                    </a:ln>
+                  </pic:spPr>
+                </pic:pic>
+              </a:graphicData>
+            </a:graphic>
+          </wp:inline>
+        </w:drawing>
+      </w:r>
+      <w:r>
+        <w:rPr>
+          <w:sz w:val="28"/>
+          <w:szCs w:val="28"/>
+        </w:rPr>
+        <w:t xml:space="preserve"> </w:t>
+      </w:r>
+    </w:p>
+    <w:p>
+      <w:pPr>
+        <w:spacing w:line="360" w:lineRule="auto"/>
+        <w:rPr>
+          <w:sz w:val="28"/>
+          <w:szCs w:val="28"/>
+        </w:rPr>
+      </w:pPr>
+      <w:r>
+        <w:rPr>
+          <w:sz w:val="28"/>
+          <w:szCs w:val="28"/>
+        </w:rPr>
+        <w:t xml:space="preserve">Находим коэффициент разложения </w:t>
+      </w:r>
+      <w:r>
+        <w:rPr>
+          <w:noProof/>
+          <w:position w:val="-12"/>
+          <w:sz w:val="28"/>
+          <w:szCs w:val="28"/>
+        </w:rPr>
+        <w:drawing>
+          <wp:inline distT="0" distB="0" distL="0" distR="0">
+            <wp:extent cx="152400" cy="228600"/>
+            <wp:effectExtent l="19050" t="0" r="0" b="0"/>
+            <wp:docPr id="43" name="Рисунок 5752"/>
+            <wp:cNvGraphicFramePr>
+              <a:graphicFrameLocks xmlns:a="http://schemas.openxmlformats.org/drawingml/2006/main" noChangeAspect="1"/>
+            </wp:cNvGraphicFramePr>
+            <a:graphic xmlns:a="http://schemas.openxmlformats.org/drawingml/2006/main">
+              <a:graphicData uri="http://schemas.openxmlformats.org/drawingml/2006/picture">
+                <pic:pic xmlns:pic="http://schemas.openxmlformats.org/drawingml/2006/picture">
+                  <pic:nvPicPr>
+                    <pic:cNvPr id="0" name="Рисунок 5752"/>
+                    <pic:cNvPicPr>
+                      <a:picLocks noChangeAspect="1" noChangeArrowheads="1"/>
+                    </pic:cNvPicPr>
+                  </pic:nvPicPr>
+                  <pic:blipFill>
+                    <a:blip r:embed="rId40"/>
+                    <a:srcRect/>
+                    <a:stretch>
+                      <a:fillRect/>
+                    </a:stretch>
+                  </pic:blipFill>
+                  <pic:spPr bwMode="auto">
+                    <a:xfrm>
+                      <a:off x="0" y="0"/>
+                      <a:ext cx="152400" cy="228600"/>
+                    </a:xfrm>
+                    <a:prstGeom prst="rect">
+                      <a:avLst/>
+                    </a:prstGeom>
+                    <a:noFill/>
+                    <a:ln w="9525">
+                      <a:noFill/>
+                      <a:miter lim="800000"/>
+                      <a:headEnd/>
+                      <a:tailEnd/>
+                    </a:ln>
+                  </pic:spPr>
+                </pic:pic>
+              </a:graphicData>
+            </a:graphic>
+          </wp:inline>
+        </w:drawing>
+      </w:r>
+      <w:r>
+        <w:rPr>
+          <w:sz w:val="28"/>
+          <w:szCs w:val="28"/>
+        </w:rPr>
+        <w:t xml:space="preserve"> для первой гармоники тока, коэффициент формы </w:t>
+      </w:r>
+      <w:r>
+        <w:rPr>
+          <w:noProof/>
+          <w:position w:val="-12"/>
+          <w:sz w:val="28"/>
+          <w:szCs w:val="28"/>
+        </w:rPr>
+        <w:drawing>
+          <wp:inline distT="0" distB="0" distL="0" distR="0">
+            <wp:extent cx="152400" cy="228600"/>
+            <wp:effectExtent l="19050" t="0" r="0" b="0"/>
+            <wp:docPr id="44" name="Рисунок 5751"/>
+            <wp:cNvGraphicFramePr>
+              <a:graphicFrameLocks xmlns:a="http://schemas.openxmlformats.org/drawingml/2006/main" noChangeAspect="1"/>
+            </wp:cNvGraphicFramePr>
+            <a:graphic xmlns:a="http://schemas.openxmlformats.org/drawingml/2006/main">
+              <a:graphicData uri="http://schemas.openxmlformats.org/drawingml/2006/picture">
+                <pic:pic xmlns:pic="http://schemas.openxmlformats.org/drawingml/2006/picture">
+                  <pic:nvPicPr>
+                    <pic:cNvPr id="0" name="Рисунок 5751"/>
+                    <pic:cNvPicPr>
+                      <a:picLocks noChangeAspect="1" noChangeArrowheads="1"/>
+                    </pic:cNvPicPr>
+                  </pic:nvPicPr>
+                  <pic:blipFill>
+                    <a:blip r:embed="rId41"/>
+                    <a:srcRect/>
+                    <a:stretch>
+                      <a:fillRect/>
+                    </a:stretch>
+                  </pic:blipFill>
+                  <pic:spPr bwMode="auto">
+                    <a:xfrm>
+                      <a:off x="0" y="0"/>
+                      <a:ext cx="152400" cy="228600"/>
+                    </a:xfrm>
+                    <a:prstGeom prst="rect">
+                      <a:avLst/>
+                    </a:prstGeom>
+                    <a:noFill/>
+                    <a:ln w="9525">
+                      <a:noFill/>
+                      <a:miter lim="800000"/>
+                      <a:headEnd/>
+                      <a:tailEnd/>
+                    </a:ln>
+                  </pic:spPr>
+                </pic:pic>
+              </a:graphicData>
+            </a:graphic>
+          </wp:inline>
+        </w:drawing>
+      </w:r>
+      <w:r>
+        <w:rPr>
+          <w:sz w:val="28"/>
+          <w:szCs w:val="28"/>
+        </w:rPr>
+        <w:t xml:space="preserve">. </w:t>
+      </w:r>
+    </w:p>
+    <w:p>
+      <w:pPr>
+        <w:spacing w:line="360" w:lineRule="auto"/>
+        <w:rPr>
+          <w:sz w:val="28"/>
+          <w:szCs w:val="28"/>
+        </w:rPr>
+      </w:pPr>
+      <w:r>
+        <w:rPr>
+          <w:sz w:val="28"/>
+          <w:szCs w:val="28"/>
+        </w:rPr>
+        <w:t>Для этого высчитаем значения следующих параметров:</w:t>
+      </w:r>
+    </w:p>
+    <w:p>
+      <w:pPr>
+        <w:spacing w:line="360" w:lineRule="auto"/>
+        <w:rPr>
+          <w:sz w:val="28"/>
+          <w:szCs w:val="28"/>
+        </w:rPr>
+      </w:pPr>
+      <w:r>
+        <w:rPr>
+          <w:noProof/>
+          <w:position w:val="-30"/>
+          <w:sz w:val="28"/>
+          <w:szCs w:val="28"/>
+        </w:rPr>
+        <w:drawing>
+          <wp:inline distT="0" distB="0" distL="0" distR="0">
+            <wp:extent cx="3535680" cy="457200"/>
+            <wp:effectExtent l="19050" t="0" r="7620" b="0"/>
+            <wp:docPr id="45" name="Рисунок 5750"/>
+            <wp:cNvGraphicFramePr>
+              <a:graphicFrameLocks xmlns:a="http://schemas.openxmlformats.org/drawingml/2006/main" noChangeAspect="1"/>
+            </wp:cNvGraphicFramePr>
+            <a:graphic xmlns:a="http://schemas.openxmlformats.org/drawingml/2006/main">
+              <a:graphicData uri="http://schemas.openxmlformats.org/drawingml/2006/picture">
+                <pic:pic xmlns:pic="http://schemas.openxmlformats.org/drawingml/2006/picture">
+                  <pic:nvPicPr>
+                    <pic:cNvPr id="0" name="Рисунок 5750"/>
+                    <pic:cNvPicPr>
+                      <a:picLocks noChangeAspect="1" noChangeArrowheads="1"/>
+                    </pic:cNvPicPr>
+                  </pic:nvPicPr>
+                  <pic:blipFill>
+                    <a:blip r:embed="rId42"/>
+                    <a:srcRect/>
+                    <a:stretch>
+                      <a:fillRect/>
+                    </a:stretch>
+                  </pic:blipFill>
+                  <pic:spPr bwMode="auto">
+                    <a:xfrm>
+                      <a:off x="0" y="0"/>
+                      <a:ext cx="3535680" cy="457200"/>
+                    </a:xfrm>
+                    <a:prstGeom prst="rect">
+                      <a:avLst/>
+                    </a:prstGeom>
+                    <a:noFill/>
+                    <a:ln w="9525">
+                      <a:noFill/>
+                      <a:miter lim="800000"/>
+                      <a:headEnd/>
+                      <a:tailEnd/>
+                    </a:ln>
+                  </pic:spPr>
+                </pic:pic>
+              </a:graphicData>
+            </a:graphic>
+          </wp:inline>
+        </w:drawing>
+      </w:r>
+      <w:r>
+        <w:rPr>
+          <w:sz w:val="28"/>
+          <w:szCs w:val="28"/>
+        </w:rPr>
+        <w:t xml:space="preserve"> </w:t>
+      </w:r>
+    </w:p>
+    <w:p>
+      <w:pPr>
+        <w:spacing w:line="360" w:lineRule="auto"/>
+        <w:rPr>
+          <w:sz w:val="28"/>
+          <w:szCs w:val="28"/>
+        </w:rPr>
+      </w:pPr>
+      <w:r>
+        <w:rPr>
+          <w:noProof/>
+          <w:position w:val="-24"/>
+          <w:sz w:val="28"/>
+          <w:szCs w:val="28"/>
+        </w:rPr>
+        <w:drawing>
+          <wp:inline distT="0" distB="0" distL="0" distR="0">
+            <wp:extent cx="2514600" cy="381000"/>
+            <wp:effectExtent l="0" t="0" r="0" b="0"/>
+            <wp:docPr id="46" name="Рисунок 5749"/>
+            <wp:cNvGraphicFramePr>
+              <a:graphicFrameLocks xmlns:a="http://schemas.openxmlformats.org/drawingml/2006/main" noChangeAspect="1"/>
+            </wp:cNvGraphicFramePr>
+            <a:graphic xmlns:a="http://schemas.openxmlformats.org/drawingml/2006/main">
+              <a:graphicData uri="http://schemas.openxmlformats.org/drawingml/2006/picture">
+                <pic:pic xmlns:pic="http://schemas.openxmlformats.org/drawingml/2006/picture">
+                  <pic:nvPicPr>
+                    <pic:cNvPr id="0" name="Рисунок 5749"/>
+                    <pic:cNvPicPr>
+                      <a:picLocks noChangeAspect="1" noChangeArrowheads="1"/>
+                    </pic:cNvPicPr>
+                  </pic:nvPicPr>
+                  <pic:blipFill>
+                    <a:blip r:embed="rId43"/>
+                    <a:srcRect/>
+                    <a:stretch>
+                      <a:fillRect/>
+                    </a:stretch>
+                  </pic:blipFill>
+                  <pic:spPr bwMode="auto">
+                    <a:xfrm>
+                      <a:off x="0" y="0"/>
+                      <a:ext cx="2514600" cy="381000"/>
+                    </a:xfrm>
+                    <a:prstGeom prst="rect">
+                      <a:avLst/>
+                    </a:prstGeom>
+                    <a:noFill/>
+                    <a:ln w="9525">
+                      <a:noFill/>
+                      <a:miter lim="800000"/>
+                      <a:headEnd/>
+                      <a:tailEnd/>
+                    </a:ln>
+                  </pic:spPr>
+                </pic:pic>
+              </a:graphicData>
+            </a:graphic>
+          </wp:inline>
+        </w:drawing>
+      </w:r>
+      <w:r>
+        <w:rPr>
+          <w:sz w:val="28"/>
+          <w:szCs w:val="28"/>
+        </w:rPr>
+        <w:t xml:space="preserve"> </w:t>
+      </w:r>
+    </w:p>
+    <w:p>
+      <w:pPr>
+        <w:spacing w:line="360" w:lineRule="auto"/>
+        <w:rPr>
+          <w:sz w:val="28"/>
+          <w:szCs w:val="28"/>
+        </w:rPr>
+      </w:pPr>
+      <w:r>
+        <w:rPr>
+          <w:sz w:val="28"/>
+          <w:szCs w:val="28"/>
+        </w:rPr>
+        <w:t xml:space="preserve">По этим параметрам в графике для расчета коэффициента </w:t>
+      </w:r>
+      <w:r>
+        <w:rPr>
+          <w:noProof/>
+          <w:position w:val="-12"/>
+          <w:sz w:val="28"/>
+          <w:szCs w:val="28"/>
+        </w:rPr>
+        <w:drawing>
+          <wp:inline distT="0" distB="0" distL="0" distR="0">
+            <wp:extent cx="152400" cy="228600"/>
+            <wp:effectExtent l="19050" t="0" r="0" b="0"/>
+            <wp:docPr id="47" name="Рисунок 5748"/>
+            <wp:cNvGraphicFramePr>
+              <a:graphicFrameLocks xmlns:a="http://schemas.openxmlformats.org/drawingml/2006/main" noChangeAspect="1"/>
+            </wp:cNvGraphicFramePr>
+            <a:graphic xmlns:a="http://schemas.openxmlformats.org/drawingml/2006/main">
+              <a:graphicData uri="http://schemas.openxmlformats.org/drawingml/2006/picture">
+                <pic:pic xmlns:pic="http://schemas.openxmlformats.org/drawingml/2006/picture">
+                  <pic:nvPicPr>
+                    <pic:cNvPr id="0" name="Рисунок 5748"/>
+                    <pic:cNvPicPr>
+                      <a:picLocks noChangeAspect="1" noChangeArrowheads="1"/>
+                    </pic:cNvPicPr>
+                  </pic:nvPicPr>
+                  <pic:blipFill>
+                    <a:blip r:embed="rId40"/>
+                    <a:srcRect/>
+                    <a:stretch>
+                      <a:fillRect/>
+                    </a:stretch>
+                  </pic:blipFill>
+                  <pic:spPr bwMode="auto">
+                    <a:xfrm>
+                      <a:off x="0" y="0"/>
+                      <a:ext cx="152400" cy="228600"/>
+                    </a:xfrm>
+                    <a:prstGeom prst="rect">
+                      <a:avLst/>
+                    </a:prstGeom>
+                    <a:noFill/>
+                    <a:ln w="9525">
+                      <a:noFill/>
+                      <a:miter lim="800000"/>
+                      <a:headEnd/>
+                      <a:tailEnd/>
+                    </a:ln>
+                  </pic:spPr>
+                </pic:pic>
+              </a:graphicData>
+            </a:graphic>
+          </wp:inline>
+        </w:drawing>
+      </w:r>
+      <w:r>
+        <w:rPr>
+          <w:sz w:val="28"/>
+          <w:szCs w:val="28"/>
+        </w:rPr>
+        <w:t xml:space="preserve"> равно 0.53,</w:t>
+      </w:r>
+      <w:r>
+        <w:rPr>
+          <w:noProof/>
+          <w:position w:val="-12"/>
+          <w:sz w:val="28"/>
+          <w:szCs w:val="28"/>
+        </w:rPr>
+        <w:drawing>
+          <wp:inline distT="0" distB="0" distL="0" distR="0">
+            <wp:extent cx="609600" cy="228600"/>
+            <wp:effectExtent l="19050" t="0" r="0" b="0"/>
+            <wp:docPr id="48" name="Рисунок 5747"/>
+            <wp:cNvGraphicFramePr>
+              <a:graphicFrameLocks xmlns:a="http://schemas.openxmlformats.org/drawingml/2006/main" noChangeAspect="1"/>
+            </wp:cNvGraphicFramePr>
+            <a:graphic xmlns:a="http://schemas.openxmlformats.org/drawingml/2006/main">
+              <a:graphicData uri="http://schemas.openxmlformats.org/drawingml/2006/picture">
+                <pic:pic xmlns:pic="http://schemas.openxmlformats.org/drawingml/2006/picture">
+                  <pic:nvPicPr>
+                    <pic:cNvPr id="0" name="Рисунок 5747"/>
+                    <pic:cNvPicPr>
+                      <a:picLocks noChangeAspect="1" noChangeArrowheads="1"/>
+                    </pic:cNvPicPr>
+                  </pic:nvPicPr>
+                  <pic:blipFill>
+                    <a:blip r:embed="rId44"/>
+                    <a:srcRect/>
+                    <a:stretch>
+                      <a:fillRect/>
+                    </a:stretch>
+                  </pic:blipFill>
+                  <pic:spPr bwMode="auto">
+                    <a:xfrm>
+                      <a:off x="0" y="0"/>
+                      <a:ext cx="609600" cy="228600"/>
+                    </a:xfrm>
+                    <a:prstGeom prst="rect">
+                      <a:avLst/>
+                    </a:prstGeom>
+                    <a:noFill/>
+                    <a:ln w="9525">
+                      <a:noFill/>
+                      <a:miter lim="800000"/>
+                      <a:headEnd/>
+                      <a:tailEnd/>
+                    </a:ln>
+                  </pic:spPr>
+                </pic:pic>
+              </a:graphicData>
+            </a:graphic>
+          </wp:inline>
+        </w:drawing>
+      </w:r>
+      <w:r>
+        <w:rPr>
+          <w:sz w:val="28"/>
+          <w:szCs w:val="28"/>
+        </w:rPr>
+        <w:t xml:space="preserve">. </w:t>
+      </w:r>
+    </w:p>
+    <w:p>
+      <w:pPr>
+        <w:spacing w:line="360" w:lineRule="auto"/>
+        <w:rPr>
+          <w:sz w:val="28"/>
+          <w:szCs w:val="28"/>
+        </w:rPr>
+      </w:pPr>
+      <w:r>
+        <w:rPr>
+          <w:sz w:val="28"/>
+          <w:szCs w:val="28"/>
+        </w:rPr>
+        <w:t xml:space="preserve">Угол отсечки </w:t>
+      </w:r>
+      <w:r>
+        <w:rPr>
+          <w:noProof/>
+          <w:position w:val="-6"/>
+          <w:sz w:val="28"/>
+          <w:szCs w:val="28"/>
+        </w:rPr>
+        <w:drawing>
+          <wp:inline distT="0" distB="0" distL="0" distR="0">
+            <wp:extent cx="533400" cy="152400"/>
+            <wp:effectExtent l="19050" t="0" r="0" b="0"/>
+            <wp:docPr id="49" name="Рисунок 5746"/>
+            <wp:cNvGraphicFramePr>
+              <a:graphicFrameLocks xmlns:a="http://schemas.openxmlformats.org/drawingml/2006/main" noChangeAspect="1"/>
+            </wp:cNvGraphicFramePr>
+            <a:graphic xmlns:a="http://schemas.openxmlformats.org/drawingml/2006/main">
+              <a:graphicData uri="http://schemas.openxmlformats.org/drawingml/2006/picture">
+                <pic:pic xmlns:pic="http://schemas.openxmlformats.org/drawingml/2006/picture">
+                  <pic:nvPicPr>
+                    <pic:cNvPr id="0" name="Рисунок 5746"/>
+                    <pic:cNvPicPr>
+                      <a:picLocks noChangeAspect="1" noChangeArrowheads="1"/>
+                    </pic:cNvPicPr>
+                  </pic:nvPicPr>
+                  <pic:blipFill>
+                    <a:blip r:embed="rId45"/>
+                    <a:srcRect/>
+                    <a:stretch>
+                      <a:fillRect/>
+                    </a:stretch>
+                  </pic:blipFill>
+                  <pic:spPr bwMode="auto">
+                    <a:xfrm>
+                      <a:off x="0" y="0"/>
+                      <a:ext cx="533400" cy="152400"/>
+                    </a:xfrm>
+                    <a:prstGeom prst="rect">
+                      <a:avLst/>
+                    </a:prstGeom>
+                    <a:noFill/>
+                    <a:ln w="9525">
+                      <a:noFill/>
+                      <a:miter lim="800000"/>
+                      <a:headEnd/>
+                      <a:tailEnd/>
+                    </a:ln>
+                  </pic:spPr>
+                </pic:pic>
+              </a:graphicData>
+            </a:graphic>
+          </wp:inline>
+        </w:drawing>
+      </w:r>
+      <w:r>
+        <w:rPr>
+          <w:sz w:val="28"/>
+          <w:szCs w:val="28"/>
+        </w:rPr>
+        <w:t xml:space="preserve"> </w:t>
+      </w:r>
+      <w:r>
+        <w:rPr>
+          <w:noProof/>
+          <w:position w:val="-10"/>
+          <w:sz w:val="28"/>
+          <w:szCs w:val="28"/>
+        </w:rPr>
+        <w:drawing>
+          <wp:inline distT="0" distB="0" distL="0" distR="0">
+            <wp:extent cx="960120" cy="228600"/>
+            <wp:effectExtent l="19050" t="0" r="0" b="0"/>
+            <wp:docPr id="50" name="Рисунок 5745"/>
+            <wp:cNvGraphicFramePr>
+              <a:graphicFrameLocks xmlns:a="http://schemas.openxmlformats.org/drawingml/2006/main" noChangeAspect="1"/>
+            </wp:cNvGraphicFramePr>
+            <a:graphic xmlns:a="http://schemas.openxmlformats.org/drawingml/2006/main">
+              <a:graphicData uri="http://schemas.openxmlformats.org/drawingml/2006/picture">
+                <pic:pic xmlns:pic="http://schemas.openxmlformats.org/drawingml/2006/picture">
+                  <pic:nvPicPr>
+                    <pic:cNvPr id="0" name="Рисунок 5745"/>
+                    <pic:cNvPicPr>
+                      <a:picLocks noChangeAspect="1" noChangeArrowheads="1"/>
+                    </pic:cNvPicPr>
+                  </pic:nvPicPr>
+                  <pic:blipFill>
+                    <a:blip r:embed="rId46"/>
+                    <a:srcRect/>
+                    <a:stretch>
+                      <a:fillRect/>
+                    </a:stretch>
+                  </pic:blipFill>
+                  <pic:spPr bwMode="auto">
+                    <a:xfrm>
+                      <a:off x="0" y="0"/>
+                      <a:ext cx="960120" cy="228600"/>
+                    </a:xfrm>
+                    <a:prstGeom prst="rect">
+                      <a:avLst/>
+                    </a:prstGeom>
+                    <a:noFill/>
+                    <a:ln w="9525">
+                      <a:noFill/>
+                      <a:miter lim="800000"/>
+                      <a:headEnd/>
+                      <a:tailEnd/>
+                    </a:ln>
+                  </pic:spPr>
+                </pic:pic>
+              </a:graphicData>
+            </a:graphic>
+          </wp:inline>
+        </w:drawing>
+      </w:r>
+      <w:r>
+        <w:rPr>
+          <w:sz w:val="28"/>
+          <w:szCs w:val="28"/>
+        </w:rPr>
+        <w:t xml:space="preserve"> </w:t>
+      </w:r>
+    </w:p>
+    <w:p>
+      <w:pPr>
+        <w:spacing w:line="360" w:lineRule="auto"/>
+        <w:rPr>
+          <w:sz w:val="28"/>
+          <w:szCs w:val="28"/>
+        </w:rPr>
+      </w:pPr>
+      <w:r>
+        <w:rPr>
+          <w:sz w:val="28"/>
+          <w:szCs w:val="28"/>
+        </w:rPr>
+        <w:t>Пиковое о</w:t>
+      </w:r>
+      <w:r>
+        <w:rPr>
+          <w:sz w:val="28"/>
+          <w:szCs w:val="28"/>
+        </w:rPr>
+        <w:t>братное напряжение на эмиттере:</w:t>
+      </w:r>
+    </w:p>
+    <w:p>
+      <w:pPr>
+        <w:spacing w:line="360" w:lineRule="auto"/>
+        <w:rPr>
+          <w:sz w:val="28"/>
+          <w:szCs w:val="28"/>
+        </w:rPr>
+      </w:pPr>
+      <w:r>
+        <w:rPr>
+          <w:noProof/>
+          <w:position w:val="-32"/>
+          <w:sz w:val="28"/>
+          <w:szCs w:val="28"/>
+        </w:rPr>
+        <w:drawing>
+          <wp:inline distT="0" distB="0" distL="0" distR="0">
+            <wp:extent cx="3162300" cy="457200"/>
+            <wp:effectExtent l="19050" t="0" r="0" b="0"/>
+            <wp:docPr id="51" name="Рисунок 5744"/>
+            <wp:cNvGraphicFramePr>
+              <a:graphicFrameLocks xmlns:a="http://schemas.openxmlformats.org/drawingml/2006/main" noChangeAspect="1"/>
+            </wp:cNvGraphicFramePr>
+            <a:graphic xmlns:a="http://schemas.openxmlformats.org/drawingml/2006/main">
+              <a:graphicData uri="http://schemas.openxmlformats.org/drawingml/2006/picture">
+                <pic:pic xmlns:pic="http://schemas.openxmlformats.org/drawingml/2006/picture">
+                  <pic:nvPicPr>
+                    <pic:cNvPr id="0" name="Рисунок 5744"/>
+                    <pic:cNvPicPr>
+                      <a:picLocks noChangeAspect="1" noChangeArrowheads="1"/>
+                    </pic:cNvPicPr>
+                  </pic:nvPicPr>
+                  <pic:blipFill>
+                    <a:blip r:embed="rId47"/>
+                    <a:srcRect/>
+                    <a:stretch>
+                      <a:fillRect/>
+                    </a:stretch>
+                  </pic:blipFill>
+                  <pic:spPr bwMode="auto">
+                    <a:xfrm>
+                      <a:off x="0" y="0"/>
+                      <a:ext cx="3162300" cy="457200"/>
+                    </a:xfrm>
+                    <a:prstGeom prst="rect">
+                      <a:avLst/>
+                    </a:prstGeom>
+                    <a:noFill/>
+                    <a:ln w="9525">
+                      <a:noFill/>
+                      <a:miter lim="800000"/>
+                      <a:headEnd/>
+                      <a:tailEnd/>
+                    </a:ln>
+                  </pic:spPr>
+                </pic:pic>
+              </a:graphicData>
+            </a:graphic>
+          </wp:inline>
+        </w:drawing>
+      </w:r>
+      <w:r>
+        <w:rPr>
+          <w:sz w:val="28"/>
+          <w:szCs w:val="28"/>
+        </w:rPr>
+        <w:t xml:space="preserve"> </w:t>
+      </w:r>
+    </w:p>
+    <w:p>
+      <w:pPr>
+        <w:spacing w:line="360" w:lineRule="auto"/>
+        <w:rPr>
+          <w:sz w:val="28"/>
+          <w:szCs w:val="28"/>
+        </w:rPr>
+      </w:pPr>
+      <w:r>
+        <w:rPr>
+          <w:sz w:val="28"/>
+          <w:szCs w:val="28"/>
+        </w:rPr>
+        <w:t>Далее рассчитываем комплексные амплитуды токов и напряжений на</w:t>
+      </w:r>
+      <w:r>
+        <w:rPr>
+          <w:sz w:val="28"/>
+          <w:szCs w:val="28"/>
+        </w:rPr>
+        <w:t xml:space="preserve"> элементах эквивалентной схемы:</w:t>
+      </w:r>
+    </w:p>
+    <w:p>
+      <w:pPr>
+        <w:spacing w:line="360" w:lineRule="auto"/>
+        <w:rPr>
+          <w:sz w:val="28"/>
+          <w:szCs w:val="28"/>
+        </w:rPr>
+      </w:pPr>
+      <w:r>
+        <w:rPr>
+          <w:noProof/>
+          <w:position w:val="-44"/>
+          <w:sz w:val="28"/>
+          <w:szCs w:val="28"/>
+        </w:rPr>
+        <w:drawing>
+          <wp:inline distT="0" distB="0" distL="0" distR="0">
+            <wp:extent cx="3535680" cy="609600"/>
+            <wp:effectExtent l="0" t="0" r="0" b="0"/>
+            <wp:docPr id="52" name="Рисунок 5743"/>
+            <wp:cNvGraphicFramePr>
+              <a:graphicFrameLocks xmlns:a="http://schemas.openxmlformats.org/drawingml/2006/main" noChangeAspect="1"/>
+            </wp:cNvGraphicFramePr>
+            <a:graphic xmlns:a="http://schemas.openxmlformats.org/drawingml/2006/main">
+              <a:graphicData uri="http://schemas.openxmlformats.org/drawingml/2006/picture">
+                <pic:pic xmlns:pic="http://schemas.openxmlformats.org/drawingml/2006/picture">
+                  <pic:nvPicPr>
+                    <pic:cNvPr id="0" name="Рисунок 5743"/>
+                    <pic:cNvPicPr>
+                      <a:picLocks noChangeAspect="1" noChangeArrowheads="1"/>
+                    </pic:cNvPicPr>
+                  </pic:nvPicPr>
+                  <pic:blipFill>
+                    <a:blip r:embed="rId48"/>
+                    <a:srcRect/>
+                    <a:stretch>
+                      <a:fillRect/>
+                    </a:stretch>
+                  </pic:blipFill>
+                  <pic:spPr bwMode="auto">
+                    <a:xfrm>
+                      <a:off x="0" y="0"/>
+                      <a:ext cx="3535680" cy="609600"/>
+                    </a:xfrm>
+                    <a:prstGeom prst="rect">
+                      <a:avLst/>
+                    </a:prstGeom>
+                    <a:noFill/>
+                    <a:ln w="9525">
+                      <a:noFill/>
+                      <a:miter lim="800000"/>
+                      <a:headEnd/>
+                      <a:tailEnd/>
+                    </a:ln>
+                  </pic:spPr>
+                </pic:pic>
+              </a:graphicData>
+            </a:graphic>
+          </wp:inline>
+        </w:drawing>
+      </w:r>
+      <w:r>
+        <w:rPr>
+          <w:sz w:val="28"/>
+          <w:szCs w:val="28"/>
+        </w:rPr>
+        <w:t xml:space="preserve"> </w:t>
+      </w:r>
+    </w:p>
+    <w:p>
+      <w:pPr>
+        <w:spacing w:line="360" w:lineRule="auto"/>
+        <w:rPr>
+          <w:sz w:val="28"/>
+          <w:szCs w:val="28"/>
+        </w:rPr>
+      </w:pPr>
+      <w:r>
+        <w:rPr>
+          <w:noProof/>
+          <w:position w:val="-30"/>
+          <w:sz w:val="28"/>
+          <w:szCs w:val="28"/>
+        </w:rPr>
+        <w:drawing>
+          <wp:inline distT="0" distB="0" distL="0" distR="0">
+            <wp:extent cx="2438400" cy="457200"/>
+            <wp:effectExtent l="19050" t="0" r="0" b="0"/>
+            <wp:docPr id="53" name="Рисунок 5742"/>
+            <wp:cNvGraphicFramePr>
+              <a:graphicFrameLocks xmlns:a="http://schemas.openxmlformats.org/drawingml/2006/main" noChangeAspect="1"/>
+            </wp:cNvGraphicFramePr>
+            <a:graphic xmlns:a="http://schemas.openxmlformats.org/drawingml/2006/main">
+              <a:graphicData uri="http://schemas.openxmlformats.org/drawingml/2006/picture">
+                <pic:pic xmlns:pic="http://schemas.openxmlformats.org/drawingml/2006/picture">
+                  <pic:nvPicPr>
+                    <pic:cNvPr id="0" name="Рисунок 5742"/>
+                    <pic:cNvPicPr>
+                      <a:picLocks noChangeAspect="1" noChangeArrowheads="1"/>
+                    </pic:cNvPicPr>
+                  </pic:nvPicPr>
+                  <pic:blipFill>
+                    <a:blip r:embed="rId49"/>
+                    <a:srcRect/>
+                    <a:stretch>
+                      <a:fillRect/>
+                    </a:stretch>
+                  </pic:blipFill>
+                  <pic:spPr bwMode="auto">
+                    <a:xfrm>
+                      <a:off x="0" y="0"/>
+                      <a:ext cx="2438400" cy="457200"/>
+                    </a:xfrm>
+                    <a:prstGeom prst="rect">
+                      <a:avLst/>
+                    </a:prstGeom>
+                    <a:noFill/>
+                    <a:ln w="9525">
+                      <a:noFill/>
+                      <a:miter lim="800000"/>
+                      <a:headEnd/>
+                      <a:tailEnd/>
+                    </a:ln>
+                  </pic:spPr>
+                </pic:pic>
+              </a:graphicData>
+            </a:graphic>
+          </wp:inline>
+        </w:drawing>
+      </w:r>
+      <w:r>
+        <w:rPr>
+          <w:sz w:val="28"/>
+          <w:szCs w:val="28"/>
+        </w:rPr>
+        <w:t xml:space="preserve"> </w:t>
+      </w:r>
+    </w:p>
+    <w:p>
+      <w:pPr>
+        <w:spacing w:line="360" w:lineRule="auto"/>
+        <w:rPr>
+          <w:sz w:val="28"/>
+          <w:szCs w:val="28"/>
+        </w:rPr>
+      </w:pPr>
+      <w:r>
+        <w:rPr>
+          <w:noProof/>
+          <w:position w:val="-12"/>
+          <w:sz w:val="28"/>
+          <w:szCs w:val="28"/>
+        </w:rPr>
+        <w:drawing>
+          <wp:inline distT="0" distB="0" distL="0" distR="0">
+            <wp:extent cx="2339340" cy="228600"/>
+            <wp:effectExtent l="19050" t="0" r="3810" b="0"/>
+            <wp:docPr id="54" name="Рисунок 5741"/>
+            <wp:cNvGraphicFramePr>
+              <a:graphicFrameLocks xmlns:a="http://schemas.openxmlformats.org/drawingml/2006/main" noChangeAspect="1"/>
+            </wp:cNvGraphicFramePr>
+            <a:graphic xmlns:a="http://schemas.openxmlformats.org/drawingml/2006/main">
+              <a:graphicData uri="http://schemas.openxmlformats.org/drawingml/2006/picture">
+                <pic:pic xmlns:pic="http://schemas.openxmlformats.org/drawingml/2006/picture">
+                  <pic:nvPicPr>
+                    <pic:cNvPr id="0" name="Рисунок 5741"/>
+                    <pic:cNvPicPr>
+                      <a:picLocks noChangeAspect="1" noChangeArrowheads="1"/>
+                    </pic:cNvPicPr>
+                  </pic:nvPicPr>
+                  <pic:blipFill>
+                    <a:blip r:embed="rId50"/>
+                    <a:srcRect/>
+                    <a:stretch>
+                      <a:fillRect/>
+                    </a:stretch>
+                  </pic:blipFill>
+                  <pic:spPr bwMode="auto">
+                    <a:xfrm>
+                      <a:off x="0" y="0"/>
+                      <a:ext cx="2339340" cy="228600"/>
+                    </a:xfrm>
+                    <a:prstGeom prst="rect">
+                      <a:avLst/>
+                    </a:prstGeom>
+                    <a:noFill/>
+                    <a:ln w="9525">
+                      <a:noFill/>
+                      <a:miter lim="800000"/>
+                      <a:headEnd/>
+                      <a:tailEnd/>
+                    </a:ln>
+                  </pic:spPr>
+                </pic:pic>
+              </a:graphicData>
+            </a:graphic>
+          </wp:inline>
+        </w:drawing>
+      </w:r>
+      <w:r>
+        <w:rPr>
+          <w:sz w:val="28"/>
+          <w:szCs w:val="28"/>
+        </w:rPr>
+        <w:t xml:space="preserve"> </w:t>
+      </w:r>
+    </w:p>
+    <w:p>
+      <w:pPr>
+        <w:spacing w:line="360" w:lineRule="auto"/>
+        <w:rPr>
+          <w:sz w:val="28"/>
+          <w:szCs w:val="28"/>
+        </w:rPr>
+      </w:pPr>
+      <w:r>
+        <w:rPr>
+          <w:noProof/>
+          <w:position w:val="-12"/>
+          <w:sz w:val="28"/>
+          <w:szCs w:val="28"/>
+        </w:rPr>
+        <w:drawing>
+          <wp:inline distT="0" distB="0" distL="0" distR="0">
+            <wp:extent cx="2438400" cy="228600"/>
+            <wp:effectExtent l="0" t="0" r="0" b="0"/>
+            <wp:docPr id="55" name="Рисунок 5740"/>
+            <wp:cNvGraphicFramePr>
+              <a:graphicFrameLocks xmlns:a="http://schemas.openxmlformats.org/drawingml/2006/main" noChangeAspect="1"/>
+            </wp:cNvGraphicFramePr>
+            <a:graphic xmlns:a="http://schemas.openxmlformats.org/drawingml/2006/main">
+              <a:graphicData uri="http://schemas.openxmlformats.org/drawingml/2006/picture">
+                <pic:pic xmlns:pic="http://schemas.openxmlformats.org/drawingml/2006/picture">
+                  <pic:nvPicPr>
+                    <pic:cNvPr id="0" name="Рисунок 5740"/>
+                    <pic:cNvPicPr>
+                      <a:picLocks noChangeAspect="1" noChangeArrowheads="1"/>
+                    </pic:cNvPicPr>
+                  </pic:nvPicPr>
+                  <pic:blipFill>
+                    <a:blip r:embed="rId51"/>
+                    <a:srcRect/>
+                    <a:stretch>
+                      <a:fillRect/>
+                    </a:stretch>
+                  </pic:blipFill>
+                  <pic:spPr bwMode="auto">
+                    <a:xfrm>
+                      <a:off x="0" y="0"/>
+                      <a:ext cx="2438400" cy="228600"/>
+                    </a:xfrm>
+                    <a:prstGeom prst="rect">
+                      <a:avLst/>
+                    </a:prstGeom>
+                    <a:noFill/>
+                    <a:ln w="9525">
+                      <a:noFill/>
+                      <a:miter lim="800000"/>
+                      <a:headEnd/>
+                      <a:tailEnd/>
+                    </a:ln>
+                  </pic:spPr>
+                </pic:pic>
+              </a:graphicData>
+            </a:graphic>
+          </wp:inline>
+        </w:drawing>
+      </w:r>
+      <w:r>
+        <w:rPr>
+          <w:sz w:val="28"/>
+          <w:szCs w:val="28"/>
+        </w:rPr>
+        <w:t xml:space="preserve"> </w:t>
+      </w:r>
+    </w:p>
+    <w:p>
+      <w:pPr>
+        <w:spacing w:line="360" w:lineRule="auto"/>
+        <w:rPr>
+          <w:sz w:val="28"/>
+          <w:szCs w:val="28"/>
+        </w:rPr>
+      </w:pPr>
+      <w:r>
+        <w:rPr>
+          <w:sz w:val="28"/>
+          <w:szCs w:val="28"/>
+        </w:rPr>
+        <w:t xml:space="preserve"> </w:t>
+      </w:r>
+      <w:r>
+        <w:rPr>
+          <w:noProof/>
+          <w:position w:val="-12"/>
+          <w:sz w:val="28"/>
+          <w:szCs w:val="28"/>
+        </w:rPr>
+        <w:drawing>
+          <wp:inline distT="0" distB="0" distL="0" distR="0">
+            <wp:extent cx="2156460" cy="228600"/>
+            <wp:effectExtent l="0" t="0" r="0" b="0"/>
+            <wp:docPr id="56" name="Рисунок 5739"/>
+            <wp:cNvGraphicFramePr>
+              <a:graphicFrameLocks xmlns:a="http://schemas.openxmlformats.org/drawingml/2006/main" noChangeAspect="1"/>
+            </wp:cNvGraphicFramePr>
+            <a:graphic xmlns:a="http://schemas.openxmlformats.org/drawingml/2006/main">
+              <a:graphicData uri="http://schemas.openxmlformats.org/drawingml/2006/picture">
+                <pic:pic xmlns:pic="http://schemas.openxmlformats.org/drawingml/2006/picture">
+                  <pic:nvPicPr>
+                    <pic:cNvPr id="0" name="Рисунок 5739"/>
+                    <pic:cNvPicPr>
+                      <a:picLocks noChangeAspect="1" noChangeArrowheads="1"/>
+                    </pic:cNvPicPr>
+                  </pic:nvPicPr>
+                  <pic:blipFill>
+                    <a:blip r:embed="rId52"/>
+                    <a:srcRect/>
+                    <a:stretch>
+                      <a:fillRect/>
+                    </a:stretch>
+                  </pic:blipFill>
+                  <pic:spPr bwMode="auto">
+                    <a:xfrm>
+                      <a:off x="0" y="0"/>
+                      <a:ext cx="2156460" cy="228600"/>
+                    </a:xfrm>
+                    <a:prstGeom prst="rect">
+                      <a:avLst/>
+                    </a:prstGeom>
+                    <a:noFill/>
+                    <a:ln w="9525">
+                      <a:noFill/>
+                      <a:miter lim="800000"/>
+                      <a:headEnd/>
+                      <a:tailEnd/>
+                    </a:ln>
+                  </pic:spPr>
+                </pic:pic>
+              </a:graphicData>
+            </a:graphic>
+          </wp:inline>
+        </w:drawing>
+      </w:r>
+      <w:r>
+        <w:rPr>
+          <w:sz w:val="28"/>
+          <w:szCs w:val="28"/>
+        </w:rPr>
+        <w:t xml:space="preserve"> </w:t>
+      </w:r>
+    </w:p>
+    <w:p>
+      <w:pPr>
+        <w:spacing w:line="360" w:lineRule="auto"/>
+        <w:rPr>
+          <w:sz w:val="28"/>
+          <w:szCs w:val="28"/>
+        </w:rPr>
+      </w:pPr>
+      <w:r>
+        <w:rPr>
+          <w:noProof/>
+          <w:position w:val="-12"/>
+          <w:sz w:val="28"/>
+          <w:szCs w:val="28"/>
+        </w:rPr>
+        <w:drawing>
+          <wp:inline distT="0" distB="0" distL="0" distR="0">
+            <wp:extent cx="2095500" cy="228600"/>
+            <wp:effectExtent l="19050" t="0" r="0" b="0"/>
+            <wp:docPr id="57" name="Рисунок 5738"/>
+            <wp:cNvGraphicFramePr>
+              <a:graphicFrameLocks xmlns:a="http://schemas.openxmlformats.org/drawingml/2006/main" noChangeAspect="1"/>
+            </wp:cNvGraphicFramePr>
+            <a:graphic xmlns:a="http://schemas.openxmlformats.org/drawingml/2006/main">
+              <a:graphicData uri="http://schemas.openxmlformats.org/drawingml/2006/picture">
+                <pic:pic xmlns:pic="http://schemas.openxmlformats.org/drawingml/2006/picture">
+                  <pic:nvPicPr>
+                    <pic:cNvPr id="0" name="Рисунок 5738"/>
+                    <pic:cNvPicPr>
+                      <a:picLocks noChangeAspect="1" noChangeArrowheads="1"/>
+                    </pic:cNvPicPr>
+                  </pic:nvPicPr>
+                  <pic:blipFill>
+                    <a:blip r:embed="rId53"/>
+                    <a:srcRect/>
+                    <a:stretch>
+                      <a:fillRect/>
+                    </a:stretch>
+                  </pic:blipFill>
+                  <pic:spPr bwMode="auto">
+                    <a:xfrm>
+                      <a:off x="0" y="0"/>
+                      <a:ext cx="2095500" cy="228600"/>
+                    </a:xfrm>
+                    <a:prstGeom prst="rect">
+                      <a:avLst/>
+                    </a:prstGeom>
+                    <a:noFill/>
+                    <a:ln w="9525">
+                      <a:noFill/>
+                      <a:miter lim="800000"/>
+                      <a:headEnd/>
+                      <a:tailEnd/>
+                    </a:ln>
+                  </pic:spPr>
+                </pic:pic>
+              </a:graphicData>
+            </a:graphic>
+          </wp:inline>
+        </w:drawing>
+      </w:r>
+      <w:r>
+        <w:rPr>
+          <w:sz w:val="28"/>
+          <w:szCs w:val="28"/>
+        </w:rPr>
+        <w:t xml:space="preserve"> </w:t>
+      </w:r>
+    </w:p>
+    <w:p>
+      <w:pPr>
+        <w:spacing w:line="360" w:lineRule="auto"/>
+        <w:rPr>
+          <w:sz w:val="28"/>
+          <w:szCs w:val="28"/>
+        </w:rPr>
+      </w:pPr>
+      <w:r>
+        <w:rPr>
+          <w:noProof/>
+          <w:position w:val="-12"/>
+          <w:sz w:val="28"/>
+          <w:szCs w:val="28"/>
+        </w:rPr>
+        <w:drawing>
+          <wp:inline distT="0" distB="0" distL="0" distR="0">
+            <wp:extent cx="2125980" cy="228600"/>
+            <wp:effectExtent l="19050" t="0" r="7620" b="0"/>
+            <wp:docPr id="58" name="Рисунок 5737"/>
+            <wp:cNvGraphicFramePr>
+              <a:graphicFrameLocks xmlns:a="http://schemas.openxmlformats.org/drawingml/2006/main" noChangeAspect="1"/>
+            </wp:cNvGraphicFramePr>
+            <a:graphic xmlns:a="http://schemas.openxmlformats.org/drawingml/2006/main">
+              <a:graphicData uri="http://schemas.openxmlformats.org/drawingml/2006/picture">
+                <pic:pic xmlns:pic="http://schemas.openxmlformats.org/drawingml/2006/picture">
+                  <pic:nvPicPr>
+                    <pic:cNvPr id="0" name="Рисунок 5737"/>
+                    <pic:cNvPicPr>
+                      <a:picLocks noChangeAspect="1" noChangeArrowheads="1"/>
+                    </pic:cNvPicPr>
+                  </pic:nvPicPr>
+                  <pic:blipFill>
+                    <a:blip r:embed="rId54"/>
+                    <a:srcRect/>
+                    <a:stretch>
+                      <a:fillRect/>
+                    </a:stretch>
+                  </pic:blipFill>
+                  <pic:spPr bwMode="auto">
+                    <a:xfrm>
+                      <a:off x="0" y="0"/>
+                      <a:ext cx="2125980" cy="228600"/>
+                    </a:xfrm>
+                    <a:prstGeom prst="rect">
+                      <a:avLst/>
+                    </a:prstGeom>
+                    <a:noFill/>
+                    <a:ln w="9525">
+                      <a:noFill/>
+                      <a:miter lim="800000"/>
+                      <a:headEnd/>
+                      <a:tailEnd/>
+                    </a:ln>
+                  </pic:spPr>
+                </pic:pic>
+              </a:graphicData>
+            </a:graphic>
+          </wp:inline>
+        </w:drawing>
+      </w:r>
+      <w:r>
+        <w:rPr>
+          <w:sz w:val="28"/>
+          <w:szCs w:val="28"/>
+        </w:rPr>
+        <w:t xml:space="preserve"> </w:t>
+      </w:r>
+    </w:p>
+    <w:p>
+      <w:pPr>
+        <w:spacing w:line="360" w:lineRule="auto"/>
+        <w:rPr>
+          <w:sz w:val="28"/>
+          <w:szCs w:val="28"/>
+        </w:rPr>
+      </w:pPr>
+      <w:r>
+        <w:rPr>
+          <w:noProof/>
+          <w:position w:val="-12"/>
+          <w:sz w:val="28"/>
+          <w:szCs w:val="28"/>
+        </w:rPr>
+        <w:drawing>
+          <wp:inline distT="0" distB="0" distL="0" distR="0">
+            <wp:extent cx="2240280" cy="228600"/>
+            <wp:effectExtent l="0" t="0" r="7620" b="0"/>
+            <wp:docPr id="59" name="Рисунок 5736"/>
+            <wp:cNvGraphicFramePr>
+              <a:graphicFrameLocks xmlns:a="http://schemas.openxmlformats.org/drawingml/2006/main" noChangeAspect="1"/>
+            </wp:cNvGraphicFramePr>
+            <a:graphic xmlns:a="http://schemas.openxmlformats.org/drawingml/2006/main">
+              <a:graphicData uri="http://schemas.openxmlformats.org/drawingml/2006/picture">
+                <pic:pic xmlns:pic="http://schemas.openxmlformats.org/drawingml/2006/picture">
+                  <pic:nvPicPr>
+                    <pic:cNvPr id="0" name="Рисунок 5736"/>
+                    <pic:cNvPicPr>
+                      <a:picLocks noChangeAspect="1" noChangeArrowheads="1"/>
+                    </pic:cNvPicPr>
+                  </pic:nvPicPr>
+                  <pic:blipFill>
+                    <a:blip r:embed="rId55"/>
+                    <a:srcRect/>
+                    <a:stretch>
+                      <a:fillRect/>
+                    </a:stretch>
+                  </pic:blipFill>
+                  <pic:spPr bwMode="auto">
+                    <a:xfrm>
+                      <a:off x="0" y="0"/>
+                      <a:ext cx="2240280" cy="228600"/>
+                    </a:xfrm>
+                    <a:prstGeom prst="rect">
+                      <a:avLst/>
+                    </a:prstGeom>
+                    <a:noFill/>
+                    <a:ln w="9525">
+                      <a:noFill/>
+                      <a:miter lim="800000"/>
+                      <a:headEnd/>
+                      <a:tailEnd/>
+                    </a:ln>
+                  </pic:spPr>
+                </pic:pic>
+              </a:graphicData>
+            </a:graphic>
+          </wp:inline>
+        </w:drawing>
+      </w:r>
+      <w:r>
+        <w:rPr>
+          <w:sz w:val="28"/>
+          <w:szCs w:val="28"/>
+        </w:rPr>
+        <w:t xml:space="preserve"> </w:t>
+      </w:r>
+    </w:p>
+    <w:p>
+      <w:pPr>
+        <w:spacing w:line="360" w:lineRule="auto"/>
+        <w:rPr>
+          <w:sz w:val="28"/>
+          <w:szCs w:val="28"/>
+        </w:rPr>
+      </w:pPr>
+      <w:r>
+        <w:rPr>
+          <w:noProof/>
+          <w:position w:val="-20"/>
+          <w:sz w:val="28"/>
+          <w:szCs w:val="28"/>
+        </w:rPr>
+        <w:drawing>
+          <wp:inline distT="0" distB="0" distL="0" distR="0">
+            <wp:extent cx="2286000" cy="381000"/>
+            <wp:effectExtent l="19050" t="0" r="0" b="0"/>
+            <wp:docPr id="60" name="Рисунок 5735"/>
+            <wp:cNvGraphicFramePr>
+              <a:graphicFrameLocks xmlns:a="http://schemas.openxmlformats.org/drawingml/2006/main" noChangeAspect="1"/>
+            </wp:cNvGraphicFramePr>
+            <a:graphic xmlns:a="http://schemas.openxmlformats.org/drawingml/2006/main">
+              <a:graphicData uri="http://schemas.openxmlformats.org/drawingml/2006/picture">
+                <pic:pic xmlns:pic="http://schemas.openxmlformats.org/drawingml/2006/picture">
+                  <pic:nvPicPr>
+                    <pic:cNvPr id="0" name="Рисунок 5735"/>
+                    <pic:cNvPicPr>
+                      <a:picLocks noChangeAspect="1" noChangeArrowheads="1"/>
+                    </pic:cNvPicPr>
+                  </pic:nvPicPr>
+                  <pic:blipFill>
+                    <a:blip r:embed="rId56"/>
+                    <a:srcRect/>
+                    <a:stretch>
+                      <a:fillRect/>
+                    </a:stretch>
+                  </pic:blipFill>
+                  <pic:spPr bwMode="auto">
+                    <a:xfrm>
+                      <a:off x="0" y="0"/>
+                      <a:ext cx="2286000" cy="381000"/>
+                    </a:xfrm>
+                    <a:prstGeom prst="rect">
+                      <a:avLst/>
+                    </a:prstGeom>
+                    <a:noFill/>
+                    <a:ln w="9525">
+                      <a:noFill/>
+                      <a:miter lim="800000"/>
+                      <a:headEnd/>
+                      <a:tailEnd/>
+                    </a:ln>
+                  </pic:spPr>
+                </pic:pic>
+              </a:graphicData>
+            </a:graphic>
+          </wp:inline>
+        </w:drawing>
+      </w:r>
+      <w:r>
+        <w:rPr>
+          <w:sz w:val="28"/>
+          <w:szCs w:val="28"/>
+        </w:rPr>
+        <w:t xml:space="preserve"> </w:t>
+      </w:r>
+    </w:p>
+    <w:p>
+      <w:pPr>
+        <w:spacing w:line="360" w:lineRule="auto"/>
+        <w:rPr>
+          <w:sz w:val="28"/>
+          <w:szCs w:val="28"/>
+        </w:rPr>
+      </w:pPr>
+      <w:r>
+        <w:rPr>
+          <w:noProof/>
+          <w:position w:val="-12"/>
+          <w:sz w:val="28"/>
+          <w:szCs w:val="28"/>
+        </w:rPr>
+        <w:drawing>
+          <wp:inline distT="0" distB="0" distL="0" distR="0">
+            <wp:extent cx="1668780" cy="228600"/>
+            <wp:effectExtent l="0" t="0" r="7620" b="0"/>
+            <wp:docPr id="61" name="Рисунок 5734"/>
+            <wp:cNvGraphicFramePr>
+              <a:graphicFrameLocks xmlns:a="http://schemas.openxmlformats.org/drawingml/2006/main" noChangeAspect="1"/>
+            </wp:cNvGraphicFramePr>
+            <a:graphic xmlns:a="http://schemas.openxmlformats.org/drawingml/2006/main">
+              <a:graphicData uri="http://schemas.openxmlformats.org/drawingml/2006/picture">
+                <pic:pic xmlns:pic="http://schemas.openxmlformats.org/drawingml/2006/picture">
+                  <pic:nvPicPr>
+                    <pic:cNvPr id="0" name="Рисунок 5734"/>
+                    <pic:cNvPicPr>
+                      <a:picLocks noChangeAspect="1" noChangeArrowheads="1"/>
+                    </pic:cNvPicPr>
+                  </pic:nvPicPr>
+                  <pic:blipFill>
+                    <a:blip r:embed="rId57"/>
+                    <a:srcRect/>
+                    <a:stretch>
+                      <a:fillRect/>
+                    </a:stretch>
+                  </pic:blipFill>
+                  <pic:spPr bwMode="auto">
+                    <a:xfrm>
+                      <a:off x="0" y="0"/>
+                      <a:ext cx="1668780" cy="228600"/>
+                    </a:xfrm>
+                    <a:prstGeom prst="rect">
+                      <a:avLst/>
+                    </a:prstGeom>
+                    <a:noFill/>
+                    <a:ln w="9525">
+                      <a:noFill/>
+                      <a:miter lim="800000"/>
+                      <a:headEnd/>
+                      <a:tailEnd/>
+                    </a:ln>
+                  </pic:spPr>
+                </pic:pic>
+              </a:graphicData>
+            </a:graphic>
+          </wp:inline>
+        </w:drawing>
+      </w:r>
+    </w:p>
+    <w:p>
+      <w:pPr>
+        <w:spacing w:line="360" w:lineRule="auto"/>
+        <w:rPr>
+          <w:sz w:val="28"/>
+          <w:szCs w:val="28"/>
+        </w:rPr>
+      </w:pPr>
+      <w:r>
+        <w:rPr>
+          <w:noProof/>
+          <w:position w:val="-12"/>
+          <w:sz w:val="28"/>
+          <w:szCs w:val="28"/>
+        </w:rPr>
+        <w:drawing>
+          <wp:inline distT="0" distB="0" distL="0" distR="0">
+            <wp:extent cx="2110740" cy="228600"/>
+            <wp:effectExtent l="0" t="0" r="3810" b="0"/>
+            <wp:docPr id="62" name="Рисунок 5733"/>
+            <wp:cNvGraphicFramePr>
+              <a:graphicFrameLocks xmlns:a="http://schemas.openxmlformats.org/drawingml/2006/main" noChangeAspect="1"/>
+            </wp:cNvGraphicFramePr>
+            <a:graphic xmlns:a="http://schemas.openxmlformats.org/drawingml/2006/main">
+              <a:graphicData uri="http://schemas.openxmlformats.org/drawingml/2006/picture">
+                <pic:pic xmlns:pic="http://schemas.openxmlformats.org/drawingml/2006/picture">
+                  <pic:nvPicPr>
+                    <pic:cNvPr id="0" name="Рисунок 5733"/>
+                    <pic:cNvPicPr>
+                      <a:picLocks noChangeAspect="1" noChangeArrowheads="1"/>
+                    </pic:cNvPicPr>
+                  </pic:nvPicPr>
+                  <pic:blipFill>
+                    <a:blip r:embed="rId58"/>
+                    <a:srcRect/>
+                    <a:stretch>
+                      <a:fillRect/>
+                    </a:stretch>
+                  </pic:blipFill>
+                  <pic:spPr bwMode="auto">
+                    <a:xfrm>
+                      <a:off x="0" y="0"/>
+                      <a:ext cx="2110740" cy="228600"/>
+                    </a:xfrm>
+                    <a:prstGeom prst="rect">
+                      <a:avLst/>
+                    </a:prstGeom>
+                    <a:noFill/>
+                    <a:ln w="9525">
+                      <a:noFill/>
+                      <a:miter lim="800000"/>
+                      <a:headEnd/>
+                      <a:tailEnd/>
+                    </a:ln>
+                  </pic:spPr>
+                </pic:pic>
+              </a:graphicData>
+            </a:graphic>
+          </wp:inline>
+        </w:drawing>
+      </w:r>
+      <w:r>
+        <w:rPr>
+          <w:sz w:val="28"/>
+          <w:szCs w:val="28"/>
+        </w:rPr>
+        <w:t xml:space="preserve"> </w:t>
+      </w:r>
+    </w:p>
+    <w:p>
+      <w:pPr>
+        <w:spacing w:line="360" w:lineRule="auto"/>
+        <w:rPr>
+          <w:sz w:val="28"/>
+          <w:szCs w:val="28"/>
+        </w:rPr>
+      </w:pPr>
+      <w:r>
+        <w:rPr>
+          <w:noProof/>
+          <w:position w:val="-12"/>
+          <w:sz w:val="28"/>
+          <w:szCs w:val="28"/>
+        </w:rPr>
+        <w:drawing>
+          <wp:inline distT="0" distB="0" distL="0" distR="0">
+            <wp:extent cx="2011680" cy="228600"/>
+            <wp:effectExtent l="19050" t="0" r="7620" b="0"/>
+            <wp:docPr id="63" name="Рисунок 5732"/>
+            <wp:cNvGraphicFramePr>
+              <a:graphicFrameLocks xmlns:a="http://schemas.openxmlformats.org/drawingml/2006/main" noChangeAspect="1"/>
+            </wp:cNvGraphicFramePr>
+            <a:graphic xmlns:a="http://schemas.openxmlformats.org/drawingml/2006/main">
+              <a:graphicData uri="http://schemas.openxmlformats.org/drawingml/2006/picture">
+                <pic:pic xmlns:pic="http://schemas.openxmlformats.org/drawingml/2006/picture">
+                  <pic:nvPicPr>
+                    <pic:cNvPr id="0" name="Рисунок 5732"/>
+                    <pic:cNvPicPr>
+                      <a:picLocks noChangeAspect="1" noChangeArrowheads="1"/>
+                    </pic:cNvPicPr>
+                  </pic:nvPicPr>
+                  <pic:blipFill>
+                    <a:blip r:embed="rId59"/>
+                    <a:srcRect/>
+                    <a:stretch>
+                      <a:fillRect/>
+                    </a:stretch>
+                  </pic:blipFill>
+                  <pic:spPr bwMode="auto">
+                    <a:xfrm>
+                      <a:off x="0" y="0"/>
+                      <a:ext cx="2011680" cy="228600"/>
+                    </a:xfrm>
+                    <a:prstGeom prst="rect">
+                      <a:avLst/>
+                    </a:prstGeom>
+                    <a:noFill/>
+                    <a:ln w="9525">
+                      <a:noFill/>
+                      <a:miter lim="800000"/>
+                      <a:headEnd/>
+                      <a:tailEnd/>
+                    </a:ln>
+                  </pic:spPr>
+                </pic:pic>
+              </a:graphicData>
+            </a:graphic>
+          </wp:inline>
+        </w:drawing>
+      </w:r>
+    </w:p>
+    <w:p>
+      <w:pPr>
+        <w:spacing w:line="360" w:lineRule="auto"/>
+        <w:rPr>
+          <w:sz w:val="28"/>
+          <w:szCs w:val="28"/>
+        </w:rPr>
+      </w:pPr>
+      <w:r>
+        <w:rPr>
+          <w:noProof/>
+          <w:position w:val="-12"/>
+          <w:sz w:val="28"/>
+          <w:szCs w:val="28"/>
+        </w:rPr>
+        <w:drawing>
+          <wp:inline distT="0" distB="0" distL="0" distR="0">
+            <wp:extent cx="1485900" cy="228600"/>
+            <wp:effectExtent l="0" t="0" r="0" b="0"/>
+            <wp:docPr id="64" name="Рисунок 5731"/>
+            <wp:cNvGraphicFramePr>
+              <a:graphicFrameLocks xmlns:a="http://schemas.openxmlformats.org/drawingml/2006/main" noChangeAspect="1"/>
+            </wp:cNvGraphicFramePr>
+            <a:graphic xmlns:a="http://schemas.openxmlformats.org/drawingml/2006/main">
+              <a:graphicData uri="http://schemas.openxmlformats.org/drawingml/2006/picture">
+                <pic:pic xmlns:pic="http://schemas.openxmlformats.org/drawingml/2006/picture">
+                  <pic:nvPicPr>
+                    <pic:cNvPr id="0" name="Рисунок 5731"/>
+                    <pic:cNvPicPr>
+                      <a:picLocks noChangeAspect="1" noChangeArrowheads="1"/>
+                    </pic:cNvPicPr>
+                  </pic:nvPicPr>
+                  <pic:blipFill>
+                    <a:blip r:embed="rId60"/>
+                    <a:srcRect/>
+                    <a:stretch>
+                      <a:fillRect/>
+                    </a:stretch>
+                  </pic:blipFill>
+                  <pic:spPr bwMode="auto">
+                    <a:xfrm>
+                      <a:off x="0" y="0"/>
+                      <a:ext cx="1485900" cy="228600"/>
+                    </a:xfrm>
+                    <a:prstGeom prst="rect">
+                      <a:avLst/>
+                    </a:prstGeom>
+                    <a:noFill/>
+                    <a:ln w="9525">
+                      <a:noFill/>
+                      <a:miter lim="800000"/>
+                      <a:headEnd/>
+                      <a:tailEnd/>
+                    </a:ln>
+                  </pic:spPr>
+                </pic:pic>
+              </a:graphicData>
+            </a:graphic>
+          </wp:inline>
+        </w:drawing>
+      </w:r>
+    </w:p>
+    <w:p>
+      <w:pPr>
+        <w:spacing w:line="360" w:lineRule="auto"/>
+        <w:rPr>
+          <w:sz w:val="28"/>
+          <w:szCs w:val="28"/>
+        </w:rPr>
+      </w:pPr>
+      <w:r>
+        <w:rPr>
+          <w:noProof/>
+          <w:position w:val="-12"/>
+          <w:sz w:val="28"/>
+          <w:szCs w:val="28"/>
+        </w:rPr>
+        <w:drawing>
+          <wp:inline distT="0" distB="0" distL="0" distR="0">
+            <wp:extent cx="2476500" cy="228600"/>
+            <wp:effectExtent l="19050" t="0" r="0" b="0"/>
+            <wp:docPr id="65" name="Рисунок 5730"/>
+            <wp:cNvGraphicFramePr>
+              <a:graphicFrameLocks xmlns:a="http://schemas.openxmlformats.org/drawingml/2006/main" noChangeAspect="1"/>
+            </wp:cNvGraphicFramePr>
+            <a:graphic xmlns:a="http://schemas.openxmlformats.org/drawingml/2006/main">
+              <a:graphicData uri="http://schemas.openxmlformats.org/drawingml/2006/picture">
+                <pic:pic xmlns:pic="http://schemas.openxmlformats.org/drawingml/2006/picture">
+                  <pic:nvPicPr>
+                    <pic:cNvPr id="0" name="Рисунок 5730"/>
+                    <pic:cNvPicPr>
+                      <a:picLocks noChangeAspect="1" noChangeArrowheads="1"/>
+                    </pic:cNvPicPr>
+                  </pic:nvPicPr>
+                  <pic:blipFill>
+                    <a:blip r:embed="rId61"/>
+                    <a:srcRect/>
+                    <a:stretch>
+                      <a:fillRect/>
+                    </a:stretch>
+                  </pic:blipFill>
+                  <pic:spPr bwMode="auto">
+                    <a:xfrm>
+                      <a:off x="0" y="0"/>
+                      <a:ext cx="2476500" cy="228600"/>
+                    </a:xfrm>
+                    <a:prstGeom prst="rect">
+                      <a:avLst/>
+                    </a:prstGeom>
+                    <a:noFill/>
+                    <a:ln w="9525">
+                      <a:noFill/>
+                      <a:miter lim="800000"/>
+                      <a:headEnd/>
+                      <a:tailEnd/>
+                    </a:ln>
+                  </pic:spPr>
+                </pic:pic>
+              </a:graphicData>
+            </a:graphic>
+          </wp:inline>
+        </w:drawing>
+      </w:r>
+    </w:p>
+    <w:p>
+      <w:pPr>
+        <w:spacing w:line="360" w:lineRule="auto"/>
+        <w:rPr>
+          <w:sz w:val="28"/>
+          <w:szCs w:val="28"/>
+        </w:rPr>
+      </w:pPr>
+      <w:r>
+        <w:rPr>
+          <w:noProof/>
+          <w:position w:val="-14"/>
+          <w:sz w:val="28"/>
+          <w:szCs w:val="28"/>
+        </w:rPr>
+        <w:drawing>
+          <wp:inline distT="0" distB="0" distL="0" distR="0">
+            <wp:extent cx="2552700" cy="228600"/>
+            <wp:effectExtent l="19050" t="0" r="0" b="0"/>
+            <wp:docPr id="66" name="Рисунок 5729"/>
+            <wp:cNvGraphicFramePr>
+              <a:graphicFrameLocks xmlns:a="http://schemas.openxmlformats.org/drawingml/2006/main" noChangeAspect="1"/>
+            </wp:cNvGraphicFramePr>
+            <a:graphic xmlns:a="http://schemas.openxmlformats.org/drawingml/2006/main">
+              <a:graphicData uri="http://schemas.openxmlformats.org/drawingml/2006/picture">
+                <pic:pic xmlns:pic="http://schemas.openxmlformats.org/drawingml/2006/picture">
+                  <pic:nvPicPr>
+                    <pic:cNvPr id="0" name="Рисунок 5729"/>
+                    <pic:cNvPicPr>
+                      <a:picLocks noChangeAspect="1" noChangeArrowheads="1"/>
+                    </pic:cNvPicPr>
+                  </pic:nvPicPr>
+                  <pic:blipFill>
+                    <a:blip r:embed="rId62"/>
+                    <a:srcRect/>
+                    <a:stretch>
+                      <a:fillRect/>
+                    </a:stretch>
+                  </pic:blipFill>
+                  <pic:spPr bwMode="auto">
+                    <a:xfrm>
+                      <a:off x="0" y="0"/>
+                      <a:ext cx="2552700" cy="228600"/>
+                    </a:xfrm>
+                    <a:prstGeom prst="rect">
+                      <a:avLst/>
+                    </a:prstGeom>
+                    <a:noFill/>
+                    <a:ln w="9525">
+                      <a:noFill/>
+                      <a:miter lim="800000"/>
+                      <a:headEnd/>
+                      <a:tailEnd/>
+                    </a:ln>
+                  </pic:spPr>
+                </pic:pic>
+              </a:graphicData>
+            </a:graphic>
+          </wp:inline>
+        </w:drawing>
+      </w:r>
+    </w:p>
+    <w:p>
+      <w:pPr>
+        <w:spacing w:line="360" w:lineRule="auto"/>
+        <w:rPr>
+          <w:sz w:val="28"/>
+          <w:szCs w:val="28"/>
+        </w:rPr>
+      </w:pPr>
+      <w:r>
+        <w:rPr>
+          <w:noProof/>
+          <w:position w:val="-12"/>
+          <w:sz w:val="28"/>
+          <w:szCs w:val="28"/>
+        </w:rPr>
+        <w:drawing>
+          <wp:inline distT="0" distB="0" distL="0" distR="0">
+            <wp:extent cx="2476500" cy="228600"/>
+            <wp:effectExtent l="0" t="0" r="0" b="0"/>
+            <wp:docPr id="67" name="Рисунок 5728"/>
+            <wp:cNvGraphicFramePr>
+              <a:graphicFrameLocks xmlns:a="http://schemas.openxmlformats.org/drawingml/2006/main" noChangeAspect="1"/>
+            </wp:cNvGraphicFramePr>
+            <a:graphic xmlns:a="http://schemas.openxmlformats.org/drawingml/2006/main">
+              <a:graphicData uri="http://schemas.openxmlformats.org/drawingml/2006/picture">
+                <pic:pic xmlns:pic="http://schemas.openxmlformats.org/drawingml/2006/picture">
+                  <pic:nvPicPr>
+                    <pic:cNvPr id="0" name="Рисунок 5728"/>
+                    <pic:cNvPicPr>
+                      <a:picLocks noChangeAspect="1" noChangeArrowheads="1"/>
+                    </pic:cNvPicPr>
+                  </pic:nvPicPr>
+                  <pic:blipFill>
+                    <a:blip r:embed="rId63"/>
+                    <a:srcRect/>
+                    <a:stretch>
+                      <a:fillRect/>
+                    </a:stretch>
+                  </pic:blipFill>
+                  <pic:spPr bwMode="auto">
+                    <a:xfrm>
+                      <a:off x="0" y="0"/>
+                      <a:ext cx="2476500" cy="228600"/>
+                    </a:xfrm>
+                    <a:prstGeom prst="rect">
+                      <a:avLst/>
+                    </a:prstGeom>
+                    <a:noFill/>
+                    <a:ln w="9525">
+                      <a:noFill/>
+                      <a:miter lim="800000"/>
+                      <a:headEnd/>
+                      <a:tailEnd/>
+                    </a:ln>
+                  </pic:spPr>
+                </pic:pic>
+              </a:graphicData>
+            </a:graphic>
+          </wp:inline>
+        </w:drawing>
+      </w:r>
+    </w:p>
+    <w:p>
+      <w:pPr>
+        <w:spacing w:line="360" w:lineRule="auto"/>
+        <w:rPr>
+          <w:sz w:val="28"/>
+          <w:szCs w:val="28"/>
+        </w:rPr>
+      </w:pPr>
+      <w:r>
+        <w:rPr>
+          <w:sz w:val="28"/>
+          <w:szCs w:val="28"/>
+        </w:rPr>
+        <w:t>Амплитуда напряжения на нагрузке и входное сопротивление транзис</w:t>
+      </w:r>
+      <w:r>
+        <w:rPr>
+          <w:sz w:val="28"/>
+          <w:szCs w:val="28"/>
+        </w:rPr>
+        <w:t>тора для первой гармоники тока:</w:t>
+      </w:r>
+    </w:p>
+    <w:p>
+      <w:pPr>
+        <w:spacing w:line="360" w:lineRule="auto"/>
+        <w:rPr>
+          <w:sz w:val="28"/>
+          <w:szCs w:val="28"/>
+        </w:rPr>
+      </w:pPr>
+      <w:r>
+        <w:rPr>
+          <w:noProof/>
+          <w:position w:val="-48"/>
+          <w:sz w:val="28"/>
+          <w:szCs w:val="28"/>
+        </w:rPr>
+        <w:drawing>
+          <wp:inline distT="0" distB="0" distL="0" distR="0">
+            <wp:extent cx="3436620" cy="662940"/>
+            <wp:effectExtent l="19050" t="0" r="0" b="0"/>
+            <wp:docPr id="68" name="Рисунок 5727"/>
+            <wp:cNvGraphicFramePr>
+              <a:graphicFrameLocks xmlns:a="http://schemas.openxmlformats.org/drawingml/2006/main" noChangeAspect="1"/>
+            </wp:cNvGraphicFramePr>
+            <a:graphic xmlns:a="http://schemas.openxmlformats.org/drawingml/2006/main">
+              <a:graphicData uri="http://schemas.openxmlformats.org/drawingml/2006/picture">
+                <pic:pic xmlns:pic="http://schemas.openxmlformats.org/drawingml/2006/picture">
+                  <pic:nvPicPr>
+                    <pic:cNvPr id="0" name="Рисунок 5727"/>
+                    <pic:cNvPicPr>
+                      <a:picLocks noChangeAspect="1" noChangeArrowheads="1"/>
+                    </pic:cNvPicPr>
+                  </pic:nvPicPr>
+                  <pic:blipFill>
+                    <a:blip r:embed="rId64"/>
+                    <a:srcRect/>
+                    <a:stretch>
+                      <a:fillRect/>
+                    </a:stretch>
+                  </pic:blipFill>
+                  <pic:spPr bwMode="auto">
+                    <a:xfrm>
+                      <a:off x="0" y="0"/>
+                      <a:ext cx="3436620" cy="662940"/>
+                    </a:xfrm>
+                    <a:prstGeom prst="rect">
+                      <a:avLst/>
+                    </a:prstGeom>
+                    <a:noFill/>
+                    <a:ln w="9525">
+                      <a:noFill/>
+                      <a:miter lim="800000"/>
+                      <a:headEnd/>
+                      <a:tailEnd/>
+                    </a:ln>
+                  </pic:spPr>
+                </pic:pic>
+              </a:graphicData>
+            </a:graphic>
+          </wp:inline>
+        </w:drawing>
+      </w:r>
+    </w:p>
+    <w:p>
+      <w:pPr>
+        <w:spacing w:line="360" w:lineRule="auto"/>
+        <w:rPr>
+          <w:sz w:val="28"/>
+          <w:szCs w:val="28"/>
+        </w:rPr>
+      </w:pPr>
+      <w:r>
+        <w:rPr>
+          <w:sz w:val="28"/>
+          <w:szCs w:val="28"/>
+        </w:rPr>
+        <w:t>Мощность возбуждения и мощность, отдаваемая в нагрузку:</w:t>
+      </w:r>
+      <w:r>
+        <w:rPr>
+          <w:noProof/>
+          <w:position w:val="-52"/>
+          <w:sz w:val="28"/>
+          <w:szCs w:val="28"/>
+        </w:rPr>
+        <w:drawing>
+          <wp:inline distT="0" distB="0" distL="0" distR="0">
+            <wp:extent cx="2887980" cy="754380"/>
+            <wp:effectExtent l="19050" t="0" r="7620" b="0"/>
+            <wp:docPr id="69" name="Рисунок 5726"/>
+            <wp:cNvGraphicFramePr>
+              <a:graphicFrameLocks xmlns:a="http://schemas.openxmlformats.org/drawingml/2006/main" noChangeAspect="1"/>
+            </wp:cNvGraphicFramePr>
+            <a:graphic xmlns:a="http://schemas.openxmlformats.org/drawingml/2006/main">
+              <a:graphicData uri="http://schemas.openxmlformats.org/drawingml/2006/picture">
+                <pic:pic xmlns:pic="http://schemas.openxmlformats.org/drawingml/2006/picture">
+                  <pic:nvPicPr>
+                    <pic:cNvPr id="0" name="Рисунок 5726"/>
+                    <pic:cNvPicPr>
+                      <a:picLocks noChangeAspect="1" noChangeArrowheads="1"/>
+                    </pic:cNvPicPr>
+                  </pic:nvPicPr>
+                  <pic:blipFill>
+                    <a:blip r:embed="rId65"/>
+                    <a:srcRect/>
+                    <a:stretch>
+                      <a:fillRect/>
+                    </a:stretch>
+                  </pic:blipFill>
+                  <pic:spPr bwMode="auto">
+                    <a:xfrm>
+                      <a:off x="0" y="0"/>
+                      <a:ext cx="2887980" cy="754380"/>
+                    </a:xfrm>
+                    <a:prstGeom prst="rect">
+                      <a:avLst/>
+                    </a:prstGeom>
+                    <a:noFill/>
+                    <a:ln w="9525">
+                      <a:noFill/>
+                      <a:miter lim="800000"/>
+                      <a:headEnd/>
+                      <a:tailEnd/>
+                    </a:ln>
+                  </pic:spPr>
+                </pic:pic>
+              </a:graphicData>
+            </a:graphic>
+          </wp:inline>
+        </w:drawing>
+      </w:r>
+    </w:p>
+    <w:p>
+      <w:pPr>
+        <w:spacing w:line="360" w:lineRule="auto"/>
+        <w:rPr>
+          <w:sz w:val="28"/>
+          <w:szCs w:val="28"/>
+        </w:rPr>
+      </w:pPr>
+      <w:r>
+        <w:rPr>
+          <w:sz w:val="28"/>
+          <w:szCs w:val="28"/>
+        </w:rPr>
+        <w:t>Постоянная составляющая коллекторного тока и мощность, потребляемая от источника питания и КПД независимо от схемы:</w:t>
+      </w:r>
+    </w:p>
+    <w:p>
+      <w:pPr>
+        <w:spacing w:line="360" w:lineRule="auto"/>
+        <w:rPr>
+          <w:sz w:val="28"/>
+          <w:szCs w:val="28"/>
+        </w:rPr>
+      </w:pPr>
+      <w:r>
+        <w:rPr>
+          <w:noProof/>
+          <w:position w:val="-28"/>
+          <w:sz w:val="28"/>
+          <w:szCs w:val="28"/>
+        </w:rPr>
+        <w:drawing>
+          <wp:inline distT="0" distB="0" distL="0" distR="0">
+            <wp:extent cx="1638300" cy="457200"/>
+            <wp:effectExtent l="0" t="0" r="0" b="0"/>
+            <wp:docPr id="70" name="Рисунок 5725"/>
+            <wp:cNvGraphicFramePr>
+              <a:graphicFrameLocks xmlns:a="http://schemas.openxmlformats.org/drawingml/2006/main" noChangeAspect="1"/>
+            </wp:cNvGraphicFramePr>
+            <a:graphic xmlns:a="http://schemas.openxmlformats.org/drawingml/2006/main">
+              <a:graphicData uri="http://schemas.openxmlformats.org/drawingml/2006/picture">
+                <pic:pic xmlns:pic="http://schemas.openxmlformats.org/drawingml/2006/picture">
+                  <pic:nvPicPr>
+                    <pic:cNvPr id="0" name="Рисунок 5725"/>
+                    <pic:cNvPicPr>
+                      <a:picLocks noChangeAspect="1" noChangeArrowheads="1"/>
+                    </pic:cNvPicPr>
+                  </pic:nvPicPr>
+                  <pic:blipFill>
+                    <a:blip r:embed="rId66"/>
+                    <a:srcRect/>
+                    <a:stretch>
+                      <a:fillRect/>
+                    </a:stretch>
+                  </pic:blipFill>
+                  <pic:spPr bwMode="auto">
+                    <a:xfrm>
+                      <a:off x="0" y="0"/>
+                      <a:ext cx="1638300" cy="457200"/>
+                    </a:xfrm>
+                    <a:prstGeom prst="rect">
+                      <a:avLst/>
+                    </a:prstGeom>
+                    <a:noFill/>
+                    <a:ln w="9525">
+                      <a:noFill/>
+                      <a:miter lim="800000"/>
+                      <a:headEnd/>
+                      <a:tailEnd/>
+                    </a:ln>
+                  </pic:spPr>
+                </pic:pic>
+              </a:graphicData>
+            </a:graphic>
+          </wp:inline>
+        </w:drawing>
+      </w:r>
+    </w:p>
+    <w:p>
+      <w:pPr>
+        <w:spacing w:line="360" w:lineRule="auto"/>
+        <w:rPr>
+          <w:sz w:val="28"/>
+          <w:szCs w:val="28"/>
+        </w:rPr>
+      </w:pPr>
+      <w:r>
+        <w:rPr>
+          <w:noProof/>
+          <w:position w:val="-12"/>
+          <w:sz w:val="28"/>
+          <w:szCs w:val="28"/>
+        </w:rPr>
+        <w:drawing>
+          <wp:inline distT="0" distB="0" distL="0" distR="0">
+            <wp:extent cx="1325880" cy="228600"/>
+            <wp:effectExtent l="0" t="0" r="7620" b="0"/>
+            <wp:docPr id="71" name="Рисунок 5724"/>
+            <wp:cNvGraphicFramePr>
+              <a:graphicFrameLocks xmlns:a="http://schemas.openxmlformats.org/drawingml/2006/main" noChangeAspect="1"/>
+            </wp:cNvGraphicFramePr>
+            <a:graphic xmlns:a="http://schemas.openxmlformats.org/drawingml/2006/main">
+              <a:graphicData uri="http://schemas.openxmlformats.org/drawingml/2006/picture">
+                <pic:pic xmlns:pic="http://schemas.openxmlformats.org/drawingml/2006/picture">
+                  <pic:nvPicPr>
+                    <pic:cNvPr id="0" name="Рисунок 5724"/>
+                    <pic:cNvPicPr>
+                      <a:picLocks noChangeAspect="1" noChangeArrowheads="1"/>
+                    </pic:cNvPicPr>
+                  </pic:nvPicPr>
+                  <pic:blipFill>
+                    <a:blip r:embed="rId67"/>
+                    <a:srcRect/>
+                    <a:stretch>
+                      <a:fillRect/>
+                    </a:stretch>
+                  </pic:blipFill>
+                  <pic:spPr bwMode="auto">
+                    <a:xfrm>
+                      <a:off x="0" y="0"/>
+                      <a:ext cx="1325880" cy="228600"/>
+                    </a:xfrm>
+                    <a:prstGeom prst="rect">
+                      <a:avLst/>
+                    </a:prstGeom>
+                    <a:noFill/>
+                    <a:ln w="9525">
+                      <a:noFill/>
+                      <a:miter lim="800000"/>
+                      <a:headEnd/>
+                      <a:tailEnd/>
+                    </a:ln>
+                  </pic:spPr>
+                </pic:pic>
+              </a:graphicData>
+            </a:graphic>
+          </wp:inline>
+        </w:drawing>
+      </w:r>
+    </w:p>
+    <w:p>
+      <w:pPr>
+        <w:spacing w:line="360" w:lineRule="auto"/>
+        <w:rPr>
+          <w:sz w:val="28"/>
+          <w:szCs w:val="28"/>
+        </w:rPr>
+      </w:pPr>
+      <w:r>
+        <w:rPr>
+          <w:noProof/>
+          <w:position w:val="-30"/>
+          <w:sz w:val="28"/>
+          <w:szCs w:val="28"/>
+        </w:rPr>
+        <w:drawing>
+          <wp:inline distT="0" distB="0" distL="0" distR="0">
+            <wp:extent cx="1409700" cy="457200"/>
+            <wp:effectExtent l="0" t="0" r="0" b="0"/>
+            <wp:docPr id="72" name="Рисунок 5723"/>
+            <wp:cNvGraphicFramePr>
+              <a:graphicFrameLocks xmlns:a="http://schemas.openxmlformats.org/drawingml/2006/main" noChangeAspect="1"/>
+            </wp:cNvGraphicFramePr>
+            <a:graphic xmlns:a="http://schemas.openxmlformats.org/drawingml/2006/main">
+              <a:graphicData uri="http://schemas.openxmlformats.org/drawingml/2006/picture">
+                <pic:pic xmlns:pic="http://schemas.openxmlformats.org/drawingml/2006/picture">
+                  <pic:nvPicPr>
+                    <pic:cNvPr id="0" name="Рисунок 5723"/>
+                    <pic:cNvPicPr>
+                      <a:picLocks noChangeAspect="1" noChangeArrowheads="1"/>
+                    </pic:cNvPicPr>
+                  </pic:nvPicPr>
+                  <pic:blipFill>
+                    <a:blip r:embed="rId68"/>
+                    <a:srcRect/>
+                    <a:stretch>
+                      <a:fillRect/>
+                    </a:stretch>
+                  </pic:blipFill>
+                  <pic:spPr bwMode="auto">
+                    <a:xfrm>
+                      <a:off x="0" y="0"/>
+                      <a:ext cx="1409700" cy="457200"/>
+                    </a:xfrm>
+                    <a:prstGeom prst="rect">
+                      <a:avLst/>
+                    </a:prstGeom>
+                    <a:noFill/>
+                    <a:ln w="9525">
+                      <a:noFill/>
+                      <a:miter lim="800000"/>
+                      <a:headEnd/>
+                      <a:tailEnd/>
+                    </a:ln>
+                  </pic:spPr>
+                </pic:pic>
+              </a:graphicData>
+            </a:graphic>
+          </wp:inline>
+        </w:drawing>
+      </w:r>
+    </w:p>
+    <w:p>
+      <w:pPr>
+        <w:spacing w:line="360" w:lineRule="auto"/>
+        <w:rPr>
+          <w:sz w:val="28"/>
+          <w:szCs w:val="28"/>
+        </w:rPr>
+      </w:pPr>
+      <w:r>
+        <w:rPr>
+          <w:sz w:val="28"/>
+          <w:szCs w:val="28"/>
+        </w:rPr>
+        <w:t>Ко</w:t>
+      </w:r>
+      <w:r>
+        <w:rPr>
+          <w:sz w:val="28"/>
+          <w:szCs w:val="28"/>
+        </w:rPr>
+        <w:t>эффициент усиления по мощности:</w:t>
+      </w:r>
+    </w:p>
+    <w:p>
+      <w:pPr>
+        <w:spacing w:line="360" w:lineRule="auto"/>
+        <w:rPr>
+          <w:sz w:val="28"/>
+          <w:szCs w:val="28"/>
+        </w:rPr>
+      </w:pPr>
+      <w:r>
+        <w:rPr>
+          <w:noProof/>
+          <w:position w:val="-30"/>
+          <w:sz w:val="28"/>
+          <w:szCs w:val="28"/>
+        </w:rPr>
+        <w:drawing>
+          <wp:inline distT="0" distB="0" distL="0" distR="0">
+            <wp:extent cx="1143000" cy="457200"/>
+            <wp:effectExtent l="0" t="0" r="0" b="0"/>
+            <wp:docPr id="73" name="Рисунок 5722"/>
+            <wp:cNvGraphicFramePr>
+              <a:graphicFrameLocks xmlns:a="http://schemas.openxmlformats.org/drawingml/2006/main" noChangeAspect="1"/>
+            </wp:cNvGraphicFramePr>
+            <a:graphic xmlns:a="http://schemas.openxmlformats.org/drawingml/2006/main">
+              <a:graphicData uri="http://schemas.openxmlformats.org/drawingml/2006/picture">
+                <pic:pic xmlns:pic="http://schemas.openxmlformats.org/drawingml/2006/picture">
+                  <pic:nvPicPr>
+                    <pic:cNvPr id="0" name="Рисунок 5722"/>
+                    <pic:cNvPicPr>
+                      <a:picLocks noChangeAspect="1" noChangeArrowheads="1"/>
+                    </pic:cNvPicPr>
+                  </pic:nvPicPr>
+                  <pic:blipFill>
+                    <a:blip r:embed="rId69"/>
+                    <a:srcRect/>
+                    <a:stretch>
+                      <a:fillRect/>
+                    </a:stretch>
+                  </pic:blipFill>
+                  <pic:spPr bwMode="auto">
+                    <a:xfrm>
+                      <a:off x="0" y="0"/>
+                      <a:ext cx="1143000" cy="457200"/>
+                    </a:xfrm>
+                    <a:prstGeom prst="rect">
+                      <a:avLst/>
+                    </a:prstGeom>
+                    <a:noFill/>
+                    <a:ln w="9525">
+                      <a:noFill/>
+                      <a:miter lim="800000"/>
+                      <a:headEnd/>
+                      <a:tailEnd/>
+                    </a:ln>
+                  </pic:spPr>
+                </pic:pic>
+              </a:graphicData>
+            </a:graphic>
+          </wp:inline>
+        </w:drawing>
+      </w:r>
+    </w:p>
+    <w:p>
+      <w:pPr>
+        <w:spacing w:line="360" w:lineRule="auto"/>
+        <w:rPr>
+          <w:sz w:val="28"/>
+          <w:szCs w:val="28"/>
+        </w:rPr>
+      </w:pPr>
+      <w:r>
+        <w:rPr>
+          <w:sz w:val="28"/>
+          <w:szCs w:val="28"/>
+        </w:rPr>
+        <w:t>Мощно</w:t>
+      </w:r>
+      <w:r>
+        <w:rPr>
+          <w:sz w:val="28"/>
+          <w:szCs w:val="28"/>
+        </w:rPr>
+        <w:t>сть, рассеиваемая транзистором:</w:t>
+      </w:r>
+    </w:p>
+    <w:p>
+      <w:pPr>
+        <w:spacing w:line="360" w:lineRule="auto"/>
+        <w:rPr>
+          <w:sz w:val="28"/>
+          <w:szCs w:val="28"/>
+        </w:rPr>
+      </w:pPr>
+      <w:r>
+        <w:rPr>
+          <w:noProof/>
+          <w:position w:val="-14"/>
+          <w:sz w:val="28"/>
+          <w:szCs w:val="28"/>
+        </w:rPr>
+        <w:drawing>
+          <wp:inline distT="0" distB="0" distL="0" distR="0">
+            <wp:extent cx="1828800" cy="228600"/>
+            <wp:effectExtent l="0" t="0" r="0" b="0"/>
+            <wp:docPr id="74" name="Рисунок 5721"/>
+            <wp:cNvGraphicFramePr>
+              <a:graphicFrameLocks xmlns:a="http://schemas.openxmlformats.org/drawingml/2006/main" noChangeAspect="1"/>
+            </wp:cNvGraphicFramePr>
+            <a:graphic xmlns:a="http://schemas.openxmlformats.org/drawingml/2006/main">
+              <a:graphicData uri="http://schemas.openxmlformats.org/drawingml/2006/picture">
+                <pic:pic xmlns:pic="http://schemas.openxmlformats.org/drawingml/2006/picture">
+                  <pic:nvPicPr>
+                    <pic:cNvPr id="0" name="Рисунок 5721"/>
+                    <pic:cNvPicPr>
+                      <a:picLocks noChangeAspect="1" noChangeArrowheads="1"/>
+                    </pic:cNvPicPr>
+                  </pic:nvPicPr>
+                  <pic:blipFill>
+                    <a:blip r:embed="rId70"/>
+                    <a:srcRect/>
+                    <a:stretch>
+                      <a:fillRect/>
+                    </a:stretch>
+                  </pic:blipFill>
+                  <pic:spPr bwMode="auto">
+                    <a:xfrm>
+                      <a:off x="0" y="0"/>
+                      <a:ext cx="1828800" cy="228600"/>
+                    </a:xfrm>
+                    <a:prstGeom prst="rect">
+                      <a:avLst/>
+                    </a:prstGeom>
+                    <a:noFill/>
+                    <a:ln w="9525">
+                      <a:noFill/>
+                      <a:miter lim="800000"/>
+                      <a:headEnd/>
+                      <a:tailEnd/>
+                    </a:ln>
+                  </pic:spPr>
+                </pic:pic>
+              </a:graphicData>
+            </a:graphic>
+          </wp:inline>
+        </w:drawing>
+      </w:r>
+    </w:p>
+    <w:p>
+      <w:pPr>
+        <w:spacing w:line="360" w:lineRule="auto"/>
+        <w:rPr>
+          <w:sz w:val="28"/>
+          <w:szCs w:val="28"/>
+        </w:rPr>
+      </w:pPr>
+      <w:r>
+        <w:rPr>
+          <w:sz w:val="28"/>
+          <w:szCs w:val="28"/>
+        </w:rPr>
+        <w:t>Допустимая мощность рассеяния при данной температуре корпуса т</w:t>
+      </w:r>
+      <w:r>
+        <w:rPr>
+          <w:sz w:val="28"/>
+          <w:szCs w:val="28"/>
+        </w:rPr>
+        <w:t>ранзистора независимо от схемы:</w:t>
+      </w:r>
+    </w:p>
+    <w:p>
+      <w:pPr>
+        <w:spacing w:line="360" w:lineRule="auto"/>
+        <w:rPr>
+          <w:sz w:val="28"/>
+          <w:szCs w:val="28"/>
+        </w:rPr>
+      </w:pPr>
+      <w:r>
+        <w:rPr>
+          <w:noProof/>
+          <w:position w:val="-30"/>
+          <w:sz w:val="28"/>
+          <w:szCs w:val="28"/>
+        </w:rPr>
+        <w:drawing>
+          <wp:inline distT="0" distB="0" distL="0" distR="0">
+            <wp:extent cx="2324100" cy="457200"/>
+            <wp:effectExtent l="0" t="0" r="0" b="0"/>
+            <wp:docPr id="75" name="Рисунок 5720"/>
+            <wp:cNvGraphicFramePr>
+              <a:graphicFrameLocks xmlns:a="http://schemas.openxmlformats.org/drawingml/2006/main" noChangeAspect="1"/>
+            </wp:cNvGraphicFramePr>
+            <a:graphic xmlns:a="http://schemas.openxmlformats.org/drawingml/2006/main">
+              <a:graphicData uri="http://schemas.openxmlformats.org/drawingml/2006/picture">
+                <pic:pic xmlns:pic="http://schemas.openxmlformats.org/drawingml/2006/picture">
+                  <pic:nvPicPr>
+                    <pic:cNvPr id="0" name="Рисунок 5720"/>
+                    <pic:cNvPicPr>
+                      <a:picLocks noChangeAspect="1" noChangeArrowheads="1"/>
+                    </pic:cNvPicPr>
+                  </pic:nvPicPr>
+                  <pic:blipFill>
+                    <a:blip r:embed="rId71"/>
+                    <a:srcRect/>
+                    <a:stretch>
+                      <a:fillRect/>
+                    </a:stretch>
+                  </pic:blipFill>
+                  <pic:spPr bwMode="auto">
+                    <a:xfrm>
+                      <a:off x="0" y="0"/>
+                      <a:ext cx="2324100" cy="457200"/>
+                    </a:xfrm>
+                    <a:prstGeom prst="rect">
+                      <a:avLst/>
+                    </a:prstGeom>
+                    <a:noFill/>
+                    <a:ln w="9525">
+                      <a:noFill/>
+                      <a:miter lim="800000"/>
+                      <a:headEnd/>
+                      <a:tailEnd/>
+                    </a:ln>
+                  </pic:spPr>
+                </pic:pic>
+              </a:graphicData>
+            </a:graphic>
+          </wp:inline>
+        </w:drawing>
+      </w:r>
+    </w:p>
+    <w:p>
+      <w:pPr>
+        <w:spacing w:line="360" w:lineRule="auto"/>
+        <w:rPr>
+          <w:sz w:val="28"/>
+          <w:szCs w:val="28"/>
+        </w:rPr>
+      </w:pPr>
+      <w:r>
+        <w:rPr>
+          <w:sz w:val="28"/>
+          <w:szCs w:val="28"/>
+        </w:rPr>
+        <w:t>Сопротивление эквивалентной нагрузки на внешних выводах транзистора:</w:t>
+      </w:r>
+    </w:p>
+    <w:p>
+      <w:pPr>
+        <w:spacing w:line="360" w:lineRule="auto"/>
+        <w:rPr>
+          <w:sz w:val="28"/>
+          <w:szCs w:val="28"/>
+        </w:rPr>
+      </w:pPr>
+      <w:r>
+        <w:rPr>
+          <w:noProof/>
+          <w:position w:val="-30"/>
+          <w:sz w:val="28"/>
+          <w:szCs w:val="28"/>
+        </w:rPr>
+        <w:drawing>
+          <wp:inline distT="0" distB="0" distL="0" distR="0">
+            <wp:extent cx="2278380" cy="457200"/>
+            <wp:effectExtent l="0" t="0" r="0" b="0"/>
+            <wp:docPr id="76" name="Рисунок 5719"/>
+            <wp:cNvGraphicFramePr>
+              <a:graphicFrameLocks xmlns:a="http://schemas.openxmlformats.org/drawingml/2006/main" noChangeAspect="1"/>
+            </wp:cNvGraphicFramePr>
+            <a:graphic xmlns:a="http://schemas.openxmlformats.org/drawingml/2006/main">
+              <a:graphicData uri="http://schemas.openxmlformats.org/drawingml/2006/picture">
+                <pic:pic xmlns:pic="http://schemas.openxmlformats.org/drawingml/2006/picture">
+                  <pic:nvPicPr>
+                    <pic:cNvPr id="0" name="Рисунок 5719"/>
+                    <pic:cNvPicPr>
+                      <a:picLocks noChangeAspect="1" noChangeArrowheads="1"/>
+                    </pic:cNvPicPr>
+                  </pic:nvPicPr>
+                  <pic:blipFill>
+                    <a:blip r:embed="rId72"/>
+                    <a:srcRect/>
+                    <a:stretch>
+                      <a:fillRect/>
+                    </a:stretch>
+                  </pic:blipFill>
+                  <pic:spPr bwMode="auto">
+                    <a:xfrm>
+                      <a:off x="0" y="0"/>
+                      <a:ext cx="2278380" cy="457200"/>
+                    </a:xfrm>
+                    <a:prstGeom prst="rect">
+                      <a:avLst/>
+                    </a:prstGeom>
+                    <a:noFill/>
+                    <a:ln w="9525">
+                      <a:noFill/>
+                      <a:miter lim="800000"/>
+                      <a:headEnd/>
+                      <a:tailEnd/>
+                    </a:ln>
+                  </pic:spPr>
+                </pic:pic>
+              </a:graphicData>
+            </a:graphic>
+          </wp:inline>
+        </w:drawing>
+      </w:r>
+    </w:p>
+    <w:p>
+      <w:pPr>
+        <w:spacing w:line="360" w:lineRule="auto"/>
+        <w:rPr>
+          <w:bCs/>
           <w:sz w:val="28"/>
           <w:szCs w:val="28"/>
         </w:rPr>

--- a/Расчёт параметров цепи.docx
+++ b/Расчёт параметров цепи.docx
@@ -20620,7 +20620,21 @@
           <w:sz w:val="28"/>
           <w:szCs w:val="28"/>
         </w:rPr>
-        <w:t>3. Мощность, развиваемая эквивалентным генератором 10.5 Вт</w:t>
+        <w:t xml:space="preserve">3. Мощность, развиваемая эквивалентным генератором 10.5 </w:t>
+      </w:r>
+      <w:r>
+        <w:rPr>
+          <w:sz w:val="28"/>
+          <w:szCs w:val="28"/>
+        </w:rPr>
+        <w:t>м</w:t>
+      </w:r>
+      <w:r>
+        <w:rPr>
+          <w:sz w:val="28"/>
+          <w:szCs w:val="28"/>
+        </w:rPr>
+        <w:t>Вт</w:t>
       </w:r>
     </w:p>
     <w:p>
@@ -20747,13 +20761,42 @@
           <w:sz w:val="28"/>
           <w:szCs w:val="28"/>
         </w:rPr>
-        <w:t>подходит транзистор КТ909А. Его справочные параметры следующие:</w:t>
+        <w:t xml:space="preserve">подходит транзистор </w:t>
+      </w:r>
+      <w:r>
+        <w:rPr>
+          <w:rFonts w:cstheme="minorHAnsi"/>
+          <w:bCs/>
+          <w:color w:val="000000"/>
+          <w:sz w:val="28"/>
+          <w:szCs w:val="43"/>
+        </w:rPr>
+        <w:t>BFR92P</w:t>
+      </w:r>
+      <w:r>
+        <w:rPr>
+          <w:rFonts w:ascii="Arial" w:hAnsi="Arial" w:cs="Arial"/>
+          <w:b/>
+          <w:bCs/>
+          <w:color w:val="000000"/>
+          <w:sz w:val="43"/>
+          <w:szCs w:val="43"/>
+        </w:rPr>
+        <w:t> </w:t>
+      </w:r>
+      <w:r>
+        <w:rPr>
+          <w:sz w:val="28"/>
+          <w:szCs w:val="28"/>
+        </w:rPr>
+        <w:t>. Его справочные параметры следующие:</w:t>
       </w:r>
     </w:p>
     <w:p>
       <w:pPr>
         <w:spacing w:line="360" w:lineRule="auto"/>
         <w:rPr>
+          <w:i/>
           <w:sz w:val="28"/>
           <w:szCs w:val="28"/>
         </w:rPr>
@@ -20765,18 +20808,526 @@
         </w:rPr>
         <w:t xml:space="preserve">1. Граничная частота </w:t>
       </w:r>
+      <m:oMath>
+        <m:sSub>
+          <m:sSubPr>
+            <m:ctrlPr>
+              <w:rPr>
+                <w:rFonts w:ascii="Cambria Math" w:hAnsi="Cambria Math"/>
+                <w:i/>
+                <w:sz w:val="28"/>
+                <w:szCs w:val="28"/>
+              </w:rPr>
+            </m:ctrlPr>
+          </m:sSubPr>
+          <m:e>
+            <m:r>
+              <w:rPr>
+                <w:rFonts w:ascii="Cambria Math" w:hAnsi="Cambria Math"/>
+                <w:sz w:val="28"/>
+                <w:szCs w:val="28"/>
+              </w:rPr>
+              <m:t>f</m:t>
+            </m:r>
+          </m:e>
+          <m:sub>
+            <m:r>
+              <w:rPr>
+                <w:rFonts w:ascii="Cambria Math" w:hAnsi="Cambria Math"/>
+                <w:sz w:val="28"/>
+                <w:szCs w:val="28"/>
+              </w:rPr>
+              <m:t>гр</m:t>
+            </m:r>
+          </m:sub>
+        </m:sSub>
+        <m:r>
+          <w:rPr>
+            <w:rFonts w:ascii="Cambria Math" w:hAnsi="Cambria Math"/>
+            <w:sz w:val="28"/>
+            <w:szCs w:val="28"/>
+          </w:rPr>
+          <m:t>=2</m:t>
+        </m:r>
+      </m:oMath>
+      <w:r>
+        <w:rPr>
+          <w:sz w:val="28"/>
+          <w:szCs w:val="28"/>
+        </w:rPr>
+        <w:t xml:space="preserve"> Г</w:t>
+      </w:r>
+      <w:r>
+        <w:rPr>
+          <w:sz w:val="28"/>
+          <w:szCs w:val="28"/>
+        </w:rPr>
+        <w:t>Гц.</w:t>
+      </w:r>
+    </w:p>
+    <w:p>
+      <w:pPr>
+        <w:spacing w:line="360" w:lineRule="auto"/>
+        <w:rPr>
+          <w:sz w:val="28"/>
+          <w:szCs w:val="28"/>
+        </w:rPr>
+      </w:pPr>
+      <w:r>
+        <w:rPr>
+          <w:sz w:val="28"/>
+          <w:szCs w:val="28"/>
+        </w:rPr>
+        <w:t xml:space="preserve">2. Мощность </w:t>
+      </w:r>
+      <m:oMath>
+        <m:sSub>
+          <m:sSubPr>
+            <m:ctrlPr>
+              <w:rPr>
+                <w:rFonts w:ascii="Cambria Math" w:hAnsi="Cambria Math"/>
+                <w:i/>
+                <w:sz w:val="28"/>
+                <w:szCs w:val="28"/>
+              </w:rPr>
+            </m:ctrlPr>
+          </m:sSubPr>
+          <m:e>
+            <m:r>
+              <w:rPr>
+                <w:rFonts w:ascii="Cambria Math" w:hAnsi="Cambria Math"/>
+                <w:sz w:val="28"/>
+                <w:szCs w:val="28"/>
+                <w:lang w:val="en-US"/>
+              </w:rPr>
+              <m:t>P</m:t>
+            </m:r>
+          </m:e>
+          <m:sub>
+            <m:r>
+              <w:rPr>
+                <w:rFonts w:ascii="Cambria Math" w:hAnsi="Cambria Math"/>
+                <w:sz w:val="28"/>
+                <w:szCs w:val="28"/>
+              </w:rPr>
+              <m:t>вых</m:t>
+            </m:r>
+          </m:sub>
+        </m:sSub>
+        <m:r>
+          <w:rPr>
+            <w:rFonts w:ascii="Cambria Math" w:hAnsi="Cambria Math"/>
+            <w:sz w:val="28"/>
+            <w:szCs w:val="28"/>
+          </w:rPr>
+          <m:t>=</m:t>
+        </m:r>
+        <m:r>
+          <w:rPr>
+            <w:rFonts w:ascii="Cambria Math" w:hAnsi="Cambria Math"/>
+            <w:sz w:val="28"/>
+            <w:szCs w:val="28"/>
+          </w:rPr>
+          <m:t>280</m:t>
+        </m:r>
+        <m:r>
+          <w:rPr>
+            <w:rFonts w:ascii="Cambria Math" w:hAnsi="Cambria Math"/>
+            <w:sz w:val="28"/>
+            <w:szCs w:val="28"/>
+          </w:rPr>
+          <m:t xml:space="preserve"> мВт</m:t>
+        </m:r>
+      </m:oMath>
+      <w:r>
+        <w:rPr>
+          <w:sz w:val="28"/>
+          <w:szCs w:val="28"/>
+        </w:rPr>
+        <w:t>.</w:t>
+      </w:r>
+    </w:p>
+    <w:p>
+      <w:pPr>
+        <w:spacing w:line="360" w:lineRule="auto"/>
+        <w:rPr>
+          <w:sz w:val="28"/>
+          <w:szCs w:val="28"/>
+        </w:rPr>
+      </w:pPr>
+      <w:r>
+        <w:rPr>
+          <w:sz w:val="28"/>
+          <w:szCs w:val="28"/>
+        </w:rPr>
+        <w:t>3. Коэффициент усиления по</w:t>
+      </w:r>
+      <w:r>
+        <w:rPr>
+          <w:sz w:val="28"/>
+          <w:szCs w:val="28"/>
+        </w:rPr>
+        <w:t xml:space="preserve"> постоянному току</w:t>
+      </w:r>
+      <w:r>
+        <w:rPr>
+          <w:sz w:val="28"/>
+          <w:szCs w:val="28"/>
+        </w:rPr>
+        <w:t xml:space="preserve"> </w:t>
+      </w:r>
+      <m:oMath>
+        <m:sSub>
+          <m:sSubPr>
+            <m:ctrlPr>
+              <w:rPr>
+                <w:rFonts w:ascii="Cambria Math" w:hAnsi="Cambria Math"/>
+                <w:i/>
+                <w:sz w:val="28"/>
+                <w:szCs w:val="28"/>
+              </w:rPr>
+            </m:ctrlPr>
+          </m:sSubPr>
+          <m:e>
+            <m:r>
+              <w:rPr>
+                <w:rFonts w:ascii="Cambria Math" w:hAnsi="Cambria Math"/>
+                <w:sz w:val="28"/>
+                <w:szCs w:val="28"/>
+                <w:lang w:val="en-US"/>
+              </w:rPr>
+              <m:t>h</m:t>
+            </m:r>
+          </m:e>
+          <m:sub>
+            <m:r>
+              <w:rPr>
+                <w:rFonts w:ascii="Cambria Math" w:hAnsi="Cambria Math"/>
+                <w:sz w:val="28"/>
+                <w:szCs w:val="28"/>
+              </w:rPr>
+              <m:t>21э</m:t>
+            </m:r>
+          </m:sub>
+        </m:sSub>
+        <m:r>
+          <w:rPr>
+            <w:rFonts w:ascii="Cambria Math" w:hAnsi="Cambria Math"/>
+            <w:sz w:val="28"/>
+            <w:szCs w:val="28"/>
+          </w:rPr>
+          <m:t>=40…200</m:t>
+        </m:r>
+      </m:oMath>
+    </w:p>
+    <w:p>
+      <w:pPr>
+        <w:spacing w:line="360" w:lineRule="auto"/>
+        <w:rPr>
+          <w:sz w:val="28"/>
+          <w:szCs w:val="28"/>
+        </w:rPr>
+      </w:pPr>
+      <w:r>
+        <w:rPr>
+          <w:sz w:val="28"/>
+          <w:szCs w:val="28"/>
+        </w:rPr>
+        <w:t xml:space="preserve">4. Граничная крутизна </w:t>
+      </w:r>
+      <m:oMath>
+        <m:sSub>
+          <m:sSubPr>
+            <m:ctrlPr>
+              <w:rPr>
+                <w:rFonts w:ascii="Cambria Math" w:hAnsi="Cambria Math"/>
+                <w:i/>
+                <w:sz w:val="28"/>
+                <w:szCs w:val="28"/>
+              </w:rPr>
+            </m:ctrlPr>
+          </m:sSubPr>
+          <m:e>
+            <m:r>
+              <w:rPr>
+                <w:rFonts w:ascii="Cambria Math" w:hAnsi="Cambria Math"/>
+                <w:sz w:val="28"/>
+                <w:szCs w:val="28"/>
+                <w:lang w:val="en-US"/>
+              </w:rPr>
+              <m:t>S</m:t>
+            </m:r>
+          </m:e>
+          <m:sub>
+            <m:r>
+              <w:rPr>
+                <w:rFonts w:ascii="Cambria Math" w:hAnsi="Cambria Math"/>
+                <w:sz w:val="28"/>
+                <w:szCs w:val="28"/>
+              </w:rPr>
+              <m:t>гр</m:t>
+            </m:r>
+          </m:sub>
+        </m:sSub>
+        <m:r>
+          <w:rPr>
+            <w:rFonts w:ascii="Cambria Math" w:hAnsi="Cambria Math"/>
+            <w:sz w:val="28"/>
+            <w:szCs w:val="28"/>
+          </w:rPr>
+          <m:t>=0,</m:t>
+        </m:r>
+        <m:r>
+          <w:rPr>
+            <w:rFonts w:ascii="Cambria Math" w:hAnsi="Cambria Math"/>
+            <w:sz w:val="28"/>
+            <w:szCs w:val="28"/>
+          </w:rPr>
+          <m:t>9</m:t>
+        </m:r>
+      </m:oMath>
+    </w:p>
+    <w:p>
+      <w:pPr>
+        <w:spacing w:line="360" w:lineRule="auto"/>
+        <w:rPr>
+          <w:sz w:val="28"/>
+          <w:szCs w:val="28"/>
+          <w:lang w:val="en-US"/>
+        </w:rPr>
+      </w:pPr>
+      <w:r>
+        <w:rPr>
+          <w:sz w:val="28"/>
+          <w:szCs w:val="28"/>
+        </w:rPr>
+        <w:t xml:space="preserve">5. Емкость коллекторного перехода </w:t>
+      </w:r>
+      <m:oMath>
+        <m:sSub>
+          <m:sSubPr>
+            <m:ctrlPr>
+              <w:rPr>
+                <w:rFonts w:ascii="Cambria Math" w:hAnsi="Cambria Math"/>
+                <w:i/>
+                <w:sz w:val="28"/>
+                <w:szCs w:val="28"/>
+              </w:rPr>
+            </m:ctrlPr>
+          </m:sSubPr>
+          <m:e>
+            <m:r>
+              <w:rPr>
+                <w:rFonts w:ascii="Cambria Math" w:hAnsi="Cambria Math"/>
+                <w:sz w:val="28"/>
+                <w:szCs w:val="28"/>
+              </w:rPr>
+              <m:t>C</m:t>
+            </m:r>
+          </m:e>
+          <m:sub>
+            <m:r>
+              <w:rPr>
+                <w:rFonts w:ascii="Cambria Math" w:hAnsi="Cambria Math"/>
+                <w:sz w:val="28"/>
+                <w:szCs w:val="28"/>
+              </w:rPr>
+              <m:t>к</m:t>
+            </m:r>
+          </m:sub>
+        </m:sSub>
+        <m:r>
+          <w:rPr>
+            <w:rFonts w:ascii="Cambria Math" w:hAnsi="Cambria Math"/>
+            <w:sz w:val="28"/>
+            <w:szCs w:val="28"/>
+          </w:rPr>
+          <m:t>=946,74</m:t>
+        </m:r>
+      </m:oMath>
+      <w:r>
+        <w:rPr>
+          <w:sz w:val="28"/>
+          <w:szCs w:val="28"/>
+        </w:rPr>
+        <w:t xml:space="preserve"> фФ.</w:t>
+      </w:r>
+    </w:p>
+    <w:p>
+      <w:pPr>
+        <w:spacing w:line="360" w:lineRule="auto"/>
+        <w:rPr>
+          <w:sz w:val="28"/>
+          <w:szCs w:val="28"/>
+        </w:rPr>
+      </w:pPr>
+      <w:r>
+        <w:rPr>
+          <w:sz w:val="28"/>
+          <w:szCs w:val="28"/>
+        </w:rPr>
+        <w:t xml:space="preserve">6. Емкость </w:t>
+      </w:r>
+      <w:proofErr w:type="spellStart"/>
+      <w:r>
+        <w:rPr>
+          <w:sz w:val="28"/>
+          <w:szCs w:val="28"/>
+        </w:rPr>
+        <w:t>эмиттерного</w:t>
+      </w:r>
+      <w:proofErr w:type="spellEnd"/>
+      <w:r>
+        <w:rPr>
+          <w:sz w:val="28"/>
+          <w:szCs w:val="28"/>
+        </w:rPr>
+        <w:t xml:space="preserve"> перехода </w:t>
+      </w:r>
+      <m:oMath>
+        <m:sSub>
+          <m:sSubPr>
+            <m:ctrlPr>
+              <w:rPr>
+                <w:rFonts w:ascii="Cambria Math" w:hAnsi="Cambria Math"/>
+                <w:i/>
+                <w:sz w:val="28"/>
+                <w:szCs w:val="28"/>
+              </w:rPr>
+            </m:ctrlPr>
+          </m:sSubPr>
+          <m:e>
+            <m:r>
+              <w:rPr>
+                <w:rFonts w:ascii="Cambria Math" w:hAnsi="Cambria Math"/>
+                <w:sz w:val="28"/>
+                <w:szCs w:val="28"/>
+              </w:rPr>
+              <m:t>C</m:t>
+            </m:r>
+          </m:e>
+          <m:sub>
+            <m:r>
+              <w:rPr>
+                <w:rFonts w:ascii="Cambria Math" w:hAnsi="Cambria Math"/>
+                <w:sz w:val="28"/>
+                <w:szCs w:val="28"/>
+              </w:rPr>
+              <m:t>э</m:t>
+            </m:r>
+          </m:sub>
+        </m:sSub>
+        <m:r>
+          <w:rPr>
+            <w:rFonts w:ascii="Cambria Math" w:hAnsi="Cambria Math"/>
+            <w:sz w:val="28"/>
+            <w:szCs w:val="28"/>
+          </w:rPr>
+          <m:t>=10,416</m:t>
+        </m:r>
+      </m:oMath>
+      <w:r>
+        <w:rPr>
+          <w:sz w:val="28"/>
+          <w:szCs w:val="28"/>
+        </w:rPr>
+        <w:t xml:space="preserve"> фФ.</w:t>
+      </w:r>
+    </w:p>
+    <w:p>
+      <w:pPr>
+        <w:spacing w:line="360" w:lineRule="auto"/>
+        <w:rPr>
+          <w:sz w:val="28"/>
+          <w:szCs w:val="28"/>
+          <w:lang w:val="en-US"/>
+        </w:rPr>
+      </w:pPr>
+      <w:r>
+        <w:rPr>
+          <w:sz w:val="28"/>
+          <w:szCs w:val="28"/>
+        </w:rPr>
+        <w:t xml:space="preserve">7. Сопротивление базы </w:t>
+      </w:r>
+      <m:oMath>
+        <m:sSub>
+          <m:sSubPr>
+            <m:ctrlPr>
+              <w:rPr>
+                <w:rFonts w:ascii="Cambria Math" w:hAnsi="Cambria Math"/>
+                <w:i/>
+                <w:sz w:val="28"/>
+                <w:szCs w:val="28"/>
+              </w:rPr>
+            </m:ctrlPr>
+          </m:sSubPr>
+          <m:e>
+            <m:r>
+              <w:rPr>
+                <w:rFonts w:ascii="Cambria Math" w:hAnsi="Cambria Math"/>
+                <w:sz w:val="28"/>
+                <w:szCs w:val="28"/>
+                <w:lang w:val="en-US"/>
+              </w:rPr>
+              <m:t>C</m:t>
+            </m:r>
+          </m:e>
+          <m:sub>
+            <m:r>
+              <w:rPr>
+                <w:rFonts w:ascii="Cambria Math" w:hAnsi="Cambria Math"/>
+                <w:sz w:val="28"/>
+                <w:szCs w:val="28"/>
+              </w:rPr>
+              <m:t>б</m:t>
+            </m:r>
+          </m:sub>
+        </m:sSub>
+        <m:r>
+          <w:rPr>
+            <w:rFonts w:ascii="Cambria Math" w:hAnsi="Cambria Math"/>
+            <w:sz w:val="28"/>
+            <w:szCs w:val="28"/>
+          </w:rPr>
+          <m:t>=14,998</m:t>
+        </m:r>
+      </m:oMath>
+      <w:r>
+        <w:rPr>
+          <w:sz w:val="28"/>
+          <w:szCs w:val="28"/>
+        </w:rPr>
+        <w:t xml:space="preserve"> Ом.</w:t>
+      </w:r>
+    </w:p>
+    <w:p>
+      <w:pPr>
+        <w:spacing w:line="360" w:lineRule="auto"/>
+        <w:rPr>
+          <w:sz w:val="28"/>
+          <w:szCs w:val="28"/>
+        </w:rPr>
+      </w:pPr>
+      <w:r>
+        <w:rPr>
+          <w:sz w:val="28"/>
+          <w:szCs w:val="28"/>
+        </w:rPr>
+        <w:t xml:space="preserve">8. Сопротивление эмиттера </w:t>
+      </w:r>
       <w:r>
         <w:rPr>
           <w:noProof/>
-          <w:position w:val="-14"/>
+          <w:position w:val="-12"/>
           <w:sz w:val="28"/>
           <w:szCs w:val="28"/>
         </w:rPr>
         <w:drawing>
           <wp:inline distT="0" distB="0" distL="0" distR="0">
-            <wp:extent cx="891540" cy="228600"/>
-            <wp:effectExtent l="0" t="0" r="3810" b="0"/>
-            <wp:docPr id="18" name="Рисунок 5777"/>
+            <wp:extent cx="754380" cy="228600"/>
+            <wp:effectExtent l="0" t="0" r="0" b="0"/>
+            <wp:docPr id="25" name="Рисунок 5770"/>
             <wp:cNvGraphicFramePr>
               <a:graphicFrameLocks xmlns:a="http://schemas.openxmlformats.org/drawingml/2006/main" noChangeAspect="1"/>
             </wp:cNvGraphicFramePr>
@@ -20784,7 +21335,7 @@
               <a:graphicData uri="http://schemas.openxmlformats.org/drawingml/2006/picture">
                 <pic:pic xmlns:pic="http://schemas.openxmlformats.org/drawingml/2006/picture">
                   <pic:nvPicPr>
-                    <pic:cNvPr id="0" name="Рисунок 5777"/>
+                    <pic:cNvPr id="0" name="Рисунок 5770"/>
                     <pic:cNvPicPr>
                       <a:picLocks noChangeAspect="1" noChangeArrowheads="1"/>
                     </pic:cNvPicPr>
@@ -20799,7 +21350,7 @@
                   <pic:spPr bwMode="auto">
                     <a:xfrm>
                       <a:off x="0" y="0"/>
-                      <a:ext cx="891540" cy="228600"/>
+                      <a:ext cx="754380" cy="228600"/>
                     </a:xfrm>
                     <a:prstGeom prst="rect">
                       <a:avLst/>
@@ -20839,7 +21390,7 @@
           <w:sz w:val="28"/>
           <w:szCs w:val="28"/>
         </w:rPr>
-        <w:t xml:space="preserve">2. Мощность </w:t>
+        <w:t xml:space="preserve">9. Сопротивление коллектора </w:t>
       </w:r>
       <w:r>
         <w:rPr>
@@ -20850,9 +21401,9 @@
         </w:rPr>
         <w:drawing>
           <wp:inline distT="0" distB="0" distL="0" distR="0">
-            <wp:extent cx="739140" cy="228600"/>
-            <wp:effectExtent l="0" t="0" r="3810" b="0"/>
-            <wp:docPr id="19" name="Рисунок 5776"/>
+            <wp:extent cx="670560" cy="228600"/>
+            <wp:effectExtent l="0" t="0" r="0" b="0"/>
+            <wp:docPr id="26" name="Рисунок 5769"/>
             <wp:cNvGraphicFramePr>
               <a:graphicFrameLocks xmlns:a="http://schemas.openxmlformats.org/drawingml/2006/main" noChangeAspect="1"/>
             </wp:cNvGraphicFramePr>
@@ -20860,13 +21411,89 @@
               <a:graphicData uri="http://schemas.openxmlformats.org/drawingml/2006/picture">
                 <pic:pic xmlns:pic="http://schemas.openxmlformats.org/drawingml/2006/picture">
                   <pic:nvPicPr>
-                    <pic:cNvPr id="0" name="Рисунок 5776"/>
+                    <pic:cNvPr id="0" name="Рисунок 5769"/>
                     <pic:cNvPicPr>
                       <a:picLocks noChangeAspect="1" noChangeArrowheads="1"/>
                     </pic:cNvPicPr>
                   </pic:nvPicPr>
                   <pic:blipFill>
                     <a:blip r:embed="rId16"/>
+                    <a:srcRect/>
+                    <a:stretch>
+                      <a:fillRect/>
+                    </a:stretch>
+                  </pic:blipFill>
+                  <pic:spPr bwMode="auto">
+                    <a:xfrm>
+                      <a:off x="0" y="0"/>
+                      <a:ext cx="670560" cy="228600"/>
+                    </a:xfrm>
+                    <a:prstGeom prst="rect">
+                      <a:avLst/>
+                    </a:prstGeom>
+                    <a:noFill/>
+                    <a:ln w="9525">
+                      <a:noFill/>
+                      <a:miter lim="800000"/>
+                      <a:headEnd/>
+                      <a:tailEnd/>
+                    </a:ln>
+                  </pic:spPr>
+                </pic:pic>
+              </a:graphicData>
+            </a:graphic>
+          </wp:inline>
+        </w:drawing>
+      </w:r>
+      <w:r>
+        <w:rPr>
+          <w:sz w:val="28"/>
+          <w:szCs w:val="28"/>
+        </w:rPr>
+        <w:t xml:space="preserve"> </w:t>
+      </w:r>
+    </w:p>
+    <w:p>
+      <w:pPr>
+        <w:spacing w:line="360" w:lineRule="auto"/>
+        <w:rPr>
+          <w:sz w:val="28"/>
+          <w:szCs w:val="28"/>
+        </w:rPr>
+      </w:pPr>
+      <w:r>
+        <w:rPr>
+          <w:sz w:val="28"/>
+          <w:szCs w:val="28"/>
+        </w:rPr>
+        <w:t xml:space="preserve">10. Индуктивность базы </w:t>
+      </w:r>
+      <w:r>
+        <w:rPr>
+          <w:noProof/>
+          <w:position w:val="-12"/>
+          <w:sz w:val="28"/>
+          <w:szCs w:val="28"/>
+        </w:rPr>
+        <w:drawing>
+          <wp:inline distT="0" distB="0" distL="0" distR="0">
+            <wp:extent cx="739140" cy="228600"/>
+            <wp:effectExtent l="0" t="0" r="3810" b="0"/>
+            <wp:docPr id="27" name="Рисунок 5768"/>
+            <wp:cNvGraphicFramePr>
+              <a:graphicFrameLocks xmlns:a="http://schemas.openxmlformats.org/drawingml/2006/main" noChangeAspect="1"/>
+            </wp:cNvGraphicFramePr>
+            <a:graphic xmlns:a="http://schemas.openxmlformats.org/drawingml/2006/main">
+              <a:graphicData uri="http://schemas.openxmlformats.org/drawingml/2006/picture">
+                <pic:pic xmlns:pic="http://schemas.openxmlformats.org/drawingml/2006/picture">
+                  <pic:nvPicPr>
+                    <pic:cNvPr id="0" name="Рисунок 5768"/>
+                    <pic:cNvPicPr>
+                      <a:picLocks noChangeAspect="1" noChangeArrowheads="1"/>
+                    </pic:cNvPicPr>
+                  </pic:nvPicPr>
+                  <pic:blipFill>
+                    <a:blip r:embed="rId17"/>
                     <a:srcRect/>
                     <a:stretch>
                       <a:fillRect/>
@@ -20915,7 +21542,7 @@
           <w:sz w:val="28"/>
           <w:szCs w:val="28"/>
         </w:rPr>
-        <w:t xml:space="preserve">3. Коэффициент усиления по току, на частоте 1ГГц </w:t>
+        <w:t xml:space="preserve">11. Индуктивность эмиттера </w:t>
       </w:r>
       <w:r>
         <w:rPr>
@@ -20926,9 +21553,9 @@
         </w:rPr>
         <w:drawing>
           <wp:inline distT="0" distB="0" distL="0" distR="0">
-            <wp:extent cx="533400" cy="228600"/>
-            <wp:effectExtent l="19050" t="0" r="0" b="0"/>
-            <wp:docPr id="20" name="Рисунок 5775"/>
+            <wp:extent cx="830580" cy="228600"/>
+            <wp:effectExtent l="0" t="0" r="7620" b="0"/>
+            <wp:docPr id="28" name="Рисунок 5767"/>
             <wp:cNvGraphicFramePr>
               <a:graphicFrameLocks xmlns:a="http://schemas.openxmlformats.org/drawingml/2006/main" noChangeAspect="1"/>
             </wp:cNvGraphicFramePr>
@@ -20936,13 +21563,13 @@
               <a:graphicData uri="http://schemas.openxmlformats.org/drawingml/2006/picture">
                 <pic:pic xmlns:pic="http://schemas.openxmlformats.org/drawingml/2006/picture">
                   <pic:nvPicPr>
-                    <pic:cNvPr id="0" name="Рисунок 5775"/>
+                    <pic:cNvPr id="0" name="Рисунок 5767"/>
                     <pic:cNvPicPr>
                       <a:picLocks noChangeAspect="1" noChangeArrowheads="1"/>
                     </pic:cNvPicPr>
                   </pic:nvPicPr>
                   <pic:blipFill>
-                    <a:blip r:embed="rId17"/>
+                    <a:blip r:embed="rId18"/>
                     <a:srcRect/>
                     <a:stretch>
                       <a:fillRect/>
@@ -20951,7 +21578,7 @@
                   <pic:spPr bwMode="auto">
                     <a:xfrm>
                       <a:off x="0" y="0"/>
-                      <a:ext cx="533400" cy="228600"/>
+                      <a:ext cx="830580" cy="228600"/>
                     </a:xfrm>
                     <a:prstGeom prst="rect">
                       <a:avLst/>
@@ -20970,13 +21597,6 @@
           </wp:inline>
         </w:drawing>
       </w:r>
-      <w:r>
-        <w:rPr>
-          <w:sz w:val="28"/>
-          <w:szCs w:val="28"/>
-        </w:rPr>
-        <w:t xml:space="preserve"> </w:t>
-      </w:r>
     </w:p>
     <w:p>
       <w:pPr>
@@ -20991,20 +21611,20 @@
           <w:sz w:val="28"/>
           <w:szCs w:val="28"/>
         </w:rPr>
-        <w:t xml:space="preserve">4. Граничная крутизна </w:t>
+        <w:t xml:space="preserve">12. Индуктивность коллектора </w:t>
       </w:r>
       <w:r>
         <w:rPr>
           <w:noProof/>
-          <w:position w:val="-14"/>
+          <w:position w:val="-12"/>
           <w:sz w:val="28"/>
           <w:szCs w:val="28"/>
         </w:rPr>
         <w:drawing>
           <wp:inline distT="0" distB="0" distL="0" distR="0">
-            <wp:extent cx="670560" cy="228600"/>
-            <wp:effectExtent l="19050" t="0" r="0" b="0"/>
-            <wp:docPr id="21" name="Рисунок 5774"/>
+            <wp:extent cx="662940" cy="228600"/>
+            <wp:effectExtent l="0" t="0" r="3810" b="0"/>
+            <wp:docPr id="29" name="Рисунок 5766"/>
             <wp:cNvGraphicFramePr>
               <a:graphicFrameLocks xmlns:a="http://schemas.openxmlformats.org/drawingml/2006/main" noChangeAspect="1"/>
             </wp:cNvGraphicFramePr>
@@ -21012,257 +21632,13 @@
               <a:graphicData uri="http://schemas.openxmlformats.org/drawingml/2006/picture">
                 <pic:pic xmlns:pic="http://schemas.openxmlformats.org/drawingml/2006/picture">
                   <pic:nvPicPr>
-                    <pic:cNvPr id="0" name="Рисунок 5774"/>
-                    <pic:cNvPicPr>
-                      <a:picLocks noChangeAspect="1" noChangeArrowheads="1"/>
-                    </pic:cNvPicPr>
-                  </pic:nvPicPr>
-                  <pic:blipFill>
-                    <a:blip r:embed="rId18"/>
-                    <a:srcRect/>
-                    <a:stretch>
-                      <a:fillRect/>
-                    </a:stretch>
-                  </pic:blipFill>
-                  <pic:spPr bwMode="auto">
-                    <a:xfrm>
-                      <a:off x="0" y="0"/>
-                      <a:ext cx="670560" cy="228600"/>
-                    </a:xfrm>
-                    <a:prstGeom prst="rect">
-                      <a:avLst/>
-                    </a:prstGeom>
-                    <a:noFill/>
-                    <a:ln w="9525">
-                      <a:noFill/>
-                      <a:miter lim="800000"/>
-                      <a:headEnd/>
-                      <a:tailEnd/>
-                    </a:ln>
-                  </pic:spPr>
-                </pic:pic>
-              </a:graphicData>
-            </a:graphic>
-          </wp:inline>
-        </w:drawing>
-      </w:r>
-      <w:r>
-        <w:rPr>
-          <w:sz w:val="28"/>
-          <w:szCs w:val="28"/>
-        </w:rPr>
-        <w:t xml:space="preserve"> </w:t>
-      </w:r>
-    </w:p>
-    <w:p>
-      <w:pPr>
-        <w:spacing w:line="360" w:lineRule="auto"/>
-        <w:rPr>
-          <w:sz w:val="28"/>
-          <w:szCs w:val="28"/>
-        </w:rPr>
-      </w:pPr>
-      <w:r>
-        <w:rPr>
-          <w:sz w:val="28"/>
-          <w:szCs w:val="28"/>
-        </w:rPr>
-        <w:t xml:space="preserve">5. Емкость коллекторного перехода </w:t>
-      </w:r>
-      <w:r>
-        <w:rPr>
-          <w:noProof/>
-          <w:position w:val="-12"/>
-          <w:sz w:val="28"/>
-          <w:szCs w:val="28"/>
-        </w:rPr>
-        <w:drawing>
-          <wp:inline distT="0" distB="0" distL="0" distR="0">
-            <wp:extent cx="609600" cy="228600"/>
-            <wp:effectExtent l="0" t="0" r="0" b="0"/>
-            <wp:docPr id="22" name="Рисунок 5773"/>
-            <wp:cNvGraphicFramePr>
-              <a:graphicFrameLocks xmlns:a="http://schemas.openxmlformats.org/drawingml/2006/main" noChangeAspect="1"/>
-            </wp:cNvGraphicFramePr>
-            <a:graphic xmlns:a="http://schemas.openxmlformats.org/drawingml/2006/main">
-              <a:graphicData uri="http://schemas.openxmlformats.org/drawingml/2006/picture">
-                <pic:pic xmlns:pic="http://schemas.openxmlformats.org/drawingml/2006/picture">
-                  <pic:nvPicPr>
-                    <pic:cNvPr id="0" name="Рисунок 5773"/>
+                    <pic:cNvPr id="0" name="Рисунок 5766"/>
                     <pic:cNvPicPr>
                       <a:picLocks noChangeAspect="1" noChangeArrowheads="1"/>
                     </pic:cNvPicPr>
                   </pic:nvPicPr>
                   <pic:blipFill>
                     <a:blip r:embed="rId19"/>
-                    <a:srcRect/>
-                    <a:stretch>
-                      <a:fillRect/>
-                    </a:stretch>
-                  </pic:blipFill>
-                  <pic:spPr bwMode="auto">
-                    <a:xfrm>
-                      <a:off x="0" y="0"/>
-                      <a:ext cx="609600" cy="228600"/>
-                    </a:xfrm>
-                    <a:prstGeom prst="rect">
-                      <a:avLst/>
-                    </a:prstGeom>
-                    <a:noFill/>
-                    <a:ln w="9525">
-                      <a:noFill/>
-                      <a:miter lim="800000"/>
-                      <a:headEnd/>
-                      <a:tailEnd/>
-                    </a:ln>
-                  </pic:spPr>
-                </pic:pic>
-              </a:graphicData>
-            </a:graphic>
-          </wp:inline>
-        </w:drawing>
-      </w:r>
-      <w:r>
-        <w:rPr>
-          <w:sz w:val="28"/>
-          <w:szCs w:val="28"/>
-        </w:rPr>
-        <w:t xml:space="preserve"> </w:t>
-      </w:r>
-    </w:p>
-    <w:p>
-      <w:pPr>
-        <w:spacing w:line="360" w:lineRule="auto"/>
-        <w:rPr>
-          <w:sz w:val="28"/>
-          <w:szCs w:val="28"/>
-        </w:rPr>
-      </w:pPr>
-      <w:r>
-        <w:rPr>
-          <w:sz w:val="28"/>
-          <w:szCs w:val="28"/>
-        </w:rPr>
-        <w:t xml:space="preserve">6. Емкость </w:t>
-      </w:r>
-      <w:proofErr w:type="spellStart"/>
-      <w:r>
-        <w:rPr>
-          <w:sz w:val="28"/>
-          <w:szCs w:val="28"/>
-        </w:rPr>
-        <w:t>эмиттерного</w:t>
-      </w:r>
-      <w:proofErr w:type="spellEnd"/>
-      <w:r>
-        <w:rPr>
-          <w:sz w:val="28"/>
-          <w:szCs w:val="28"/>
-        </w:rPr>
-        <w:t xml:space="preserve"> перехода </w:t>
-      </w:r>
-      <w:r>
-        <w:rPr>
-          <w:noProof/>
-          <w:position w:val="-12"/>
-          <w:sz w:val="28"/>
-          <w:szCs w:val="28"/>
-        </w:rPr>
-        <w:drawing>
-          <wp:inline distT="0" distB="0" distL="0" distR="0">
-            <wp:extent cx="754380" cy="228600"/>
-            <wp:effectExtent l="0" t="0" r="0" b="0"/>
-            <wp:docPr id="23" name="Рисунок 5772"/>
-            <wp:cNvGraphicFramePr>
-              <a:graphicFrameLocks xmlns:a="http://schemas.openxmlformats.org/drawingml/2006/main" noChangeAspect="1"/>
-            </wp:cNvGraphicFramePr>
-            <a:graphic xmlns:a="http://schemas.openxmlformats.org/drawingml/2006/main">
-              <a:graphicData uri="http://schemas.openxmlformats.org/drawingml/2006/picture">
-                <pic:pic xmlns:pic="http://schemas.openxmlformats.org/drawingml/2006/picture">
-                  <pic:nvPicPr>
-                    <pic:cNvPr id="0" name="Рисунок 5772"/>
-                    <pic:cNvPicPr>
-                      <a:picLocks noChangeAspect="1" noChangeArrowheads="1"/>
-                    </pic:cNvPicPr>
-                  </pic:nvPicPr>
-                  <pic:blipFill>
-                    <a:blip r:embed="rId20"/>
-                    <a:srcRect/>
-                    <a:stretch>
-                      <a:fillRect/>
-                    </a:stretch>
-                  </pic:blipFill>
-                  <pic:spPr bwMode="auto">
-                    <a:xfrm>
-                      <a:off x="0" y="0"/>
-                      <a:ext cx="754380" cy="228600"/>
-                    </a:xfrm>
-                    <a:prstGeom prst="rect">
-                      <a:avLst/>
-                    </a:prstGeom>
-                    <a:noFill/>
-                    <a:ln w="9525">
-                      <a:noFill/>
-                      <a:miter lim="800000"/>
-                      <a:headEnd/>
-                      <a:tailEnd/>
-                    </a:ln>
-                  </pic:spPr>
-                </pic:pic>
-              </a:graphicData>
-            </a:graphic>
-          </wp:inline>
-        </w:drawing>
-      </w:r>
-      <w:r>
-        <w:rPr>
-          <w:sz w:val="28"/>
-          <w:szCs w:val="28"/>
-        </w:rPr>
-        <w:t xml:space="preserve"> </w:t>
-      </w:r>
-    </w:p>
-    <w:p>
-      <w:pPr>
-        <w:spacing w:line="360" w:lineRule="auto"/>
-        <w:rPr>
-          <w:sz w:val="28"/>
-          <w:szCs w:val="28"/>
-        </w:rPr>
-      </w:pPr>
-      <w:r>
-        <w:rPr>
-          <w:sz w:val="28"/>
-          <w:szCs w:val="28"/>
-        </w:rPr>
-        <w:t xml:space="preserve">7. Сопротивление базы </w:t>
-      </w:r>
-      <w:r>
-        <w:rPr>
-          <w:noProof/>
-          <w:position w:val="-12"/>
-          <w:sz w:val="28"/>
-          <w:szCs w:val="28"/>
-        </w:rPr>
-        <w:drawing>
-          <wp:inline distT="0" distB="0" distL="0" distR="0">
-            <wp:extent cx="662940" cy="228600"/>
-            <wp:effectExtent l="0" t="0" r="3810" b="0"/>
-            <wp:docPr id="24" name="Рисунок 5771"/>
-            <wp:cNvGraphicFramePr>
-              <a:graphicFrameLocks xmlns:a="http://schemas.openxmlformats.org/drawingml/2006/main" noChangeAspect="1"/>
-            </wp:cNvGraphicFramePr>
-            <a:graphic xmlns:a="http://schemas.openxmlformats.org/drawingml/2006/main">
-              <a:graphicData uri="http://schemas.openxmlformats.org/drawingml/2006/picture">
-                <pic:pic xmlns:pic="http://schemas.openxmlformats.org/drawingml/2006/picture">
-                  <pic:nvPicPr>
-                    <pic:cNvPr id="0" name="Рисунок 5771"/>
-                    <pic:cNvPicPr>
-                      <a:picLocks noChangeAspect="1" noChangeArrowheads="1"/>
-                    </pic:cNvPicPr>
-                  </pic:nvPicPr>
-                  <pic:blipFill>
-                    <a:blip r:embed="rId21"/>
                     <a:srcRect/>
                     <a:stretch>
                       <a:fillRect/>
@@ -21290,13 +21666,6 @@
           </wp:inline>
         </w:drawing>
       </w:r>
-      <w:r>
-        <w:rPr>
-          <w:sz w:val="28"/>
-          <w:szCs w:val="28"/>
-        </w:rPr>
-        <w:t xml:space="preserve"> </w:t>
-      </w:r>
     </w:p>
     <w:p>
       <w:pPr>
@@ -21311,8 +21680,17 @@
           <w:sz w:val="28"/>
           <w:szCs w:val="28"/>
         </w:rPr>
-        <w:t xml:space="preserve">8. Сопротивление эмиттера </w:t>
-      </w:r>
+        <w:t>13.Тепловое сопротивление перехода коллектор-корпус транзистора</w:t>
+      </w:r>
+    </w:p>
+    <w:p>
+      <w:pPr>
+        <w:spacing w:line="360" w:lineRule="auto"/>
+        <w:rPr>
+          <w:sz w:val="28"/>
+          <w:szCs w:val="28"/>
+        </w:rPr>
+      </w:pPr>
       <w:r>
         <w:rPr>
           <w:noProof/>
@@ -21322,9 +21700,9 @@
         </w:rPr>
         <w:drawing>
           <wp:inline distT="0" distB="0" distL="0" distR="0">
-            <wp:extent cx="754380" cy="228600"/>
-            <wp:effectExtent l="0" t="0" r="0" b="0"/>
-            <wp:docPr id="25" name="Рисунок 5770"/>
+            <wp:extent cx="1120140" cy="228600"/>
+            <wp:effectExtent l="0" t="0" r="3810" b="0"/>
+            <wp:docPr id="30" name="Рисунок 5765"/>
             <wp:cNvGraphicFramePr>
               <a:graphicFrameLocks xmlns:a="http://schemas.openxmlformats.org/drawingml/2006/main" noChangeAspect="1"/>
             </wp:cNvGraphicFramePr>
@@ -21332,13 +21710,13 @@
               <a:graphicData uri="http://schemas.openxmlformats.org/drawingml/2006/picture">
                 <pic:pic xmlns:pic="http://schemas.openxmlformats.org/drawingml/2006/picture">
                   <pic:nvPicPr>
-                    <pic:cNvPr id="0" name="Рисунок 5770"/>
+                    <pic:cNvPr id="0" name="Рисунок 5765"/>
                     <pic:cNvPicPr>
                       <a:picLocks noChangeAspect="1" noChangeArrowheads="1"/>
                     </pic:cNvPicPr>
                   </pic:nvPicPr>
                   <pic:blipFill>
-                    <a:blip r:embed="rId22"/>
+                    <a:blip r:embed="rId20"/>
                     <a:srcRect/>
                     <a:stretch>
                       <a:fillRect/>
@@ -21347,7 +21725,7 @@
                   <pic:spPr bwMode="auto">
                     <a:xfrm>
                       <a:off x="0" y="0"/>
-                      <a:ext cx="754380" cy="228600"/>
+                      <a:ext cx="1120140" cy="228600"/>
                     </a:xfrm>
                     <a:prstGeom prst="rect">
                       <a:avLst/>
@@ -21370,6 +21748,7 @@
         <w:rPr>
           <w:sz w:val="28"/>
           <w:szCs w:val="28"/>
+          <w:shd w:val="clear" w:color="auto" w:fill="FDFDFD"/>
         </w:rPr>
         <w:t xml:space="preserve"> </w:t>
       </w:r>
@@ -21387,7 +21766,7 @@
           <w:sz w:val="28"/>
           <w:szCs w:val="28"/>
         </w:rPr>
-        <w:t xml:space="preserve">9. Сопротивление коллектора </w:t>
+        <w:t xml:space="preserve">14. Напряжение смещения </w:t>
       </w:r>
       <w:r>
         <w:rPr>
@@ -21398,9 +21777,9 @@
         </w:rPr>
         <w:drawing>
           <wp:inline distT="0" distB="0" distL="0" distR="0">
-            <wp:extent cx="670560" cy="228600"/>
-            <wp:effectExtent l="0" t="0" r="0" b="0"/>
-            <wp:docPr id="26" name="Рисунок 5769"/>
+            <wp:extent cx="441960" cy="228600"/>
+            <wp:effectExtent l="19050" t="0" r="0" b="0"/>
+            <wp:docPr id="31" name="Рисунок 5764"/>
             <wp:cNvGraphicFramePr>
               <a:graphicFrameLocks xmlns:a="http://schemas.openxmlformats.org/drawingml/2006/main" noChangeAspect="1"/>
             </wp:cNvGraphicFramePr>
@@ -21408,7 +21787,152 @@
               <a:graphicData uri="http://schemas.openxmlformats.org/drawingml/2006/picture">
                 <pic:pic xmlns:pic="http://schemas.openxmlformats.org/drawingml/2006/picture">
                   <pic:nvPicPr>
-                    <pic:cNvPr id="0" name="Рисунок 5769"/>
+                    <pic:cNvPr id="0" name="Рисунок 5764"/>
+                    <pic:cNvPicPr>
+                      <a:picLocks noChangeAspect="1" noChangeArrowheads="1"/>
+                    </pic:cNvPicPr>
+                  </pic:nvPicPr>
+                  <pic:blipFill>
+                    <a:blip r:embed="rId21"/>
+                    <a:srcRect/>
+                    <a:stretch>
+                      <a:fillRect/>
+                    </a:stretch>
+                  </pic:blipFill>
+                  <pic:spPr bwMode="auto">
+                    <a:xfrm>
+                      <a:off x="0" y="0"/>
+                      <a:ext cx="441960" cy="228600"/>
+                    </a:xfrm>
+                    <a:prstGeom prst="rect">
+                      <a:avLst/>
+                    </a:prstGeom>
+                    <a:noFill/>
+                    <a:ln w="9525">
+                      <a:noFill/>
+                      <a:miter lim="800000"/>
+                      <a:headEnd/>
+                      <a:tailEnd/>
+                    </a:ln>
+                  </pic:spPr>
+                </pic:pic>
+              </a:graphicData>
+            </a:graphic>
+          </wp:inline>
+        </w:drawing>
+      </w:r>
+    </w:p>
+    <w:p>
+      <w:pPr>
+        <w:spacing w:line="360" w:lineRule="auto"/>
+        <w:rPr>
+          <w:sz w:val="28"/>
+          <w:szCs w:val="28"/>
+        </w:rPr>
+      </w:pPr>
+      <w:r>
+        <w:rPr>
+          <w:sz w:val="28"/>
+          <w:szCs w:val="28"/>
+        </w:rPr>
+        <w:t xml:space="preserve">15. Напряжение на коллекторе </w:t>
+      </w:r>
+      <w:r>
+        <w:rPr>
+          <w:noProof/>
+          <w:position w:val="-12"/>
+          <w:sz w:val="28"/>
+          <w:szCs w:val="28"/>
+        </w:rPr>
+        <w:drawing>
+          <wp:inline distT="0" distB="0" distL="0" distR="0">
+            <wp:extent cx="662940" cy="228600"/>
+            <wp:effectExtent l="19050" t="0" r="3810" b="0"/>
+            <wp:docPr id="32" name="Рисунок 5763"/>
+            <wp:cNvGraphicFramePr>
+              <a:graphicFrameLocks xmlns:a="http://schemas.openxmlformats.org/drawingml/2006/main" noChangeAspect="1"/>
+            </wp:cNvGraphicFramePr>
+            <a:graphic xmlns:a="http://schemas.openxmlformats.org/drawingml/2006/main">
+              <a:graphicData uri="http://schemas.openxmlformats.org/drawingml/2006/picture">
+                <pic:pic xmlns:pic="http://schemas.openxmlformats.org/drawingml/2006/picture">
+                  <pic:nvPicPr>
+                    <pic:cNvPr id="0" name="Рисунок 5763"/>
+                    <pic:cNvPicPr>
+                      <a:picLocks noChangeAspect="1" noChangeArrowheads="1"/>
+                    </pic:cNvPicPr>
+                  </pic:nvPicPr>
+                  <pic:blipFill>
+                    <a:blip r:embed="rId22"/>
+                    <a:srcRect/>
+                    <a:stretch>
+                      <a:fillRect/>
+                    </a:stretch>
+                  </pic:blipFill>
+                  <pic:spPr bwMode="auto">
+                    <a:xfrm>
+                      <a:off x="0" y="0"/>
+                      <a:ext cx="662940" cy="228600"/>
+                    </a:xfrm>
+                    <a:prstGeom prst="rect">
+                      <a:avLst/>
+                    </a:prstGeom>
+                    <a:noFill/>
+                    <a:ln w="9525">
+                      <a:noFill/>
+                      <a:miter lim="800000"/>
+                      <a:headEnd/>
+                      <a:tailEnd/>
+                    </a:ln>
+                  </pic:spPr>
+                </pic:pic>
+              </a:graphicData>
+            </a:graphic>
+          </wp:inline>
+        </w:drawing>
+      </w:r>
+      <w:r>
+        <w:rPr>
+          <w:sz w:val="28"/>
+          <w:szCs w:val="28"/>
+        </w:rPr>
+        <w:t xml:space="preserve"> </w:t>
+      </w:r>
+    </w:p>
+    <w:p>
+      <w:pPr>
+        <w:spacing w:line="360" w:lineRule="auto"/>
+        <w:rPr>
+          <w:sz w:val="28"/>
+          <w:szCs w:val="28"/>
+        </w:rPr>
+      </w:pPr>
+      <w:r>
+        <w:rPr>
+          <w:sz w:val="28"/>
+          <w:szCs w:val="28"/>
+        </w:rPr>
+        <w:t xml:space="preserve">16. Температура окружающей среды </w:t>
+      </w:r>
+      <w:r>
+        <w:rPr>
+          <w:noProof/>
+          <w:position w:val="-14"/>
+          <w:sz w:val="28"/>
+          <w:szCs w:val="28"/>
+        </w:rPr>
+        <w:drawing>
+          <wp:inline distT="0" distB="0" distL="0" distR="0">
+            <wp:extent cx="670560" cy="228600"/>
+            <wp:effectExtent l="19050" t="0" r="0" b="0"/>
+            <wp:docPr id="33" name="Рисунок 5762"/>
+            <wp:cNvGraphicFramePr>
+              <a:graphicFrameLocks xmlns:a="http://schemas.openxmlformats.org/drawingml/2006/main" noChangeAspect="1"/>
+            </wp:cNvGraphicFramePr>
+            <a:graphic xmlns:a="http://schemas.openxmlformats.org/drawingml/2006/main">
+              <a:graphicData uri="http://schemas.openxmlformats.org/drawingml/2006/picture">
+                <pic:pic xmlns:pic="http://schemas.openxmlformats.org/drawingml/2006/picture">
+                  <pic:nvPicPr>
+                    <pic:cNvPr id="0" name="Рисунок 5762"/>
                     <pic:cNvPicPr>
                       <a:picLocks noChangeAspect="1" noChangeArrowheads="1"/>
                     </pic:cNvPicPr>
@@ -21463,527 +21987,6 @@
           <w:sz w:val="28"/>
           <w:szCs w:val="28"/>
         </w:rPr>
-        <w:t xml:space="preserve">10. Индуктивность базы </w:t>
-      </w:r>
-      <w:r>
-        <w:rPr>
-          <w:noProof/>
-          <w:position w:val="-12"/>
-          <w:sz w:val="28"/>
-          <w:szCs w:val="28"/>
-        </w:rPr>
-        <w:drawing>
-          <wp:inline distT="0" distB="0" distL="0" distR="0">
-            <wp:extent cx="739140" cy="228600"/>
-            <wp:effectExtent l="0" t="0" r="3810" b="0"/>
-            <wp:docPr id="27" name="Рисунок 5768"/>
-            <wp:cNvGraphicFramePr>
-              <a:graphicFrameLocks xmlns:a="http://schemas.openxmlformats.org/drawingml/2006/main" noChangeAspect="1"/>
-            </wp:cNvGraphicFramePr>
-            <a:graphic xmlns:a="http://schemas.openxmlformats.org/drawingml/2006/main">
-              <a:graphicData uri="http://schemas.openxmlformats.org/drawingml/2006/picture">
-                <pic:pic xmlns:pic="http://schemas.openxmlformats.org/drawingml/2006/picture">
-                  <pic:nvPicPr>
-                    <pic:cNvPr id="0" name="Рисунок 5768"/>
-                    <pic:cNvPicPr>
-                      <a:picLocks noChangeAspect="1" noChangeArrowheads="1"/>
-                    </pic:cNvPicPr>
-                  </pic:nvPicPr>
-                  <pic:blipFill>
-                    <a:blip r:embed="rId24"/>
-                    <a:srcRect/>
-                    <a:stretch>
-                      <a:fillRect/>
-                    </a:stretch>
-                  </pic:blipFill>
-                  <pic:spPr bwMode="auto">
-                    <a:xfrm>
-                      <a:off x="0" y="0"/>
-                      <a:ext cx="739140" cy="228600"/>
-                    </a:xfrm>
-                    <a:prstGeom prst="rect">
-                      <a:avLst/>
-                    </a:prstGeom>
-                    <a:noFill/>
-                    <a:ln w="9525">
-                      <a:noFill/>
-                      <a:miter lim="800000"/>
-                      <a:headEnd/>
-                      <a:tailEnd/>
-                    </a:ln>
-                  </pic:spPr>
-                </pic:pic>
-              </a:graphicData>
-            </a:graphic>
-          </wp:inline>
-        </w:drawing>
-      </w:r>
-      <w:r>
-        <w:rPr>
-          <w:sz w:val="28"/>
-          <w:szCs w:val="28"/>
-        </w:rPr>
-        <w:t xml:space="preserve"> </w:t>
-      </w:r>
-    </w:p>
-    <w:p>
-      <w:pPr>
-        <w:spacing w:line="360" w:lineRule="auto"/>
-        <w:rPr>
-          <w:sz w:val="28"/>
-          <w:szCs w:val="28"/>
-        </w:rPr>
-      </w:pPr>
-      <w:r>
-        <w:rPr>
-          <w:sz w:val="28"/>
-          <w:szCs w:val="28"/>
-        </w:rPr>
-        <w:t xml:space="preserve">11. Индуктивность эмиттера </w:t>
-      </w:r>
-      <w:r>
-        <w:rPr>
-          <w:noProof/>
-          <w:position w:val="-12"/>
-          <w:sz w:val="28"/>
-          <w:szCs w:val="28"/>
-        </w:rPr>
-        <w:drawing>
-          <wp:inline distT="0" distB="0" distL="0" distR="0">
-            <wp:extent cx="830580" cy="228600"/>
-            <wp:effectExtent l="0" t="0" r="7620" b="0"/>
-            <wp:docPr id="28" name="Рисунок 5767"/>
-            <wp:cNvGraphicFramePr>
-              <a:graphicFrameLocks xmlns:a="http://schemas.openxmlformats.org/drawingml/2006/main" noChangeAspect="1"/>
-            </wp:cNvGraphicFramePr>
-            <a:graphic xmlns:a="http://schemas.openxmlformats.org/drawingml/2006/main">
-              <a:graphicData uri="http://schemas.openxmlformats.org/drawingml/2006/picture">
-                <pic:pic xmlns:pic="http://schemas.openxmlformats.org/drawingml/2006/picture">
-                  <pic:nvPicPr>
-                    <pic:cNvPr id="0" name="Рисунок 5767"/>
-                    <pic:cNvPicPr>
-                      <a:picLocks noChangeAspect="1" noChangeArrowheads="1"/>
-                    </pic:cNvPicPr>
-                  </pic:nvPicPr>
-                  <pic:blipFill>
-                    <a:blip r:embed="rId25"/>
-                    <a:srcRect/>
-                    <a:stretch>
-                      <a:fillRect/>
-                    </a:stretch>
-                  </pic:blipFill>
-                  <pic:spPr bwMode="auto">
-                    <a:xfrm>
-                      <a:off x="0" y="0"/>
-                      <a:ext cx="830580" cy="228600"/>
-                    </a:xfrm>
-                    <a:prstGeom prst="rect">
-                      <a:avLst/>
-                    </a:prstGeom>
-                    <a:noFill/>
-                    <a:ln w="9525">
-                      <a:noFill/>
-                      <a:miter lim="800000"/>
-                      <a:headEnd/>
-                      <a:tailEnd/>
-                    </a:ln>
-                  </pic:spPr>
-                </pic:pic>
-              </a:graphicData>
-            </a:graphic>
-          </wp:inline>
-        </w:drawing>
-      </w:r>
-    </w:p>
-    <w:p>
-      <w:pPr>
-        <w:spacing w:line="360" w:lineRule="auto"/>
-        <w:rPr>
-          <w:sz w:val="28"/>
-          <w:szCs w:val="28"/>
-        </w:rPr>
-      </w:pPr>
-      <w:r>
-        <w:rPr>
-          <w:sz w:val="28"/>
-          <w:szCs w:val="28"/>
-        </w:rPr>
-        <w:t xml:space="preserve">12. Индуктивность коллектора </w:t>
-      </w:r>
-      <w:r>
-        <w:rPr>
-          <w:noProof/>
-          <w:position w:val="-12"/>
-          <w:sz w:val="28"/>
-          <w:szCs w:val="28"/>
-        </w:rPr>
-        <w:drawing>
-          <wp:inline distT="0" distB="0" distL="0" distR="0">
-            <wp:extent cx="662940" cy="228600"/>
-            <wp:effectExtent l="0" t="0" r="3810" b="0"/>
-            <wp:docPr id="29" name="Рисунок 5766"/>
-            <wp:cNvGraphicFramePr>
-              <a:graphicFrameLocks xmlns:a="http://schemas.openxmlformats.org/drawingml/2006/main" noChangeAspect="1"/>
-            </wp:cNvGraphicFramePr>
-            <a:graphic xmlns:a="http://schemas.openxmlformats.org/drawingml/2006/main">
-              <a:graphicData uri="http://schemas.openxmlformats.org/drawingml/2006/picture">
-                <pic:pic xmlns:pic="http://schemas.openxmlformats.org/drawingml/2006/picture">
-                  <pic:nvPicPr>
-                    <pic:cNvPr id="0" name="Рисунок 5766"/>
-                    <pic:cNvPicPr>
-                      <a:picLocks noChangeAspect="1" noChangeArrowheads="1"/>
-                    </pic:cNvPicPr>
-                  </pic:nvPicPr>
-                  <pic:blipFill>
-                    <a:blip r:embed="rId26"/>
-                    <a:srcRect/>
-                    <a:stretch>
-                      <a:fillRect/>
-                    </a:stretch>
-                  </pic:blipFill>
-                  <pic:spPr bwMode="auto">
-                    <a:xfrm>
-                      <a:off x="0" y="0"/>
-                      <a:ext cx="662940" cy="228600"/>
-                    </a:xfrm>
-                    <a:prstGeom prst="rect">
-                      <a:avLst/>
-                    </a:prstGeom>
-                    <a:noFill/>
-                    <a:ln w="9525">
-                      <a:noFill/>
-                      <a:miter lim="800000"/>
-                      <a:headEnd/>
-                      <a:tailEnd/>
-                    </a:ln>
-                  </pic:spPr>
-                </pic:pic>
-              </a:graphicData>
-            </a:graphic>
-          </wp:inline>
-        </w:drawing>
-      </w:r>
-    </w:p>
-    <w:p>
-      <w:pPr>
-        <w:spacing w:line="360" w:lineRule="auto"/>
-        <w:rPr>
-          <w:sz w:val="28"/>
-          <w:szCs w:val="28"/>
-        </w:rPr>
-      </w:pPr>
-      <w:r>
-        <w:rPr>
-          <w:sz w:val="28"/>
-          <w:szCs w:val="28"/>
-        </w:rPr>
-        <w:t>13.Тепловое сопротивление перехода коллектор-корпус транзистора</w:t>
-      </w:r>
-    </w:p>
-    <w:p>
-      <w:pPr>
-        <w:spacing w:line="360" w:lineRule="auto"/>
-        <w:rPr>
-          <w:sz w:val="28"/>
-          <w:szCs w:val="28"/>
-        </w:rPr>
-      </w:pPr>
-      <w:r>
-        <w:rPr>
-          <w:noProof/>
-          <w:position w:val="-12"/>
-          <w:sz w:val="28"/>
-          <w:szCs w:val="28"/>
-        </w:rPr>
-        <w:drawing>
-          <wp:inline distT="0" distB="0" distL="0" distR="0">
-            <wp:extent cx="1120140" cy="228600"/>
-            <wp:effectExtent l="0" t="0" r="3810" b="0"/>
-            <wp:docPr id="30" name="Рисунок 5765"/>
-            <wp:cNvGraphicFramePr>
-              <a:graphicFrameLocks xmlns:a="http://schemas.openxmlformats.org/drawingml/2006/main" noChangeAspect="1"/>
-            </wp:cNvGraphicFramePr>
-            <a:graphic xmlns:a="http://schemas.openxmlformats.org/drawingml/2006/main">
-              <a:graphicData uri="http://schemas.openxmlformats.org/drawingml/2006/picture">
-                <pic:pic xmlns:pic="http://schemas.openxmlformats.org/drawingml/2006/picture">
-                  <pic:nvPicPr>
-                    <pic:cNvPr id="0" name="Рисунок 5765"/>
-                    <pic:cNvPicPr>
-                      <a:picLocks noChangeAspect="1" noChangeArrowheads="1"/>
-                    </pic:cNvPicPr>
-                  </pic:nvPicPr>
-                  <pic:blipFill>
-                    <a:blip r:embed="rId27"/>
-                    <a:srcRect/>
-                    <a:stretch>
-                      <a:fillRect/>
-                    </a:stretch>
-                  </pic:blipFill>
-                  <pic:spPr bwMode="auto">
-                    <a:xfrm>
-                      <a:off x="0" y="0"/>
-                      <a:ext cx="1120140" cy="228600"/>
-                    </a:xfrm>
-                    <a:prstGeom prst="rect">
-                      <a:avLst/>
-                    </a:prstGeom>
-                    <a:noFill/>
-                    <a:ln w="9525">
-                      <a:noFill/>
-                      <a:miter lim="800000"/>
-                      <a:headEnd/>
-                      <a:tailEnd/>
-                    </a:ln>
-                  </pic:spPr>
-                </pic:pic>
-              </a:graphicData>
-            </a:graphic>
-          </wp:inline>
-        </w:drawing>
-      </w:r>
-      <w:r>
-        <w:rPr>
-          <w:sz w:val="28"/>
-          <w:szCs w:val="28"/>
-          <w:shd w:val="clear" w:color="auto" w:fill="FDFDFD"/>
-        </w:rPr>
-        <w:t xml:space="preserve"> </w:t>
-      </w:r>
-    </w:p>
-    <w:p>
-      <w:pPr>
-        <w:spacing w:line="360" w:lineRule="auto"/>
-        <w:rPr>
-          <w:sz w:val="28"/>
-          <w:szCs w:val="28"/>
-        </w:rPr>
-      </w:pPr>
-      <w:r>
-        <w:rPr>
-          <w:sz w:val="28"/>
-          <w:szCs w:val="28"/>
-        </w:rPr>
-        <w:t xml:space="preserve">14. Напряжение смещения </w:t>
-      </w:r>
-      <w:r>
-        <w:rPr>
-          <w:noProof/>
-          <w:position w:val="-12"/>
-          <w:sz w:val="28"/>
-          <w:szCs w:val="28"/>
-        </w:rPr>
-        <w:drawing>
-          <wp:inline distT="0" distB="0" distL="0" distR="0">
-            <wp:extent cx="441960" cy="228600"/>
-            <wp:effectExtent l="19050" t="0" r="0" b="0"/>
-            <wp:docPr id="31" name="Рисунок 5764"/>
-            <wp:cNvGraphicFramePr>
-              <a:graphicFrameLocks xmlns:a="http://schemas.openxmlformats.org/drawingml/2006/main" noChangeAspect="1"/>
-            </wp:cNvGraphicFramePr>
-            <a:graphic xmlns:a="http://schemas.openxmlformats.org/drawingml/2006/main">
-              <a:graphicData uri="http://schemas.openxmlformats.org/drawingml/2006/picture">
-                <pic:pic xmlns:pic="http://schemas.openxmlformats.org/drawingml/2006/picture">
-                  <pic:nvPicPr>
-                    <pic:cNvPr id="0" name="Рисунок 5764"/>
-                    <pic:cNvPicPr>
-                      <a:picLocks noChangeAspect="1" noChangeArrowheads="1"/>
-                    </pic:cNvPicPr>
-                  </pic:nvPicPr>
-                  <pic:blipFill>
-                    <a:blip r:embed="rId28"/>
-                    <a:srcRect/>
-                    <a:stretch>
-                      <a:fillRect/>
-                    </a:stretch>
-                  </pic:blipFill>
-                  <pic:spPr bwMode="auto">
-                    <a:xfrm>
-                      <a:off x="0" y="0"/>
-                      <a:ext cx="441960" cy="228600"/>
-                    </a:xfrm>
-                    <a:prstGeom prst="rect">
-                      <a:avLst/>
-                    </a:prstGeom>
-                    <a:noFill/>
-                    <a:ln w="9525">
-                      <a:noFill/>
-                      <a:miter lim="800000"/>
-                      <a:headEnd/>
-                      <a:tailEnd/>
-                    </a:ln>
-                  </pic:spPr>
-                </pic:pic>
-              </a:graphicData>
-            </a:graphic>
-          </wp:inline>
-        </w:drawing>
-      </w:r>
-    </w:p>
-    <w:p>
-      <w:pPr>
-        <w:spacing w:line="360" w:lineRule="auto"/>
-        <w:rPr>
-          <w:sz w:val="28"/>
-          <w:szCs w:val="28"/>
-        </w:rPr>
-      </w:pPr>
-      <w:r>
-        <w:rPr>
-          <w:sz w:val="28"/>
-          <w:szCs w:val="28"/>
-        </w:rPr>
-        <w:t xml:space="preserve">15. Напряжение на коллекторе </w:t>
-      </w:r>
-      <w:r>
-        <w:rPr>
-          <w:noProof/>
-          <w:position w:val="-12"/>
-          <w:sz w:val="28"/>
-          <w:szCs w:val="28"/>
-        </w:rPr>
-        <w:drawing>
-          <wp:inline distT="0" distB="0" distL="0" distR="0">
-            <wp:extent cx="662940" cy="228600"/>
-            <wp:effectExtent l="19050" t="0" r="3810" b="0"/>
-            <wp:docPr id="32" name="Рисунок 5763"/>
-            <wp:cNvGraphicFramePr>
-              <a:graphicFrameLocks xmlns:a="http://schemas.openxmlformats.org/drawingml/2006/main" noChangeAspect="1"/>
-            </wp:cNvGraphicFramePr>
-            <a:graphic xmlns:a="http://schemas.openxmlformats.org/drawingml/2006/main">
-              <a:graphicData uri="http://schemas.openxmlformats.org/drawingml/2006/picture">
-                <pic:pic xmlns:pic="http://schemas.openxmlformats.org/drawingml/2006/picture">
-                  <pic:nvPicPr>
-                    <pic:cNvPr id="0" name="Рисунок 5763"/>
-                    <pic:cNvPicPr>
-                      <a:picLocks noChangeAspect="1" noChangeArrowheads="1"/>
-                    </pic:cNvPicPr>
-                  </pic:nvPicPr>
-                  <pic:blipFill>
-                    <a:blip r:embed="rId29"/>
-                    <a:srcRect/>
-                    <a:stretch>
-                      <a:fillRect/>
-                    </a:stretch>
-                  </pic:blipFill>
-                  <pic:spPr bwMode="auto">
-                    <a:xfrm>
-                      <a:off x="0" y="0"/>
-                      <a:ext cx="662940" cy="228600"/>
-                    </a:xfrm>
-                    <a:prstGeom prst="rect">
-                      <a:avLst/>
-                    </a:prstGeom>
-                    <a:noFill/>
-                    <a:ln w="9525">
-                      <a:noFill/>
-                      <a:miter lim="800000"/>
-                      <a:headEnd/>
-                      <a:tailEnd/>
-                    </a:ln>
-                  </pic:spPr>
-                </pic:pic>
-              </a:graphicData>
-            </a:graphic>
-          </wp:inline>
-        </w:drawing>
-      </w:r>
-      <w:r>
-        <w:rPr>
-          <w:sz w:val="28"/>
-          <w:szCs w:val="28"/>
-        </w:rPr>
-        <w:t xml:space="preserve"> </w:t>
-      </w:r>
-    </w:p>
-    <w:p>
-      <w:pPr>
-        <w:spacing w:line="360" w:lineRule="auto"/>
-        <w:rPr>
-          <w:sz w:val="28"/>
-          <w:szCs w:val="28"/>
-        </w:rPr>
-      </w:pPr>
-      <w:r>
-        <w:rPr>
-          <w:sz w:val="28"/>
-          <w:szCs w:val="28"/>
-        </w:rPr>
-        <w:t xml:space="preserve">16. Температура окружающей среды </w:t>
-      </w:r>
-      <w:r>
-        <w:rPr>
-          <w:noProof/>
-          <w:position w:val="-14"/>
-          <w:sz w:val="28"/>
-          <w:szCs w:val="28"/>
-        </w:rPr>
-        <w:drawing>
-          <wp:inline distT="0" distB="0" distL="0" distR="0">
-            <wp:extent cx="670560" cy="228600"/>
-            <wp:effectExtent l="19050" t="0" r="0" b="0"/>
-            <wp:docPr id="33" name="Рисунок 5762"/>
-            <wp:cNvGraphicFramePr>
-              <a:graphicFrameLocks xmlns:a="http://schemas.openxmlformats.org/drawingml/2006/main" noChangeAspect="1"/>
-            </wp:cNvGraphicFramePr>
-            <a:graphic xmlns:a="http://schemas.openxmlformats.org/drawingml/2006/main">
-              <a:graphicData uri="http://schemas.openxmlformats.org/drawingml/2006/picture">
-                <pic:pic xmlns:pic="http://schemas.openxmlformats.org/drawingml/2006/picture">
-                  <pic:nvPicPr>
-                    <pic:cNvPr id="0" name="Рисунок 5762"/>
-                    <pic:cNvPicPr>
-                      <a:picLocks noChangeAspect="1" noChangeArrowheads="1"/>
-                    </pic:cNvPicPr>
-                  </pic:nvPicPr>
-                  <pic:blipFill>
-                    <a:blip r:embed="rId30"/>
-                    <a:srcRect/>
-                    <a:stretch>
-                      <a:fillRect/>
-                    </a:stretch>
-                  </pic:blipFill>
-                  <pic:spPr bwMode="auto">
-                    <a:xfrm>
-                      <a:off x="0" y="0"/>
-                      <a:ext cx="670560" cy="228600"/>
-                    </a:xfrm>
-                    <a:prstGeom prst="rect">
-                      <a:avLst/>
-                    </a:prstGeom>
-                    <a:noFill/>
-                    <a:ln w="9525">
-                      <a:noFill/>
-                      <a:miter lim="800000"/>
-                      <a:headEnd/>
-                      <a:tailEnd/>
-                    </a:ln>
-                  </pic:spPr>
-                </pic:pic>
-              </a:graphicData>
-            </a:graphic>
-          </wp:inline>
-        </w:drawing>
-      </w:r>
-      <w:r>
-        <w:rPr>
-          <w:sz w:val="28"/>
-          <w:szCs w:val="28"/>
-        </w:rPr>
-        <w:t xml:space="preserve"> </w:t>
-      </w:r>
-    </w:p>
-    <w:p>
-      <w:pPr>
-        <w:spacing w:line="360" w:lineRule="auto"/>
-        <w:rPr>
-          <w:sz w:val="28"/>
-          <w:szCs w:val="28"/>
-        </w:rPr>
-      </w:pPr>
-      <w:r>
-        <w:rPr>
-          <w:sz w:val="28"/>
-          <w:szCs w:val="28"/>
-        </w:rPr>
         <w:t xml:space="preserve">Расчет велся с использованием программы </w:t>
       </w:r>
       <w:proofErr w:type="spellStart"/>
@@ -22053,7 +22056,7 @@
                     </pic:cNvPicPr>
                   </pic:nvPicPr>
                   <pic:blipFill>
-                    <a:blip r:embed="rId31"/>
+                    <a:blip r:embed="rId24"/>
                     <a:srcRect/>
                     <a:stretch>
                       <a:fillRect/>
@@ -22138,7 +22141,7 @@
                     </pic:cNvPicPr>
                   </pic:nvPicPr>
                   <pic:blipFill>
-                    <a:blip r:embed="rId32"/>
+                    <a:blip r:embed="rId25"/>
                     <a:srcRect/>
                     <a:stretch>
                       <a:fillRect/>
@@ -22207,7 +22210,7 @@
                     </pic:cNvPicPr>
                   </pic:nvPicPr>
                   <pic:blipFill>
-                    <a:blip r:embed="rId33"/>
+                    <a:blip r:embed="rId26"/>
                     <a:srcRect/>
                     <a:stretch>
                       <a:fillRect/>
@@ -22292,7 +22295,7 @@
                     </pic:cNvPicPr>
                   </pic:nvPicPr>
                   <pic:blipFill>
-                    <a:blip r:embed="rId34"/>
+                    <a:blip r:embed="rId27"/>
                     <a:srcRect/>
                     <a:stretch>
                       <a:fillRect/>
@@ -22368,7 +22371,7 @@
                     </pic:cNvPicPr>
                   </pic:nvPicPr>
                   <pic:blipFill>
-                    <a:blip r:embed="rId35"/>
+                    <a:blip r:embed="rId28"/>
                     <a:srcRect/>
                     <a:stretch>
                       <a:fillRect/>
@@ -22437,7 +22440,7 @@
                     </pic:cNvPicPr>
                   </pic:nvPicPr>
                   <pic:blipFill>
-                    <a:blip r:embed="rId36"/>
+                    <a:blip r:embed="rId29"/>
                     <a:srcRect/>
                     <a:stretch>
                       <a:fillRect/>
@@ -22529,7 +22532,7 @@
                     </pic:cNvPicPr>
                   </pic:nvPicPr>
                   <pic:blipFill>
-                    <a:blip r:embed="rId37"/>
+                    <a:blip r:embed="rId30"/>
                     <a:srcRect/>
                     <a:stretch>
                       <a:fillRect/>
@@ -22598,7 +22601,7 @@
                     </pic:cNvPicPr>
                   </pic:nvPicPr>
                   <pic:blipFill>
-                    <a:blip r:embed="rId38"/>
+                    <a:blip r:embed="rId31"/>
                     <a:srcRect/>
                     <a:stretch>
                       <a:fillRect/>
@@ -22667,7 +22670,7 @@
                     </pic:cNvPicPr>
                   </pic:nvPicPr>
                   <pic:blipFill>
-                    <a:blip r:embed="rId39"/>
+                    <a:blip r:embed="rId32"/>
                     <a:srcRect/>
                     <a:stretch>
                       <a:fillRect/>
@@ -22743,7 +22746,7 @@
                     </pic:cNvPicPr>
                   </pic:nvPicPr>
                   <pic:blipFill>
-                    <a:blip r:embed="rId40"/>
+                    <a:blip r:embed="rId33"/>
                     <a:srcRect/>
                     <a:stretch>
                       <a:fillRect/>
@@ -22803,7 +22806,7 @@
                     </pic:cNvPicPr>
                   </pic:nvPicPr>
                   <pic:blipFill>
-                    <a:blip r:embed="rId41"/>
+                    <a:blip r:embed="rId34"/>
                     <a:srcRect/>
                     <a:stretch>
                       <a:fillRect/>
@@ -22888,7 +22891,7 @@
                     </pic:cNvPicPr>
                   </pic:nvPicPr>
                   <pic:blipFill>
-                    <a:blip r:embed="rId42"/>
+                    <a:blip r:embed="rId35"/>
                     <a:srcRect/>
                     <a:stretch>
                       <a:fillRect/>
@@ -22957,7 +22960,7 @@
                     </pic:cNvPicPr>
                   </pic:nvPicPr>
                   <pic:blipFill>
-                    <a:blip r:embed="rId43"/>
+                    <a:blip r:embed="rId36"/>
                     <a:srcRect/>
                     <a:stretch>
                       <a:fillRect/>
@@ -23033,7 +23036,7 @@
                     </pic:cNvPicPr>
                   </pic:nvPicPr>
                   <pic:blipFill>
-                    <a:blip r:embed="rId40"/>
+                    <a:blip r:embed="rId33"/>
                     <a:srcRect/>
                     <a:stretch>
                       <a:fillRect/>
@@ -23093,7 +23096,7 @@
                     </pic:cNvPicPr>
                   </pic:nvPicPr>
                   <pic:blipFill>
-                    <a:blip r:embed="rId44"/>
+                    <a:blip r:embed="rId37"/>
                     <a:srcRect/>
                     <a:stretch>
                       <a:fillRect/>
@@ -23169,7 +23172,7 @@
                     </pic:cNvPicPr>
                   </pic:nvPicPr>
                   <pic:blipFill>
-                    <a:blip r:embed="rId45"/>
+                    <a:blip r:embed="rId38"/>
                     <a:srcRect/>
                     <a:stretch>
                       <a:fillRect/>
@@ -23229,7 +23232,7 @@
                     </pic:cNvPicPr>
                   </pic:nvPicPr>
                   <pic:blipFill>
-                    <a:blip r:embed="rId46"/>
+                    <a:blip r:embed="rId39"/>
                     <a:srcRect/>
                     <a:stretch>
                       <a:fillRect/>
@@ -23321,7 +23324,7 @@
                     </pic:cNvPicPr>
                   </pic:nvPicPr>
                   <pic:blipFill>
-                    <a:blip r:embed="rId47"/>
+                    <a:blip r:embed="rId40"/>
                     <a:srcRect/>
                     <a:stretch>
                       <a:fillRect/>
@@ -23413,7 +23416,7 @@
                     </pic:cNvPicPr>
                   </pic:nvPicPr>
                   <pic:blipFill>
-                    <a:blip r:embed="rId48"/>
+                    <a:blip r:embed="rId41"/>
                     <a:srcRect/>
                     <a:stretch>
                       <a:fillRect/>
@@ -23482,7 +23485,7 @@
                     </pic:cNvPicPr>
                   </pic:nvPicPr>
                   <pic:blipFill>
-                    <a:blip r:embed="rId49"/>
+                    <a:blip r:embed="rId42"/>
                     <a:srcRect/>
                     <a:stretch>
                       <a:fillRect/>
@@ -23551,7 +23554,7 @@
                     </pic:cNvPicPr>
                   </pic:nvPicPr>
                   <pic:blipFill>
-                    <a:blip r:embed="rId50"/>
+                    <a:blip r:embed="rId43"/>
                     <a:srcRect/>
                     <a:stretch>
                       <a:fillRect/>
@@ -23620,7 +23623,7 @@
                     </pic:cNvPicPr>
                   </pic:nvPicPr>
                   <pic:blipFill>
-                    <a:blip r:embed="rId51"/>
+                    <a:blip r:embed="rId44"/>
                     <a:srcRect/>
                     <a:stretch>
                       <a:fillRect/>
@@ -23696,7 +23699,7 @@
                     </pic:cNvPicPr>
                   </pic:nvPicPr>
                   <pic:blipFill>
-                    <a:blip r:embed="rId52"/>
+                    <a:blip r:embed="rId45"/>
                     <a:srcRect/>
                     <a:stretch>
                       <a:fillRect/>
@@ -23765,7 +23768,7 @@
                     </pic:cNvPicPr>
                   </pic:nvPicPr>
                   <pic:blipFill>
-                    <a:blip r:embed="rId53"/>
+                    <a:blip r:embed="rId46"/>
                     <a:srcRect/>
                     <a:stretch>
                       <a:fillRect/>
@@ -23834,7 +23837,7 @@
                     </pic:cNvPicPr>
                   </pic:nvPicPr>
                   <pic:blipFill>
-                    <a:blip r:embed="rId54"/>
+                    <a:blip r:embed="rId47"/>
                     <a:srcRect/>
                     <a:stretch>
                       <a:fillRect/>
@@ -23903,7 +23906,7 @@
                     </pic:cNvPicPr>
                   </pic:nvPicPr>
                   <pic:blipFill>
-                    <a:blip r:embed="rId55"/>
+                    <a:blip r:embed="rId48"/>
                     <a:srcRect/>
                     <a:stretch>
                       <a:fillRect/>
@@ -23972,7 +23975,7 @@
                     </pic:cNvPicPr>
                   </pic:nvPicPr>
                   <pic:blipFill>
-                    <a:blip r:embed="rId56"/>
+                    <a:blip r:embed="rId49"/>
                     <a:srcRect/>
                     <a:stretch>
                       <a:fillRect/>
@@ -24041,7 +24044,7 @@
                     </pic:cNvPicPr>
                   </pic:nvPicPr>
                   <pic:blipFill>
-                    <a:blip r:embed="rId57"/>
+                    <a:blip r:embed="rId50"/>
                     <a:srcRect/>
                     <a:stretch>
                       <a:fillRect/>
@@ -24103,7 +24106,7 @@
                     </pic:cNvPicPr>
                   </pic:nvPicPr>
                   <pic:blipFill>
-                    <a:blip r:embed="rId58"/>
+                    <a:blip r:embed="rId51"/>
                     <a:srcRect/>
                     <a:stretch>
                       <a:fillRect/>
@@ -24172,7 +24175,7 @@
                     </pic:cNvPicPr>
                   </pic:nvPicPr>
                   <pic:blipFill>
-                    <a:blip r:embed="rId59"/>
+                    <a:blip r:embed="rId52"/>
                     <a:srcRect/>
                     <a:stretch>
                       <a:fillRect/>
@@ -24234,7 +24237,7 @@
                     </pic:cNvPicPr>
                   </pic:nvPicPr>
                   <pic:blipFill>
-                    <a:blip r:embed="rId60"/>
+                    <a:blip r:embed="rId53"/>
                     <a:srcRect/>
                     <a:stretch>
                       <a:fillRect/>
@@ -24296,7 +24299,7 @@
                     </pic:cNvPicPr>
                   </pic:nvPicPr>
                   <pic:blipFill>
-                    <a:blip r:embed="rId61"/>
+                    <a:blip r:embed="rId54"/>
                     <a:srcRect/>
                     <a:stretch>
                       <a:fillRect/>
@@ -24358,7 +24361,7 @@
                     </pic:cNvPicPr>
                   </pic:nvPicPr>
                   <pic:blipFill>
-                    <a:blip r:embed="rId62"/>
+                    <a:blip r:embed="rId55"/>
                     <a:srcRect/>
                     <a:stretch>
                       <a:fillRect/>
@@ -24420,7 +24423,7 @@
                     </pic:cNvPicPr>
                   </pic:nvPicPr>
                   <pic:blipFill>
-                    <a:blip r:embed="rId63"/>
+                    <a:blip r:embed="rId56"/>
                     <a:srcRect/>
                     <a:stretch>
                       <a:fillRect/>
@@ -24505,7 +24508,7 @@
                     </pic:cNvPicPr>
                   </pic:nvPicPr>
                   <pic:blipFill>
-                    <a:blip r:embed="rId64"/>
+                    <a:blip r:embed="rId57"/>
                     <a:srcRect/>
                     <a:stretch>
                       <a:fillRect/>
@@ -24574,7 +24577,7 @@
                     </pic:cNvPicPr>
                   </pic:nvPicPr>
                   <pic:blipFill>
-                    <a:blip r:embed="rId65"/>
+                    <a:blip r:embed="rId58"/>
                     <a:srcRect/>
                     <a:stretch>
                       <a:fillRect/>
@@ -24652,7 +24655,7 @@
                     </pic:cNvPicPr>
                   </pic:nvPicPr>
                   <pic:blipFill>
-                    <a:blip r:embed="rId66"/>
+                    <a:blip r:embed="rId59"/>
                     <a:srcRect/>
                     <a:stretch>
                       <a:fillRect/>
@@ -24714,7 +24717,7 @@
                     </pic:cNvPicPr>
                   </pic:nvPicPr>
                   <pic:blipFill>
-                    <a:blip r:embed="rId67"/>
+                    <a:blip r:embed="rId60"/>
                     <a:srcRect/>
                     <a:stretch>
                       <a:fillRect/>
@@ -24776,7 +24779,7 @@
                     </pic:cNvPicPr>
                   </pic:nvPicPr>
                   <pic:blipFill>
-                    <a:blip r:embed="rId68"/>
+                    <a:blip r:embed="rId61"/>
                     <a:srcRect/>
                     <a:stretch>
                       <a:fillRect/>
@@ -24861,7 +24864,7 @@
                     </pic:cNvPicPr>
                   </pic:nvPicPr>
                   <pic:blipFill>
-                    <a:blip r:embed="rId69"/>
+                    <a:blip r:embed="rId62"/>
                     <a:srcRect/>
                     <a:stretch>
                       <a:fillRect/>
@@ -24946,7 +24949,7 @@
                     </pic:cNvPicPr>
                   </pic:nvPicPr>
                   <pic:blipFill>
-                    <a:blip r:embed="rId70"/>
+                    <a:blip r:embed="rId63"/>
                     <a:srcRect/>
                     <a:stretch>
                       <a:fillRect/>
@@ -25031,7 +25034,7 @@
                     </pic:cNvPicPr>
                   </pic:nvPicPr>
                   <pic:blipFill>
-                    <a:blip r:embed="rId71"/>
+                    <a:blip r:embed="rId64"/>
                     <a:srcRect/>
                     <a:stretch>
                       <a:fillRect/>
@@ -25109,7 +25112,7 @@
                     </pic:cNvPicPr>
                   </pic:nvPicPr>
                   <pic:blipFill>
-                    <a:blip r:embed="rId72"/>
+                    <a:blip r:embed="rId65"/>
                     <a:srcRect/>
                     <a:stretch>
                       <a:fillRect/>

--- a/Расчёт параметров цепи.docx
+++ b/Расчёт параметров цепи.docx
@@ -20920,23 +20920,7 @@
             <w:sz w:val="28"/>
             <w:szCs w:val="28"/>
           </w:rPr>
-          <m:t>=</m:t>
-        </m:r>
-        <m:r>
-          <w:rPr>
-            <w:rFonts w:ascii="Cambria Math" w:hAnsi="Cambria Math"/>
-            <w:sz w:val="28"/>
-            <w:szCs w:val="28"/>
-          </w:rPr>
-          <m:t>280</m:t>
-        </m:r>
-        <m:r>
-          <w:rPr>
-            <w:rFonts w:ascii="Cambria Math" w:hAnsi="Cambria Math"/>
-            <w:sz w:val="28"/>
-            <w:szCs w:val="28"/>
-          </w:rPr>
-          <m:t xml:space="preserve"> мВт</m:t>
+          <m:t>=280 мВт</m:t>
         </m:r>
       </m:oMath>
       <w:r>
@@ -20994,7 +20978,6 @@
                 <w:rFonts w:ascii="Cambria Math" w:hAnsi="Cambria Math"/>
                 <w:sz w:val="28"/>
                 <w:szCs w:val="28"/>
-                <w:lang w:val="en-US"/>
               </w:rPr>
               <m:t>h</m:t>
             </m:r>
@@ -21075,15 +21058,7 @@
             <w:sz w:val="28"/>
             <w:szCs w:val="28"/>
           </w:rPr>
-          <m:t>=0,</m:t>
-        </m:r>
-        <m:r>
-          <w:rPr>
-            <w:rFonts w:ascii="Cambria Math" w:hAnsi="Cambria Math"/>
-            <w:sz w:val="28"/>
-            <w:szCs w:val="28"/>
-          </w:rPr>
-          <m:t>9</m:t>
+          <m:t>=0,9</m:t>
         </m:r>
       </m:oMath>
     </w:p>
@@ -21093,7 +21068,6 @@
         <w:rPr>
           <w:sz w:val="28"/>
           <w:szCs w:val="28"/>
-          <w:lang w:val="en-US"/>
         </w:rPr>
       </w:pPr>
       <w:r>
@@ -21240,7 +21214,6 @@
         <w:rPr>
           <w:sz w:val="28"/>
           <w:szCs w:val="28"/>
-          <w:lang w:val="en-US"/>
         </w:rPr>
       </w:pPr>
       <w:r>
@@ -21316,66 +21289,58 @@
         </w:rPr>
         <w:t xml:space="preserve">8. Сопротивление эмиттера </w:t>
       </w:r>
-      <w:r>
-        <w:rPr>
-          <w:noProof/>
-          <w:position w:val="-12"/>
-          <w:sz w:val="28"/>
-          <w:szCs w:val="28"/>
-        </w:rPr>
-        <w:drawing>
-          <wp:inline distT="0" distB="0" distL="0" distR="0">
-            <wp:extent cx="754380" cy="228600"/>
-            <wp:effectExtent l="0" t="0" r="0" b="0"/>
-            <wp:docPr id="25" name="Рисунок 5770"/>
-            <wp:cNvGraphicFramePr>
-              <a:graphicFrameLocks xmlns:a="http://schemas.openxmlformats.org/drawingml/2006/main" noChangeAspect="1"/>
-            </wp:cNvGraphicFramePr>
-            <a:graphic xmlns:a="http://schemas.openxmlformats.org/drawingml/2006/main">
-              <a:graphicData uri="http://schemas.openxmlformats.org/drawingml/2006/picture">
-                <pic:pic xmlns:pic="http://schemas.openxmlformats.org/drawingml/2006/picture">
-                  <pic:nvPicPr>
-                    <pic:cNvPr id="0" name="Рисунок 5770"/>
-                    <pic:cNvPicPr>
-                      <a:picLocks noChangeAspect="1" noChangeArrowheads="1"/>
-                    </pic:cNvPicPr>
-                  </pic:nvPicPr>
-                  <pic:blipFill>
-                    <a:blip r:embed="rId15"/>
-                    <a:srcRect/>
-                    <a:stretch>
-                      <a:fillRect/>
-                    </a:stretch>
-                  </pic:blipFill>
-                  <pic:spPr bwMode="auto">
-                    <a:xfrm>
-                      <a:off x="0" y="0"/>
-                      <a:ext cx="754380" cy="228600"/>
-                    </a:xfrm>
-                    <a:prstGeom prst="rect">
-                      <a:avLst/>
-                    </a:prstGeom>
-                    <a:noFill/>
-                    <a:ln w="9525">
-                      <a:noFill/>
-                      <a:miter lim="800000"/>
-                      <a:headEnd/>
-                      <a:tailEnd/>
-                    </a:ln>
-                  </pic:spPr>
-                </pic:pic>
-              </a:graphicData>
-            </a:graphic>
-          </wp:inline>
-        </w:drawing>
-      </w:r>
-      <w:r>
-        <w:rPr>
-          <w:sz w:val="28"/>
-          <w:szCs w:val="28"/>
-        </w:rPr>
-        <w:t xml:space="preserve"> </w:t>
-      </w:r>
+      <m:oMath>
+        <m:sSubSup>
+          <m:sSubSupPr>
+            <m:ctrlPr>
+              <w:rPr>
+                <w:rFonts w:ascii="Cambria Math" w:hAnsi="Cambria Math"/>
+                <w:i/>
+                <w:sz w:val="28"/>
+                <w:szCs w:val="28"/>
+              </w:rPr>
+            </m:ctrlPr>
+          </m:sSubSupPr>
+          <m:e>
+            <m:r>
+              <w:rPr>
+                <w:rFonts w:ascii="Cambria Math" w:hAnsi="Cambria Math"/>
+                <w:sz w:val="28"/>
+                <w:szCs w:val="28"/>
+              </w:rPr>
+              <m:t>r</m:t>
+            </m:r>
+          </m:e>
+          <m:sub>
+            <m:r>
+              <w:rPr>
+                <w:rFonts w:ascii="Cambria Math" w:hAnsi="Cambria Math"/>
+                <w:sz w:val="28"/>
+                <w:szCs w:val="28"/>
+              </w:rPr>
+              <m:t>э</m:t>
+            </m:r>
+          </m:sub>
+          <m:sup>
+            <m:r>
+              <w:rPr>
+                <w:rFonts w:ascii="Cambria Math" w:hAnsi="Cambria Math"/>
+                <w:sz w:val="28"/>
+                <w:szCs w:val="28"/>
+              </w:rPr>
+              <m:t>'</m:t>
+            </m:r>
+          </m:sup>
+        </m:sSubSup>
+        <m:r>
+          <w:rPr>
+            <w:rFonts w:ascii="Cambria Math" w:hAnsi="Cambria Math"/>
+            <w:sz w:val="28"/>
+            <w:szCs w:val="28"/>
+          </w:rPr>
+          <m:t>=0,29088 Ом.</m:t>
+        </m:r>
+      </m:oMath>
     </w:p>
     <w:p>
       <w:pPr>
@@ -21392,66 +21357,58 @@
         </w:rPr>
         <w:t xml:space="preserve">9. Сопротивление коллектора </w:t>
       </w:r>
-      <w:r>
-        <w:rPr>
-          <w:noProof/>
-          <w:position w:val="-12"/>
-          <w:sz w:val="28"/>
-          <w:szCs w:val="28"/>
-        </w:rPr>
-        <w:drawing>
-          <wp:inline distT="0" distB="0" distL="0" distR="0">
-            <wp:extent cx="670560" cy="228600"/>
-            <wp:effectExtent l="0" t="0" r="0" b="0"/>
-            <wp:docPr id="26" name="Рисунок 5769"/>
-            <wp:cNvGraphicFramePr>
-              <a:graphicFrameLocks xmlns:a="http://schemas.openxmlformats.org/drawingml/2006/main" noChangeAspect="1"/>
-            </wp:cNvGraphicFramePr>
-            <a:graphic xmlns:a="http://schemas.openxmlformats.org/drawingml/2006/main">
-              <a:graphicData uri="http://schemas.openxmlformats.org/drawingml/2006/picture">
-                <pic:pic xmlns:pic="http://schemas.openxmlformats.org/drawingml/2006/picture">
-                  <pic:nvPicPr>
-                    <pic:cNvPr id="0" name="Рисунок 5769"/>
-                    <pic:cNvPicPr>
-                      <a:picLocks noChangeAspect="1" noChangeArrowheads="1"/>
-                    </pic:cNvPicPr>
-                  </pic:nvPicPr>
-                  <pic:blipFill>
-                    <a:blip r:embed="rId16"/>
-                    <a:srcRect/>
-                    <a:stretch>
-                      <a:fillRect/>
-                    </a:stretch>
-                  </pic:blipFill>
-                  <pic:spPr bwMode="auto">
-                    <a:xfrm>
-                      <a:off x="0" y="0"/>
-                      <a:ext cx="670560" cy="228600"/>
-                    </a:xfrm>
-                    <a:prstGeom prst="rect">
-                      <a:avLst/>
-                    </a:prstGeom>
-                    <a:noFill/>
-                    <a:ln w="9525">
-                      <a:noFill/>
-                      <a:miter lim="800000"/>
-                      <a:headEnd/>
-                      <a:tailEnd/>
-                    </a:ln>
-                  </pic:spPr>
-                </pic:pic>
-              </a:graphicData>
-            </a:graphic>
-          </wp:inline>
-        </w:drawing>
-      </w:r>
-      <w:r>
-        <w:rPr>
-          <w:sz w:val="28"/>
-          <w:szCs w:val="28"/>
-        </w:rPr>
-        <w:t xml:space="preserve"> </w:t>
-      </w:r>
+      <m:oMath>
+        <m:sSubSup>
+          <m:sSubSupPr>
+            <m:ctrlPr>
+              <w:rPr>
+                <w:rFonts w:ascii="Cambria Math" w:hAnsi="Cambria Math"/>
+                <w:i/>
+                <w:sz w:val="28"/>
+                <w:szCs w:val="28"/>
+              </w:rPr>
+            </m:ctrlPr>
+          </m:sSubSupPr>
+          <m:e>
+            <m:r>
+              <w:rPr>
+                <w:rFonts w:ascii="Cambria Math" w:hAnsi="Cambria Math"/>
+                <w:sz w:val="28"/>
+                <w:szCs w:val="28"/>
+              </w:rPr>
+              <m:t>r</m:t>
+            </m:r>
+          </m:e>
+          <m:sub>
+            <m:r>
+              <w:rPr>
+                <w:rFonts w:ascii="Cambria Math" w:hAnsi="Cambria Math"/>
+                <w:sz w:val="28"/>
+                <w:szCs w:val="28"/>
+              </w:rPr>
+              <m:t>к</m:t>
+            </m:r>
+          </m:sub>
+          <m:sup>
+            <m:r>
+              <w:rPr>
+                <w:rFonts w:ascii="Cambria Math" w:hAnsi="Cambria Math"/>
+                <w:sz w:val="28"/>
+                <w:szCs w:val="28"/>
+              </w:rPr>
+              <m:t>'</m:t>
+            </m:r>
+          </m:sup>
+        </m:sSubSup>
+        <m:r>
+          <w:rPr>
+            <w:rFonts w:ascii="Cambria Math" w:hAnsi="Cambria Math"/>
+            <w:sz w:val="28"/>
+            <w:szCs w:val="28"/>
+          </w:rPr>
+          <m:t>=0,13793 Ом.</m:t>
+        </m:r>
+      </m:oMath>
     </w:p>
     <w:p>
       <w:pPr>
@@ -21468,66 +21425,49 @@
         </w:rPr>
         <w:t xml:space="preserve">10. Индуктивность базы </w:t>
       </w:r>
-      <w:r>
-        <w:rPr>
-          <w:noProof/>
-          <w:position w:val="-12"/>
-          <w:sz w:val="28"/>
-          <w:szCs w:val="28"/>
-        </w:rPr>
-        <w:drawing>
-          <wp:inline distT="0" distB="0" distL="0" distR="0">
-            <wp:extent cx="739140" cy="228600"/>
-            <wp:effectExtent l="0" t="0" r="3810" b="0"/>
-            <wp:docPr id="27" name="Рисунок 5768"/>
-            <wp:cNvGraphicFramePr>
-              <a:graphicFrameLocks xmlns:a="http://schemas.openxmlformats.org/drawingml/2006/main" noChangeAspect="1"/>
-            </wp:cNvGraphicFramePr>
-            <a:graphic xmlns:a="http://schemas.openxmlformats.org/drawingml/2006/main">
-              <a:graphicData uri="http://schemas.openxmlformats.org/drawingml/2006/picture">
-                <pic:pic xmlns:pic="http://schemas.openxmlformats.org/drawingml/2006/picture">
-                  <pic:nvPicPr>
-                    <pic:cNvPr id="0" name="Рисунок 5768"/>
-                    <pic:cNvPicPr>
-                      <a:picLocks noChangeAspect="1" noChangeArrowheads="1"/>
-                    </pic:cNvPicPr>
-                  </pic:nvPicPr>
-                  <pic:blipFill>
-                    <a:blip r:embed="rId17"/>
-                    <a:srcRect/>
-                    <a:stretch>
-                      <a:fillRect/>
-                    </a:stretch>
-                  </pic:blipFill>
-                  <pic:spPr bwMode="auto">
-                    <a:xfrm>
-                      <a:off x="0" y="0"/>
-                      <a:ext cx="739140" cy="228600"/>
-                    </a:xfrm>
-                    <a:prstGeom prst="rect">
-                      <a:avLst/>
-                    </a:prstGeom>
-                    <a:noFill/>
-                    <a:ln w="9525">
-                      <a:noFill/>
-                      <a:miter lim="800000"/>
-                      <a:headEnd/>
-                      <a:tailEnd/>
-                    </a:ln>
-                  </pic:spPr>
-                </pic:pic>
-              </a:graphicData>
-            </a:graphic>
-          </wp:inline>
-        </w:drawing>
-      </w:r>
-      <w:r>
-        <w:rPr>
-          <w:sz w:val="28"/>
-          <w:szCs w:val="28"/>
-        </w:rPr>
-        <w:t xml:space="preserve"> </w:t>
-      </w:r>
+      <m:oMath>
+        <m:sSub>
+          <m:sSubPr>
+            <m:ctrlPr>
+              <w:rPr>
+                <w:rFonts w:ascii="Cambria Math" w:hAnsi="Cambria Math"/>
+                <w:i/>
+                <w:sz w:val="28"/>
+                <w:szCs w:val="28"/>
+              </w:rPr>
+            </m:ctrlPr>
+          </m:sSubPr>
+          <m:e>
+            <m:r>
+              <w:rPr>
+                <w:rFonts w:ascii="Cambria Math" w:hAnsi="Cambria Math"/>
+                <w:sz w:val="28"/>
+                <w:szCs w:val="28"/>
+                <w:lang w:val="en-US"/>
+              </w:rPr>
+              <m:t>L</m:t>
+            </m:r>
+          </m:e>
+          <m:sub>
+            <m:r>
+              <w:rPr>
+                <w:rFonts w:ascii="Cambria Math" w:hAnsi="Cambria Math"/>
+                <w:sz w:val="28"/>
+                <w:szCs w:val="28"/>
+              </w:rPr>
+              <m:t>б</m:t>
+            </m:r>
+          </m:sub>
+        </m:sSub>
+        <m:r>
+          <w:rPr>
+            <w:rFonts w:ascii="Cambria Math" w:hAnsi="Cambria Math"/>
+            <w:sz w:val="28"/>
+            <w:szCs w:val="28"/>
+          </w:rPr>
+          <m:t>=</m:t>
+        </m:r>
+      </m:oMath>
     </w:p>
     <w:p>
       <w:pPr>
@@ -21569,7 +21509,7 @@
                     </pic:cNvPicPr>
                   </pic:nvPicPr>
                   <pic:blipFill>
-                    <a:blip r:embed="rId18"/>
+                    <a:blip r:embed="rId15"/>
                     <a:srcRect/>
                     <a:stretch>
                       <a:fillRect/>
@@ -21633,6 +21573,230 @@
                 <pic:pic xmlns:pic="http://schemas.openxmlformats.org/drawingml/2006/picture">
                   <pic:nvPicPr>
                     <pic:cNvPr id="0" name="Рисунок 5766"/>
+                    <pic:cNvPicPr>
+                      <a:picLocks noChangeAspect="1" noChangeArrowheads="1"/>
+                    </pic:cNvPicPr>
+                  </pic:nvPicPr>
+                  <pic:blipFill>
+                    <a:blip r:embed="rId16"/>
+                    <a:srcRect/>
+                    <a:stretch>
+                      <a:fillRect/>
+                    </a:stretch>
+                  </pic:blipFill>
+                  <pic:spPr bwMode="auto">
+                    <a:xfrm>
+                      <a:off x="0" y="0"/>
+                      <a:ext cx="662940" cy="228600"/>
+                    </a:xfrm>
+                    <a:prstGeom prst="rect">
+                      <a:avLst/>
+                    </a:prstGeom>
+                    <a:noFill/>
+                    <a:ln w="9525">
+                      <a:noFill/>
+                      <a:miter lim="800000"/>
+                      <a:headEnd/>
+                      <a:tailEnd/>
+                    </a:ln>
+                  </pic:spPr>
+                </pic:pic>
+              </a:graphicData>
+            </a:graphic>
+          </wp:inline>
+        </w:drawing>
+      </w:r>
+    </w:p>
+    <w:p>
+      <w:pPr>
+        <w:spacing w:line="360" w:lineRule="auto"/>
+        <w:rPr>
+          <w:sz w:val="28"/>
+          <w:szCs w:val="28"/>
+        </w:rPr>
+      </w:pPr>
+      <w:r>
+        <w:rPr>
+          <w:sz w:val="28"/>
+          <w:szCs w:val="28"/>
+        </w:rPr>
+        <w:t>13.Тепловое сопротивление перехода коллектор-корпус транзистора</w:t>
+      </w:r>
+    </w:p>
+    <w:p>
+      <w:pPr>
+        <w:spacing w:line="360" w:lineRule="auto"/>
+        <w:rPr>
+          <w:sz w:val="28"/>
+          <w:szCs w:val="28"/>
+        </w:rPr>
+      </w:pPr>
+      <w:r>
+        <w:rPr>
+          <w:noProof/>
+          <w:position w:val="-12"/>
+          <w:sz w:val="28"/>
+          <w:szCs w:val="28"/>
+        </w:rPr>
+        <w:drawing>
+          <wp:inline distT="0" distB="0" distL="0" distR="0">
+            <wp:extent cx="1120140" cy="228600"/>
+            <wp:effectExtent l="0" t="0" r="3810" b="0"/>
+            <wp:docPr id="30" name="Рисунок 5765"/>
+            <wp:cNvGraphicFramePr>
+              <a:graphicFrameLocks xmlns:a="http://schemas.openxmlformats.org/drawingml/2006/main" noChangeAspect="1"/>
+            </wp:cNvGraphicFramePr>
+            <a:graphic xmlns:a="http://schemas.openxmlformats.org/drawingml/2006/main">
+              <a:graphicData uri="http://schemas.openxmlformats.org/drawingml/2006/picture">
+                <pic:pic xmlns:pic="http://schemas.openxmlformats.org/drawingml/2006/picture">
+                  <pic:nvPicPr>
+                    <pic:cNvPr id="0" name="Рисунок 5765"/>
+                    <pic:cNvPicPr>
+                      <a:picLocks noChangeAspect="1" noChangeArrowheads="1"/>
+                    </pic:cNvPicPr>
+                  </pic:nvPicPr>
+                  <pic:blipFill>
+                    <a:blip r:embed="rId17"/>
+                    <a:srcRect/>
+                    <a:stretch>
+                      <a:fillRect/>
+                    </a:stretch>
+                  </pic:blipFill>
+                  <pic:spPr bwMode="auto">
+                    <a:xfrm>
+                      <a:off x="0" y="0"/>
+                      <a:ext cx="1120140" cy="228600"/>
+                    </a:xfrm>
+                    <a:prstGeom prst="rect">
+                      <a:avLst/>
+                    </a:prstGeom>
+                    <a:noFill/>
+                    <a:ln w="9525">
+                      <a:noFill/>
+                      <a:miter lim="800000"/>
+                      <a:headEnd/>
+                      <a:tailEnd/>
+                    </a:ln>
+                  </pic:spPr>
+                </pic:pic>
+              </a:graphicData>
+            </a:graphic>
+          </wp:inline>
+        </w:drawing>
+      </w:r>
+      <w:r>
+        <w:rPr>
+          <w:sz w:val="28"/>
+          <w:szCs w:val="28"/>
+          <w:shd w:val="clear" w:color="auto" w:fill="FDFDFD"/>
+        </w:rPr>
+        <w:t xml:space="preserve"> </w:t>
+      </w:r>
+    </w:p>
+    <w:p>
+      <w:pPr>
+        <w:spacing w:line="360" w:lineRule="auto"/>
+        <w:rPr>
+          <w:sz w:val="28"/>
+          <w:szCs w:val="28"/>
+        </w:rPr>
+      </w:pPr>
+      <w:r>
+        <w:rPr>
+          <w:sz w:val="28"/>
+          <w:szCs w:val="28"/>
+        </w:rPr>
+        <w:t xml:space="preserve">14. Напряжение смещения </w:t>
+      </w:r>
+      <w:r>
+        <w:rPr>
+          <w:noProof/>
+          <w:position w:val="-12"/>
+          <w:sz w:val="28"/>
+          <w:szCs w:val="28"/>
+        </w:rPr>
+        <w:drawing>
+          <wp:inline distT="0" distB="0" distL="0" distR="0">
+            <wp:extent cx="441960" cy="228600"/>
+            <wp:effectExtent l="19050" t="0" r="0" b="0"/>
+            <wp:docPr id="31" name="Рисунок 5764"/>
+            <wp:cNvGraphicFramePr>
+              <a:graphicFrameLocks xmlns:a="http://schemas.openxmlformats.org/drawingml/2006/main" noChangeAspect="1"/>
+            </wp:cNvGraphicFramePr>
+            <a:graphic xmlns:a="http://schemas.openxmlformats.org/drawingml/2006/main">
+              <a:graphicData uri="http://schemas.openxmlformats.org/drawingml/2006/picture">
+                <pic:pic xmlns:pic="http://schemas.openxmlformats.org/drawingml/2006/picture">
+                  <pic:nvPicPr>
+                    <pic:cNvPr id="0" name="Рисунок 5764"/>
+                    <pic:cNvPicPr>
+                      <a:picLocks noChangeAspect="1" noChangeArrowheads="1"/>
+                    </pic:cNvPicPr>
+                  </pic:nvPicPr>
+                  <pic:blipFill>
+                    <a:blip r:embed="rId18"/>
+                    <a:srcRect/>
+                    <a:stretch>
+                      <a:fillRect/>
+                    </a:stretch>
+                  </pic:blipFill>
+                  <pic:spPr bwMode="auto">
+                    <a:xfrm>
+                      <a:off x="0" y="0"/>
+                      <a:ext cx="441960" cy="228600"/>
+                    </a:xfrm>
+                    <a:prstGeom prst="rect">
+                      <a:avLst/>
+                    </a:prstGeom>
+                    <a:noFill/>
+                    <a:ln w="9525">
+                      <a:noFill/>
+                      <a:miter lim="800000"/>
+                      <a:headEnd/>
+                      <a:tailEnd/>
+                    </a:ln>
+                  </pic:spPr>
+                </pic:pic>
+              </a:graphicData>
+            </a:graphic>
+          </wp:inline>
+        </w:drawing>
+      </w:r>
+    </w:p>
+    <w:p>
+      <w:pPr>
+        <w:spacing w:line="360" w:lineRule="auto"/>
+        <w:rPr>
+          <w:sz w:val="28"/>
+          <w:szCs w:val="28"/>
+        </w:rPr>
+      </w:pPr>
+      <w:r>
+        <w:rPr>
+          <w:sz w:val="28"/>
+          <w:szCs w:val="28"/>
+        </w:rPr>
+        <w:t xml:space="preserve">15. Напряжение на коллекторе </w:t>
+      </w:r>
+      <w:r>
+        <w:rPr>
+          <w:noProof/>
+          <w:position w:val="-12"/>
+          <w:sz w:val="28"/>
+          <w:szCs w:val="28"/>
+        </w:rPr>
+        <w:drawing>
+          <wp:inline distT="0" distB="0" distL="0" distR="0">
+            <wp:extent cx="662940" cy="228600"/>
+            <wp:effectExtent l="19050" t="0" r="3810" b="0"/>
+            <wp:docPr id="32" name="Рисунок 5763"/>
+            <wp:cNvGraphicFramePr>
+              <a:graphicFrameLocks xmlns:a="http://schemas.openxmlformats.org/drawingml/2006/main" noChangeAspect="1"/>
+            </wp:cNvGraphicFramePr>
+            <a:graphic xmlns:a="http://schemas.openxmlformats.org/drawingml/2006/main">
+              <a:graphicData uri="http://schemas.openxmlformats.org/drawingml/2006/picture">
+                <pic:pic xmlns:pic="http://schemas.openxmlformats.org/drawingml/2006/picture">
+                  <pic:nvPicPr>
+                    <pic:cNvPr id="0" name="Рисунок 5763"/>
                     <pic:cNvPicPr>
                       <a:picLocks noChangeAspect="1" noChangeArrowheads="1"/>
                     </pic:cNvPicPr>
@@ -21666,230 +21830,6 @@
           </wp:inline>
         </w:drawing>
       </w:r>
-    </w:p>
-    <w:p>
-      <w:pPr>
-        <w:spacing w:line="360" w:lineRule="auto"/>
-        <w:rPr>
-          <w:sz w:val="28"/>
-          <w:szCs w:val="28"/>
-        </w:rPr>
-      </w:pPr>
-      <w:r>
-        <w:rPr>
-          <w:sz w:val="28"/>
-          <w:szCs w:val="28"/>
-        </w:rPr>
-        <w:t>13.Тепловое сопротивление перехода коллектор-корпус транзистора</w:t>
-      </w:r>
-    </w:p>
-    <w:p>
-      <w:pPr>
-        <w:spacing w:line="360" w:lineRule="auto"/>
-        <w:rPr>
-          <w:sz w:val="28"/>
-          <w:szCs w:val="28"/>
-        </w:rPr>
-      </w:pPr>
-      <w:r>
-        <w:rPr>
-          <w:noProof/>
-          <w:position w:val="-12"/>
-          <w:sz w:val="28"/>
-          <w:szCs w:val="28"/>
-        </w:rPr>
-        <w:drawing>
-          <wp:inline distT="0" distB="0" distL="0" distR="0">
-            <wp:extent cx="1120140" cy="228600"/>
-            <wp:effectExtent l="0" t="0" r="3810" b="0"/>
-            <wp:docPr id="30" name="Рисунок 5765"/>
-            <wp:cNvGraphicFramePr>
-              <a:graphicFrameLocks xmlns:a="http://schemas.openxmlformats.org/drawingml/2006/main" noChangeAspect="1"/>
-            </wp:cNvGraphicFramePr>
-            <a:graphic xmlns:a="http://schemas.openxmlformats.org/drawingml/2006/main">
-              <a:graphicData uri="http://schemas.openxmlformats.org/drawingml/2006/picture">
-                <pic:pic xmlns:pic="http://schemas.openxmlformats.org/drawingml/2006/picture">
-                  <pic:nvPicPr>
-                    <pic:cNvPr id="0" name="Рисунок 5765"/>
-                    <pic:cNvPicPr>
-                      <a:picLocks noChangeAspect="1" noChangeArrowheads="1"/>
-                    </pic:cNvPicPr>
-                  </pic:nvPicPr>
-                  <pic:blipFill>
-                    <a:blip r:embed="rId20"/>
-                    <a:srcRect/>
-                    <a:stretch>
-                      <a:fillRect/>
-                    </a:stretch>
-                  </pic:blipFill>
-                  <pic:spPr bwMode="auto">
-                    <a:xfrm>
-                      <a:off x="0" y="0"/>
-                      <a:ext cx="1120140" cy="228600"/>
-                    </a:xfrm>
-                    <a:prstGeom prst="rect">
-                      <a:avLst/>
-                    </a:prstGeom>
-                    <a:noFill/>
-                    <a:ln w="9525">
-                      <a:noFill/>
-                      <a:miter lim="800000"/>
-                      <a:headEnd/>
-                      <a:tailEnd/>
-                    </a:ln>
-                  </pic:spPr>
-                </pic:pic>
-              </a:graphicData>
-            </a:graphic>
-          </wp:inline>
-        </w:drawing>
-      </w:r>
-      <w:r>
-        <w:rPr>
-          <w:sz w:val="28"/>
-          <w:szCs w:val="28"/>
-          <w:shd w:val="clear" w:color="auto" w:fill="FDFDFD"/>
-        </w:rPr>
-        <w:t xml:space="preserve"> </w:t>
-      </w:r>
-    </w:p>
-    <w:p>
-      <w:pPr>
-        <w:spacing w:line="360" w:lineRule="auto"/>
-        <w:rPr>
-          <w:sz w:val="28"/>
-          <w:szCs w:val="28"/>
-        </w:rPr>
-      </w:pPr>
-      <w:r>
-        <w:rPr>
-          <w:sz w:val="28"/>
-          <w:szCs w:val="28"/>
-        </w:rPr>
-        <w:t xml:space="preserve">14. Напряжение смещения </w:t>
-      </w:r>
-      <w:r>
-        <w:rPr>
-          <w:noProof/>
-          <w:position w:val="-12"/>
-          <w:sz w:val="28"/>
-          <w:szCs w:val="28"/>
-        </w:rPr>
-        <w:drawing>
-          <wp:inline distT="0" distB="0" distL="0" distR="0">
-            <wp:extent cx="441960" cy="228600"/>
-            <wp:effectExtent l="19050" t="0" r="0" b="0"/>
-            <wp:docPr id="31" name="Рисунок 5764"/>
-            <wp:cNvGraphicFramePr>
-              <a:graphicFrameLocks xmlns:a="http://schemas.openxmlformats.org/drawingml/2006/main" noChangeAspect="1"/>
-            </wp:cNvGraphicFramePr>
-            <a:graphic xmlns:a="http://schemas.openxmlformats.org/drawingml/2006/main">
-              <a:graphicData uri="http://schemas.openxmlformats.org/drawingml/2006/picture">
-                <pic:pic xmlns:pic="http://schemas.openxmlformats.org/drawingml/2006/picture">
-                  <pic:nvPicPr>
-                    <pic:cNvPr id="0" name="Рисунок 5764"/>
-                    <pic:cNvPicPr>
-                      <a:picLocks noChangeAspect="1" noChangeArrowheads="1"/>
-                    </pic:cNvPicPr>
-                  </pic:nvPicPr>
-                  <pic:blipFill>
-                    <a:blip r:embed="rId21"/>
-                    <a:srcRect/>
-                    <a:stretch>
-                      <a:fillRect/>
-                    </a:stretch>
-                  </pic:blipFill>
-                  <pic:spPr bwMode="auto">
-                    <a:xfrm>
-                      <a:off x="0" y="0"/>
-                      <a:ext cx="441960" cy="228600"/>
-                    </a:xfrm>
-                    <a:prstGeom prst="rect">
-                      <a:avLst/>
-                    </a:prstGeom>
-                    <a:noFill/>
-                    <a:ln w="9525">
-                      <a:noFill/>
-                      <a:miter lim="800000"/>
-                      <a:headEnd/>
-                      <a:tailEnd/>
-                    </a:ln>
-                  </pic:spPr>
-                </pic:pic>
-              </a:graphicData>
-            </a:graphic>
-          </wp:inline>
-        </w:drawing>
-      </w:r>
-    </w:p>
-    <w:p>
-      <w:pPr>
-        <w:spacing w:line="360" w:lineRule="auto"/>
-        <w:rPr>
-          <w:sz w:val="28"/>
-          <w:szCs w:val="28"/>
-        </w:rPr>
-      </w:pPr>
-      <w:r>
-        <w:rPr>
-          <w:sz w:val="28"/>
-          <w:szCs w:val="28"/>
-        </w:rPr>
-        <w:t xml:space="preserve">15. Напряжение на коллекторе </w:t>
-      </w:r>
-      <w:r>
-        <w:rPr>
-          <w:noProof/>
-          <w:position w:val="-12"/>
-          <w:sz w:val="28"/>
-          <w:szCs w:val="28"/>
-        </w:rPr>
-        <w:drawing>
-          <wp:inline distT="0" distB="0" distL="0" distR="0">
-            <wp:extent cx="662940" cy="228600"/>
-            <wp:effectExtent l="19050" t="0" r="3810" b="0"/>
-            <wp:docPr id="32" name="Рисунок 5763"/>
-            <wp:cNvGraphicFramePr>
-              <a:graphicFrameLocks xmlns:a="http://schemas.openxmlformats.org/drawingml/2006/main" noChangeAspect="1"/>
-            </wp:cNvGraphicFramePr>
-            <a:graphic xmlns:a="http://schemas.openxmlformats.org/drawingml/2006/main">
-              <a:graphicData uri="http://schemas.openxmlformats.org/drawingml/2006/picture">
-                <pic:pic xmlns:pic="http://schemas.openxmlformats.org/drawingml/2006/picture">
-                  <pic:nvPicPr>
-                    <pic:cNvPr id="0" name="Рисунок 5763"/>
-                    <pic:cNvPicPr>
-                      <a:picLocks noChangeAspect="1" noChangeArrowheads="1"/>
-                    </pic:cNvPicPr>
-                  </pic:nvPicPr>
-                  <pic:blipFill>
-                    <a:blip r:embed="rId22"/>
-                    <a:srcRect/>
-                    <a:stretch>
-                      <a:fillRect/>
-                    </a:stretch>
-                  </pic:blipFill>
-                  <pic:spPr bwMode="auto">
-                    <a:xfrm>
-                      <a:off x="0" y="0"/>
-                      <a:ext cx="662940" cy="228600"/>
-                    </a:xfrm>
-                    <a:prstGeom prst="rect">
-                      <a:avLst/>
-                    </a:prstGeom>
-                    <a:noFill/>
-                    <a:ln w="9525">
-                      <a:noFill/>
-                      <a:miter lim="800000"/>
-                      <a:headEnd/>
-                      <a:tailEnd/>
-                    </a:ln>
-                  </pic:spPr>
-                </pic:pic>
-              </a:graphicData>
-            </a:graphic>
-          </wp:inline>
-        </w:drawing>
-      </w:r>
       <w:r>
         <w:rPr>
           <w:sz w:val="28"/>
@@ -21938,7 +21878,7 @@
                     </pic:cNvPicPr>
                   </pic:nvPicPr>
                   <pic:blipFill>
-                    <a:blip r:embed="rId23"/>
+                    <a:blip r:embed="rId20"/>
                     <a:srcRect/>
                     <a:stretch>
                       <a:fillRect/>
@@ -22056,7 +21996,7 @@
                     </pic:cNvPicPr>
                   </pic:nvPicPr>
                   <pic:blipFill>
-                    <a:blip r:embed="rId24"/>
+                    <a:blip r:embed="rId21"/>
                     <a:srcRect/>
                     <a:stretch>
                       <a:fillRect/>
@@ -22141,7 +22081,7 @@
                     </pic:cNvPicPr>
                   </pic:nvPicPr>
                   <pic:blipFill>
-                    <a:blip r:embed="rId25"/>
+                    <a:blip r:embed="rId22"/>
                     <a:srcRect/>
                     <a:stretch>
                       <a:fillRect/>
@@ -22210,7 +22150,7 @@
                     </pic:cNvPicPr>
                   </pic:nvPicPr>
                   <pic:blipFill>
-                    <a:blip r:embed="rId26"/>
+                    <a:blip r:embed="rId23"/>
                     <a:srcRect/>
                     <a:stretch>
                       <a:fillRect/>
@@ -22295,7 +22235,7 @@
                     </pic:cNvPicPr>
                   </pic:nvPicPr>
                   <pic:blipFill>
-                    <a:blip r:embed="rId27"/>
+                    <a:blip r:embed="rId24"/>
                     <a:srcRect/>
                     <a:stretch>
                       <a:fillRect/>
@@ -22371,7 +22311,7 @@
                     </pic:cNvPicPr>
                   </pic:nvPicPr>
                   <pic:blipFill>
-                    <a:blip r:embed="rId28"/>
+                    <a:blip r:embed="rId25"/>
                     <a:srcRect/>
                     <a:stretch>
                       <a:fillRect/>
@@ -22440,7 +22380,7 @@
                     </pic:cNvPicPr>
                   </pic:nvPicPr>
                   <pic:blipFill>
-                    <a:blip r:embed="rId29"/>
+                    <a:blip r:embed="rId26"/>
                     <a:srcRect/>
                     <a:stretch>
                       <a:fillRect/>
@@ -22532,7 +22472,7 @@
                     </pic:cNvPicPr>
                   </pic:nvPicPr>
                   <pic:blipFill>
-                    <a:blip r:embed="rId30"/>
+                    <a:blip r:embed="rId27"/>
                     <a:srcRect/>
                     <a:stretch>
                       <a:fillRect/>
@@ -22601,7 +22541,7 @@
                     </pic:cNvPicPr>
                   </pic:nvPicPr>
                   <pic:blipFill>
-                    <a:blip r:embed="rId31"/>
+                    <a:blip r:embed="rId28"/>
                     <a:srcRect/>
                     <a:stretch>
                       <a:fillRect/>
@@ -22670,7 +22610,7 @@
                     </pic:cNvPicPr>
                   </pic:nvPicPr>
                   <pic:blipFill>
-                    <a:blip r:embed="rId32"/>
+                    <a:blip r:embed="rId29"/>
                     <a:srcRect/>
                     <a:stretch>
                       <a:fillRect/>
@@ -22746,7 +22686,7 @@
                     </pic:cNvPicPr>
                   </pic:nvPicPr>
                   <pic:blipFill>
-                    <a:blip r:embed="rId33"/>
+                    <a:blip r:embed="rId30"/>
                     <a:srcRect/>
                     <a:stretch>
                       <a:fillRect/>
@@ -22806,7 +22746,7 @@
                     </pic:cNvPicPr>
                   </pic:nvPicPr>
                   <pic:blipFill>
-                    <a:blip r:embed="rId34"/>
+                    <a:blip r:embed="rId31"/>
                     <a:srcRect/>
                     <a:stretch>
                       <a:fillRect/>
@@ -22891,7 +22831,7 @@
                     </pic:cNvPicPr>
                   </pic:nvPicPr>
                   <pic:blipFill>
-                    <a:blip r:embed="rId35"/>
+                    <a:blip r:embed="rId32"/>
                     <a:srcRect/>
                     <a:stretch>
                       <a:fillRect/>
@@ -22960,7 +22900,7 @@
                     </pic:cNvPicPr>
                   </pic:nvPicPr>
                   <pic:blipFill>
-                    <a:blip r:embed="rId36"/>
+                    <a:blip r:embed="rId33"/>
                     <a:srcRect/>
                     <a:stretch>
                       <a:fillRect/>
@@ -23036,7 +22976,7 @@
                     </pic:cNvPicPr>
                   </pic:nvPicPr>
                   <pic:blipFill>
-                    <a:blip r:embed="rId33"/>
+                    <a:blip r:embed="rId30"/>
                     <a:srcRect/>
                     <a:stretch>
                       <a:fillRect/>
@@ -23096,7 +23036,7 @@
                     </pic:cNvPicPr>
                   </pic:nvPicPr>
                   <pic:blipFill>
-                    <a:blip r:embed="rId37"/>
+                    <a:blip r:embed="rId34"/>
                     <a:srcRect/>
                     <a:stretch>
                       <a:fillRect/>
@@ -23172,7 +23112,7 @@
                     </pic:cNvPicPr>
                   </pic:nvPicPr>
                   <pic:blipFill>
-                    <a:blip r:embed="rId38"/>
+                    <a:blip r:embed="rId35"/>
                     <a:srcRect/>
                     <a:stretch>
                       <a:fillRect/>
@@ -23232,7 +23172,7 @@
                     </pic:cNvPicPr>
                   </pic:nvPicPr>
                   <pic:blipFill>
-                    <a:blip r:embed="rId39"/>
+                    <a:blip r:embed="rId36"/>
                     <a:srcRect/>
                     <a:stretch>
                       <a:fillRect/>
@@ -23324,7 +23264,7 @@
                     </pic:cNvPicPr>
                   </pic:nvPicPr>
                   <pic:blipFill>
-                    <a:blip r:embed="rId40"/>
+                    <a:blip r:embed="rId37"/>
                     <a:srcRect/>
                     <a:stretch>
                       <a:fillRect/>
@@ -23416,7 +23356,7 @@
                     </pic:cNvPicPr>
                   </pic:nvPicPr>
                   <pic:blipFill>
-                    <a:blip r:embed="rId41"/>
+                    <a:blip r:embed="rId38"/>
                     <a:srcRect/>
                     <a:stretch>
                       <a:fillRect/>
@@ -23485,7 +23425,7 @@
                     </pic:cNvPicPr>
                   </pic:nvPicPr>
                   <pic:blipFill>
-                    <a:blip r:embed="rId42"/>
+                    <a:blip r:embed="rId39"/>
                     <a:srcRect/>
                     <a:stretch>
                       <a:fillRect/>
@@ -23554,7 +23494,7 @@
                     </pic:cNvPicPr>
                   </pic:nvPicPr>
                   <pic:blipFill>
-                    <a:blip r:embed="rId43"/>
+                    <a:blip r:embed="rId40"/>
                     <a:srcRect/>
                     <a:stretch>
                       <a:fillRect/>
@@ -23623,7 +23563,7 @@
                     </pic:cNvPicPr>
                   </pic:nvPicPr>
                   <pic:blipFill>
-                    <a:blip r:embed="rId44"/>
+                    <a:blip r:embed="rId41"/>
                     <a:srcRect/>
                     <a:stretch>
                       <a:fillRect/>
@@ -23699,7 +23639,7 @@
                     </pic:cNvPicPr>
                   </pic:nvPicPr>
                   <pic:blipFill>
-                    <a:blip r:embed="rId45"/>
+                    <a:blip r:embed="rId42"/>
                     <a:srcRect/>
                     <a:stretch>
                       <a:fillRect/>
@@ -23768,7 +23708,7 @@
                     </pic:cNvPicPr>
                   </pic:nvPicPr>
                   <pic:blipFill>
-                    <a:blip r:embed="rId46"/>
+                    <a:blip r:embed="rId43"/>
                     <a:srcRect/>
                     <a:stretch>
                       <a:fillRect/>
@@ -23837,7 +23777,7 @@
                     </pic:cNvPicPr>
                   </pic:nvPicPr>
                   <pic:blipFill>
-                    <a:blip r:embed="rId47"/>
+                    <a:blip r:embed="rId44"/>
                     <a:srcRect/>
                     <a:stretch>
                       <a:fillRect/>
@@ -23906,7 +23846,7 @@
                     </pic:cNvPicPr>
                   </pic:nvPicPr>
                   <pic:blipFill>
-                    <a:blip r:embed="rId48"/>
+                    <a:blip r:embed="rId45"/>
                     <a:srcRect/>
                     <a:stretch>
                       <a:fillRect/>
@@ -23975,7 +23915,7 @@
                     </pic:cNvPicPr>
                   </pic:nvPicPr>
                   <pic:blipFill>
-                    <a:blip r:embed="rId49"/>
+                    <a:blip r:embed="rId46"/>
                     <a:srcRect/>
                     <a:stretch>
                       <a:fillRect/>
@@ -24044,7 +23984,7 @@
                     </pic:cNvPicPr>
                   </pic:nvPicPr>
                   <pic:blipFill>
-                    <a:blip r:embed="rId50"/>
+                    <a:blip r:embed="rId47"/>
                     <a:srcRect/>
                     <a:stretch>
                       <a:fillRect/>
@@ -24106,7 +24046,7 @@
                     </pic:cNvPicPr>
                   </pic:nvPicPr>
                   <pic:blipFill>
-                    <a:blip r:embed="rId51"/>
+                    <a:blip r:embed="rId48"/>
                     <a:srcRect/>
                     <a:stretch>
                       <a:fillRect/>
@@ -24175,7 +24115,7 @@
                     </pic:cNvPicPr>
                   </pic:nvPicPr>
                   <pic:blipFill>
-                    <a:blip r:embed="rId52"/>
+                    <a:blip r:embed="rId49"/>
                     <a:srcRect/>
                     <a:stretch>
                       <a:fillRect/>
@@ -24237,7 +24177,7 @@
                     </pic:cNvPicPr>
                   </pic:nvPicPr>
                   <pic:blipFill>
-                    <a:blip r:embed="rId53"/>
+                    <a:blip r:embed="rId50"/>
                     <a:srcRect/>
                     <a:stretch>
                       <a:fillRect/>
@@ -24299,7 +24239,7 @@
                     </pic:cNvPicPr>
                   </pic:nvPicPr>
                   <pic:blipFill>
-                    <a:blip r:embed="rId54"/>
+                    <a:blip r:embed="rId51"/>
                     <a:srcRect/>
                     <a:stretch>
                       <a:fillRect/>
@@ -24361,7 +24301,7 @@
                     </pic:cNvPicPr>
                   </pic:nvPicPr>
                   <pic:blipFill>
-                    <a:blip r:embed="rId55"/>
+                    <a:blip r:embed="rId52"/>
                     <a:srcRect/>
                     <a:stretch>
                       <a:fillRect/>
@@ -24423,7 +24363,7 @@
                     </pic:cNvPicPr>
                   </pic:nvPicPr>
                   <pic:blipFill>
-                    <a:blip r:embed="rId56"/>
+                    <a:blip r:embed="rId53"/>
                     <a:srcRect/>
                     <a:stretch>
                       <a:fillRect/>
@@ -24508,7 +24448,7 @@
                     </pic:cNvPicPr>
                   </pic:nvPicPr>
                   <pic:blipFill>
-                    <a:blip r:embed="rId57"/>
+                    <a:blip r:embed="rId54"/>
                     <a:srcRect/>
                     <a:stretch>
                       <a:fillRect/>
@@ -24577,7 +24517,7 @@
                     </pic:cNvPicPr>
                   </pic:nvPicPr>
                   <pic:blipFill>
-                    <a:blip r:embed="rId58"/>
+                    <a:blip r:embed="rId55"/>
                     <a:srcRect/>
                     <a:stretch>
                       <a:fillRect/>
@@ -24655,7 +24595,7 @@
                     </pic:cNvPicPr>
                   </pic:nvPicPr>
                   <pic:blipFill>
-                    <a:blip r:embed="rId59"/>
+                    <a:blip r:embed="rId56"/>
                     <a:srcRect/>
                     <a:stretch>
                       <a:fillRect/>
@@ -24717,7 +24657,7 @@
                     </pic:cNvPicPr>
                   </pic:nvPicPr>
                   <pic:blipFill>
-                    <a:blip r:embed="rId60"/>
+                    <a:blip r:embed="rId57"/>
                     <a:srcRect/>
                     <a:stretch>
                       <a:fillRect/>
@@ -24779,7 +24719,7 @@
                     </pic:cNvPicPr>
                   </pic:nvPicPr>
                   <pic:blipFill>
-                    <a:blip r:embed="rId61"/>
+                    <a:blip r:embed="rId58"/>
                     <a:srcRect/>
                     <a:stretch>
                       <a:fillRect/>
@@ -24864,7 +24804,7 @@
                     </pic:cNvPicPr>
                   </pic:nvPicPr>
                   <pic:blipFill>
-                    <a:blip r:embed="rId62"/>
+                    <a:blip r:embed="rId59"/>
                     <a:srcRect/>
                     <a:stretch>
                       <a:fillRect/>
@@ -24949,7 +24889,7 @@
                     </pic:cNvPicPr>
                   </pic:nvPicPr>
                   <pic:blipFill>
-                    <a:blip r:embed="rId63"/>
+                    <a:blip r:embed="rId60"/>
                     <a:srcRect/>
                     <a:stretch>
                       <a:fillRect/>
@@ -25034,7 +24974,7 @@
                     </pic:cNvPicPr>
                   </pic:nvPicPr>
                   <pic:blipFill>
-                    <a:blip r:embed="rId64"/>
+                    <a:blip r:embed="rId61"/>
                     <a:srcRect/>
                     <a:stretch>
                       <a:fillRect/>
@@ -25112,7 +25052,7 @@
                     </pic:cNvPicPr>
                   </pic:nvPicPr>
                   <pic:blipFill>
-                    <a:blip r:embed="rId65"/>
+                    <a:blip r:embed="rId62"/>
                     <a:srcRect/>
                     <a:stretch>
                       <a:fillRect/>

--- a/Расчёт параметров цепи.docx
+++ b/Расчёт параметров цепи.docx
@@ -21467,7 +21467,22 @@
           </w:rPr>
           <m:t>=</m:t>
         </m:r>
+        <m:r>
+          <w:rPr>
+            <w:rFonts w:ascii="Cambria Math" w:hAnsi="Cambria Math"/>
+            <w:sz w:val="28"/>
+            <w:szCs w:val="28"/>
+          </w:rPr>
+          <m:t>0,51</m:t>
+        </m:r>
       </m:oMath>
+      <w:r>
+        <w:rPr>
+          <w:sz w:val="28"/>
+          <w:szCs w:val="28"/>
+        </w:rPr>
+        <w:t xml:space="preserve"> нГн.</w:t>
+      </w:r>
     </w:p>
     <w:p>
       <w:pPr>
@@ -21484,6 +21499,148 @@
         </w:rPr>
         <w:t xml:space="preserve">11. Индуктивность эмиттера </w:t>
       </w:r>
+      <m:oMath>
+        <m:sSub>
+          <m:sSubPr>
+            <m:ctrlPr>
+              <w:rPr>
+                <w:rFonts w:ascii="Cambria Math" w:hAnsi="Cambria Math"/>
+                <w:i/>
+                <w:sz w:val="28"/>
+                <w:szCs w:val="28"/>
+              </w:rPr>
+            </m:ctrlPr>
+          </m:sSubPr>
+          <m:e>
+            <m:r>
+              <w:rPr>
+                <w:rFonts w:ascii="Cambria Math" w:hAnsi="Cambria Math"/>
+                <w:sz w:val="28"/>
+                <w:szCs w:val="28"/>
+                <w:lang w:val="en-US"/>
+              </w:rPr>
+              <m:t>L</m:t>
+            </m:r>
+          </m:e>
+          <m:sub>
+            <m:r>
+              <w:rPr>
+                <w:rFonts w:ascii="Cambria Math" w:hAnsi="Cambria Math"/>
+                <w:sz w:val="28"/>
+                <w:szCs w:val="28"/>
+              </w:rPr>
+              <m:t>э</m:t>
+            </m:r>
+          </m:sub>
+        </m:sSub>
+        <m:r>
+          <w:rPr>
+            <w:rFonts w:ascii="Cambria Math" w:hAnsi="Cambria Math"/>
+            <w:sz w:val="28"/>
+            <w:szCs w:val="28"/>
+          </w:rPr>
+          <m:t>=0,61</m:t>
+        </m:r>
+      </m:oMath>
+      <w:r>
+        <w:rPr>
+          <w:sz w:val="28"/>
+          <w:szCs w:val="28"/>
+        </w:rPr>
+        <w:t xml:space="preserve"> нГн.</w:t>
+      </w:r>
+    </w:p>
+    <w:p>
+      <w:pPr>
+        <w:spacing w:line="360" w:lineRule="auto"/>
+        <w:rPr>
+          <w:sz w:val="28"/>
+          <w:szCs w:val="28"/>
+          <w:lang w:val="en-US"/>
+        </w:rPr>
+      </w:pPr>
+      <w:r>
+        <w:rPr>
+          <w:sz w:val="28"/>
+          <w:szCs w:val="28"/>
+        </w:rPr>
+        <w:t xml:space="preserve">12. Индуктивность коллектора </w:t>
+      </w:r>
+      <m:oMath>
+        <m:sSub>
+          <m:sSubPr>
+            <m:ctrlPr>
+              <w:rPr>
+                <w:rFonts w:ascii="Cambria Math" w:hAnsi="Cambria Math"/>
+                <w:i/>
+                <w:sz w:val="28"/>
+                <w:szCs w:val="28"/>
+              </w:rPr>
+            </m:ctrlPr>
+          </m:sSubPr>
+          <m:e>
+            <m:r>
+              <w:rPr>
+                <w:rFonts w:ascii="Cambria Math" w:hAnsi="Cambria Math"/>
+                <w:sz w:val="28"/>
+                <w:szCs w:val="28"/>
+                <w:lang w:val="en-US"/>
+              </w:rPr>
+              <m:t>L</m:t>
+            </m:r>
+          </m:e>
+          <m:sub>
+            <m:r>
+              <w:rPr>
+                <w:rFonts w:ascii="Cambria Math" w:hAnsi="Cambria Math"/>
+                <w:sz w:val="28"/>
+                <w:szCs w:val="28"/>
+              </w:rPr>
+              <m:t>к</m:t>
+            </m:r>
+          </m:sub>
+        </m:sSub>
+        <m:r>
+          <w:rPr>
+            <w:rFonts w:ascii="Cambria Math" w:hAnsi="Cambria Math"/>
+            <w:sz w:val="28"/>
+            <w:szCs w:val="28"/>
+          </w:rPr>
+          <m:t>=0,49</m:t>
+        </m:r>
+      </m:oMath>
+      <w:r>
+        <w:rPr>
+          <w:sz w:val="28"/>
+          <w:szCs w:val="28"/>
+        </w:rPr>
+        <w:t xml:space="preserve"> нГн.</w:t>
+      </w:r>
+    </w:p>
+    <w:p>
+      <w:pPr>
+        <w:spacing w:line="360" w:lineRule="auto"/>
+        <w:rPr>
+          <w:sz w:val="28"/>
+          <w:szCs w:val="28"/>
+        </w:rPr>
+      </w:pPr>
+      <w:r>
+        <w:rPr>
+          <w:sz w:val="28"/>
+          <w:szCs w:val="28"/>
+        </w:rPr>
+        <w:t>13.Тепловое сопротивление перехода коллектор-корпус транзистора</w:t>
+      </w:r>
+    </w:p>
+    <w:p>
+      <w:pPr>
+        <w:spacing w:line="360" w:lineRule="auto"/>
+        <w:rPr>
+          <w:sz w:val="28"/>
+          <w:szCs w:val="28"/>
+        </w:rPr>
+      </w:pPr>
       <w:r>
         <w:rPr>
           <w:noProof/>
@@ -21493,9 +21650,9 @@
         </w:rPr>
         <w:drawing>
           <wp:inline distT="0" distB="0" distL="0" distR="0">
-            <wp:extent cx="830580" cy="228600"/>
-            <wp:effectExtent l="0" t="0" r="7620" b="0"/>
-            <wp:docPr id="28" name="Рисунок 5767"/>
+            <wp:extent cx="1120140" cy="228600"/>
+            <wp:effectExtent l="0" t="0" r="3810" b="0"/>
+            <wp:docPr id="30" name="Рисунок 5765"/>
             <wp:cNvGraphicFramePr>
               <a:graphicFrameLocks xmlns:a="http://schemas.openxmlformats.org/drawingml/2006/main" noChangeAspect="1"/>
             </wp:cNvGraphicFramePr>
@@ -21503,7 +21660,7 @@
               <a:graphicData uri="http://schemas.openxmlformats.org/drawingml/2006/picture">
                 <pic:pic xmlns:pic="http://schemas.openxmlformats.org/drawingml/2006/picture">
                   <pic:nvPicPr>
-                    <pic:cNvPr id="0" name="Рисунок 5767"/>
+                    <pic:cNvPr id="0" name="Рисунок 5765"/>
                     <pic:cNvPicPr>
                       <a:picLocks noChangeAspect="1" noChangeArrowheads="1"/>
                     </pic:cNvPicPr>
@@ -21518,7 +21675,7 @@
                   <pic:spPr bwMode="auto">
                     <a:xfrm>
                       <a:off x="0" y="0"/>
-                      <a:ext cx="830580" cy="228600"/>
+                      <a:ext cx="1120140" cy="228600"/>
                     </a:xfrm>
                     <a:prstGeom prst="rect">
                       <a:avLst/>
@@ -21537,6 +21694,14 @@
           </wp:inline>
         </w:drawing>
       </w:r>
+      <w:r>
+        <w:rPr>
+          <w:sz w:val="28"/>
+          <w:szCs w:val="28"/>
+          <w:shd w:val="clear" w:color="auto" w:fill="FDFDFD"/>
+        </w:rPr>
+        <w:t xml:space="preserve"> </w:t>
+      </w:r>
     </w:p>
     <w:p>
       <w:pPr>
@@ -21551,7 +21716,82 @@
           <w:sz w:val="28"/>
           <w:szCs w:val="28"/>
         </w:rPr>
-        <w:t xml:space="preserve">12. Индуктивность коллектора </w:t>
+        <w:t xml:space="preserve">14. Напряжение смещения </w:t>
+      </w:r>
+      <m:oMath>
+        <m:sSub>
+          <m:sSubPr>
+            <m:ctrlPr>
+              <w:rPr>
+                <w:rFonts w:ascii="Cambria Math" w:hAnsi="Cambria Math"/>
+                <w:i/>
+                <w:sz w:val="28"/>
+                <w:szCs w:val="28"/>
+              </w:rPr>
+            </m:ctrlPr>
+          </m:sSubPr>
+          <m:e>
+            <m:r>
+              <w:rPr>
+                <w:rFonts w:ascii="Cambria Math" w:hAnsi="Cambria Math"/>
+                <w:sz w:val="28"/>
+                <w:szCs w:val="28"/>
+              </w:rPr>
+              <m:t>U</m:t>
+            </m:r>
+          </m:e>
+          <m:sub>
+            <m:r>
+              <w:rPr>
+                <w:rFonts w:ascii="Cambria Math" w:hAnsi="Cambria Math"/>
+                <w:sz w:val="28"/>
+                <w:szCs w:val="28"/>
+              </w:rPr>
+              <m:t>в</m:t>
+            </m:r>
+            <w:proofErr w:type="gramStart"/>
+            <m:r>
+              <w:rPr>
+                <w:rFonts w:ascii="Cambria Math" w:hAnsi="Cambria Math"/>
+                <w:sz w:val="28"/>
+                <w:szCs w:val="28"/>
+              </w:rPr>
+              <m:t>0</m:t>
+            </m:r>
+            <w:proofErr w:type="gramEnd"/>
+          </m:sub>
+        </m:sSub>
+        <m:r>
+          <w:rPr>
+            <w:rFonts w:ascii="Cambria Math" w:hAnsi="Cambria Math"/>
+            <w:sz w:val="28"/>
+            <w:szCs w:val="28"/>
+          </w:rPr>
+          <m:t>=0,75</m:t>
+        </m:r>
+      </m:oMath>
+      <w:r>
+        <w:rPr>
+          <w:sz w:val="28"/>
+          <w:szCs w:val="28"/>
+        </w:rPr>
+        <w:t xml:space="preserve"> В.</w:t>
+      </w:r>
+    </w:p>
+    <w:p>
+      <w:pPr>
+        <w:spacing w:line="360" w:lineRule="auto"/>
+        <w:rPr>
+          <w:sz w:val="28"/>
+          <w:szCs w:val="28"/>
+        </w:rPr>
+      </w:pPr>
+      <w:r>
+        <w:rPr>
+          <w:sz w:val="28"/>
+          <w:szCs w:val="28"/>
+        </w:rPr>
+        <w:t xml:space="preserve">15. Напряжение на коллекторе </w:t>
       </w:r>
       <w:r>
         <w:rPr>
@@ -21563,8 +21803,8 @@
         <w:drawing>
           <wp:inline distT="0" distB="0" distL="0" distR="0">
             <wp:extent cx="662940" cy="228600"/>
-            <wp:effectExtent l="0" t="0" r="3810" b="0"/>
-            <wp:docPr id="29" name="Рисунок 5766"/>
+            <wp:effectExtent l="19050" t="0" r="3810" b="0"/>
+            <wp:docPr id="32" name="Рисунок 5763"/>
             <wp:cNvGraphicFramePr>
               <a:graphicFrameLocks xmlns:a="http://schemas.openxmlformats.org/drawingml/2006/main" noChangeAspect="1"/>
             </wp:cNvGraphicFramePr>
@@ -21572,7 +21812,7 @@
               <a:graphicData uri="http://schemas.openxmlformats.org/drawingml/2006/picture">
                 <pic:pic xmlns:pic="http://schemas.openxmlformats.org/drawingml/2006/picture">
                   <pic:nvPicPr>
-                    <pic:cNvPr id="0" name="Рисунок 5766"/>
+                    <pic:cNvPr id="0" name="Рисунок 5763"/>
                     <pic:cNvPicPr>
                       <a:picLocks noChangeAspect="1" noChangeArrowheads="1"/>
                     </pic:cNvPicPr>
@@ -21606,230 +21846,6 @@
           </wp:inline>
         </w:drawing>
       </w:r>
-    </w:p>
-    <w:p>
-      <w:pPr>
-        <w:spacing w:line="360" w:lineRule="auto"/>
-        <w:rPr>
-          <w:sz w:val="28"/>
-          <w:szCs w:val="28"/>
-        </w:rPr>
-      </w:pPr>
-      <w:r>
-        <w:rPr>
-          <w:sz w:val="28"/>
-          <w:szCs w:val="28"/>
-        </w:rPr>
-        <w:t>13.Тепловое сопротивление перехода коллектор-корпус транзистора</w:t>
-      </w:r>
-    </w:p>
-    <w:p>
-      <w:pPr>
-        <w:spacing w:line="360" w:lineRule="auto"/>
-        <w:rPr>
-          <w:sz w:val="28"/>
-          <w:szCs w:val="28"/>
-        </w:rPr>
-      </w:pPr>
-      <w:r>
-        <w:rPr>
-          <w:noProof/>
-          <w:position w:val="-12"/>
-          <w:sz w:val="28"/>
-          <w:szCs w:val="28"/>
-        </w:rPr>
-        <w:drawing>
-          <wp:inline distT="0" distB="0" distL="0" distR="0">
-            <wp:extent cx="1120140" cy="228600"/>
-            <wp:effectExtent l="0" t="0" r="3810" b="0"/>
-            <wp:docPr id="30" name="Рисунок 5765"/>
-            <wp:cNvGraphicFramePr>
-              <a:graphicFrameLocks xmlns:a="http://schemas.openxmlformats.org/drawingml/2006/main" noChangeAspect="1"/>
-            </wp:cNvGraphicFramePr>
-            <a:graphic xmlns:a="http://schemas.openxmlformats.org/drawingml/2006/main">
-              <a:graphicData uri="http://schemas.openxmlformats.org/drawingml/2006/picture">
-                <pic:pic xmlns:pic="http://schemas.openxmlformats.org/drawingml/2006/picture">
-                  <pic:nvPicPr>
-                    <pic:cNvPr id="0" name="Рисунок 5765"/>
-                    <pic:cNvPicPr>
-                      <a:picLocks noChangeAspect="1" noChangeArrowheads="1"/>
-                    </pic:cNvPicPr>
-                  </pic:nvPicPr>
-                  <pic:blipFill>
-                    <a:blip r:embed="rId17"/>
-                    <a:srcRect/>
-                    <a:stretch>
-                      <a:fillRect/>
-                    </a:stretch>
-                  </pic:blipFill>
-                  <pic:spPr bwMode="auto">
-                    <a:xfrm>
-                      <a:off x="0" y="0"/>
-                      <a:ext cx="1120140" cy="228600"/>
-                    </a:xfrm>
-                    <a:prstGeom prst="rect">
-                      <a:avLst/>
-                    </a:prstGeom>
-                    <a:noFill/>
-                    <a:ln w="9525">
-                      <a:noFill/>
-                      <a:miter lim="800000"/>
-                      <a:headEnd/>
-                      <a:tailEnd/>
-                    </a:ln>
-                  </pic:spPr>
-                </pic:pic>
-              </a:graphicData>
-            </a:graphic>
-          </wp:inline>
-        </w:drawing>
-      </w:r>
-      <w:r>
-        <w:rPr>
-          <w:sz w:val="28"/>
-          <w:szCs w:val="28"/>
-          <w:shd w:val="clear" w:color="auto" w:fill="FDFDFD"/>
-        </w:rPr>
-        <w:t xml:space="preserve"> </w:t>
-      </w:r>
-    </w:p>
-    <w:p>
-      <w:pPr>
-        <w:spacing w:line="360" w:lineRule="auto"/>
-        <w:rPr>
-          <w:sz w:val="28"/>
-          <w:szCs w:val="28"/>
-        </w:rPr>
-      </w:pPr>
-      <w:r>
-        <w:rPr>
-          <w:sz w:val="28"/>
-          <w:szCs w:val="28"/>
-        </w:rPr>
-        <w:t xml:space="preserve">14. Напряжение смещения </w:t>
-      </w:r>
-      <w:r>
-        <w:rPr>
-          <w:noProof/>
-          <w:position w:val="-12"/>
-          <w:sz w:val="28"/>
-          <w:szCs w:val="28"/>
-        </w:rPr>
-        <w:drawing>
-          <wp:inline distT="0" distB="0" distL="0" distR="0">
-            <wp:extent cx="441960" cy="228600"/>
-            <wp:effectExtent l="19050" t="0" r="0" b="0"/>
-            <wp:docPr id="31" name="Рисунок 5764"/>
-            <wp:cNvGraphicFramePr>
-              <a:graphicFrameLocks xmlns:a="http://schemas.openxmlformats.org/drawingml/2006/main" noChangeAspect="1"/>
-            </wp:cNvGraphicFramePr>
-            <a:graphic xmlns:a="http://schemas.openxmlformats.org/drawingml/2006/main">
-              <a:graphicData uri="http://schemas.openxmlformats.org/drawingml/2006/picture">
-                <pic:pic xmlns:pic="http://schemas.openxmlformats.org/drawingml/2006/picture">
-                  <pic:nvPicPr>
-                    <pic:cNvPr id="0" name="Рисунок 5764"/>
-                    <pic:cNvPicPr>
-                      <a:picLocks noChangeAspect="1" noChangeArrowheads="1"/>
-                    </pic:cNvPicPr>
-                  </pic:nvPicPr>
-                  <pic:blipFill>
-                    <a:blip r:embed="rId18"/>
-                    <a:srcRect/>
-                    <a:stretch>
-                      <a:fillRect/>
-                    </a:stretch>
-                  </pic:blipFill>
-                  <pic:spPr bwMode="auto">
-                    <a:xfrm>
-                      <a:off x="0" y="0"/>
-                      <a:ext cx="441960" cy="228600"/>
-                    </a:xfrm>
-                    <a:prstGeom prst="rect">
-                      <a:avLst/>
-                    </a:prstGeom>
-                    <a:noFill/>
-                    <a:ln w="9525">
-                      <a:noFill/>
-                      <a:miter lim="800000"/>
-                      <a:headEnd/>
-                      <a:tailEnd/>
-                    </a:ln>
-                  </pic:spPr>
-                </pic:pic>
-              </a:graphicData>
-            </a:graphic>
-          </wp:inline>
-        </w:drawing>
-      </w:r>
-    </w:p>
-    <w:p>
-      <w:pPr>
-        <w:spacing w:line="360" w:lineRule="auto"/>
-        <w:rPr>
-          <w:sz w:val="28"/>
-          <w:szCs w:val="28"/>
-        </w:rPr>
-      </w:pPr>
-      <w:r>
-        <w:rPr>
-          <w:sz w:val="28"/>
-          <w:szCs w:val="28"/>
-        </w:rPr>
-        <w:t xml:space="preserve">15. Напряжение на коллекторе </w:t>
-      </w:r>
-      <w:r>
-        <w:rPr>
-          <w:noProof/>
-          <w:position w:val="-12"/>
-          <w:sz w:val="28"/>
-          <w:szCs w:val="28"/>
-        </w:rPr>
-        <w:drawing>
-          <wp:inline distT="0" distB="0" distL="0" distR="0">
-            <wp:extent cx="662940" cy="228600"/>
-            <wp:effectExtent l="19050" t="0" r="3810" b="0"/>
-            <wp:docPr id="32" name="Рисунок 5763"/>
-            <wp:cNvGraphicFramePr>
-              <a:graphicFrameLocks xmlns:a="http://schemas.openxmlformats.org/drawingml/2006/main" noChangeAspect="1"/>
-            </wp:cNvGraphicFramePr>
-            <a:graphic xmlns:a="http://schemas.openxmlformats.org/drawingml/2006/main">
-              <a:graphicData uri="http://schemas.openxmlformats.org/drawingml/2006/picture">
-                <pic:pic xmlns:pic="http://schemas.openxmlformats.org/drawingml/2006/picture">
-                  <pic:nvPicPr>
-                    <pic:cNvPr id="0" name="Рисунок 5763"/>
-                    <pic:cNvPicPr>
-                      <a:picLocks noChangeAspect="1" noChangeArrowheads="1"/>
-                    </pic:cNvPicPr>
-                  </pic:nvPicPr>
-                  <pic:blipFill>
-                    <a:blip r:embed="rId19"/>
-                    <a:srcRect/>
-                    <a:stretch>
-                      <a:fillRect/>
-                    </a:stretch>
-                  </pic:blipFill>
-                  <pic:spPr bwMode="auto">
-                    <a:xfrm>
-                      <a:off x="0" y="0"/>
-                      <a:ext cx="662940" cy="228600"/>
-                    </a:xfrm>
-                    <a:prstGeom prst="rect">
-                      <a:avLst/>
-                    </a:prstGeom>
-                    <a:noFill/>
-                    <a:ln w="9525">
-                      <a:noFill/>
-                      <a:miter lim="800000"/>
-                      <a:headEnd/>
-                      <a:tailEnd/>
-                    </a:ln>
-                  </pic:spPr>
-                </pic:pic>
-              </a:graphicData>
-            </a:graphic>
-          </wp:inline>
-        </w:drawing>
-      </w:r>
       <w:r>
         <w:rPr>
           <w:sz w:val="28"/>
@@ -21878,7 +21894,7 @@
                     </pic:cNvPicPr>
                   </pic:nvPicPr>
                   <pic:blipFill>
-                    <a:blip r:embed="rId20"/>
+                    <a:blip r:embed="rId17"/>
                     <a:srcRect/>
                     <a:stretch>
                       <a:fillRect/>
@@ -21996,7 +22012,7 @@
                     </pic:cNvPicPr>
                   </pic:nvPicPr>
                   <pic:blipFill>
-                    <a:blip r:embed="rId21"/>
+                    <a:blip r:embed="rId18"/>
                     <a:srcRect/>
                     <a:stretch>
                       <a:fillRect/>
@@ -22081,7 +22097,7 @@
                     </pic:cNvPicPr>
                   </pic:nvPicPr>
                   <pic:blipFill>
-                    <a:blip r:embed="rId22"/>
+                    <a:blip r:embed="rId19"/>
                     <a:srcRect/>
                     <a:stretch>
                       <a:fillRect/>
@@ -22150,7 +22166,7 @@
                     </pic:cNvPicPr>
                   </pic:nvPicPr>
                   <pic:blipFill>
-                    <a:blip r:embed="rId23"/>
+                    <a:blip r:embed="rId20"/>
                     <a:srcRect/>
                     <a:stretch>
                       <a:fillRect/>
@@ -22235,7 +22251,7 @@
                     </pic:cNvPicPr>
                   </pic:nvPicPr>
                   <pic:blipFill>
-                    <a:blip r:embed="rId24"/>
+                    <a:blip r:embed="rId21"/>
                     <a:srcRect/>
                     <a:stretch>
                       <a:fillRect/>
@@ -22311,7 +22327,7 @@
                     </pic:cNvPicPr>
                   </pic:nvPicPr>
                   <pic:blipFill>
-                    <a:blip r:embed="rId25"/>
+                    <a:blip r:embed="rId22"/>
                     <a:srcRect/>
                     <a:stretch>
                       <a:fillRect/>
@@ -22380,7 +22396,7 @@
                     </pic:cNvPicPr>
                   </pic:nvPicPr>
                   <pic:blipFill>
-                    <a:blip r:embed="rId26"/>
+                    <a:blip r:embed="rId23"/>
                     <a:srcRect/>
                     <a:stretch>
                       <a:fillRect/>
@@ -22472,7 +22488,7 @@
                     </pic:cNvPicPr>
                   </pic:nvPicPr>
                   <pic:blipFill>
-                    <a:blip r:embed="rId27"/>
+                    <a:blip r:embed="rId24"/>
                     <a:srcRect/>
                     <a:stretch>
                       <a:fillRect/>
@@ -22541,7 +22557,7 @@
                     </pic:cNvPicPr>
                   </pic:nvPicPr>
                   <pic:blipFill>
-                    <a:blip r:embed="rId28"/>
+                    <a:blip r:embed="rId25"/>
                     <a:srcRect/>
                     <a:stretch>
                       <a:fillRect/>
@@ -22610,7 +22626,7 @@
                     </pic:cNvPicPr>
                   </pic:nvPicPr>
                   <pic:blipFill>
-                    <a:blip r:embed="rId29"/>
+                    <a:blip r:embed="rId26"/>
                     <a:srcRect/>
                     <a:stretch>
                       <a:fillRect/>
@@ -22686,7 +22702,7 @@
                     </pic:cNvPicPr>
                   </pic:nvPicPr>
                   <pic:blipFill>
-                    <a:blip r:embed="rId30"/>
+                    <a:blip r:embed="rId27"/>
                     <a:srcRect/>
                     <a:stretch>
                       <a:fillRect/>
@@ -22746,7 +22762,7 @@
                     </pic:cNvPicPr>
                   </pic:nvPicPr>
                   <pic:blipFill>
-                    <a:blip r:embed="rId31"/>
+                    <a:blip r:embed="rId28"/>
                     <a:srcRect/>
                     <a:stretch>
                       <a:fillRect/>
@@ -22831,7 +22847,7 @@
                     </pic:cNvPicPr>
                   </pic:nvPicPr>
                   <pic:blipFill>
-                    <a:blip r:embed="rId32"/>
+                    <a:blip r:embed="rId29"/>
                     <a:srcRect/>
                     <a:stretch>
                       <a:fillRect/>
@@ -22900,7 +22916,7 @@
                     </pic:cNvPicPr>
                   </pic:nvPicPr>
                   <pic:blipFill>
-                    <a:blip r:embed="rId33"/>
+                    <a:blip r:embed="rId30"/>
                     <a:srcRect/>
                     <a:stretch>
                       <a:fillRect/>
@@ -22976,7 +22992,7 @@
                     </pic:cNvPicPr>
                   </pic:nvPicPr>
                   <pic:blipFill>
-                    <a:blip r:embed="rId30"/>
+                    <a:blip r:embed="rId27"/>
                     <a:srcRect/>
                     <a:stretch>
                       <a:fillRect/>
@@ -23036,7 +23052,7 @@
                     </pic:cNvPicPr>
                   </pic:nvPicPr>
                   <pic:blipFill>
-                    <a:blip r:embed="rId34"/>
+                    <a:blip r:embed="rId31"/>
                     <a:srcRect/>
                     <a:stretch>
                       <a:fillRect/>
@@ -23112,7 +23128,7 @@
                     </pic:cNvPicPr>
                   </pic:nvPicPr>
                   <pic:blipFill>
-                    <a:blip r:embed="rId35"/>
+                    <a:blip r:embed="rId32"/>
                     <a:srcRect/>
                     <a:stretch>
                       <a:fillRect/>
@@ -23172,7 +23188,7 @@
                     </pic:cNvPicPr>
                   </pic:nvPicPr>
                   <pic:blipFill>
-                    <a:blip r:embed="rId36"/>
+                    <a:blip r:embed="rId33"/>
                     <a:srcRect/>
                     <a:stretch>
                       <a:fillRect/>
@@ -23264,7 +23280,7 @@
                     </pic:cNvPicPr>
                   </pic:nvPicPr>
                   <pic:blipFill>
-                    <a:blip r:embed="rId37"/>
+                    <a:blip r:embed="rId34"/>
                     <a:srcRect/>
                     <a:stretch>
                       <a:fillRect/>
@@ -23356,7 +23372,7 @@
                     </pic:cNvPicPr>
                   </pic:nvPicPr>
                   <pic:blipFill>
-                    <a:blip r:embed="rId38"/>
+                    <a:blip r:embed="rId35"/>
                     <a:srcRect/>
                     <a:stretch>
                       <a:fillRect/>
@@ -23425,7 +23441,7 @@
                     </pic:cNvPicPr>
                   </pic:nvPicPr>
                   <pic:blipFill>
-                    <a:blip r:embed="rId39"/>
+                    <a:blip r:embed="rId36"/>
                     <a:srcRect/>
                     <a:stretch>
                       <a:fillRect/>
@@ -23494,7 +23510,7 @@
                     </pic:cNvPicPr>
                   </pic:nvPicPr>
                   <pic:blipFill>
-                    <a:blip r:embed="rId40"/>
+                    <a:blip r:embed="rId37"/>
                     <a:srcRect/>
                     <a:stretch>
                       <a:fillRect/>
@@ -23563,7 +23579,7 @@
                     </pic:cNvPicPr>
                   </pic:nvPicPr>
                   <pic:blipFill>
-                    <a:blip r:embed="rId41"/>
+                    <a:blip r:embed="rId38"/>
                     <a:srcRect/>
                     <a:stretch>
                       <a:fillRect/>
@@ -23639,7 +23655,7 @@
                     </pic:cNvPicPr>
                   </pic:nvPicPr>
                   <pic:blipFill>
-                    <a:blip r:embed="rId42"/>
+                    <a:blip r:embed="rId39"/>
                     <a:srcRect/>
                     <a:stretch>
                       <a:fillRect/>
@@ -23708,7 +23724,7 @@
                     </pic:cNvPicPr>
                   </pic:nvPicPr>
                   <pic:blipFill>
-                    <a:blip r:embed="rId43"/>
+                    <a:blip r:embed="rId40"/>
                     <a:srcRect/>
                     <a:stretch>
                       <a:fillRect/>
@@ -23777,7 +23793,7 @@
                     </pic:cNvPicPr>
                   </pic:nvPicPr>
                   <pic:blipFill>
-                    <a:blip r:embed="rId44"/>
+                    <a:blip r:embed="rId41"/>
                     <a:srcRect/>
                     <a:stretch>
                       <a:fillRect/>
@@ -23846,7 +23862,7 @@
                     </pic:cNvPicPr>
                   </pic:nvPicPr>
                   <pic:blipFill>
-                    <a:blip r:embed="rId45"/>
+                    <a:blip r:embed="rId42"/>
                     <a:srcRect/>
                     <a:stretch>
                       <a:fillRect/>
@@ -23915,7 +23931,7 @@
                     </pic:cNvPicPr>
                   </pic:nvPicPr>
                   <pic:blipFill>
-                    <a:blip r:embed="rId46"/>
+                    <a:blip r:embed="rId43"/>
                     <a:srcRect/>
                     <a:stretch>
                       <a:fillRect/>
@@ -23984,7 +24000,7 @@
                     </pic:cNvPicPr>
                   </pic:nvPicPr>
                   <pic:blipFill>
-                    <a:blip r:embed="rId47"/>
+                    <a:blip r:embed="rId44"/>
                     <a:srcRect/>
                     <a:stretch>
                       <a:fillRect/>
@@ -24046,7 +24062,7 @@
                     </pic:cNvPicPr>
                   </pic:nvPicPr>
                   <pic:blipFill>
-                    <a:blip r:embed="rId48"/>
+                    <a:blip r:embed="rId45"/>
                     <a:srcRect/>
                     <a:stretch>
                       <a:fillRect/>
@@ -24115,7 +24131,7 @@
                     </pic:cNvPicPr>
                   </pic:nvPicPr>
                   <pic:blipFill>
-                    <a:blip r:embed="rId49"/>
+                    <a:blip r:embed="rId46"/>
                     <a:srcRect/>
                     <a:stretch>
                       <a:fillRect/>
@@ -24177,7 +24193,7 @@
                     </pic:cNvPicPr>
                   </pic:nvPicPr>
                   <pic:blipFill>
-                    <a:blip r:embed="rId50"/>
+                    <a:blip r:embed="rId47"/>
                     <a:srcRect/>
                     <a:stretch>
                       <a:fillRect/>
@@ -24239,7 +24255,7 @@
                     </pic:cNvPicPr>
                   </pic:nvPicPr>
                   <pic:blipFill>
-                    <a:blip r:embed="rId51"/>
+                    <a:blip r:embed="rId48"/>
                     <a:srcRect/>
                     <a:stretch>
                       <a:fillRect/>
@@ -24301,7 +24317,7 @@
                     </pic:cNvPicPr>
                   </pic:nvPicPr>
                   <pic:blipFill>
-                    <a:blip r:embed="rId52"/>
+                    <a:blip r:embed="rId49"/>
                     <a:srcRect/>
                     <a:stretch>
                       <a:fillRect/>
@@ -24363,7 +24379,7 @@
                     </pic:cNvPicPr>
                   </pic:nvPicPr>
                   <pic:blipFill>
-                    <a:blip r:embed="rId53"/>
+                    <a:blip r:embed="rId50"/>
                     <a:srcRect/>
                     <a:stretch>
                       <a:fillRect/>
@@ -24448,7 +24464,7 @@
                     </pic:cNvPicPr>
                   </pic:nvPicPr>
                   <pic:blipFill>
-                    <a:blip r:embed="rId54"/>
+                    <a:blip r:embed="rId51"/>
                     <a:srcRect/>
                     <a:stretch>
                       <a:fillRect/>
@@ -24517,7 +24533,7 @@
                     </pic:cNvPicPr>
                   </pic:nvPicPr>
                   <pic:blipFill>
-                    <a:blip r:embed="rId55"/>
+                    <a:blip r:embed="rId52"/>
                     <a:srcRect/>
                     <a:stretch>
                       <a:fillRect/>
@@ -24595,7 +24611,7 @@
                     </pic:cNvPicPr>
                   </pic:nvPicPr>
                   <pic:blipFill>
-                    <a:blip r:embed="rId56"/>
+                    <a:blip r:embed="rId53"/>
                     <a:srcRect/>
                     <a:stretch>
                       <a:fillRect/>
@@ -24657,7 +24673,7 @@
                     </pic:cNvPicPr>
                   </pic:nvPicPr>
                   <pic:blipFill>
-                    <a:blip r:embed="rId57"/>
+                    <a:blip r:embed="rId54"/>
                     <a:srcRect/>
                     <a:stretch>
                       <a:fillRect/>
@@ -24719,7 +24735,7 @@
                     </pic:cNvPicPr>
                   </pic:nvPicPr>
                   <pic:blipFill>
-                    <a:blip r:embed="rId58"/>
+                    <a:blip r:embed="rId55"/>
                     <a:srcRect/>
                     <a:stretch>
                       <a:fillRect/>
@@ -24804,7 +24820,7 @@
                     </pic:cNvPicPr>
                   </pic:nvPicPr>
                   <pic:blipFill>
-                    <a:blip r:embed="rId59"/>
+                    <a:blip r:embed="rId56"/>
                     <a:srcRect/>
                     <a:stretch>
                       <a:fillRect/>
@@ -24889,7 +24905,7 @@
                     </pic:cNvPicPr>
                   </pic:nvPicPr>
                   <pic:blipFill>
-                    <a:blip r:embed="rId60"/>
+                    <a:blip r:embed="rId57"/>
                     <a:srcRect/>
                     <a:stretch>
                       <a:fillRect/>
@@ -24974,7 +24990,7 @@
                     </pic:cNvPicPr>
                   </pic:nvPicPr>
                   <pic:blipFill>
-                    <a:blip r:embed="rId61"/>
+                    <a:blip r:embed="rId58"/>
                     <a:srcRect/>
                     <a:stretch>
                       <a:fillRect/>
@@ -25052,7 +25068,7 @@
                     </pic:cNvPicPr>
                   </pic:nvPicPr>
                   <pic:blipFill>
-                    <a:blip r:embed="rId62"/>
+                    <a:blip r:embed="rId59"/>
                     <a:srcRect/>
                     <a:stretch>
                       <a:fillRect/>

--- a/Расчёт параметров цепи.docx
+++ b/Расчёт параметров цепи.docx
@@ -21465,15 +21465,7 @@
             <w:sz w:val="28"/>
             <w:szCs w:val="28"/>
           </w:rPr>
-          <m:t>=</m:t>
-        </m:r>
-        <m:r>
-          <w:rPr>
-            <w:rFonts w:ascii="Cambria Math" w:hAnsi="Cambria Math"/>
-            <w:sz w:val="28"/>
-            <w:szCs w:val="28"/>
-          </w:rPr>
-          <m:t>0,51</m:t>
+          <m:t>=0,51</m:t>
         </m:r>
       </m:oMath>
       <w:r>
@@ -21556,7 +21548,6 @@
         <w:rPr>
           <w:sz w:val="28"/>
           <w:szCs w:val="28"/>
-          <w:lang w:val="en-US"/>
         </w:rPr>
       </w:pPr>
       <w:r>
@@ -21747,18 +21738,8 @@
                 <w:sz w:val="28"/>
                 <w:szCs w:val="28"/>
               </w:rPr>
-              <m:t>в</m:t>
-            </m:r>
-            <w:proofErr w:type="gramStart"/>
-            <m:r>
-              <w:rPr>
-                <w:rFonts w:ascii="Cambria Math" w:hAnsi="Cambria Math"/>
-                <w:sz w:val="28"/>
-                <w:szCs w:val="28"/>
-              </w:rPr>
-              <m:t>0</m:t>
-            </m:r>
-            <w:proofErr w:type="gramEnd"/>
+              <m:t>в0</m:t>
+            </m:r>
           </m:sub>
         </m:sSub>
         <m:r>
@@ -21793,71 +21774,68 @@
         </w:rPr>
         <w:t xml:space="preserve">15. Напряжение на коллекторе </w:t>
       </w:r>
-      <w:r>
-        <w:rPr>
-          <w:noProof/>
-          <w:position w:val="-12"/>
-          <w:sz w:val="28"/>
-          <w:szCs w:val="28"/>
-        </w:rPr>
-        <w:drawing>
-          <wp:inline distT="0" distB="0" distL="0" distR="0">
-            <wp:extent cx="662940" cy="228600"/>
-            <wp:effectExtent l="19050" t="0" r="3810" b="0"/>
-            <wp:docPr id="32" name="Рисунок 5763"/>
-            <wp:cNvGraphicFramePr>
-              <a:graphicFrameLocks xmlns:a="http://schemas.openxmlformats.org/drawingml/2006/main" noChangeAspect="1"/>
-            </wp:cNvGraphicFramePr>
-            <a:graphic xmlns:a="http://schemas.openxmlformats.org/drawingml/2006/main">
-              <a:graphicData uri="http://schemas.openxmlformats.org/drawingml/2006/picture">
-                <pic:pic xmlns:pic="http://schemas.openxmlformats.org/drawingml/2006/picture">
-                  <pic:nvPicPr>
-                    <pic:cNvPr id="0" name="Рисунок 5763"/>
-                    <pic:cNvPicPr>
-                      <a:picLocks noChangeAspect="1" noChangeArrowheads="1"/>
-                    </pic:cNvPicPr>
-                  </pic:nvPicPr>
-                  <pic:blipFill>
-                    <a:blip r:embed="rId16"/>
-                    <a:srcRect/>
-                    <a:stretch>
-                      <a:fillRect/>
-                    </a:stretch>
-                  </pic:blipFill>
-                  <pic:spPr bwMode="auto">
-                    <a:xfrm>
-                      <a:off x="0" y="0"/>
-                      <a:ext cx="662940" cy="228600"/>
-                    </a:xfrm>
-                    <a:prstGeom prst="rect">
-                      <a:avLst/>
-                    </a:prstGeom>
-                    <a:noFill/>
-                    <a:ln w="9525">
-                      <a:noFill/>
-                      <a:miter lim="800000"/>
-                      <a:headEnd/>
-                      <a:tailEnd/>
-                    </a:ln>
-                  </pic:spPr>
-                </pic:pic>
-              </a:graphicData>
-            </a:graphic>
-          </wp:inline>
-        </w:drawing>
-      </w:r>
+      <m:oMath>
+        <m:sSub>
+          <m:sSubPr>
+            <m:ctrlPr>
+              <w:rPr>
+                <w:rFonts w:ascii="Cambria Math" w:hAnsi="Cambria Math"/>
+                <w:i/>
+                <w:sz w:val="28"/>
+                <w:szCs w:val="28"/>
+              </w:rPr>
+            </m:ctrlPr>
+          </m:sSubPr>
+          <m:e>
+            <m:r>
+              <w:rPr>
+                <w:rFonts w:ascii="Cambria Math" w:hAnsi="Cambria Math"/>
+                <w:sz w:val="28"/>
+                <w:szCs w:val="28"/>
+              </w:rPr>
+              <m:t>U</m:t>
+            </m:r>
+          </m:e>
+          <m:sub>
+            <m:r>
+              <w:rPr>
+                <w:rFonts w:ascii="Cambria Math" w:hAnsi="Cambria Math"/>
+                <w:sz w:val="28"/>
+                <w:szCs w:val="28"/>
+              </w:rPr>
+              <m:t>k0</m:t>
+            </m:r>
+          </m:sub>
+        </m:sSub>
+        <m:r>
+          <w:rPr>
+            <w:rFonts w:ascii="Cambria Math" w:hAnsi="Cambria Math"/>
+            <w:sz w:val="28"/>
+            <w:szCs w:val="28"/>
+          </w:rPr>
+          <m:t>=20</m:t>
+        </m:r>
+      </m:oMath>
       <w:r>
         <w:rPr>
           <w:sz w:val="28"/>
           <w:szCs w:val="28"/>
         </w:rPr>
         <w:t xml:space="preserve"> </w:t>
+      </w:r>
+      <w:r>
+        <w:rPr>
+          <w:sz w:val="28"/>
+          <w:szCs w:val="28"/>
+        </w:rPr>
+        <w:t>В.</w:t>
       </w:r>
     </w:p>
     <w:p>
       <w:pPr>
         <w:spacing w:line="360" w:lineRule="auto"/>
         <w:rPr>
+          <w:i/>
           <w:sz w:val="28"/>
           <w:szCs w:val="28"/>
         </w:rPr>
@@ -21869,66 +21847,49 @@
         </w:rPr>
         <w:t xml:space="preserve">16. Температура окружающей среды </w:t>
       </w:r>
-      <w:r>
-        <w:rPr>
-          <w:noProof/>
-          <w:position w:val="-14"/>
-          <w:sz w:val="28"/>
-          <w:szCs w:val="28"/>
-        </w:rPr>
-        <w:drawing>
-          <wp:inline distT="0" distB="0" distL="0" distR="0">
-            <wp:extent cx="670560" cy="228600"/>
-            <wp:effectExtent l="19050" t="0" r="0" b="0"/>
-            <wp:docPr id="33" name="Рисунок 5762"/>
-            <wp:cNvGraphicFramePr>
-              <a:graphicFrameLocks xmlns:a="http://schemas.openxmlformats.org/drawingml/2006/main" noChangeAspect="1"/>
-            </wp:cNvGraphicFramePr>
-            <a:graphic xmlns:a="http://schemas.openxmlformats.org/drawingml/2006/main">
-              <a:graphicData uri="http://schemas.openxmlformats.org/drawingml/2006/picture">
-                <pic:pic xmlns:pic="http://schemas.openxmlformats.org/drawingml/2006/picture">
-                  <pic:nvPicPr>
-                    <pic:cNvPr id="0" name="Рисунок 5762"/>
-                    <pic:cNvPicPr>
-                      <a:picLocks noChangeAspect="1" noChangeArrowheads="1"/>
-                    </pic:cNvPicPr>
-                  </pic:nvPicPr>
-                  <pic:blipFill>
-                    <a:blip r:embed="rId17"/>
-                    <a:srcRect/>
-                    <a:stretch>
-                      <a:fillRect/>
-                    </a:stretch>
-                  </pic:blipFill>
-                  <pic:spPr bwMode="auto">
-                    <a:xfrm>
-                      <a:off x="0" y="0"/>
-                      <a:ext cx="670560" cy="228600"/>
-                    </a:xfrm>
-                    <a:prstGeom prst="rect">
-                      <a:avLst/>
-                    </a:prstGeom>
-                    <a:noFill/>
-                    <a:ln w="9525">
-                      <a:noFill/>
-                      <a:miter lim="800000"/>
-                      <a:headEnd/>
-                      <a:tailEnd/>
-                    </a:ln>
-                  </pic:spPr>
-                </pic:pic>
-              </a:graphicData>
-            </a:graphic>
-          </wp:inline>
-        </w:drawing>
-      </w:r>
-      <w:r>
-        <w:rPr>
-          <w:sz w:val="28"/>
-          <w:szCs w:val="28"/>
-        </w:rPr>
-        <w:t xml:space="preserve"> </w:t>
-      </w:r>
+      <m:oMath>
+        <m:sSub>
+          <m:sSubPr>
+            <m:ctrlPr>
+              <w:rPr>
+                <w:rFonts w:ascii="Cambria Math" w:hAnsi="Cambria Math"/>
+                <w:i/>
+                <w:sz w:val="28"/>
+                <w:szCs w:val="28"/>
+              </w:rPr>
+            </m:ctrlPr>
+          </m:sSubPr>
+          <m:e>
+            <m:r>
+              <w:rPr>
+                <w:rFonts w:ascii="Cambria Math" w:hAnsi="Cambria Math"/>
+                <w:sz w:val="28"/>
+                <w:szCs w:val="28"/>
+                <w:lang w:val="en-US"/>
+              </w:rPr>
+              <m:t>t</m:t>
+            </m:r>
+          </m:e>
+          <m:sub>
+            <m:r>
+              <w:rPr>
+                <w:rFonts w:ascii="Cambria Math" w:hAnsi="Cambria Math"/>
+                <w:sz w:val="28"/>
+                <w:szCs w:val="28"/>
+              </w:rPr>
+              <m:t>cp</m:t>
+            </m:r>
+          </m:sub>
+        </m:sSub>
+        <m:r>
+          <w:rPr>
+            <w:rFonts w:ascii="Cambria Math" w:hAnsi="Cambria Math"/>
+            <w:sz w:val="28"/>
+            <w:szCs w:val="28"/>
+          </w:rPr>
+          <m:t>=25℃.</m:t>
+        </m:r>
+      </m:oMath>
     </w:p>
     <w:p>
       <w:pPr>
@@ -21983,70 +21944,268 @@
       <w:pPr>
         <w:spacing w:line="360" w:lineRule="auto"/>
         <w:rPr>
+          <w:i/>
           <w:sz w:val="28"/>
           <w:szCs w:val="28"/>
         </w:rPr>
       </w:pPr>
-      <w:r>
-        <w:rPr>
-          <w:noProof/>
-          <w:position w:val="-36"/>
-          <w:sz w:val="28"/>
-          <w:szCs w:val="28"/>
-        </w:rPr>
-        <w:drawing>
-          <wp:inline distT="0" distB="0" distL="0" distR="0">
-            <wp:extent cx="2362200" cy="563880"/>
-            <wp:effectExtent l="19050" t="0" r="0" b="0"/>
-            <wp:docPr id="34" name="Рисунок 5761"/>
-            <wp:cNvGraphicFramePr>
-              <a:graphicFrameLocks xmlns:a="http://schemas.openxmlformats.org/drawingml/2006/main" noChangeAspect="1"/>
-            </wp:cNvGraphicFramePr>
-            <a:graphic xmlns:a="http://schemas.openxmlformats.org/drawingml/2006/main">
-              <a:graphicData uri="http://schemas.openxmlformats.org/drawingml/2006/picture">
-                <pic:pic xmlns:pic="http://schemas.openxmlformats.org/drawingml/2006/picture">
-                  <pic:nvPicPr>
-                    <pic:cNvPr id="0" name="Рисунок 5761"/>
-                    <pic:cNvPicPr>
-                      <a:picLocks noChangeAspect="1" noChangeArrowheads="1"/>
-                    </pic:cNvPicPr>
-                  </pic:nvPicPr>
-                  <pic:blipFill>
-                    <a:blip r:embed="rId18"/>
-                    <a:srcRect/>
-                    <a:stretch>
-                      <a:fillRect/>
-                    </a:stretch>
-                  </pic:blipFill>
-                  <pic:spPr bwMode="auto">
-                    <a:xfrm>
-                      <a:off x="0" y="0"/>
-                      <a:ext cx="2362200" cy="563880"/>
-                    </a:xfrm>
-                    <a:prstGeom prst="rect">
-                      <a:avLst/>
-                    </a:prstGeom>
-                    <a:noFill/>
-                    <a:ln w="9525">
-                      <a:noFill/>
-                      <a:miter lim="800000"/>
-                      <a:headEnd/>
-                      <a:tailEnd/>
-                    </a:ln>
-                  </pic:spPr>
-                </pic:pic>
-              </a:graphicData>
-            </a:graphic>
-          </wp:inline>
-        </w:drawing>
-      </w:r>
-      <w:r>
-        <w:rPr>
-          <w:sz w:val="28"/>
-          <w:szCs w:val="28"/>
-        </w:rPr>
-        <w:t xml:space="preserve"> </w:t>
-      </w:r>
+      <m:oMathPara>
+        <m:oMath>
+          <m:sSub>
+            <m:sSubPr>
+              <m:ctrlPr>
+                <w:rPr>
+                  <w:rFonts w:ascii="Cambria Math" w:hAnsi="Cambria Math"/>
+                  <w:i/>
+                  <w:sz w:val="28"/>
+                  <w:szCs w:val="28"/>
+                  <w:lang w:val="en-US"/>
+                </w:rPr>
+              </m:ctrlPr>
+            </m:sSubPr>
+            <m:e>
+              <m:r>
+                <w:rPr>
+                  <w:rFonts w:ascii="Cambria Math" w:hAnsi="Cambria Math"/>
+                  <w:sz w:val="28"/>
+                  <w:szCs w:val="28"/>
+                  <w:lang w:val="en-US"/>
+                </w:rPr>
+                <m:t>ξ</m:t>
+              </m:r>
+            </m:e>
+            <m:sub>
+              <m:r>
+                <w:rPr>
+                  <w:rFonts w:ascii="Cambria Math" w:hAnsi="Cambria Math"/>
+                  <w:sz w:val="28"/>
+                  <w:szCs w:val="28"/>
+                </w:rPr>
+                <m:t>гр</m:t>
+              </m:r>
+            </m:sub>
+          </m:sSub>
+          <m:r>
+            <w:rPr>
+              <w:rFonts w:ascii="Cambria Math" w:hAnsi="Cambria Math"/>
+              <w:sz w:val="28"/>
+              <w:szCs w:val="28"/>
+              <w:lang w:val="en-US"/>
+            </w:rPr>
+            <m:t>=0.5</m:t>
+          </m:r>
+          <m:d>
+            <m:dPr>
+              <m:begChr m:val="["/>
+              <m:endChr m:val="]"/>
+              <m:ctrlPr>
+                <w:rPr>
+                  <w:rFonts w:ascii="Cambria Math" w:hAnsi="Cambria Math"/>
+                  <w:i/>
+                  <w:sz w:val="28"/>
+                  <w:szCs w:val="28"/>
+                  <w:lang w:val="en-US"/>
+                </w:rPr>
+              </m:ctrlPr>
+            </m:dPr>
+            <m:e>
+              <m:r>
+                <w:rPr>
+                  <w:rFonts w:ascii="Cambria Math" w:hAnsi="Cambria Math"/>
+                  <w:sz w:val="28"/>
+                  <w:szCs w:val="28"/>
+                  <w:lang w:val="en-US"/>
+                </w:rPr>
+                <m:t>1+</m:t>
+              </m:r>
+              <m:rad>
+                <m:radPr>
+                  <m:degHide m:val="on"/>
+                  <m:ctrlPr>
+                    <w:rPr>
+                      <w:rFonts w:ascii="Cambria Math" w:hAnsi="Cambria Math"/>
+                      <w:i/>
+                      <w:sz w:val="28"/>
+                      <w:szCs w:val="28"/>
+                      <w:lang w:val="en-US"/>
+                    </w:rPr>
+                  </m:ctrlPr>
+                </m:radPr>
+                <m:deg/>
+                <m:e>
+                  <m:r>
+                    <w:rPr>
+                      <w:rFonts w:ascii="Cambria Math" w:hAnsi="Cambria Math"/>
+                      <w:sz w:val="28"/>
+                      <w:szCs w:val="28"/>
+                      <w:lang w:val="en-US"/>
+                    </w:rPr>
+                    <m:t>1-</m:t>
+                  </m:r>
+                  <m:f>
+                    <m:fPr>
+                      <m:ctrlPr>
+                        <w:rPr>
+                          <w:rFonts w:ascii="Cambria Math" w:hAnsi="Cambria Math"/>
+                          <w:i/>
+                          <w:sz w:val="28"/>
+                          <w:szCs w:val="28"/>
+                          <w:lang w:val="en-US"/>
+                        </w:rPr>
+                      </m:ctrlPr>
+                    </m:fPr>
+                    <m:num>
+                      <m:r>
+                        <w:rPr>
+                          <w:rFonts w:ascii="Cambria Math" w:hAnsi="Cambria Math"/>
+                          <w:sz w:val="28"/>
+                          <w:szCs w:val="28"/>
+                          <w:lang w:val="en-US"/>
+                        </w:rPr>
+                        <m:t>16*</m:t>
+                      </m:r>
+                      <m:sSub>
+                        <m:sSubPr>
+                          <m:ctrlPr>
+                            <w:rPr>
+                              <w:rFonts w:ascii="Cambria Math" w:hAnsi="Cambria Math"/>
+                              <w:i/>
+                              <w:sz w:val="28"/>
+                              <w:szCs w:val="28"/>
+                              <w:lang w:val="en-US"/>
+                            </w:rPr>
+                          </m:ctrlPr>
+                        </m:sSubPr>
+                        <m:e>
+                          <m:r>
+                            <w:rPr>
+                              <w:rFonts w:ascii="Cambria Math" w:hAnsi="Cambria Math"/>
+                              <w:sz w:val="28"/>
+                              <w:szCs w:val="28"/>
+                              <w:lang w:val="en-US"/>
+                            </w:rPr>
+                            <m:t>P</m:t>
+                          </m:r>
+                        </m:e>
+                        <m:sub>
+                          <m:r>
+                            <w:rPr>
+                              <w:rFonts w:ascii="Cambria Math" w:hAnsi="Cambria Math"/>
+                              <w:sz w:val="28"/>
+                              <w:szCs w:val="28"/>
+                            </w:rPr>
+                            <m:t>г</m:t>
+                          </m:r>
+                        </m:sub>
+                      </m:sSub>
+                    </m:num>
+                    <m:den>
+                      <m:sSub>
+                        <m:sSubPr>
+                          <m:ctrlPr>
+                            <w:rPr>
+                              <w:rFonts w:ascii="Cambria Math" w:hAnsi="Cambria Math"/>
+                              <w:i/>
+                              <w:sz w:val="28"/>
+                              <w:szCs w:val="28"/>
+                              <w:lang w:val="en-US"/>
+                            </w:rPr>
+                          </m:ctrlPr>
+                        </m:sSubPr>
+                        <m:e>
+                          <m:r>
+                            <w:rPr>
+                              <w:rFonts w:ascii="Cambria Math" w:hAnsi="Cambria Math"/>
+                              <w:sz w:val="28"/>
+                              <w:szCs w:val="28"/>
+                              <w:lang w:val="en-US"/>
+                            </w:rPr>
+                            <m:t>S</m:t>
+                          </m:r>
+                        </m:e>
+                        <m:sub>
+                          <m:r>
+                            <w:rPr>
+                              <w:rFonts w:ascii="Cambria Math" w:hAnsi="Cambria Math"/>
+                              <w:sz w:val="28"/>
+                              <w:szCs w:val="28"/>
+                            </w:rPr>
+                            <m:t>гр</m:t>
+                          </m:r>
+                        </m:sub>
+                      </m:sSub>
+                      <m:r>
+                        <w:rPr>
+                          <w:rFonts w:ascii="Cambria Math" w:hAnsi="Cambria Math"/>
+                          <w:sz w:val="28"/>
+                          <w:szCs w:val="28"/>
+                          <w:lang w:val="en-US"/>
+                        </w:rPr>
+                        <m:t>*</m:t>
+                      </m:r>
+                      <m:sSubSup>
+                        <m:sSubSupPr>
+                          <m:ctrlPr>
+                            <w:rPr>
+                              <w:rFonts w:ascii="Cambria Math" w:hAnsi="Cambria Math"/>
+                              <w:i/>
+                              <w:sz w:val="28"/>
+                              <w:szCs w:val="28"/>
+                              <w:lang w:val="en-US"/>
+                            </w:rPr>
+                          </m:ctrlPr>
+                        </m:sSubSupPr>
+                        <m:e>
+                          <m:r>
+                            <w:rPr>
+                              <w:rFonts w:ascii="Cambria Math" w:hAnsi="Cambria Math"/>
+                              <w:sz w:val="28"/>
+                              <w:szCs w:val="28"/>
+                              <w:lang w:val="en-US"/>
+                            </w:rPr>
+                            <m:t>U</m:t>
+                          </m:r>
+                        </m:e>
+                        <m:sub>
+                          <m:r>
+                            <w:rPr>
+                              <w:rFonts w:ascii="Cambria Math" w:hAnsi="Cambria Math"/>
+                              <w:sz w:val="28"/>
+                              <w:szCs w:val="28"/>
+                              <w:lang w:val="en-US"/>
+                            </w:rPr>
+                            <m:t>k0</m:t>
+                          </m:r>
+                        </m:sub>
+                        <m:sup>
+                          <m:r>
+                            <w:rPr>
+                              <w:rFonts w:ascii="Cambria Math" w:hAnsi="Cambria Math"/>
+                              <w:sz w:val="28"/>
+                              <w:szCs w:val="28"/>
+                              <w:lang w:val="en-US"/>
+                            </w:rPr>
+                            <m:t>2</m:t>
+                          </m:r>
+                        </m:sup>
+                      </m:sSubSup>
+                    </m:den>
+                  </m:f>
+                </m:e>
+              </m:rad>
+            </m:e>
+          </m:d>
+          <m:r>
+            <w:rPr>
+              <w:rFonts w:ascii="Cambria Math" w:hAnsi="Cambria Math"/>
+              <w:sz w:val="28"/>
+              <w:szCs w:val="28"/>
+              <w:lang w:val="en-US"/>
+            </w:rPr>
+            <m:t>=0,999</m:t>
+          </m:r>
+        </m:oMath>
+      </m:oMathPara>
     </w:p>
     <w:p>
       <w:pPr>
@@ -22068,138 +22227,293 @@
       <w:pPr>
         <w:spacing w:line="360" w:lineRule="auto"/>
         <w:rPr>
+          <w:i/>
           <w:sz w:val="28"/>
           <w:szCs w:val="28"/>
         </w:rPr>
       </w:pPr>
-      <w:r>
-        <w:rPr>
-          <w:noProof/>
-          <w:position w:val="-14"/>
-          <w:sz w:val="28"/>
-          <w:szCs w:val="28"/>
-        </w:rPr>
-        <w:drawing>
-          <wp:inline distT="0" distB="0" distL="0" distR="0">
-            <wp:extent cx="1645920" cy="274320"/>
-            <wp:effectExtent l="19050" t="0" r="0" b="0"/>
-            <wp:docPr id="35" name="Рисунок 5760"/>
-            <wp:cNvGraphicFramePr>
-              <a:graphicFrameLocks xmlns:a="http://schemas.openxmlformats.org/drawingml/2006/main" noChangeAspect="1"/>
-            </wp:cNvGraphicFramePr>
-            <a:graphic xmlns:a="http://schemas.openxmlformats.org/drawingml/2006/main">
-              <a:graphicData uri="http://schemas.openxmlformats.org/drawingml/2006/picture">
-                <pic:pic xmlns:pic="http://schemas.openxmlformats.org/drawingml/2006/picture">
-                  <pic:nvPicPr>
-                    <pic:cNvPr id="0" name="Рисунок 5760"/>
-                    <pic:cNvPicPr>
-                      <a:picLocks noChangeAspect="1" noChangeArrowheads="1"/>
-                    </pic:cNvPicPr>
-                  </pic:nvPicPr>
-                  <pic:blipFill>
-                    <a:blip r:embed="rId19"/>
-                    <a:srcRect/>
-                    <a:stretch>
-                      <a:fillRect/>
-                    </a:stretch>
-                  </pic:blipFill>
-                  <pic:spPr bwMode="auto">
-                    <a:xfrm>
-                      <a:off x="0" y="0"/>
-                      <a:ext cx="1645920" cy="274320"/>
-                    </a:xfrm>
-                    <a:prstGeom prst="rect">
-                      <a:avLst/>
-                    </a:prstGeom>
-                    <a:noFill/>
-                    <a:ln w="9525">
-                      <a:noFill/>
-                      <a:miter lim="800000"/>
-                      <a:headEnd/>
-                      <a:tailEnd/>
-                    </a:ln>
-                  </pic:spPr>
-                </pic:pic>
-              </a:graphicData>
-            </a:graphic>
-          </wp:inline>
-        </w:drawing>
-      </w:r>
-      <w:r>
-        <w:rPr>
-          <w:sz w:val="28"/>
-          <w:szCs w:val="28"/>
-        </w:rPr>
-        <w:t xml:space="preserve"> </w:t>
+      <m:oMath>
+        <m:sSub>
+          <m:sSubPr>
+            <m:ctrlPr>
+              <w:rPr>
+                <w:rFonts w:ascii="Cambria Math" w:hAnsi="Cambria Math"/>
+                <w:i/>
+                <w:sz w:val="28"/>
+                <w:szCs w:val="28"/>
+              </w:rPr>
+            </m:ctrlPr>
+          </m:sSubPr>
+          <m:e>
+            <m:r>
+              <w:rPr>
+                <w:rFonts w:ascii="Cambria Math" w:hAnsi="Cambria Math"/>
+                <w:sz w:val="28"/>
+                <w:szCs w:val="28"/>
+                <w:lang w:val="en-US"/>
+              </w:rPr>
+              <m:t>U</m:t>
+            </m:r>
+          </m:e>
+          <m:sub>
+            <m:r>
+              <w:rPr>
+                <w:rFonts w:ascii="Cambria Math" w:hAnsi="Cambria Math"/>
+                <w:sz w:val="28"/>
+                <w:szCs w:val="28"/>
+              </w:rPr>
+              <m:t>г</m:t>
+            </m:r>
+          </m:sub>
+        </m:sSub>
+        <m:r>
+          <w:rPr>
+            <w:rFonts w:ascii="Cambria Math" w:hAnsi="Cambria Math"/>
+            <w:sz w:val="28"/>
+            <w:szCs w:val="28"/>
+          </w:rPr>
+          <m:t>=</m:t>
+        </m:r>
+        <m:sSub>
+          <m:sSubPr>
+            <m:ctrlPr>
+              <w:rPr>
+                <w:rFonts w:ascii="Cambria Math" w:hAnsi="Cambria Math"/>
+                <w:i/>
+                <w:sz w:val="28"/>
+                <w:szCs w:val="28"/>
+              </w:rPr>
+            </m:ctrlPr>
+          </m:sSubPr>
+          <m:e>
+            <m:r>
+              <w:rPr>
+                <w:rFonts w:ascii="Cambria Math" w:hAnsi="Cambria Math"/>
+                <w:sz w:val="28"/>
+                <w:szCs w:val="28"/>
+              </w:rPr>
+              <m:t>ξ</m:t>
+            </m:r>
+          </m:e>
+          <m:sub>
+            <m:r>
+              <w:rPr>
+                <w:rFonts w:ascii="Cambria Math" w:hAnsi="Cambria Math"/>
+                <w:sz w:val="28"/>
+                <w:szCs w:val="28"/>
+              </w:rPr>
+              <m:t>гр</m:t>
+            </m:r>
+          </m:sub>
+        </m:sSub>
+        <m:sSub>
+          <m:sSubPr>
+            <m:ctrlPr>
+              <w:rPr>
+                <w:rFonts w:ascii="Cambria Math" w:hAnsi="Cambria Math"/>
+                <w:i/>
+                <w:sz w:val="28"/>
+                <w:szCs w:val="28"/>
+              </w:rPr>
+            </m:ctrlPr>
+          </m:sSubPr>
+          <m:e>
+            <m:r>
+              <w:rPr>
+                <w:rFonts w:ascii="Cambria Math" w:hAnsi="Cambria Math"/>
+                <w:sz w:val="28"/>
+                <w:szCs w:val="28"/>
+                <w:lang w:val="en-US"/>
+              </w:rPr>
+              <m:t>U</m:t>
+            </m:r>
+          </m:e>
+          <m:sub>
+            <m:r>
+              <w:rPr>
+                <w:rFonts w:ascii="Cambria Math" w:hAnsi="Cambria Math"/>
+                <w:sz w:val="28"/>
+                <w:szCs w:val="28"/>
+              </w:rPr>
+              <m:t>k0</m:t>
+            </m:r>
+          </m:sub>
+        </m:sSub>
+        <m:r>
+          <w:rPr>
+            <w:rFonts w:ascii="Cambria Math" w:hAnsi="Cambria Math"/>
+            <w:sz w:val="28"/>
+            <w:szCs w:val="28"/>
+          </w:rPr>
+          <m:t>=19,99767</m:t>
+        </m:r>
+      </m:oMath>
+      <w:r>
+        <w:rPr>
+          <w:i/>
+          <w:sz w:val="28"/>
+          <w:szCs w:val="28"/>
+        </w:rPr>
+        <w:t>В.</w:t>
       </w:r>
     </w:p>
     <w:p>
       <w:pPr>
         <w:spacing w:line="360" w:lineRule="auto"/>
         <w:rPr>
+          <w:i/>
           <w:sz w:val="28"/>
           <w:szCs w:val="28"/>
         </w:rPr>
       </w:pPr>
-      <w:r>
-        <w:rPr>
-          <w:noProof/>
-          <w:position w:val="-30"/>
-          <w:sz w:val="28"/>
-          <w:szCs w:val="28"/>
-        </w:rPr>
-        <w:drawing>
-          <wp:inline distT="0" distB="0" distL="0" distR="0">
-            <wp:extent cx="1303020" cy="502920"/>
-            <wp:effectExtent l="0" t="0" r="0" b="0"/>
-            <wp:docPr id="36" name="Рисунок 5759"/>
-            <wp:cNvGraphicFramePr>
-              <a:graphicFrameLocks xmlns:a="http://schemas.openxmlformats.org/drawingml/2006/main" noChangeAspect="1"/>
-            </wp:cNvGraphicFramePr>
-            <a:graphic xmlns:a="http://schemas.openxmlformats.org/drawingml/2006/main">
-              <a:graphicData uri="http://schemas.openxmlformats.org/drawingml/2006/picture">
-                <pic:pic xmlns:pic="http://schemas.openxmlformats.org/drawingml/2006/picture">
-                  <pic:nvPicPr>
-                    <pic:cNvPr id="0" name="Рисунок 5759"/>
-                    <pic:cNvPicPr>
-                      <a:picLocks noChangeAspect="1" noChangeArrowheads="1"/>
-                    </pic:cNvPicPr>
-                  </pic:nvPicPr>
-                  <pic:blipFill>
-                    <a:blip r:embed="rId20"/>
-                    <a:srcRect/>
-                    <a:stretch>
-                      <a:fillRect/>
-                    </a:stretch>
-                  </pic:blipFill>
-                  <pic:spPr bwMode="auto">
-                    <a:xfrm>
-                      <a:off x="0" y="0"/>
-                      <a:ext cx="1303020" cy="502920"/>
-                    </a:xfrm>
-                    <a:prstGeom prst="rect">
-                      <a:avLst/>
-                    </a:prstGeom>
-                    <a:noFill/>
-                    <a:ln w="9525">
-                      <a:noFill/>
-                      <a:miter lim="800000"/>
-                      <a:headEnd/>
-                      <a:tailEnd/>
-                    </a:ln>
-                  </pic:spPr>
-                </pic:pic>
-              </a:graphicData>
-            </a:graphic>
-          </wp:inline>
-        </w:drawing>
-      </w:r>
-      <w:r>
-        <w:rPr>
-          <w:sz w:val="28"/>
-          <w:szCs w:val="28"/>
-        </w:rPr>
-        <w:t xml:space="preserve"> </w:t>
+      <m:oMath>
+        <m:sSub>
+          <m:sSubPr>
+            <m:ctrlPr>
+              <w:rPr>
+                <w:rFonts w:ascii="Cambria Math" w:hAnsi="Cambria Math"/>
+                <w:i/>
+                <w:sz w:val="28"/>
+                <w:szCs w:val="28"/>
+              </w:rPr>
+            </m:ctrlPr>
+          </m:sSubPr>
+          <m:e>
+            <m:r>
+              <w:rPr>
+                <w:rFonts w:ascii="Cambria Math" w:hAnsi="Cambria Math"/>
+                <w:sz w:val="28"/>
+                <w:szCs w:val="28"/>
+                <w:lang w:val="en-US"/>
+              </w:rPr>
+              <m:t>I</m:t>
+            </m:r>
+          </m:e>
+          <m:sub>
+            <m:r>
+              <w:rPr>
+                <w:rFonts w:ascii="Cambria Math" w:hAnsi="Cambria Math"/>
+                <w:sz w:val="28"/>
+                <w:szCs w:val="28"/>
+              </w:rPr>
+              <m:t>г1</m:t>
+            </m:r>
+          </m:sub>
+        </m:sSub>
+        <m:r>
+          <w:rPr>
+            <w:rFonts w:ascii="Cambria Math" w:hAnsi="Cambria Math"/>
+            <w:sz w:val="28"/>
+            <w:szCs w:val="28"/>
+          </w:rPr>
+          <m:t>=</m:t>
+        </m:r>
+        <m:f>
+          <m:fPr>
+            <m:ctrlPr>
+              <w:rPr>
+                <w:rFonts w:ascii="Cambria Math" w:hAnsi="Cambria Math"/>
+                <w:i/>
+                <w:sz w:val="28"/>
+                <w:szCs w:val="28"/>
+              </w:rPr>
+            </m:ctrlPr>
+          </m:fPr>
+          <m:num>
+            <m:r>
+              <w:rPr>
+                <w:rFonts w:ascii="Cambria Math" w:hAnsi="Cambria Math"/>
+                <w:sz w:val="28"/>
+                <w:szCs w:val="28"/>
+              </w:rPr>
+              <m:t>2</m:t>
+            </m:r>
+            <m:sSub>
+              <m:sSubPr>
+                <m:ctrlPr>
+                  <w:rPr>
+                    <w:rFonts w:ascii="Cambria Math" w:hAnsi="Cambria Math"/>
+                    <w:i/>
+                    <w:sz w:val="28"/>
+                    <w:szCs w:val="28"/>
+                  </w:rPr>
+                </m:ctrlPr>
+              </m:sSubPr>
+              <m:e>
+                <m:r>
+                  <w:rPr>
+                    <w:rFonts w:ascii="Cambria Math" w:hAnsi="Cambria Math"/>
+                    <w:sz w:val="28"/>
+                    <w:szCs w:val="28"/>
+                    <w:lang w:val="en-US"/>
+                  </w:rPr>
+                  <m:t>P</m:t>
+                </m:r>
+              </m:e>
+              <m:sub>
+                <m:r>
+                  <w:rPr>
+                    <w:rFonts w:ascii="Cambria Math" w:hAnsi="Cambria Math"/>
+                    <w:sz w:val="28"/>
+                    <w:szCs w:val="28"/>
+                  </w:rPr>
+                  <m:t>г</m:t>
+                </m:r>
+              </m:sub>
+            </m:sSub>
+          </m:num>
+          <m:den>
+            <m:sSub>
+              <m:sSubPr>
+                <m:ctrlPr>
+                  <w:rPr>
+                    <w:rFonts w:ascii="Cambria Math" w:hAnsi="Cambria Math"/>
+                    <w:i/>
+                    <w:sz w:val="28"/>
+                    <w:szCs w:val="28"/>
+                  </w:rPr>
+                </m:ctrlPr>
+              </m:sSubPr>
+              <m:e>
+                <m:r>
+                  <w:rPr>
+                    <w:rFonts w:ascii="Cambria Math" w:hAnsi="Cambria Math"/>
+                    <w:sz w:val="28"/>
+                    <w:szCs w:val="28"/>
+                    <w:lang w:val="en-US"/>
+                  </w:rPr>
+                  <m:t>U</m:t>
+                </m:r>
+              </m:e>
+              <m:sub>
+                <m:r>
+                  <w:rPr>
+                    <w:rFonts w:ascii="Cambria Math" w:hAnsi="Cambria Math"/>
+                    <w:sz w:val="28"/>
+                    <w:szCs w:val="28"/>
+                  </w:rPr>
+                  <m:t>г</m:t>
+                </m:r>
+              </m:sub>
+            </m:sSub>
+          </m:den>
+        </m:f>
+        <m:r>
+          <w:rPr>
+            <w:rFonts w:ascii="Cambria Math" w:hAnsi="Cambria Math"/>
+            <w:sz w:val="28"/>
+            <w:szCs w:val="28"/>
+          </w:rPr>
+          <m:t>=0,0010881</m:t>
+        </m:r>
+      </m:oMath>
+      <w:r>
+        <w:rPr>
+          <w:i/>
+          <w:sz w:val="28"/>
+          <w:szCs w:val="28"/>
+        </w:rPr>
+        <w:t>А.</w:t>
       </w:r>
     </w:p>
     <w:p>
@@ -22251,7 +22565,7 @@
                     </pic:cNvPicPr>
                   </pic:nvPicPr>
                   <pic:blipFill>
-                    <a:blip r:embed="rId21"/>
+                    <a:blip r:embed="rId16"/>
                     <a:srcRect/>
                     <a:stretch>
                       <a:fillRect/>
@@ -22295,72 +22609,81 @@
           <w:szCs w:val="28"/>
         </w:rPr>
       </w:pPr>
-      <w:r>
-        <w:rPr>
-          <w:sz w:val="28"/>
-          <w:szCs w:val="28"/>
-        </w:rPr>
-        <w:t xml:space="preserve">где </w:t>
-      </w:r>
-      <w:r>
-        <w:rPr>
-          <w:noProof/>
-          <w:position w:val="-14"/>
-          <w:sz w:val="28"/>
-          <w:szCs w:val="28"/>
-        </w:rPr>
-        <w:drawing>
-          <wp:inline distT="0" distB="0" distL="0" distR="0">
-            <wp:extent cx="937260" cy="266700"/>
-            <wp:effectExtent l="0" t="0" r="0" b="0"/>
-            <wp:docPr id="38" name="Рисунок 5757"/>
-            <wp:cNvGraphicFramePr>
-              <a:graphicFrameLocks xmlns:a="http://schemas.openxmlformats.org/drawingml/2006/main" noChangeAspect="1"/>
-            </wp:cNvGraphicFramePr>
-            <a:graphic xmlns:a="http://schemas.openxmlformats.org/drawingml/2006/main">
-              <a:graphicData uri="http://schemas.openxmlformats.org/drawingml/2006/picture">
-                <pic:pic xmlns:pic="http://schemas.openxmlformats.org/drawingml/2006/picture">
-                  <pic:nvPicPr>
-                    <pic:cNvPr id="0" name="Рисунок 5757"/>
-                    <pic:cNvPicPr>
-                      <a:picLocks noChangeAspect="1" noChangeArrowheads="1"/>
-                    </pic:cNvPicPr>
-                  </pic:nvPicPr>
-                  <pic:blipFill>
-                    <a:blip r:embed="rId22"/>
-                    <a:srcRect/>
-                    <a:stretch>
-                      <a:fillRect/>
-                    </a:stretch>
-                  </pic:blipFill>
-                  <pic:spPr bwMode="auto">
-                    <a:xfrm>
-                      <a:off x="0" y="0"/>
-                      <a:ext cx="937260" cy="266700"/>
-                    </a:xfrm>
-                    <a:prstGeom prst="rect">
-                      <a:avLst/>
-                    </a:prstGeom>
-                    <a:noFill/>
-                    <a:ln w="9525">
-                      <a:noFill/>
-                      <a:miter lim="800000"/>
-                      <a:headEnd/>
-                      <a:tailEnd/>
-                    </a:ln>
-                  </pic:spPr>
-                </pic:pic>
-              </a:graphicData>
-            </a:graphic>
-          </wp:inline>
-        </w:drawing>
-      </w:r>
-      <w:r>
-        <w:rPr>
-          <w:sz w:val="28"/>
-          <w:szCs w:val="28"/>
-        </w:rPr>
-        <w:t>.</w:t>
+      <m:oMath>
+        <m:sSub>
+          <m:sSubPr>
+            <m:ctrlPr>
+              <w:rPr>
+                <w:rFonts w:ascii="Cambria Math" w:hAnsi="Cambria Math"/>
+                <w:i/>
+                <w:sz w:val="28"/>
+                <w:szCs w:val="28"/>
+                <w:lang w:val="en-US"/>
+              </w:rPr>
+            </m:ctrlPr>
+          </m:sSubPr>
+          <m:e>
+            <m:r>
+              <w:rPr>
+                <w:rFonts w:ascii="Cambria Math" w:hAnsi="Cambria Math"/>
+                <w:sz w:val="28"/>
+                <w:szCs w:val="28"/>
+                <w:lang w:val="en-US"/>
+              </w:rPr>
+              <m:t>U</m:t>
+            </m:r>
+          </m:e>
+          <m:sub>
+            <m:r>
+              <w:rPr>
+                <w:rFonts w:ascii="Cambria Math" w:hAnsi="Cambria Math"/>
+                <w:sz w:val="28"/>
+                <w:szCs w:val="28"/>
+                <w:lang w:val="en-US"/>
+              </w:rPr>
+              <m:t>k</m:t>
+            </m:r>
+            <m:r>
+              <w:rPr>
+                <w:rFonts w:ascii="Cambria Math" w:hAnsi="Cambria Math"/>
+                <w:sz w:val="28"/>
+                <w:szCs w:val="28"/>
+              </w:rPr>
+              <m:t xml:space="preserve"> </m:t>
+            </m:r>
+            <m:r>
+              <w:rPr>
+                <w:rFonts w:ascii="Cambria Math" w:hAnsi="Cambria Math"/>
+                <w:sz w:val="28"/>
+                <w:szCs w:val="28"/>
+              </w:rPr>
+              <m:t>пик</m:t>
+            </m:r>
+          </m:sub>
+        </m:sSub>
+        <m:r>
+          <w:rPr>
+            <w:rFonts w:ascii="Cambria Math" w:hAnsi="Cambria Math"/>
+            <w:sz w:val="28"/>
+            <w:szCs w:val="28"/>
+          </w:rPr>
+          <m:t>=20+19,99767</m:t>
+        </m:r>
+        <m:r>
+          <w:rPr>
+            <w:rFonts w:ascii="Cambria Math" w:hAnsi="Cambria Math"/>
+            <w:sz w:val="28"/>
+            <w:szCs w:val="28"/>
+          </w:rPr>
+          <m:t>=39,99767</m:t>
+        </m:r>
+      </m:oMath>
+      <w:r>
+        <w:rPr>
+          <w:sz w:val="28"/>
+          <w:szCs w:val="28"/>
+        </w:rPr>
+        <w:t xml:space="preserve"> В.</w:t>
       </w:r>
     </w:p>
     <w:p>
@@ -22373,63 +22696,17 @@
       </w:pPr>
       <w:r>
         <w:rPr>
-          <w:noProof/>
-          <w:position w:val="-14"/>
-          <w:sz w:val="28"/>
-          <w:szCs w:val="28"/>
-        </w:rPr>
-        <w:drawing>
-          <wp:inline distT="0" distB="0" distL="0" distR="0">
-            <wp:extent cx="1874520" cy="228600"/>
-            <wp:effectExtent l="19050" t="0" r="0" b="0"/>
-            <wp:docPr id="39" name="Рисунок 5756"/>
-            <wp:cNvGraphicFramePr>
-              <a:graphicFrameLocks xmlns:a="http://schemas.openxmlformats.org/drawingml/2006/main" noChangeAspect="1"/>
-            </wp:cNvGraphicFramePr>
-            <a:graphic xmlns:a="http://schemas.openxmlformats.org/drawingml/2006/main">
-              <a:graphicData uri="http://schemas.openxmlformats.org/drawingml/2006/picture">
-                <pic:pic xmlns:pic="http://schemas.openxmlformats.org/drawingml/2006/picture">
-                  <pic:nvPicPr>
-                    <pic:cNvPr id="0" name="Рисунок 5756"/>
-                    <pic:cNvPicPr>
-                      <a:picLocks noChangeAspect="1" noChangeArrowheads="1"/>
-                    </pic:cNvPicPr>
-                  </pic:nvPicPr>
-                  <pic:blipFill>
-                    <a:blip r:embed="rId23"/>
-                    <a:srcRect/>
-                    <a:stretch>
-                      <a:fillRect/>
-                    </a:stretch>
-                  </pic:blipFill>
-                  <pic:spPr bwMode="auto">
-                    <a:xfrm>
-                      <a:off x="0" y="0"/>
-                      <a:ext cx="1874520" cy="228600"/>
-                    </a:xfrm>
-                    <a:prstGeom prst="rect">
-                      <a:avLst/>
-                    </a:prstGeom>
-                    <a:noFill/>
-                    <a:ln w="9525">
-                      <a:noFill/>
-                      <a:miter lim="800000"/>
-                      <a:headEnd/>
-                      <a:tailEnd/>
-                    </a:ln>
-                  </pic:spPr>
-                </pic:pic>
-              </a:graphicData>
-            </a:graphic>
-          </wp:inline>
-        </w:drawing>
-      </w:r>
-      <w:r>
-        <w:rPr>
-          <w:sz w:val="28"/>
-          <w:szCs w:val="28"/>
-        </w:rPr>
-        <w:t xml:space="preserve"> </w:t>
+          <w:sz w:val="28"/>
+          <w:szCs w:val="28"/>
+        </w:rPr>
+        <w:t>Оп</w:t>
+      </w:r>
+      <w:r>
+        <w:rPr>
+          <w:sz w:val="28"/>
+          <w:szCs w:val="28"/>
+        </w:rPr>
+        <w:t>ределяем параметры транзистора:</w:t>
       </w:r>
     </w:p>
     <w:p>
@@ -22440,226 +22717,603 @@
           <w:szCs w:val="28"/>
         </w:rPr>
       </w:pPr>
-      <w:r>
-        <w:rPr>
-          <w:sz w:val="28"/>
-          <w:szCs w:val="28"/>
-        </w:rPr>
-        <w:t>Оп</w:t>
-      </w:r>
-      <w:r>
-        <w:rPr>
-          <w:sz w:val="28"/>
-          <w:szCs w:val="28"/>
-        </w:rPr>
-        <w:t>ределяем параметры транзистора:</w:t>
+      <m:oMath>
+        <m:sSub>
+          <m:sSubPr>
+            <m:ctrlPr>
+              <w:rPr>
+                <w:rFonts w:ascii="Cambria Math" w:hAnsi="Cambria Math"/>
+                <w:i/>
+                <w:sz w:val="28"/>
+                <w:szCs w:val="28"/>
+              </w:rPr>
+            </m:ctrlPr>
+          </m:sSubPr>
+          <m:e>
+            <m:r>
+              <w:rPr>
+                <w:rFonts w:ascii="Cambria Math" w:hAnsi="Cambria Math"/>
+                <w:sz w:val="28"/>
+                <w:szCs w:val="28"/>
+                <w:lang w:val="en-US"/>
+              </w:rPr>
+              <m:t>S</m:t>
+            </m:r>
+          </m:e>
+          <m:sub>
+            <m:r>
+              <w:rPr>
+                <w:rFonts w:ascii="Cambria Math" w:hAnsi="Cambria Math"/>
+                <w:sz w:val="28"/>
+                <w:szCs w:val="28"/>
+              </w:rPr>
+              <m:t>П</m:t>
+            </m:r>
+          </m:sub>
+        </m:sSub>
+        <m:r>
+          <w:rPr>
+            <w:rFonts w:ascii="Cambria Math" w:hAnsi="Cambria Math"/>
+            <w:sz w:val="28"/>
+            <w:szCs w:val="28"/>
+          </w:rPr>
+          <m:t>=</m:t>
+        </m:r>
+        <m:f>
+          <m:fPr>
+            <m:ctrlPr>
+              <w:rPr>
+                <w:rFonts w:ascii="Cambria Math" w:hAnsi="Cambria Math"/>
+                <w:i/>
+                <w:sz w:val="28"/>
+                <w:szCs w:val="28"/>
+              </w:rPr>
+            </m:ctrlPr>
+          </m:fPr>
+          <m:num>
+            <m:r>
+              <w:rPr>
+                <w:rFonts w:ascii="Cambria Math" w:hAnsi="Cambria Math"/>
+                <w:sz w:val="28"/>
+                <w:szCs w:val="28"/>
+              </w:rPr>
+              <m:t>42,5*</m:t>
+            </m:r>
+            <m:sSub>
+              <m:sSubPr>
+                <m:ctrlPr>
+                  <w:rPr>
+                    <w:rFonts w:ascii="Cambria Math" w:hAnsi="Cambria Math"/>
+                    <w:i/>
+                    <w:sz w:val="28"/>
+                    <w:szCs w:val="28"/>
+                  </w:rPr>
+                </m:ctrlPr>
+              </m:sSubPr>
+              <m:e>
+                <m:r>
+                  <w:rPr>
+                    <w:rFonts w:ascii="Cambria Math" w:hAnsi="Cambria Math"/>
+                    <w:sz w:val="28"/>
+                    <w:szCs w:val="28"/>
+                    <w:lang w:val="en-US"/>
+                  </w:rPr>
+                  <m:t>I</m:t>
+                </m:r>
+              </m:e>
+              <m:sub>
+                <m:r>
+                  <w:rPr>
+                    <w:rFonts w:ascii="Cambria Math" w:hAnsi="Cambria Math"/>
+                    <w:sz w:val="28"/>
+                    <w:szCs w:val="28"/>
+                  </w:rPr>
+                  <m:t>г1</m:t>
+                </m:r>
+              </m:sub>
+            </m:sSub>
+          </m:num>
+          <m:den>
+            <m:r>
+              <w:rPr>
+                <w:rFonts w:ascii="Cambria Math" w:hAnsi="Cambria Math"/>
+                <w:sz w:val="28"/>
+                <w:szCs w:val="28"/>
+              </w:rPr>
+              <m:t>1+3,66*</m:t>
+            </m:r>
+            <m:sSup>
+              <m:sSupPr>
+                <m:ctrlPr>
+                  <w:rPr>
+                    <w:rFonts w:ascii="Cambria Math" w:hAnsi="Cambria Math"/>
+                    <w:i/>
+                    <w:sz w:val="28"/>
+                    <w:szCs w:val="28"/>
+                  </w:rPr>
+                </m:ctrlPr>
+              </m:sSupPr>
+              <m:e>
+                <m:r>
+                  <w:rPr>
+                    <w:rFonts w:ascii="Cambria Math" w:hAnsi="Cambria Math"/>
+                    <w:sz w:val="28"/>
+                    <w:szCs w:val="28"/>
+                  </w:rPr>
+                  <m:t>10</m:t>
+                </m:r>
+              </m:e>
+              <m:sup>
+                <m:r>
+                  <w:rPr>
+                    <w:rFonts w:ascii="Cambria Math" w:hAnsi="Cambria Math"/>
+                    <w:sz w:val="28"/>
+                    <w:szCs w:val="28"/>
+                  </w:rPr>
+                  <m:t>-2</m:t>
+                </m:r>
+              </m:sup>
+            </m:sSup>
+            <m:r>
+              <w:rPr>
+                <w:rFonts w:ascii="Cambria Math" w:hAnsi="Cambria Math"/>
+                <w:sz w:val="28"/>
+                <w:szCs w:val="28"/>
+              </w:rPr>
+              <m:t>*</m:t>
+            </m:r>
+            <m:sSub>
+              <m:sSubPr>
+                <m:ctrlPr>
+                  <w:rPr>
+                    <w:rFonts w:ascii="Cambria Math" w:hAnsi="Cambria Math"/>
+                    <w:i/>
+                    <w:sz w:val="28"/>
+                    <w:szCs w:val="28"/>
+                  </w:rPr>
+                </m:ctrlPr>
+              </m:sSubPr>
+              <m:e>
+                <m:r>
+                  <w:rPr>
+                    <w:rFonts w:ascii="Cambria Math" w:hAnsi="Cambria Math"/>
+                    <w:sz w:val="28"/>
+                    <w:szCs w:val="28"/>
+                    <w:lang w:val="en-US"/>
+                  </w:rPr>
+                  <m:t>t</m:t>
+                </m:r>
+              </m:e>
+              <m:sub>
+                <m:r>
+                  <w:rPr>
+                    <w:rFonts w:ascii="Cambria Math" w:hAnsi="Cambria Math"/>
+                    <w:sz w:val="28"/>
+                    <w:szCs w:val="28"/>
+                  </w:rPr>
+                  <m:t>n</m:t>
+                </m:r>
+              </m:sub>
+            </m:sSub>
+          </m:den>
+        </m:f>
+        <m:r>
+          <w:rPr>
+            <w:rFonts w:ascii="Cambria Math" w:hAnsi="Cambria Math"/>
+            <w:sz w:val="28"/>
+            <w:szCs w:val="28"/>
+          </w:rPr>
+          <m:t>= 13,24271</m:t>
+        </m:r>
+      </m:oMath>
+      <w:r>
+        <w:rPr>
+          <w:sz w:val="28"/>
+          <w:szCs w:val="28"/>
+        </w:rPr>
+        <w:t xml:space="preserve"> </w:t>
+      </w:r>
+      <w:r>
+        <w:rPr>
+          <w:sz w:val="28"/>
+          <w:szCs w:val="28"/>
+        </w:rPr>
+        <w:t>См</w:t>
       </w:r>
     </w:p>
     <w:p>
       <w:pPr>
         <w:spacing w:line="360" w:lineRule="auto"/>
         <w:rPr>
+          <w:i/>
           <w:sz w:val="28"/>
           <w:szCs w:val="28"/>
         </w:rPr>
       </w:pPr>
-      <w:r>
-        <w:rPr>
-          <w:noProof/>
-          <w:position w:val="-30"/>
-          <w:sz w:val="28"/>
-          <w:szCs w:val="28"/>
-        </w:rPr>
-        <w:drawing>
-          <wp:inline distT="0" distB="0" distL="0" distR="0">
-            <wp:extent cx="1798320" cy="457200"/>
-            <wp:effectExtent l="19050" t="0" r="0" b="0"/>
-            <wp:docPr id="40" name="Рисунок 5755"/>
-            <wp:cNvGraphicFramePr>
-              <a:graphicFrameLocks xmlns:a="http://schemas.openxmlformats.org/drawingml/2006/main" noChangeAspect="1"/>
-            </wp:cNvGraphicFramePr>
-            <a:graphic xmlns:a="http://schemas.openxmlformats.org/drawingml/2006/main">
-              <a:graphicData uri="http://schemas.openxmlformats.org/drawingml/2006/picture">
-                <pic:pic xmlns:pic="http://schemas.openxmlformats.org/drawingml/2006/picture">
-                  <pic:nvPicPr>
-                    <pic:cNvPr id="0" name="Рисунок 5755"/>
-                    <pic:cNvPicPr>
-                      <a:picLocks noChangeAspect="1" noChangeArrowheads="1"/>
-                    </pic:cNvPicPr>
-                  </pic:nvPicPr>
-                  <pic:blipFill>
-                    <a:blip r:embed="rId24"/>
-                    <a:srcRect/>
-                    <a:stretch>
-                      <a:fillRect/>
-                    </a:stretch>
-                  </pic:blipFill>
-                  <pic:spPr bwMode="auto">
-                    <a:xfrm>
-                      <a:off x="0" y="0"/>
-                      <a:ext cx="1798320" cy="457200"/>
-                    </a:xfrm>
-                    <a:prstGeom prst="rect">
-                      <a:avLst/>
-                    </a:prstGeom>
-                    <a:noFill/>
-                    <a:ln w="9525">
-                      <a:noFill/>
-                      <a:miter lim="800000"/>
-                      <a:headEnd/>
-                      <a:tailEnd/>
-                    </a:ln>
-                  </pic:spPr>
-                </pic:pic>
-              </a:graphicData>
-            </a:graphic>
-          </wp:inline>
-        </w:drawing>
-      </w:r>
-      <w:r>
-        <w:rPr>
-          <w:sz w:val="28"/>
-          <w:szCs w:val="28"/>
-        </w:rPr>
-        <w:t xml:space="preserve"> </w:t>
+      <m:oMath>
+        <m:r>
+          <w:rPr>
+            <w:rFonts w:ascii="Cambria Math" w:hAnsi="Cambria Math"/>
+            <w:sz w:val="28"/>
+            <w:szCs w:val="28"/>
+            <w:lang w:val="en-US"/>
+          </w:rPr>
+          <m:t>r</m:t>
+        </m:r>
+        <m:r>
+          <w:rPr>
+            <w:rFonts w:ascii="Cambria Math" w:hAnsi="Cambria Math"/>
+            <w:sz w:val="28"/>
+            <w:szCs w:val="28"/>
+          </w:rPr>
+          <m:t>=</m:t>
+        </m:r>
+        <m:f>
+          <m:fPr>
+            <m:ctrlPr>
+              <w:rPr>
+                <w:rFonts w:ascii="Cambria Math" w:hAnsi="Cambria Math"/>
+                <w:i/>
+                <w:sz w:val="28"/>
+                <w:szCs w:val="28"/>
+                <w:lang w:val="en-US"/>
+              </w:rPr>
+            </m:ctrlPr>
+          </m:fPr>
+          <m:num>
+            <m:sSub>
+              <m:sSubPr>
+                <m:ctrlPr>
+                  <w:rPr>
+                    <w:rFonts w:ascii="Cambria Math" w:hAnsi="Cambria Math"/>
+                    <w:i/>
+                    <w:sz w:val="28"/>
+                    <w:szCs w:val="28"/>
+                    <w:lang w:val="en-US"/>
+                  </w:rPr>
+                </m:ctrlPr>
+              </m:sSubPr>
+              <m:e>
+                <m:r>
+                  <w:rPr>
+                    <w:rFonts w:ascii="Cambria Math" w:hAnsi="Cambria Math"/>
+                    <w:sz w:val="28"/>
+                    <w:szCs w:val="28"/>
+                  </w:rPr>
+                  <m:t>h</m:t>
+                </m:r>
+              </m:e>
+              <m:sub>
+                <m:r>
+                  <w:rPr>
+                    <w:rFonts w:ascii="Cambria Math" w:hAnsi="Cambria Math"/>
+                    <w:sz w:val="28"/>
+                    <w:szCs w:val="28"/>
+                  </w:rPr>
+                  <m:t>21</m:t>
+                </m:r>
+                <m:r>
+                  <w:rPr>
+                    <w:rFonts w:ascii="Cambria Math" w:hAnsi="Cambria Math"/>
+                    <w:sz w:val="28"/>
+                    <w:szCs w:val="28"/>
+                  </w:rPr>
+                  <m:t>э</m:t>
+                </m:r>
+              </m:sub>
+            </m:sSub>
+          </m:num>
+          <m:den>
+            <m:sSub>
+              <m:sSubPr>
+                <m:ctrlPr>
+                  <w:rPr>
+                    <w:rFonts w:ascii="Cambria Math" w:hAnsi="Cambria Math"/>
+                    <w:i/>
+                    <w:sz w:val="28"/>
+                    <w:szCs w:val="28"/>
+                    <w:lang w:val="en-US"/>
+                  </w:rPr>
+                </m:ctrlPr>
+              </m:sSubPr>
+              <m:e>
+                <m:r>
+                  <w:rPr>
+                    <w:rFonts w:ascii="Cambria Math" w:hAnsi="Cambria Math"/>
+                    <w:sz w:val="28"/>
+                    <w:szCs w:val="28"/>
+                    <w:lang w:val="en-US"/>
+                  </w:rPr>
+                  <m:t>S</m:t>
+                </m:r>
+              </m:e>
+              <m:sub>
+                <m:r>
+                  <w:rPr>
+                    <w:rFonts w:ascii="Cambria Math" w:hAnsi="Cambria Math"/>
+                    <w:sz w:val="28"/>
+                    <w:szCs w:val="28"/>
+                  </w:rPr>
+                  <m:t>п</m:t>
+                </m:r>
+              </m:sub>
+            </m:sSub>
+          </m:den>
+        </m:f>
+        <m:r>
+          <w:rPr>
+            <w:rFonts w:ascii="Cambria Math" w:hAnsi="Cambria Math"/>
+            <w:sz w:val="28"/>
+            <w:szCs w:val="28"/>
+          </w:rPr>
+          <m:t>=3,02</m:t>
+        </m:r>
+      </m:oMath>
+      <w:r>
+        <w:rPr>
+          <w:i/>
+          <w:sz w:val="28"/>
+          <w:szCs w:val="28"/>
+        </w:rPr>
+        <w:t xml:space="preserve"> Ом</w:t>
       </w:r>
     </w:p>
     <w:p>
       <w:pPr>
         <w:spacing w:line="360" w:lineRule="auto"/>
         <w:rPr>
+          <w:i/>
           <w:sz w:val="28"/>
           <w:szCs w:val="28"/>
         </w:rPr>
       </w:pPr>
-      <w:r>
-        <w:rPr>
-          <w:noProof/>
-          <w:position w:val="-30"/>
-          <w:sz w:val="28"/>
-          <w:szCs w:val="28"/>
-        </w:rPr>
-        <w:drawing>
-          <wp:inline distT="0" distB="0" distL="0" distR="0">
-            <wp:extent cx="1066800" cy="457200"/>
-            <wp:effectExtent l="0" t="0" r="0" b="0"/>
-            <wp:docPr id="41" name="Рисунок 5754"/>
-            <wp:cNvGraphicFramePr>
-              <a:graphicFrameLocks xmlns:a="http://schemas.openxmlformats.org/drawingml/2006/main" noChangeAspect="1"/>
-            </wp:cNvGraphicFramePr>
-            <a:graphic xmlns:a="http://schemas.openxmlformats.org/drawingml/2006/main">
-              <a:graphicData uri="http://schemas.openxmlformats.org/drawingml/2006/picture">
-                <pic:pic xmlns:pic="http://schemas.openxmlformats.org/drawingml/2006/picture">
-                  <pic:nvPicPr>
-                    <pic:cNvPr id="0" name="Рисунок 5754"/>
-                    <pic:cNvPicPr>
-                      <a:picLocks noChangeAspect="1" noChangeArrowheads="1"/>
-                    </pic:cNvPicPr>
-                  </pic:nvPicPr>
-                  <pic:blipFill>
-                    <a:blip r:embed="rId25"/>
-                    <a:srcRect/>
-                    <a:stretch>
-                      <a:fillRect/>
-                    </a:stretch>
-                  </pic:blipFill>
-                  <pic:spPr bwMode="auto">
-                    <a:xfrm>
-                      <a:off x="0" y="0"/>
-                      <a:ext cx="1066800" cy="457200"/>
-                    </a:xfrm>
-                    <a:prstGeom prst="rect">
-                      <a:avLst/>
-                    </a:prstGeom>
-                    <a:noFill/>
-                    <a:ln w="9525">
-                      <a:noFill/>
-                      <a:miter lim="800000"/>
-                      <a:headEnd/>
-                      <a:tailEnd/>
-                    </a:ln>
-                  </pic:spPr>
-                </pic:pic>
-              </a:graphicData>
-            </a:graphic>
-          </wp:inline>
-        </w:drawing>
-      </w:r>
-      <w:r>
-        <w:rPr>
-          <w:sz w:val="28"/>
-          <w:szCs w:val="28"/>
-        </w:rPr>
-        <w:t xml:space="preserve"> </w:t>
-      </w:r>
-    </w:p>
-    <w:p>
-      <w:pPr>
-        <w:spacing w:line="360" w:lineRule="auto"/>
-        <w:rPr>
-          <w:sz w:val="28"/>
-          <w:szCs w:val="28"/>
-        </w:rPr>
-      </w:pPr>
-      <w:r>
-        <w:rPr>
-          <w:noProof/>
-          <w:position w:val="-16"/>
-          <w:sz w:val="28"/>
-          <w:szCs w:val="28"/>
-        </w:rPr>
-        <w:drawing>
-          <wp:inline distT="0" distB="0" distL="0" distR="0">
-            <wp:extent cx="2423160" cy="289560"/>
-            <wp:effectExtent l="19050" t="0" r="0" b="0"/>
-            <wp:docPr id="42" name="Рисунок 5753"/>
-            <wp:cNvGraphicFramePr>
-              <a:graphicFrameLocks xmlns:a="http://schemas.openxmlformats.org/drawingml/2006/main" noChangeAspect="1"/>
-            </wp:cNvGraphicFramePr>
-            <a:graphic xmlns:a="http://schemas.openxmlformats.org/drawingml/2006/main">
-              <a:graphicData uri="http://schemas.openxmlformats.org/drawingml/2006/picture">
-                <pic:pic xmlns:pic="http://schemas.openxmlformats.org/drawingml/2006/picture">
-                  <pic:nvPicPr>
-                    <pic:cNvPr id="0" name="Рисунок 5753"/>
-                    <pic:cNvPicPr>
-                      <a:picLocks noChangeAspect="1" noChangeArrowheads="1"/>
-                    </pic:cNvPicPr>
-                  </pic:nvPicPr>
-                  <pic:blipFill>
-                    <a:blip r:embed="rId26"/>
-                    <a:srcRect/>
-                    <a:stretch>
-                      <a:fillRect/>
-                    </a:stretch>
-                  </pic:blipFill>
-                  <pic:spPr bwMode="auto">
-                    <a:xfrm>
-                      <a:off x="0" y="0"/>
-                      <a:ext cx="2423160" cy="289560"/>
-                    </a:xfrm>
-                    <a:prstGeom prst="rect">
-                      <a:avLst/>
-                    </a:prstGeom>
-                    <a:noFill/>
-                    <a:ln w="9525">
-                      <a:noFill/>
-                      <a:miter lim="800000"/>
-                      <a:headEnd/>
-                      <a:tailEnd/>
-                    </a:ln>
-                  </pic:spPr>
-                </pic:pic>
-              </a:graphicData>
-            </a:graphic>
-          </wp:inline>
-        </w:drawing>
-      </w:r>
-      <w:r>
-        <w:rPr>
-          <w:sz w:val="28"/>
-          <w:szCs w:val="28"/>
-        </w:rPr>
-        <w:t xml:space="preserve"> </w:t>
+      <m:oMath>
+        <m:r>
+          <w:rPr>
+            <w:rFonts w:ascii="Cambria Math" w:hAnsi="Cambria Math"/>
+            <w:sz w:val="28"/>
+            <w:szCs w:val="28"/>
+          </w:rPr>
+          <m:t>s=</m:t>
+        </m:r>
+        <m:sSub>
+          <m:sSubPr>
+            <m:ctrlPr>
+              <w:rPr>
+                <w:rFonts w:ascii="Cambria Math" w:hAnsi="Cambria Math"/>
+                <w:i/>
+                <w:sz w:val="28"/>
+                <w:szCs w:val="28"/>
+              </w:rPr>
+            </m:ctrlPr>
+          </m:sSubPr>
+          <m:e>
+            <m:r>
+              <w:rPr>
+                <w:rFonts w:ascii="Cambria Math" w:hAnsi="Cambria Math"/>
+                <w:sz w:val="28"/>
+                <w:szCs w:val="28"/>
+              </w:rPr>
+              <m:t>h</m:t>
+            </m:r>
+          </m:e>
+          <m:sub>
+            <m:r>
+              <w:rPr>
+                <w:rFonts w:ascii="Cambria Math" w:hAnsi="Cambria Math"/>
+                <w:sz w:val="28"/>
+                <w:szCs w:val="28"/>
+              </w:rPr>
+              <m:t>21э</m:t>
+            </m:r>
+          </m:sub>
+        </m:sSub>
+        <m:sSup>
+          <m:sSupPr>
+            <m:ctrlPr>
+              <w:rPr>
+                <w:rFonts w:ascii="Cambria Math" w:hAnsi="Cambria Math"/>
+                <w:i/>
+                <w:sz w:val="28"/>
+                <w:szCs w:val="28"/>
+              </w:rPr>
+            </m:ctrlPr>
+          </m:sSupPr>
+          <m:e>
+            <m:d>
+              <m:dPr>
+                <m:begChr m:val="["/>
+                <m:endChr m:val="]"/>
+                <m:ctrlPr>
+                  <w:rPr>
+                    <w:rFonts w:ascii="Cambria Math" w:hAnsi="Cambria Math"/>
+                    <w:i/>
+                    <w:sz w:val="28"/>
+                    <w:szCs w:val="28"/>
+                    <w:lang w:val="en-US"/>
+                  </w:rPr>
+                </m:ctrlPr>
+              </m:dPr>
+              <m:e>
+                <m:sSub>
+                  <m:sSubPr>
+                    <m:ctrlPr>
+                      <w:rPr>
+                        <w:rFonts w:ascii="Cambria Math" w:hAnsi="Cambria Math"/>
+                        <w:i/>
+                        <w:sz w:val="28"/>
+                        <w:szCs w:val="28"/>
+                        <w:lang w:val="en-US"/>
+                      </w:rPr>
+                    </m:ctrlPr>
+                  </m:sSubPr>
+                  <m:e>
+                    <m:r>
+                      <w:rPr>
+                        <w:rFonts w:ascii="Cambria Math" w:hAnsi="Cambria Math"/>
+                        <w:sz w:val="28"/>
+                        <w:szCs w:val="28"/>
+                        <w:lang w:val="en-US"/>
+                      </w:rPr>
+                      <m:t>r</m:t>
+                    </m:r>
+                  </m:e>
+                  <m:sub>
+                    <m:r>
+                      <w:rPr>
+                        <w:rFonts w:ascii="Cambria Math" w:hAnsi="Cambria Math"/>
+                        <w:sz w:val="28"/>
+                        <w:szCs w:val="28"/>
+                      </w:rPr>
+                      <m:t>б</m:t>
+                    </m:r>
+                  </m:sub>
+                </m:sSub>
+                <m:r>
+                  <w:rPr>
+                    <w:rFonts w:ascii="Cambria Math" w:hAnsi="Cambria Math"/>
+                    <w:sz w:val="28"/>
+                    <w:szCs w:val="28"/>
+                  </w:rPr>
+                  <m:t>+</m:t>
+                </m:r>
+                <m:r>
+                  <w:rPr>
+                    <w:rFonts w:ascii="Cambria Math" w:hAnsi="Cambria Math"/>
+                    <w:sz w:val="28"/>
+                    <w:szCs w:val="28"/>
+                    <w:lang w:val="en-US"/>
+                  </w:rPr>
+                  <m:t>r</m:t>
+                </m:r>
+                <m:r>
+                  <w:rPr>
+                    <w:rFonts w:ascii="Cambria Math" w:hAnsi="Cambria Math"/>
+                    <w:sz w:val="28"/>
+                    <w:szCs w:val="28"/>
+                  </w:rPr>
+                  <m:t>+</m:t>
+                </m:r>
+                <m:sSub>
+                  <m:sSubPr>
+                    <m:ctrlPr>
+                      <w:rPr>
+                        <w:rFonts w:ascii="Cambria Math" w:hAnsi="Cambria Math"/>
+                        <w:i/>
+                        <w:sz w:val="28"/>
+                        <w:szCs w:val="28"/>
+                        <w:lang w:val="en-US"/>
+                      </w:rPr>
+                    </m:ctrlPr>
+                  </m:sSubPr>
+                  <m:e>
+                    <m:r>
+                      <w:rPr>
+                        <w:rFonts w:ascii="Cambria Math" w:hAnsi="Cambria Math"/>
+                        <w:sz w:val="28"/>
+                        <w:szCs w:val="28"/>
+                        <w:lang w:val="en-US"/>
+                      </w:rPr>
+                      <m:t>r</m:t>
+                    </m:r>
+                  </m:e>
+                  <m:sub>
+                    <m:r>
+                      <w:rPr>
+                        <w:rFonts w:ascii="Cambria Math" w:hAnsi="Cambria Math"/>
+                        <w:sz w:val="28"/>
+                        <w:szCs w:val="28"/>
+                      </w:rPr>
+                      <m:t>э</m:t>
+                    </m:r>
+                  </m:sub>
+                </m:sSub>
+                <m:d>
+                  <m:dPr>
+                    <m:ctrlPr>
+                      <w:rPr>
+                        <w:rFonts w:ascii="Cambria Math" w:hAnsi="Cambria Math"/>
+                        <w:i/>
+                        <w:sz w:val="28"/>
+                        <w:szCs w:val="28"/>
+                        <w:lang w:val="en-US"/>
+                      </w:rPr>
+                    </m:ctrlPr>
+                  </m:dPr>
+                  <m:e>
+                    <m:r>
+                      <w:rPr>
+                        <w:rFonts w:ascii="Cambria Math" w:hAnsi="Cambria Math"/>
+                        <w:sz w:val="28"/>
+                        <w:szCs w:val="28"/>
+                      </w:rPr>
+                      <m:t>1+</m:t>
+                    </m:r>
+                    <m:sSub>
+                      <m:sSubPr>
+                        <m:ctrlPr>
+                          <w:rPr>
+                            <w:rFonts w:ascii="Cambria Math" w:hAnsi="Cambria Math"/>
+                            <w:i/>
+                            <w:sz w:val="28"/>
+                            <w:szCs w:val="28"/>
+                            <w:lang w:val="en-US"/>
+                          </w:rPr>
+                        </m:ctrlPr>
+                      </m:sSubPr>
+                      <m:e>
+                        <m:r>
+                          <w:rPr>
+                            <w:rFonts w:ascii="Cambria Math" w:hAnsi="Cambria Math"/>
+                            <w:sz w:val="28"/>
+                            <w:szCs w:val="28"/>
+                          </w:rPr>
+                          <m:t>h</m:t>
+                        </m:r>
+                      </m:e>
+                      <m:sub>
+                        <m:r>
+                          <w:rPr>
+                            <w:rFonts w:ascii="Cambria Math" w:hAnsi="Cambria Math"/>
+                            <w:sz w:val="28"/>
+                            <w:szCs w:val="28"/>
+                          </w:rPr>
+                          <m:t>21э</m:t>
+                        </m:r>
+                      </m:sub>
+                    </m:sSub>
+                  </m:e>
+                </m:d>
+              </m:e>
+            </m:d>
+          </m:e>
+          <m:sup>
+            <m:r>
+              <w:rPr>
+                <w:rFonts w:ascii="Cambria Math" w:hAnsi="Cambria Math"/>
+                <w:sz w:val="28"/>
+                <w:szCs w:val="28"/>
+              </w:rPr>
+              <m:t>-1</m:t>
+            </m:r>
+          </m:sup>
+        </m:sSup>
+        <m:r>
+          <w:rPr>
+            <w:rFonts w:ascii="Cambria Math" w:hAnsi="Cambria Math"/>
+            <w:sz w:val="28"/>
+            <w:szCs w:val="28"/>
+          </w:rPr>
+          <m:t>=1.34</m:t>
+        </m:r>
+      </m:oMath>
+      <w:r>
+        <w:rPr>
+          <w:i/>
+          <w:sz w:val="28"/>
+          <w:szCs w:val="28"/>
+        </w:rPr>
+        <w:t xml:space="preserve"> См</w:t>
       </w:r>
     </w:p>
     <w:p>
@@ -22702,7 +23356,7 @@
                     </pic:cNvPicPr>
                   </pic:nvPicPr>
                   <pic:blipFill>
-                    <a:blip r:embed="rId27"/>
+                    <a:blip r:embed="rId17"/>
                     <a:srcRect/>
                     <a:stretch>
                       <a:fillRect/>
@@ -22762,7 +23416,7 @@
                     </pic:cNvPicPr>
                   </pic:nvPicPr>
                   <pic:blipFill>
-                    <a:blip r:embed="rId28"/>
+                    <a:blip r:embed="rId18"/>
                     <a:srcRect/>
                     <a:stretch>
                       <a:fillRect/>
@@ -22822,66 +23476,364 @@
           <w:szCs w:val="28"/>
         </w:rPr>
       </w:pPr>
-      <w:r>
-        <w:rPr>
-          <w:noProof/>
-          <w:position w:val="-30"/>
-          <w:sz w:val="28"/>
-          <w:szCs w:val="28"/>
-        </w:rPr>
-        <w:drawing>
-          <wp:inline distT="0" distB="0" distL="0" distR="0">
-            <wp:extent cx="3535680" cy="457200"/>
-            <wp:effectExtent l="19050" t="0" r="7620" b="0"/>
-            <wp:docPr id="45" name="Рисунок 5750"/>
-            <wp:cNvGraphicFramePr>
-              <a:graphicFrameLocks xmlns:a="http://schemas.openxmlformats.org/drawingml/2006/main" noChangeAspect="1"/>
-            </wp:cNvGraphicFramePr>
-            <a:graphic xmlns:a="http://schemas.openxmlformats.org/drawingml/2006/main">
-              <a:graphicData uri="http://schemas.openxmlformats.org/drawingml/2006/picture">
-                <pic:pic xmlns:pic="http://schemas.openxmlformats.org/drawingml/2006/picture">
-                  <pic:nvPicPr>
-                    <pic:cNvPr id="0" name="Рисунок 5750"/>
-                    <pic:cNvPicPr>
-                      <a:picLocks noChangeAspect="1" noChangeArrowheads="1"/>
-                    </pic:cNvPicPr>
-                  </pic:nvPicPr>
-                  <pic:blipFill>
-                    <a:blip r:embed="rId29"/>
-                    <a:srcRect/>
-                    <a:stretch>
-                      <a:fillRect/>
-                    </a:stretch>
-                  </pic:blipFill>
-                  <pic:spPr bwMode="auto">
-                    <a:xfrm>
-                      <a:off x="0" y="0"/>
-                      <a:ext cx="3535680" cy="457200"/>
-                    </a:xfrm>
-                    <a:prstGeom prst="rect">
-                      <a:avLst/>
-                    </a:prstGeom>
-                    <a:noFill/>
-                    <a:ln w="9525">
-                      <a:noFill/>
-                      <a:miter lim="800000"/>
-                      <a:headEnd/>
-                      <a:tailEnd/>
-                    </a:ln>
-                  </pic:spPr>
-                </pic:pic>
-              </a:graphicData>
-            </a:graphic>
-          </wp:inline>
-        </w:drawing>
-      </w:r>
-      <w:r>
-        <w:rPr>
-          <w:sz w:val="28"/>
-          <w:szCs w:val="28"/>
-        </w:rPr>
-        <w:t xml:space="preserve"> </w:t>
-      </w:r>
+      <m:oMathPara>
+        <m:oMath>
+          <m:r>
+            <w:rPr>
+              <w:rFonts w:ascii="Cambria Math" w:hAnsi="Cambria Math"/>
+              <w:sz w:val="28"/>
+              <w:szCs w:val="28"/>
+            </w:rPr>
+            <m:t>-</m:t>
+          </m:r>
+          <m:f>
+            <m:fPr>
+              <m:ctrlPr>
+                <w:rPr>
+                  <w:rFonts w:ascii="Cambria Math" w:hAnsi="Cambria Math"/>
+                  <w:i/>
+                  <w:sz w:val="28"/>
+                  <w:szCs w:val="28"/>
+                </w:rPr>
+              </m:ctrlPr>
+            </m:fPr>
+            <m:num>
+              <m:d>
+                <m:dPr>
+                  <m:ctrlPr>
+                    <w:rPr>
+                      <w:rFonts w:ascii="Cambria Math" w:hAnsi="Cambria Math"/>
+                      <w:i/>
+                      <w:sz w:val="28"/>
+                      <w:szCs w:val="28"/>
+                    </w:rPr>
+                  </m:ctrlPr>
+                </m:dPr>
+                <m:e>
+                  <m:sSub>
+                    <m:sSubPr>
+                      <m:ctrlPr>
+                        <w:rPr>
+                          <w:rFonts w:ascii="Cambria Math" w:hAnsi="Cambria Math"/>
+                          <w:i/>
+                          <w:sz w:val="28"/>
+                          <w:szCs w:val="28"/>
+                        </w:rPr>
+                      </m:ctrlPr>
+                    </m:sSubPr>
+                    <m:e>
+                      <m:r>
+                        <w:rPr>
+                          <w:rFonts w:ascii="Cambria Math" w:hAnsi="Cambria Math"/>
+                          <w:sz w:val="28"/>
+                          <w:szCs w:val="28"/>
+                        </w:rPr>
+                        <m:t>U</m:t>
+                      </m:r>
+                    </m:e>
+                    <m:sub>
+                      <m:r>
+                        <w:rPr>
+                          <w:rFonts w:ascii="Cambria Math" w:hAnsi="Cambria Math"/>
+                          <w:sz w:val="28"/>
+                          <w:szCs w:val="28"/>
+                        </w:rPr>
+                        <m:t>в0</m:t>
+                      </m:r>
+                    </m:sub>
+                  </m:sSub>
+                  <m:r>
+                    <w:rPr>
+                      <w:rFonts w:ascii="Cambria Math" w:hAnsi="Cambria Math"/>
+                      <w:sz w:val="28"/>
+                      <w:szCs w:val="28"/>
+                    </w:rPr>
+                    <m:t>-</m:t>
+                  </m:r>
+                  <m:sSup>
+                    <m:sSupPr>
+                      <m:ctrlPr>
+                        <w:rPr>
+                          <w:rFonts w:ascii="Cambria Math" w:hAnsi="Cambria Math"/>
+                          <w:i/>
+                          <w:sz w:val="28"/>
+                          <w:szCs w:val="28"/>
+                        </w:rPr>
+                      </m:ctrlPr>
+                    </m:sSupPr>
+                    <m:e>
+                      <m:r>
+                        <w:rPr>
+                          <w:rFonts w:ascii="Cambria Math" w:hAnsi="Cambria Math"/>
+                          <w:sz w:val="28"/>
+                          <w:szCs w:val="28"/>
+                          <w:lang w:val="en-US"/>
+                        </w:rPr>
+                        <m:t>U</m:t>
+                      </m:r>
+                    </m:e>
+                    <m:sup>
+                      <m:r>
+                        <w:rPr>
+                          <w:rFonts w:ascii="Cambria Math" w:hAnsi="Cambria Math"/>
+                          <w:sz w:val="28"/>
+                          <w:szCs w:val="28"/>
+                        </w:rPr>
+                        <m:t>'</m:t>
+                      </m:r>
+                    </m:sup>
+                  </m:sSup>
+                </m:e>
+              </m:d>
+              <m:r>
+                <w:rPr>
+                  <w:rFonts w:ascii="Cambria Math" w:hAnsi="Cambria Math"/>
+                  <w:sz w:val="28"/>
+                  <w:szCs w:val="28"/>
+                </w:rPr>
+                <m:t>*</m:t>
+              </m:r>
+              <m:sSub>
+                <m:sSubPr>
+                  <m:ctrlPr>
+                    <w:rPr>
+                      <w:rFonts w:ascii="Cambria Math" w:hAnsi="Cambria Math"/>
+                      <w:i/>
+                      <w:sz w:val="28"/>
+                      <w:szCs w:val="28"/>
+                    </w:rPr>
+                  </m:ctrlPr>
+                </m:sSubPr>
+                <m:e>
+                  <m:r>
+                    <w:rPr>
+                      <w:rFonts w:ascii="Cambria Math" w:hAnsi="Cambria Math"/>
+                      <w:sz w:val="28"/>
+                      <w:szCs w:val="28"/>
+                    </w:rPr>
+                    <m:t>ω</m:t>
+                  </m:r>
+                </m:e>
+                <m:sub>
+                  <m:r>
+                    <w:rPr>
+                      <w:rFonts w:ascii="Cambria Math" w:hAnsi="Cambria Math"/>
+                      <w:sz w:val="28"/>
+                      <w:szCs w:val="28"/>
+                    </w:rPr>
+                    <m:t>гр</m:t>
+                  </m:r>
+                </m:sub>
+              </m:sSub>
+              <m:r>
+                <w:rPr>
+                  <w:rFonts w:ascii="Cambria Math" w:hAnsi="Cambria Math"/>
+                  <w:sz w:val="28"/>
+                  <w:szCs w:val="28"/>
+                </w:rPr>
+                <m:t>*</m:t>
+              </m:r>
+              <m:sSub>
+                <m:sSubPr>
+                  <m:ctrlPr>
+                    <w:rPr>
+                      <w:rFonts w:ascii="Cambria Math" w:hAnsi="Cambria Math"/>
+                      <w:i/>
+                      <w:sz w:val="28"/>
+                      <w:szCs w:val="28"/>
+                      <w:lang w:val="en-US"/>
+                    </w:rPr>
+                  </m:ctrlPr>
+                </m:sSubPr>
+                <m:e>
+                  <m:r>
+                    <w:rPr>
+                      <w:rFonts w:ascii="Cambria Math" w:hAnsi="Cambria Math"/>
+                      <w:sz w:val="28"/>
+                      <w:szCs w:val="28"/>
+                      <w:lang w:val="en-US"/>
+                    </w:rPr>
+                    <m:t>C</m:t>
+                  </m:r>
+                </m:e>
+                <m:sub>
+                  <m:r>
+                    <w:rPr>
+                      <w:rFonts w:ascii="Cambria Math" w:hAnsi="Cambria Math"/>
+                      <w:sz w:val="28"/>
+                      <w:szCs w:val="28"/>
+                    </w:rPr>
+                    <m:t>э</m:t>
+                  </m:r>
+                </m:sub>
+              </m:sSub>
+            </m:num>
+            <m:den>
+              <m:sSub>
+                <m:sSubPr>
+                  <m:ctrlPr>
+                    <w:rPr>
+                      <w:rFonts w:ascii="Cambria Math" w:hAnsi="Cambria Math"/>
+                      <w:i/>
+                      <w:sz w:val="28"/>
+                      <w:szCs w:val="28"/>
+                    </w:rPr>
+                  </m:ctrlPr>
+                </m:sSubPr>
+                <m:e>
+                  <m:r>
+                    <w:rPr>
+                      <w:rFonts w:ascii="Cambria Math" w:hAnsi="Cambria Math"/>
+                      <w:sz w:val="28"/>
+                      <w:szCs w:val="28"/>
+                      <w:lang w:val="en-US"/>
+                    </w:rPr>
+                    <m:t>I</m:t>
+                  </m:r>
+                </m:e>
+                <m:sub>
+                  <m:r>
+                    <w:rPr>
+                      <w:rFonts w:ascii="Cambria Math" w:hAnsi="Cambria Math"/>
+                      <w:sz w:val="28"/>
+                      <w:szCs w:val="28"/>
+                    </w:rPr>
+                    <m:t>г1</m:t>
+                  </m:r>
+                </m:sub>
+              </m:sSub>
+            </m:den>
+          </m:f>
+          <m:r>
+            <w:rPr>
+              <w:rFonts w:ascii="Cambria Math" w:hAnsi="Cambria Math"/>
+              <w:sz w:val="28"/>
+              <w:szCs w:val="28"/>
+            </w:rPr>
+            <m:t>=</m:t>
+          </m:r>
+          <m:r>
+            <w:rPr>
+              <w:rFonts w:ascii="Cambria Math" w:hAnsi="Cambria Math"/>
+              <w:sz w:val="28"/>
+              <w:szCs w:val="28"/>
+            </w:rPr>
+            <m:t>-</m:t>
+          </m:r>
+          <m:f>
+            <m:fPr>
+              <m:ctrlPr>
+                <w:rPr>
+                  <w:rFonts w:ascii="Cambria Math" w:hAnsi="Cambria Math"/>
+                  <w:i/>
+                  <w:sz w:val="28"/>
+                  <w:szCs w:val="28"/>
+                </w:rPr>
+              </m:ctrlPr>
+            </m:fPr>
+            <m:num>
+              <m:r>
+                <w:rPr>
+                  <w:rFonts w:ascii="Cambria Math" w:hAnsi="Cambria Math"/>
+                  <w:sz w:val="28"/>
+                  <w:szCs w:val="28"/>
+                </w:rPr>
+                <m:t>-0,7*2727,53*</m:t>
+              </m:r>
+              <m:sSup>
+                <m:sSupPr>
+                  <m:ctrlPr>
+                    <w:rPr>
+                      <w:rFonts w:ascii="Cambria Math" w:hAnsi="Cambria Math"/>
+                      <w:i/>
+                      <w:sz w:val="28"/>
+                      <w:szCs w:val="28"/>
+                    </w:rPr>
+                  </m:ctrlPr>
+                </m:sSupPr>
+                <m:e>
+                  <m:r>
+                    <w:rPr>
+                      <w:rFonts w:ascii="Cambria Math" w:hAnsi="Cambria Math"/>
+                      <w:sz w:val="28"/>
+                      <w:szCs w:val="28"/>
+                    </w:rPr>
+                    <m:t>10</m:t>
+                  </m:r>
+                </m:e>
+                <m:sup>
+                  <m:r>
+                    <w:rPr>
+                      <w:rFonts w:ascii="Cambria Math" w:hAnsi="Cambria Math"/>
+                      <w:sz w:val="28"/>
+                      <w:szCs w:val="28"/>
+                    </w:rPr>
+                    <m:t>6</m:t>
+                  </m:r>
+                </m:sup>
+              </m:sSup>
+              <m:r>
+                <w:rPr>
+                  <w:rFonts w:ascii="Cambria Math" w:hAnsi="Cambria Math"/>
+                  <w:sz w:val="28"/>
+                  <w:szCs w:val="28"/>
+                </w:rPr>
+                <m:t>*10,416*</m:t>
+              </m:r>
+              <m:sSup>
+                <m:sSupPr>
+                  <m:ctrlPr>
+                    <w:rPr>
+                      <w:rFonts w:ascii="Cambria Math" w:hAnsi="Cambria Math"/>
+                      <w:i/>
+                      <w:sz w:val="28"/>
+                      <w:szCs w:val="28"/>
+                    </w:rPr>
+                  </m:ctrlPr>
+                </m:sSupPr>
+                <m:e>
+                  <m:r>
+                    <w:rPr>
+                      <w:rFonts w:ascii="Cambria Math" w:hAnsi="Cambria Math"/>
+                      <w:sz w:val="28"/>
+                      <w:szCs w:val="28"/>
+                    </w:rPr>
+                    <m:t>10</m:t>
+                  </m:r>
+                </m:e>
+                <m:sup>
+                  <m:r>
+                    <w:rPr>
+                      <w:rFonts w:ascii="Cambria Math" w:hAnsi="Cambria Math"/>
+                      <w:sz w:val="28"/>
+                      <w:szCs w:val="28"/>
+                    </w:rPr>
+                    <m:t>-15</m:t>
+                  </m:r>
+                </m:sup>
+              </m:sSup>
+            </m:num>
+            <m:den>
+              <m:r>
+                <w:rPr>
+                  <w:rFonts w:ascii="Cambria Math" w:hAnsi="Cambria Math"/>
+                  <w:sz w:val="28"/>
+                  <w:szCs w:val="28"/>
+                </w:rPr>
+                <m:t>0,0010881</m:t>
+              </m:r>
+            </m:den>
+          </m:f>
+          <m:r>
+            <w:rPr>
+              <w:rFonts w:ascii="Cambria Math" w:hAnsi="Cambria Math"/>
+              <w:sz w:val="28"/>
+              <w:szCs w:val="28"/>
+            </w:rPr>
+            <m:t>=0,01828</m:t>
+          </m:r>
+        </m:oMath>
+      </m:oMathPara>
     </w:p>
     <w:p>
       <w:pPr>
@@ -22916,7 +23868,7 @@
                     </pic:cNvPicPr>
                   </pic:nvPicPr>
                   <pic:blipFill>
-                    <a:blip r:embed="rId30"/>
+                    <a:blip r:embed="rId19"/>
                     <a:srcRect/>
                     <a:stretch>
                       <a:fillRect/>
@@ -22960,6 +23912,212 @@
           <w:szCs w:val="28"/>
         </w:rPr>
       </w:pPr>
+      <m:oMathPara>
+        <m:oMath>
+          <m:f>
+            <m:fPr>
+              <m:ctrlPr>
+                <w:rPr>
+                  <w:rFonts w:ascii="Cambria Math" w:hAnsi="Cambria Math"/>
+                  <w:i/>
+                  <w:sz w:val="28"/>
+                  <w:szCs w:val="28"/>
+                </w:rPr>
+              </m:ctrlPr>
+            </m:fPr>
+            <m:num>
+              <m:sSub>
+                <m:sSubPr>
+                  <m:ctrlPr>
+                    <w:rPr>
+                      <w:rFonts w:ascii="Cambria Math" w:hAnsi="Cambria Math"/>
+                      <w:i/>
+                      <w:sz w:val="28"/>
+                      <w:szCs w:val="28"/>
+                    </w:rPr>
+                  </m:ctrlPr>
+                </m:sSubPr>
+                <m:e>
+                  <m:r>
+                    <w:rPr>
+                      <w:rFonts w:ascii="Cambria Math" w:hAnsi="Cambria Math"/>
+                      <w:sz w:val="28"/>
+                      <w:szCs w:val="28"/>
+                    </w:rPr>
+                    <m:t>ω</m:t>
+                  </m:r>
+                </m:e>
+                <m:sub>
+                  <m:r>
+                    <w:rPr>
+                      <w:rFonts w:ascii="Cambria Math" w:hAnsi="Cambria Math"/>
+                      <w:sz w:val="28"/>
+                      <w:szCs w:val="28"/>
+                    </w:rPr>
+                    <m:t>гр*</m:t>
+                  </m:r>
+                  <m:sSub>
+                    <m:sSubPr>
+                      <m:ctrlPr>
+                        <w:rPr>
+                          <w:rFonts w:ascii="Cambria Math" w:hAnsi="Cambria Math"/>
+                          <w:i/>
+                          <w:sz w:val="28"/>
+                          <w:szCs w:val="28"/>
+                        </w:rPr>
+                      </m:ctrlPr>
+                    </m:sSubPr>
+                    <m:e>
+                      <m:r>
+                        <w:rPr>
+                          <w:rFonts w:ascii="Cambria Math" w:hAnsi="Cambria Math"/>
+                          <w:sz w:val="28"/>
+                          <w:szCs w:val="28"/>
+                          <w:lang w:val="en-US"/>
+                        </w:rPr>
+                        <m:t>C</m:t>
+                      </m:r>
+                    </m:e>
+                    <m:sub>
+                      <m:r>
+                        <w:rPr>
+                          <w:rFonts w:ascii="Cambria Math" w:hAnsi="Cambria Math"/>
+                          <w:sz w:val="28"/>
+                          <w:szCs w:val="28"/>
+                        </w:rPr>
+                        <m:t>э</m:t>
+                      </m:r>
+                    </m:sub>
+                  </m:sSub>
+                </m:sub>
+              </m:sSub>
+            </m:num>
+            <m:den>
+              <m:r>
+                <w:rPr>
+                  <w:rFonts w:ascii="Cambria Math" w:hAnsi="Cambria Math"/>
+                  <w:sz w:val="28"/>
+                  <w:szCs w:val="28"/>
+                  <w:lang w:val="en-US"/>
+                </w:rPr>
+                <m:t>S</m:t>
+              </m:r>
+            </m:den>
+          </m:f>
+          <m:r>
+            <w:rPr>
+              <w:rFonts w:ascii="Cambria Math" w:hAnsi="Cambria Math"/>
+              <w:sz w:val="28"/>
+              <w:szCs w:val="28"/>
+            </w:rPr>
+            <m:t>=</m:t>
+          </m:r>
+          <m:f>
+            <m:fPr>
+              <m:ctrlPr>
+                <w:rPr>
+                  <w:rFonts w:ascii="Cambria Math" w:hAnsi="Cambria Math"/>
+                  <w:i/>
+                  <w:sz w:val="28"/>
+                  <w:szCs w:val="28"/>
+                </w:rPr>
+              </m:ctrlPr>
+            </m:fPr>
+            <m:num>
+              <m:r>
+                <w:rPr>
+                  <w:rFonts w:ascii="Cambria Math" w:hAnsi="Cambria Math"/>
+                  <w:sz w:val="28"/>
+                  <w:szCs w:val="28"/>
+                </w:rPr>
+                <m:t>2π*2727,53*</m:t>
+              </m:r>
+              <m:sSup>
+                <m:sSupPr>
+                  <m:ctrlPr>
+                    <w:rPr>
+                      <w:rFonts w:ascii="Cambria Math" w:hAnsi="Cambria Math"/>
+                      <w:i/>
+                      <w:sz w:val="28"/>
+                      <w:szCs w:val="28"/>
+                    </w:rPr>
+                  </m:ctrlPr>
+                </m:sSupPr>
+                <m:e>
+                  <m:r>
+                    <w:rPr>
+                      <w:rFonts w:ascii="Cambria Math" w:hAnsi="Cambria Math"/>
+                      <w:sz w:val="28"/>
+                      <w:szCs w:val="28"/>
+                    </w:rPr>
+                    <m:t>10</m:t>
+                  </m:r>
+                </m:e>
+                <m:sup>
+                  <m:r>
+                    <w:rPr>
+                      <w:rFonts w:ascii="Cambria Math" w:hAnsi="Cambria Math"/>
+                      <w:sz w:val="28"/>
+                      <w:szCs w:val="28"/>
+                    </w:rPr>
+                    <m:t>6</m:t>
+                  </m:r>
+                </m:sup>
+              </m:sSup>
+              <m:r>
+                <w:rPr>
+                  <w:rFonts w:ascii="Cambria Math" w:hAnsi="Cambria Math"/>
+                  <w:sz w:val="28"/>
+                  <w:szCs w:val="28"/>
+                </w:rPr>
+                <m:t>*10,416*</m:t>
+              </m:r>
+              <m:sSup>
+                <m:sSupPr>
+                  <m:ctrlPr>
+                    <w:rPr>
+                      <w:rFonts w:ascii="Cambria Math" w:hAnsi="Cambria Math"/>
+                      <w:i/>
+                      <w:sz w:val="28"/>
+                      <w:szCs w:val="28"/>
+                    </w:rPr>
+                  </m:ctrlPr>
+                </m:sSupPr>
+                <m:e>
+                  <m:r>
+                    <w:rPr>
+                      <w:rFonts w:ascii="Cambria Math" w:hAnsi="Cambria Math"/>
+                      <w:sz w:val="28"/>
+                      <w:szCs w:val="28"/>
+                    </w:rPr>
+                    <m:t>10</m:t>
+                  </m:r>
+                </m:e>
+                <m:sup>
+                  <m:r>
+                    <w:rPr>
+                      <w:rFonts w:ascii="Cambria Math" w:hAnsi="Cambria Math"/>
+                      <w:sz w:val="28"/>
+                      <w:szCs w:val="28"/>
+                    </w:rPr>
+                    <m:t>-15</m:t>
+                  </m:r>
+                </m:sup>
+              </m:sSup>
+            </m:num>
+            <m:den/>
+          </m:f>
+        </m:oMath>
+      </m:oMathPara>
+    </w:p>
+    <w:p>
+      <w:pPr>
+        <w:spacing w:line="360" w:lineRule="auto"/>
+        <w:rPr>
+          <w:sz w:val="28"/>
+          <w:szCs w:val="28"/>
+        </w:rPr>
+      </w:pPr>
       <w:r>
         <w:rPr>
           <w:sz w:val="28"/>
@@ -22992,7 +24150,7 @@
                     </pic:cNvPicPr>
                   </pic:nvPicPr>
                   <pic:blipFill>
-                    <a:blip r:embed="rId27"/>
+                    <a:blip r:embed="rId17"/>
                     <a:srcRect/>
                     <a:stretch>
                       <a:fillRect/>
@@ -23052,7 +24210,7 @@
                     </pic:cNvPicPr>
                   </pic:nvPicPr>
                   <pic:blipFill>
-                    <a:blip r:embed="rId31"/>
+                    <a:blip r:embed="rId20"/>
                     <a:srcRect/>
                     <a:stretch>
                       <a:fillRect/>
@@ -23128,7 +24286,7 @@
                     </pic:cNvPicPr>
                   </pic:nvPicPr>
                   <pic:blipFill>
-                    <a:blip r:embed="rId32"/>
+                    <a:blip r:embed="rId21"/>
                     <a:srcRect/>
                     <a:stretch>
                       <a:fillRect/>
@@ -23188,7 +24346,7 @@
                     </pic:cNvPicPr>
                   </pic:nvPicPr>
                   <pic:blipFill>
-                    <a:blip r:embed="rId33"/>
+                    <a:blip r:embed="rId22"/>
                     <a:srcRect/>
                     <a:stretch>
                       <a:fillRect/>
@@ -23280,7 +24438,7 @@
                     </pic:cNvPicPr>
                   </pic:nvPicPr>
                   <pic:blipFill>
-                    <a:blip r:embed="rId34"/>
+                    <a:blip r:embed="rId23"/>
                     <a:srcRect/>
                     <a:stretch>
                       <a:fillRect/>
@@ -23372,7 +24530,7 @@
                     </pic:cNvPicPr>
                   </pic:nvPicPr>
                   <pic:blipFill>
-                    <a:blip r:embed="rId35"/>
+                    <a:blip r:embed="rId24"/>
                     <a:srcRect/>
                     <a:stretch>
                       <a:fillRect/>
@@ -23441,7 +24599,7 @@
                     </pic:cNvPicPr>
                   </pic:nvPicPr>
                   <pic:blipFill>
-                    <a:blip r:embed="rId36"/>
+                    <a:blip r:embed="rId25"/>
                     <a:srcRect/>
                     <a:stretch>
                       <a:fillRect/>
@@ -23510,7 +24668,7 @@
                     </pic:cNvPicPr>
                   </pic:nvPicPr>
                   <pic:blipFill>
-                    <a:blip r:embed="rId37"/>
+                    <a:blip r:embed="rId26"/>
                     <a:srcRect/>
                     <a:stretch>
                       <a:fillRect/>
@@ -23579,7 +24737,7 @@
                     </pic:cNvPicPr>
                   </pic:nvPicPr>
                   <pic:blipFill>
-                    <a:blip r:embed="rId38"/>
+                    <a:blip r:embed="rId27"/>
                     <a:srcRect/>
                     <a:stretch>
                       <a:fillRect/>
@@ -23655,7 +24813,7 @@
                     </pic:cNvPicPr>
                   </pic:nvPicPr>
                   <pic:blipFill>
-                    <a:blip r:embed="rId39"/>
+                    <a:blip r:embed="rId28"/>
                     <a:srcRect/>
                     <a:stretch>
                       <a:fillRect/>
@@ -23724,7 +24882,7 @@
                     </pic:cNvPicPr>
                   </pic:nvPicPr>
                   <pic:blipFill>
-                    <a:blip r:embed="rId40"/>
+                    <a:blip r:embed="rId29"/>
                     <a:srcRect/>
                     <a:stretch>
                       <a:fillRect/>
@@ -23793,7 +24951,7 @@
                     </pic:cNvPicPr>
                   </pic:nvPicPr>
                   <pic:blipFill>
-                    <a:blip r:embed="rId41"/>
+                    <a:blip r:embed="rId30"/>
                     <a:srcRect/>
                     <a:stretch>
                       <a:fillRect/>
@@ -23862,7 +25020,7 @@
                     </pic:cNvPicPr>
                   </pic:nvPicPr>
                   <pic:blipFill>
-                    <a:blip r:embed="rId42"/>
+                    <a:blip r:embed="rId31"/>
                     <a:srcRect/>
                     <a:stretch>
                       <a:fillRect/>
@@ -23931,7 +25089,7 @@
                     </pic:cNvPicPr>
                   </pic:nvPicPr>
                   <pic:blipFill>
-                    <a:blip r:embed="rId43"/>
+                    <a:blip r:embed="rId32"/>
                     <a:srcRect/>
                     <a:stretch>
                       <a:fillRect/>
@@ -24000,7 +25158,7 @@
                     </pic:cNvPicPr>
                   </pic:nvPicPr>
                   <pic:blipFill>
-                    <a:blip r:embed="rId44"/>
+                    <a:blip r:embed="rId33"/>
                     <a:srcRect/>
                     <a:stretch>
                       <a:fillRect/>
@@ -24062,7 +25220,7 @@
                     </pic:cNvPicPr>
                   </pic:nvPicPr>
                   <pic:blipFill>
-                    <a:blip r:embed="rId45"/>
+                    <a:blip r:embed="rId34"/>
                     <a:srcRect/>
                     <a:stretch>
                       <a:fillRect/>
@@ -24131,7 +25289,7 @@
                     </pic:cNvPicPr>
                   </pic:nvPicPr>
                   <pic:blipFill>
-                    <a:blip r:embed="rId46"/>
+                    <a:blip r:embed="rId35"/>
                     <a:srcRect/>
                     <a:stretch>
                       <a:fillRect/>
@@ -24193,7 +25351,7 @@
                     </pic:cNvPicPr>
                   </pic:nvPicPr>
                   <pic:blipFill>
-                    <a:blip r:embed="rId47"/>
+                    <a:blip r:embed="rId36"/>
                     <a:srcRect/>
                     <a:stretch>
                       <a:fillRect/>
@@ -24255,7 +25413,7 @@
                     </pic:cNvPicPr>
                   </pic:nvPicPr>
                   <pic:blipFill>
-                    <a:blip r:embed="rId48"/>
+                    <a:blip r:embed="rId37"/>
                     <a:srcRect/>
                     <a:stretch>
                       <a:fillRect/>
@@ -24317,7 +25475,7 @@
                     </pic:cNvPicPr>
                   </pic:nvPicPr>
                   <pic:blipFill>
-                    <a:blip r:embed="rId49"/>
+                    <a:blip r:embed="rId38"/>
                     <a:srcRect/>
                     <a:stretch>
                       <a:fillRect/>
@@ -24379,7 +25537,7 @@
                     </pic:cNvPicPr>
                   </pic:nvPicPr>
                   <pic:blipFill>
-                    <a:blip r:embed="rId50"/>
+                    <a:blip r:embed="rId39"/>
                     <a:srcRect/>
                     <a:stretch>
                       <a:fillRect/>
@@ -24464,7 +25622,7 @@
                     </pic:cNvPicPr>
                   </pic:nvPicPr>
                   <pic:blipFill>
-                    <a:blip r:embed="rId51"/>
+                    <a:blip r:embed="rId40"/>
                     <a:srcRect/>
                     <a:stretch>
                       <a:fillRect/>
@@ -24533,7 +25691,7 @@
                     </pic:cNvPicPr>
                   </pic:nvPicPr>
                   <pic:blipFill>
-                    <a:blip r:embed="rId52"/>
+                    <a:blip r:embed="rId41"/>
                     <a:srcRect/>
                     <a:stretch>
                       <a:fillRect/>
@@ -24611,7 +25769,7 @@
                     </pic:cNvPicPr>
                   </pic:nvPicPr>
                   <pic:blipFill>
-                    <a:blip r:embed="rId53"/>
+                    <a:blip r:embed="rId42"/>
                     <a:srcRect/>
                     <a:stretch>
                       <a:fillRect/>
@@ -24673,7 +25831,7 @@
                     </pic:cNvPicPr>
                   </pic:nvPicPr>
                   <pic:blipFill>
-                    <a:blip r:embed="rId54"/>
+                    <a:blip r:embed="rId43"/>
                     <a:srcRect/>
                     <a:stretch>
                       <a:fillRect/>
@@ -24735,7 +25893,7 @@
                     </pic:cNvPicPr>
                   </pic:nvPicPr>
                   <pic:blipFill>
-                    <a:blip r:embed="rId55"/>
+                    <a:blip r:embed="rId44"/>
                     <a:srcRect/>
                     <a:stretch>
                       <a:fillRect/>
@@ -24820,7 +25978,7 @@
                     </pic:cNvPicPr>
                   </pic:nvPicPr>
                   <pic:blipFill>
-                    <a:blip r:embed="rId56"/>
+                    <a:blip r:embed="rId45"/>
                     <a:srcRect/>
                     <a:stretch>
                       <a:fillRect/>
@@ -24905,7 +26063,7 @@
                     </pic:cNvPicPr>
                   </pic:nvPicPr>
                   <pic:blipFill>
-                    <a:blip r:embed="rId57"/>
+                    <a:blip r:embed="rId46"/>
                     <a:srcRect/>
                     <a:stretch>
                       <a:fillRect/>
@@ -24990,7 +26148,7 @@
                     </pic:cNvPicPr>
                   </pic:nvPicPr>
                   <pic:blipFill>
-                    <a:blip r:embed="rId58"/>
+                    <a:blip r:embed="rId47"/>
                     <a:srcRect/>
                     <a:stretch>
                       <a:fillRect/>
@@ -25068,7 +26226,7 @@
                     </pic:cNvPicPr>
                   </pic:nvPicPr>
                   <pic:blipFill>
-                    <a:blip r:embed="rId59"/>
+                    <a:blip r:embed="rId48"/>
                     <a:srcRect/>
                     <a:stretch>
                       <a:fillRect/>

--- a/Расчёт параметров цепи.docx
+++ b/Расчёт параметров цепи.docx
@@ -22649,15 +22649,7 @@
                 <w:sz w:val="28"/>
                 <w:szCs w:val="28"/>
               </w:rPr>
-              <m:t xml:space="preserve"> </m:t>
-            </m:r>
-            <m:r>
-              <w:rPr>
-                <w:rFonts w:ascii="Cambria Math" w:hAnsi="Cambria Math"/>
-                <w:sz w:val="28"/>
-                <w:szCs w:val="28"/>
-              </w:rPr>
-              <m:t>пик</m:t>
+              <m:t xml:space="preserve"> пик</m:t>
             </m:r>
           </m:sub>
         </m:sSub>
@@ -22667,15 +22659,7 @@
             <w:sz w:val="28"/>
             <w:szCs w:val="28"/>
           </w:rPr>
-          <m:t>=20+19,99767</m:t>
-        </m:r>
-        <m:r>
-          <w:rPr>
-            <w:rFonts w:ascii="Cambria Math" w:hAnsi="Cambria Math"/>
-            <w:sz w:val="28"/>
-            <w:szCs w:val="28"/>
-          </w:rPr>
-          <m:t>=39,99767</m:t>
+          <m:t>=20+19,99767=39,99767</m:t>
         </m:r>
       </m:oMath>
       <w:r>
@@ -22990,15 +22974,7 @@
                     <w:sz w:val="28"/>
                     <w:szCs w:val="28"/>
                   </w:rPr>
-                  <m:t>21</m:t>
-                </m:r>
-                <m:r>
-                  <w:rPr>
-                    <w:rFonts w:ascii="Cambria Math" w:hAnsi="Cambria Math"/>
-                    <w:sz w:val="28"/>
-                    <w:szCs w:val="28"/>
-                  </w:rPr>
-                  <m:t>э</m:t>
+                  <m:t>21э</m:t>
                 </m:r>
               </m:sub>
             </m:sSub>
@@ -23710,15 +23686,7 @@
               <w:sz w:val="28"/>
               <w:szCs w:val="28"/>
             </w:rPr>
-            <m:t>=</m:t>
-          </m:r>
-          <m:r>
-            <w:rPr>
-              <w:rFonts w:ascii="Cambria Math" w:hAnsi="Cambria Math"/>
-              <w:sz w:val="28"/>
-              <w:szCs w:val="28"/>
-            </w:rPr>
-            <m:t>-</m:t>
+            <m:t>=-</m:t>
           </m:r>
           <m:f>
             <m:fPr>
@@ -23834,75 +23802,6 @@
           </m:r>
         </m:oMath>
       </m:oMathPara>
-    </w:p>
-    <w:p>
-      <w:pPr>
-        <w:spacing w:line="360" w:lineRule="auto"/>
-        <w:rPr>
-          <w:sz w:val="28"/>
-          <w:szCs w:val="28"/>
-        </w:rPr>
-      </w:pPr>
-      <w:r>
-        <w:rPr>
-          <w:noProof/>
-          <w:position w:val="-24"/>
-          <w:sz w:val="28"/>
-          <w:szCs w:val="28"/>
-        </w:rPr>
-        <w:drawing>
-          <wp:inline distT="0" distB="0" distL="0" distR="0">
-            <wp:extent cx="2514600" cy="381000"/>
-            <wp:effectExtent l="0" t="0" r="0" b="0"/>
-            <wp:docPr id="46" name="Рисунок 5749"/>
-            <wp:cNvGraphicFramePr>
-              <a:graphicFrameLocks xmlns:a="http://schemas.openxmlformats.org/drawingml/2006/main" noChangeAspect="1"/>
-            </wp:cNvGraphicFramePr>
-            <a:graphic xmlns:a="http://schemas.openxmlformats.org/drawingml/2006/main">
-              <a:graphicData uri="http://schemas.openxmlformats.org/drawingml/2006/picture">
-                <pic:pic xmlns:pic="http://schemas.openxmlformats.org/drawingml/2006/picture">
-                  <pic:nvPicPr>
-                    <pic:cNvPr id="0" name="Рисунок 5749"/>
-                    <pic:cNvPicPr>
-                      <a:picLocks noChangeAspect="1" noChangeArrowheads="1"/>
-                    </pic:cNvPicPr>
-                  </pic:nvPicPr>
-                  <pic:blipFill>
-                    <a:blip r:embed="rId19"/>
-                    <a:srcRect/>
-                    <a:stretch>
-                      <a:fillRect/>
-                    </a:stretch>
-                  </pic:blipFill>
-                  <pic:spPr bwMode="auto">
-                    <a:xfrm>
-                      <a:off x="0" y="0"/>
-                      <a:ext cx="2514600" cy="381000"/>
-                    </a:xfrm>
-                    <a:prstGeom prst="rect">
-                      <a:avLst/>
-                    </a:prstGeom>
-                    <a:noFill/>
-                    <a:ln w="9525">
-                      <a:noFill/>
-                      <a:miter lim="800000"/>
-                      <a:headEnd/>
-                      <a:tailEnd/>
-                    </a:ln>
-                  </pic:spPr>
-                </pic:pic>
-              </a:graphicData>
-            </a:graphic>
-          </wp:inline>
-        </w:drawing>
-      </w:r>
-      <w:r>
-        <w:rPr>
-          <w:sz w:val="28"/>
-          <w:szCs w:val="28"/>
-        </w:rPr>
-        <w:t xml:space="preserve"> </w:t>
-      </w:r>
     </w:p>
     <w:p>
       <w:pPr>
@@ -24105,8 +24004,25 @@
                 </m:sup>
               </m:sSup>
             </m:num>
-            <m:den/>
+            <m:den>
+              <m:r>
+                <w:rPr>
+                  <w:rFonts w:ascii="Cambria Math" w:hAnsi="Cambria Math"/>
+                  <w:sz w:val="28"/>
+                  <w:szCs w:val="28"/>
+                </w:rPr>
+                <m:t>1,26</m:t>
+              </m:r>
+            </m:den>
           </m:f>
+          <m:r>
+            <w:rPr>
+              <w:rFonts w:ascii="Cambria Math" w:hAnsi="Cambria Math"/>
+              <w:sz w:val="28"/>
+              <w:szCs w:val="28"/>
+            </w:rPr>
+            <m:t>=0,00014</m:t>
+          </m:r>
         </m:oMath>
       </m:oMathPara>
     </w:p>
@@ -24210,7 +24126,7 @@
                     </pic:cNvPicPr>
                   </pic:nvPicPr>
                   <pic:blipFill>
-                    <a:blip r:embed="rId20"/>
+                    <a:blip r:embed="rId19"/>
                     <a:srcRect/>
                     <a:stretch>
                       <a:fillRect/>
@@ -24286,7 +24202,7 @@
                     </pic:cNvPicPr>
                   </pic:nvPicPr>
                   <pic:blipFill>
-                    <a:blip r:embed="rId21"/>
+                    <a:blip r:embed="rId20"/>
                     <a:srcRect/>
                     <a:stretch>
                       <a:fillRect/>
@@ -24346,7 +24262,7 @@
                     </pic:cNvPicPr>
                   </pic:nvPicPr>
                   <pic:blipFill>
-                    <a:blip r:embed="rId22"/>
+                    <a:blip r:embed="rId21"/>
                     <a:srcRect/>
                     <a:stretch>
                       <a:fillRect/>
@@ -24438,7 +24354,7 @@
                     </pic:cNvPicPr>
                   </pic:nvPicPr>
                   <pic:blipFill>
-                    <a:blip r:embed="rId23"/>
+                    <a:blip r:embed="rId22"/>
                     <a:srcRect/>
                     <a:stretch>
                       <a:fillRect/>
@@ -24530,7 +24446,7 @@
                     </pic:cNvPicPr>
                   </pic:nvPicPr>
                   <pic:blipFill>
-                    <a:blip r:embed="rId24"/>
+                    <a:blip r:embed="rId23"/>
                     <a:srcRect/>
                     <a:stretch>
                       <a:fillRect/>
@@ -24599,7 +24515,7 @@
                     </pic:cNvPicPr>
                   </pic:nvPicPr>
                   <pic:blipFill>
-                    <a:blip r:embed="rId25"/>
+                    <a:blip r:embed="rId24"/>
                     <a:srcRect/>
                     <a:stretch>
                       <a:fillRect/>
@@ -24668,7 +24584,7 @@
                     </pic:cNvPicPr>
                   </pic:nvPicPr>
                   <pic:blipFill>
-                    <a:blip r:embed="rId26"/>
+                    <a:blip r:embed="rId25"/>
                     <a:srcRect/>
                     <a:stretch>
                       <a:fillRect/>
@@ -24737,7 +24653,7 @@
                     </pic:cNvPicPr>
                   </pic:nvPicPr>
                   <pic:blipFill>
-                    <a:blip r:embed="rId27"/>
+                    <a:blip r:embed="rId26"/>
                     <a:srcRect/>
                     <a:stretch>
                       <a:fillRect/>
@@ -24813,7 +24729,7 @@
                     </pic:cNvPicPr>
                   </pic:nvPicPr>
                   <pic:blipFill>
-                    <a:blip r:embed="rId28"/>
+                    <a:blip r:embed="rId27"/>
                     <a:srcRect/>
                     <a:stretch>
                       <a:fillRect/>
@@ -24882,7 +24798,7 @@
                     </pic:cNvPicPr>
                   </pic:nvPicPr>
                   <pic:blipFill>
-                    <a:blip r:embed="rId29"/>
+                    <a:blip r:embed="rId28"/>
                     <a:srcRect/>
                     <a:stretch>
                       <a:fillRect/>
@@ -24951,7 +24867,7 @@
                     </pic:cNvPicPr>
                   </pic:nvPicPr>
                   <pic:blipFill>
-                    <a:blip r:embed="rId30"/>
+                    <a:blip r:embed="rId29"/>
                     <a:srcRect/>
                     <a:stretch>
                       <a:fillRect/>
@@ -25020,7 +24936,7 @@
                     </pic:cNvPicPr>
                   </pic:nvPicPr>
                   <pic:blipFill>
-                    <a:blip r:embed="rId31"/>
+                    <a:blip r:embed="rId30"/>
                     <a:srcRect/>
                     <a:stretch>
                       <a:fillRect/>
@@ -25089,7 +25005,7 @@
                     </pic:cNvPicPr>
                   </pic:nvPicPr>
                   <pic:blipFill>
-                    <a:blip r:embed="rId32"/>
+                    <a:blip r:embed="rId31"/>
                     <a:srcRect/>
                     <a:stretch>
                       <a:fillRect/>
@@ -25158,7 +25074,7 @@
                     </pic:cNvPicPr>
                   </pic:nvPicPr>
                   <pic:blipFill>
-                    <a:blip r:embed="rId33"/>
+                    <a:blip r:embed="rId32"/>
                     <a:srcRect/>
                     <a:stretch>
                       <a:fillRect/>
@@ -25220,7 +25136,7 @@
                     </pic:cNvPicPr>
                   </pic:nvPicPr>
                   <pic:blipFill>
-                    <a:blip r:embed="rId34"/>
+                    <a:blip r:embed="rId33"/>
                     <a:srcRect/>
                     <a:stretch>
                       <a:fillRect/>
@@ -25289,7 +25205,7 @@
                     </pic:cNvPicPr>
                   </pic:nvPicPr>
                   <pic:blipFill>
-                    <a:blip r:embed="rId35"/>
+                    <a:blip r:embed="rId34"/>
                     <a:srcRect/>
                     <a:stretch>
                       <a:fillRect/>
@@ -25351,7 +25267,7 @@
                     </pic:cNvPicPr>
                   </pic:nvPicPr>
                   <pic:blipFill>
-                    <a:blip r:embed="rId36"/>
+                    <a:blip r:embed="rId35"/>
                     <a:srcRect/>
                     <a:stretch>
                       <a:fillRect/>
@@ -25413,7 +25329,7 @@
                     </pic:cNvPicPr>
                   </pic:nvPicPr>
                   <pic:blipFill>
-                    <a:blip r:embed="rId37"/>
+                    <a:blip r:embed="rId36"/>
                     <a:srcRect/>
                     <a:stretch>
                       <a:fillRect/>
@@ -25475,7 +25391,7 @@
                     </pic:cNvPicPr>
                   </pic:nvPicPr>
                   <pic:blipFill>
-                    <a:blip r:embed="rId38"/>
+                    <a:blip r:embed="rId37"/>
                     <a:srcRect/>
                     <a:stretch>
                       <a:fillRect/>
@@ -25537,7 +25453,7 @@
                     </pic:cNvPicPr>
                   </pic:nvPicPr>
                   <pic:blipFill>
-                    <a:blip r:embed="rId39"/>
+                    <a:blip r:embed="rId38"/>
                     <a:srcRect/>
                     <a:stretch>
                       <a:fillRect/>
@@ -25622,7 +25538,7 @@
                     </pic:cNvPicPr>
                   </pic:nvPicPr>
                   <pic:blipFill>
-                    <a:blip r:embed="rId40"/>
+                    <a:blip r:embed="rId39"/>
                     <a:srcRect/>
                     <a:stretch>
                       <a:fillRect/>
@@ -25691,7 +25607,7 @@
                     </pic:cNvPicPr>
                   </pic:nvPicPr>
                   <pic:blipFill>
-                    <a:blip r:embed="rId41"/>
+                    <a:blip r:embed="rId40"/>
                     <a:srcRect/>
                     <a:stretch>
                       <a:fillRect/>
@@ -25769,7 +25685,7 @@
                     </pic:cNvPicPr>
                   </pic:nvPicPr>
                   <pic:blipFill>
-                    <a:blip r:embed="rId42"/>
+                    <a:blip r:embed="rId41"/>
                     <a:srcRect/>
                     <a:stretch>
                       <a:fillRect/>
@@ -25831,7 +25747,7 @@
                     </pic:cNvPicPr>
                   </pic:nvPicPr>
                   <pic:blipFill>
-                    <a:blip r:embed="rId43"/>
+                    <a:blip r:embed="rId42"/>
                     <a:srcRect/>
                     <a:stretch>
                       <a:fillRect/>
@@ -25893,7 +25809,7 @@
                     </pic:cNvPicPr>
                   </pic:nvPicPr>
                   <pic:blipFill>
-                    <a:blip r:embed="rId44"/>
+                    <a:blip r:embed="rId43"/>
                     <a:srcRect/>
                     <a:stretch>
                       <a:fillRect/>
@@ -25978,7 +25894,7 @@
                     </pic:cNvPicPr>
                   </pic:nvPicPr>
                   <pic:blipFill>
-                    <a:blip r:embed="rId45"/>
+                    <a:blip r:embed="rId44"/>
                     <a:srcRect/>
                     <a:stretch>
                       <a:fillRect/>
@@ -26063,7 +25979,7 @@
                     </pic:cNvPicPr>
                   </pic:nvPicPr>
                   <pic:blipFill>
-                    <a:blip r:embed="rId46"/>
+                    <a:blip r:embed="rId45"/>
                     <a:srcRect/>
                     <a:stretch>
                       <a:fillRect/>
@@ -26148,7 +26064,7 @@
                     </pic:cNvPicPr>
                   </pic:nvPicPr>
                   <pic:blipFill>
-                    <a:blip r:embed="rId47"/>
+                    <a:blip r:embed="rId46"/>
                     <a:srcRect/>
                     <a:stretch>
                       <a:fillRect/>
@@ -26226,7 +26142,7 @@
                     </pic:cNvPicPr>
                   </pic:nvPicPr>
                   <pic:blipFill>
-                    <a:blip r:embed="rId48"/>
+                    <a:blip r:embed="rId47"/>
                     <a:srcRect/>
                     <a:stretch>
                       <a:fillRect/>
